--- a/deliverables/SRS_BoardVerse_v1.0.docx
+++ b/deliverables/SRS_BoardVerse_v1.0.docx
@@ -762,6 +762,324 @@
           </w:p>
         </w:tc>
       </w:tr>
+      <w:tr>
+        <w:tc>
+          <w:tcPr>
+            <w:tcW w:type="dxa" w:w="1247"/>
+            <w:shd w:val="clear" w:color="auto" w:fill="EEF2F7"/>
+            <w:tcBorders>
+              <w:top w:val="single" w:sz="4" w:space="0" w:color="B9C4D4"/>
+              <w:left w:val="single" w:sz="4" w:space="0" w:color="B9C4D4"/>
+              <w:bottom w:val="single" w:sz="4" w:space="0" w:color="B9C4D4"/>
+              <w:right w:val="single" w:sz="4" w:space="0" w:color="B9C4D4"/>
+            </w:tcBorders>
+            <w:vAlign w:val="center"/>
+          </w:tcPr>
+          <w:p>
+            <w:r/>
+            <w:r>
+              <w:rPr>
+                <w:rFonts w:ascii="Calibri" w:hAnsi="Calibri"/>
+                <w:b w:val="0"/>
+                <w:i w:val="0"/>
+                <w:color w:val="222222"/>
+                <w:sz w:val="19"/>
+              </w:rPr>
+              <w:t>1.1</w:t>
+            </w:r>
+          </w:p>
+        </w:tc>
+        <w:tc>
+          <w:tcPr>
+            <w:tcW w:type="dxa" w:w="1474"/>
+            <w:shd w:val="clear" w:color="auto" w:fill="EEF2F7"/>
+            <w:tcBorders>
+              <w:top w:val="single" w:sz="4" w:space="0" w:color="B9C4D4"/>
+              <w:left w:val="single" w:sz="4" w:space="0" w:color="B9C4D4"/>
+              <w:bottom w:val="single" w:sz="4" w:space="0" w:color="B9C4D4"/>
+              <w:right w:val="single" w:sz="4" w:space="0" w:color="B9C4D4"/>
+            </w:tcBorders>
+            <w:vAlign w:val="center"/>
+          </w:tcPr>
+          <w:p>
+            <w:r/>
+            <w:r>
+              <w:rPr>
+                <w:rFonts w:ascii="Calibri" w:hAnsi="Calibri"/>
+                <w:b w:val="0"/>
+                <w:i w:val="0"/>
+                <w:color w:val="222222"/>
+                <w:sz w:val="19"/>
+              </w:rPr>
+              <w:t>05/11/2026</w:t>
+            </w:r>
+          </w:p>
+        </w:tc>
+        <w:tc>
+          <w:tcPr>
+            <w:tcW w:type="dxa" w:w="1814"/>
+            <w:shd w:val="clear" w:color="auto" w:fill="EEF2F7"/>
+            <w:tcBorders>
+              <w:top w:val="single" w:sz="4" w:space="0" w:color="B9C4D4"/>
+              <w:left w:val="single" w:sz="4" w:space="0" w:color="B9C4D4"/>
+              <w:bottom w:val="single" w:sz="4" w:space="0" w:color="B9C4D4"/>
+              <w:right w:val="single" w:sz="4" w:space="0" w:color="B9C4D4"/>
+            </w:tcBorders>
+            <w:vAlign w:val="center"/>
+          </w:tcPr>
+          <w:p>
+            <w:r/>
+            <w:r>
+              <w:rPr>
+                <w:rFonts w:ascii="Calibri" w:hAnsi="Calibri"/>
+                <w:b w:val="0"/>
+                <w:i w:val="0"/>
+                <w:color w:val="222222"/>
+                <w:sz w:val="19"/>
+              </w:rPr>
+              <w:t>Nguyễn Minh Quân</w:t>
+            </w:r>
+          </w:p>
+        </w:tc>
+        <w:tc>
+          <w:tcPr>
+            <w:tcW w:type="dxa" w:w="4819"/>
+            <w:shd w:val="clear" w:color="auto" w:fill="EEF2F7"/>
+            <w:tcBorders>
+              <w:top w:val="single" w:sz="4" w:space="0" w:color="B9C4D4"/>
+              <w:left w:val="single" w:sz="4" w:space="0" w:color="B9C4D4"/>
+              <w:bottom w:val="single" w:sz="4" w:space="0" w:color="B9C4D4"/>
+              <w:right w:val="single" w:sz="4" w:space="0" w:color="B9C4D4"/>
+            </w:tcBorders>
+            <w:vAlign w:val="center"/>
+          </w:tcPr>
+          <w:p>
+            <w:r/>
+            <w:r>
+              <w:rPr>
+                <w:rFonts w:ascii="Calibri" w:hAnsi="Calibri"/>
+                <w:b w:val="0"/>
+                <w:i w:val="0"/>
+                <w:color w:val="222222"/>
+                <w:sz w:val="19"/>
+              </w:rPr>
+              <w:t>Bổ sung phân hệ Quản trị hệ thống (BR-11/12/13, FR-ADM-xx, UC-13..17, SCR-08/09/10) và hoàn thiện nhánh Bán hàng: kiểm tra tồn kho khi mua, tìm kiếm sản phẩm, huỷ đơn Pending, quên/đặt lại mật khẩu, trạng thái Sold cho hộp game.</w:t>
+            </w:r>
+          </w:p>
+        </w:tc>
+      </w:tr>
+      <w:tr>
+        <w:tc>
+          <w:tcPr>
+            <w:tcW w:type="dxa" w:w="1247"/>
+            <w:shd w:val="clear" w:color="auto" w:fill="FFFFFF"/>
+            <w:tcBorders>
+              <w:top w:val="single" w:sz="4" w:space="0" w:color="B9C4D4"/>
+              <w:left w:val="single" w:sz="4" w:space="0" w:color="B9C4D4"/>
+              <w:bottom w:val="single" w:sz="4" w:space="0" w:color="B9C4D4"/>
+              <w:right w:val="single" w:sz="4" w:space="0" w:color="B9C4D4"/>
+            </w:tcBorders>
+            <w:vAlign w:val="center"/>
+          </w:tcPr>
+          <w:p>
+            <w:r/>
+            <w:r>
+              <w:rPr>
+                <w:rFonts w:ascii="Calibri" w:hAnsi="Calibri"/>
+                <w:b w:val="0"/>
+                <w:i w:val="0"/>
+                <w:color w:val="222222"/>
+                <w:sz w:val="19"/>
+              </w:rPr>
+              <w:t>1.2</w:t>
+            </w:r>
+          </w:p>
+        </w:tc>
+        <w:tc>
+          <w:tcPr>
+            <w:tcW w:type="dxa" w:w="1474"/>
+            <w:shd w:val="clear" w:color="auto" w:fill="FFFFFF"/>
+            <w:tcBorders>
+              <w:top w:val="single" w:sz="4" w:space="0" w:color="B9C4D4"/>
+              <w:left w:val="single" w:sz="4" w:space="0" w:color="B9C4D4"/>
+              <w:bottom w:val="single" w:sz="4" w:space="0" w:color="B9C4D4"/>
+              <w:right w:val="single" w:sz="4" w:space="0" w:color="B9C4D4"/>
+            </w:tcBorders>
+            <w:vAlign w:val="center"/>
+          </w:tcPr>
+          <w:p>
+            <w:r/>
+            <w:r>
+              <w:rPr>
+                <w:rFonts w:ascii="Calibri" w:hAnsi="Calibri"/>
+                <w:b w:val="0"/>
+                <w:i w:val="0"/>
+                <w:color w:val="222222"/>
+                <w:sz w:val="19"/>
+              </w:rPr>
+              <w:t>06/11/2026</w:t>
+            </w:r>
+          </w:p>
+        </w:tc>
+        <w:tc>
+          <w:tcPr>
+            <w:tcW w:type="dxa" w:w="1814"/>
+            <w:shd w:val="clear" w:color="auto" w:fill="FFFFFF"/>
+            <w:tcBorders>
+              <w:top w:val="single" w:sz="4" w:space="0" w:color="B9C4D4"/>
+              <w:left w:val="single" w:sz="4" w:space="0" w:color="B9C4D4"/>
+              <w:bottom w:val="single" w:sz="4" w:space="0" w:color="B9C4D4"/>
+              <w:right w:val="single" w:sz="4" w:space="0" w:color="B9C4D4"/>
+            </w:tcBorders>
+            <w:vAlign w:val="center"/>
+          </w:tcPr>
+          <w:p>
+            <w:r/>
+            <w:r>
+              <w:rPr>
+                <w:rFonts w:ascii="Calibri" w:hAnsi="Calibri"/>
+                <w:b w:val="0"/>
+                <w:i w:val="0"/>
+                <w:color w:val="222222"/>
+                <w:sz w:val="19"/>
+              </w:rPr>
+              <w:t>Nguyễn Minh Quân</w:t>
+            </w:r>
+          </w:p>
+        </w:tc>
+        <w:tc>
+          <w:tcPr>
+            <w:tcW w:type="dxa" w:w="4819"/>
+            <w:shd w:val="clear" w:color="auto" w:fill="FFFFFF"/>
+            <w:tcBorders>
+              <w:top w:val="single" w:sz="4" w:space="0" w:color="B9C4D4"/>
+              <w:left w:val="single" w:sz="4" w:space="0" w:color="B9C4D4"/>
+              <w:bottom w:val="single" w:sz="4" w:space="0" w:color="B9C4D4"/>
+              <w:right w:val="single" w:sz="4" w:space="0" w:color="B9C4D4"/>
+            </w:tcBorders>
+            <w:vAlign w:val="center"/>
+          </w:tcPr>
+          <w:p>
+            <w:r/>
+            <w:r>
+              <w:rPr>
+                <w:rFonts w:ascii="Calibri" w:hAnsi="Calibri"/>
+                <w:b w:val="0"/>
+                <w:i w:val="0"/>
+                <w:color w:val="222222"/>
+                <w:sz w:val="19"/>
+              </w:rPr>
+              <w:t>Thêm giỏ hàng: giỏ mua (FR-BH-08/09, nhiều sản phẩm/số lượng) và giỏ thuê (FR-CT-01..09 cập nhật, nhiều sản phẩm mỗi dòng tự chọn ngày riêng), cập nhật đặc tả UC-04/UC-06.</w:t>
+            </w:r>
+          </w:p>
+        </w:tc>
+      </w:tr>
+      <w:tr>
+        <w:tc>
+          <w:tcPr>
+            <w:tcW w:type="dxa" w:w="1247"/>
+            <w:shd w:val="clear" w:color="auto" w:fill="EEF2F7"/>
+            <w:tcBorders>
+              <w:top w:val="single" w:sz="4" w:space="0" w:color="B9C4D4"/>
+              <w:left w:val="single" w:sz="4" w:space="0" w:color="B9C4D4"/>
+              <w:bottom w:val="single" w:sz="4" w:space="0" w:color="B9C4D4"/>
+              <w:right w:val="single" w:sz="4" w:space="0" w:color="B9C4D4"/>
+            </w:tcBorders>
+            <w:vAlign w:val="center"/>
+          </w:tcPr>
+          <w:p>
+            <w:r/>
+            <w:r>
+              <w:rPr>
+                <w:rFonts w:ascii="Calibri" w:hAnsi="Calibri"/>
+                <w:b w:val="0"/>
+                <w:i w:val="0"/>
+                <w:color w:val="222222"/>
+                <w:sz w:val="19"/>
+              </w:rPr>
+              <w:t>1.3</w:t>
+            </w:r>
+          </w:p>
+        </w:tc>
+        <w:tc>
+          <w:tcPr>
+            <w:tcW w:type="dxa" w:w="1474"/>
+            <w:shd w:val="clear" w:color="auto" w:fill="EEF2F7"/>
+            <w:tcBorders>
+              <w:top w:val="single" w:sz="4" w:space="0" w:color="B9C4D4"/>
+              <w:left w:val="single" w:sz="4" w:space="0" w:color="B9C4D4"/>
+              <w:bottom w:val="single" w:sz="4" w:space="0" w:color="B9C4D4"/>
+              <w:right w:val="single" w:sz="4" w:space="0" w:color="B9C4D4"/>
+            </w:tcBorders>
+            <w:vAlign w:val="center"/>
+          </w:tcPr>
+          <w:p>
+            <w:r/>
+            <w:r>
+              <w:rPr>
+                <w:rFonts w:ascii="Calibri" w:hAnsi="Calibri"/>
+                <w:b w:val="0"/>
+                <w:i w:val="0"/>
+                <w:color w:val="222222"/>
+                <w:sz w:val="19"/>
+              </w:rPr>
+              <w:t>10/11/2026</w:t>
+            </w:r>
+          </w:p>
+        </w:tc>
+        <w:tc>
+          <w:tcPr>
+            <w:tcW w:type="dxa" w:w="1814"/>
+            <w:shd w:val="clear" w:color="auto" w:fill="EEF2F7"/>
+            <w:tcBorders>
+              <w:top w:val="single" w:sz="4" w:space="0" w:color="B9C4D4"/>
+              <w:left w:val="single" w:sz="4" w:space="0" w:color="B9C4D4"/>
+              <w:bottom w:val="single" w:sz="4" w:space="0" w:color="B9C4D4"/>
+              <w:right w:val="single" w:sz="4" w:space="0" w:color="B9C4D4"/>
+            </w:tcBorders>
+            <w:vAlign w:val="center"/>
+          </w:tcPr>
+          <w:p>
+            <w:r/>
+            <w:r>
+              <w:rPr>
+                <w:rFonts w:ascii="Calibri" w:hAnsi="Calibri"/>
+                <w:b w:val="0"/>
+                <w:i w:val="0"/>
+                <w:color w:val="222222"/>
+                <w:sz w:val="19"/>
+              </w:rPr>
+              <w:t>Nguyễn Minh Quân</w:t>
+            </w:r>
+          </w:p>
+        </w:tc>
+        <w:tc>
+          <w:tcPr>
+            <w:tcW w:type="dxa" w:w="4819"/>
+            <w:shd w:val="clear" w:color="auto" w:fill="EEF2F7"/>
+            <w:tcBorders>
+              <w:top w:val="single" w:sz="4" w:space="0" w:color="B9C4D4"/>
+              <w:left w:val="single" w:sz="4" w:space="0" w:color="B9C4D4"/>
+              <w:bottom w:val="single" w:sz="4" w:space="0" w:color="B9C4D4"/>
+              <w:right w:val="single" w:sz="4" w:space="0" w:color="B9C4D4"/>
+            </w:tcBorders>
+            <w:vAlign w:val="center"/>
+          </w:tcPr>
+          <w:p>
+            <w:r/>
+            <w:r>
+              <w:rPr>
+                <w:rFonts w:ascii="Calibri" w:hAnsi="Calibri"/>
+                <w:b w:val="0"/>
+                <w:i w:val="0"/>
+                <w:color w:val="222222"/>
+                <w:sz w:val="19"/>
+              </w:rPr>
+              <w:t>Chốt mô hình kinh doanh 100% online (bỏ cửa hàng/quầy vật lý): giao vận bắt buộc 2 chiều theo địa chỉ cụ thể, tự động chọn Green SM (≤20km) hoặc Shopee Express (&gt;20km) theo khoảng cách (BRU-05); hoàn tiền vào Ví điện tử nội bộ, rút được về ngân hàng (BRU-06, BR-16, UC-20); bỏ giữ chỗ, ưu tiên theo thời điểm thanh toán thành công (BRU-07); thêm sửa thông tin cá nhân (BR-14, UC-18) và đánh giá sản phẩm (BR-15, UC-19); bỏ mã giảm giá, đổi/trả hàng mua, vai trò Kế toán, tài liệu pháp lý chi tiết khỏi phạm vi.</w:t>
+            </w:r>
+          </w:p>
+        </w:tc>
+      </w:tr>
     </w:tbl>
     <w:p/>
     <w:p>
@@ -888,7 +1206,7 @@
           <w:color w:val="222222"/>
           <w:sz w:val="21"/>
         </w:rPr>
-        <w:t>BoardVerse là một ứng dụng web giúp Cửa hàng BoardVerse quản lý bán board game, cho thuê theo ngày, quản lý kho và đặt cọc. Hệ thống không bao gồm vận chuyển tận nhà, bảo hiểm sản phẩm, thanh toán quốc tế, bán sỉ và ứng dụng di động riêng (xem mục 5.1/5.2 của BRD_BoardVerse_v1.0).</w:t>
+        <w:t>BoardVerse là một ứng dụng web giúp Cửa hàng BoardVerse quản lý bán board game, cho thuê theo ngày, quản lý kho và đặt cọc, hoạt động 100% trực tuyến (không có kênh bán/thuê tại quầy hoặc cửa hàng vật lý). Mọi đơn hàng/đơn thuê được giao đến và lấy về từ khách qua đối tác giao vận bên thứ ba ở cả hai chiều. Hệ thống không bao gồm mã giảm giá/khuyến mãi, đổi/trả hàng cho đơn mua, bảo hiểm sản phẩm, thanh toán quốc tế, bán sỉ, vai trò Kế toán riêng, tài liệu pháp lý chi tiết và ứng dụng di động riêng (xem mục 5.1/5.2 của BRD_BoardVerse_v1.0).</w:t>
       </w:r>
     </w:p>
     <w:p>
@@ -1440,7 +1758,7 @@
                 <w:color w:val="222222"/>
                 <w:sz w:val="19"/>
               </w:rPr>
-              <w:t>Mã yêu cầu chức năng, nhóm = BH (Bán hàng)/CT (Cho thuê)/KHO (Quản lý kho).</w:t>
+              <w:t>Mã yêu cầu chức năng, nhóm = BH (Bán hàng)/CT (Cho thuê)/KHO (Quản lý kho)/TTGV (Thanh toán &amp; Giao vận)/ADM (Quản trị hệ thống).</w:t>
             </w:r>
           </w:p>
         </w:tc>
@@ -2484,7 +2802,7 @@
           <w:color w:val="222222"/>
           <w:sz w:val="21"/>
         </w:rPr>
-        <w:t>Bán hàng: xem sản phẩm, đặt mua, quản lý tài khoản khách hàng.</w:t>
+        <w:t>Bán hàng: xem sản phẩm, đặt mua, quản lý tài khoản khách hàng (bao gồm sửa thông tin cá nhân), đánh giá sản phẩm.</w:t>
       </w:r>
     </w:p>
     <w:p>
@@ -2514,7 +2832,7 @@
           <w:color w:val="222222"/>
           <w:sz w:val="21"/>
         </w:rPr>
-        <w:t>Quản lý kho: kiểm đếm linh kiện, cập nhật trạng thái hộp game, quản lý danh mục và báo cáo.</w:t>
+        <w:t>Quản lý kho: kiểm đếm linh kiện, cập nhật trạng thái hộp game.</w:t>
       </w:r>
     </w:p>
     <w:p>
@@ -2529,7 +2847,22 @@
           <w:color w:val="222222"/>
           <w:sz w:val="21"/>
         </w:rPr>
-        <w:t>Thanh toán &amp; Giao vận: thanh toán trực tuyến qua mã QR, chọn hình thức nhận/trả hàng (tự đến lấy/mang trả hoặc giao vận hai chiều qua đối tác bên thứ ba).</w:t>
+        <w:t>Thanh toán &amp; Giao vận: thanh toán trực tuyến qua mã QR, hoàn tiền vào ví điện tử nội bộ (rút được về ngân hàng), giao vận hai chiều bắt buộc qua đối tác bên thứ ba (tự động chọn Green SM hoặc Shopee Express theo khoảng cách).</w:t>
+      </w:r>
+    </w:p>
+    <w:p>
+      <w:pPr>
+        <w:pStyle w:val="ListBullet"/>
+      </w:pPr>
+      <w:r>
+        <w:rPr>
+          <w:rFonts w:ascii="Calibri" w:hAnsi="Calibri"/>
+          <w:b w:val="0"/>
+          <w:i w:val="0"/>
+          <w:color w:val="222222"/>
+          <w:sz w:val="21"/>
+        </w:rPr>
+        <w:t>Quản trị hệ thống: đăng nhập nội bộ riêng cho Staff/Admin, quản lý tài khoản nhân viên, quản lý danh mục sản phẩm/giá, báo cáo doanh thu và thống kê vận hành.</w:t>
       </w:r>
     </w:p>
     <w:p>
@@ -2795,7 +3128,7 @@
                 <w:color w:val="222222"/>
                 <w:sz w:val="19"/>
               </w:rPr>
-              <w:t>Xem, đặt mua, đặt thuê, chọn hình thức nhận/trả hàng, thanh toán online, xem lịch sử đơn của chính mình</w:t>
+              <w:t>Xem, đặt mua, đặt thuê, nhập địa chỉ nhận/trả hàng, thanh toán online, đánh giá sản phẩm, quản lý hồ sơ và ví điện tử, xem lịch sử đơn của chính mình</w:t>
             </w:r>
           </w:p>
         </w:tc>
@@ -2901,7 +3234,7 @@
                 <w:color w:val="222222"/>
                 <w:sz w:val="19"/>
               </w:rPr>
-              <w:t>Xác nhận đơn, kiểm đếm kho, cập nhật trạng thái hộp game, bàn giao cho giao vận</w:t>
+              <w:t>Đăng nhập nội bộ; xác nhận đơn, kiểm đếm kho, cập nhật trạng thái hộp game, bàn giao cho giao vận</w:t>
             </w:r>
           </w:p>
         </w:tc>
@@ -3007,7 +3340,7 @@
                 <w:color w:val="222222"/>
                 <w:sz w:val="19"/>
               </w:rPr>
-              <w:t>Toàn quyền trên danh mục sản phẩm, giá, xem báo cáo</w:t>
+              <w:t>Đăng nhập nội bộ; toàn quyền trên tài khoản nhân viên, danh mục sản phẩm, giá, xem báo cáo và thống kê vận hành</w:t>
             </w:r>
           </w:p>
         </w:tc>
@@ -3528,7 +3861,7 @@
                 <w:color w:val="222222"/>
                 <w:sz w:val="19"/>
               </w:rPr>
-              <w:t>Chọn hình thức, thanh toán QR</w:t>
+              <w:t>Thanh toán QR, xem trạng thái vận chuyển, quản lý ví điện tử</w:t>
             </w:r>
           </w:p>
         </w:tc>
@@ -3608,7 +3941,7 @@
                 <w:color w:val="222222"/>
                 <w:sz w:val="19"/>
               </w:rPr>
-              <w:t>Báo cáo doanh thu</w:t>
+              <w:t>Quản trị hệ thống (tài khoản NV, danh mục, báo cáo)</w:t>
             </w:r>
           </w:p>
         </w:tc>
@@ -4618,7 +4951,7 @@
                 <w:color w:val="222222"/>
                 <w:sz w:val="19"/>
               </w:rPr>
-              <w:t>Việc tích hợp với Green SM và MoMo chỉ ở mức giả lập API (mock), không gọi dịch vụ thật.</w:t>
+              <w:t>Việc tích hợp với Green SM, Shopee Express và MoMo chỉ ở mức giả lập API (mock), không gọi dịch vụ thật.</w:t>
             </w:r>
           </w:p>
         </w:tc>
@@ -4645,6 +4978,86 @@
                 <w:sz w:val="19"/>
               </w:rPr>
               <w:t>Khớp CT-05 của BRD.</w:t>
+            </w:r>
+          </w:p>
+        </w:tc>
+      </w:tr>
+      <w:tr>
+        <w:tc>
+          <w:tcPr>
+            <w:tcW w:type="dxa" w:w="1020"/>
+            <w:shd w:val="clear" w:color="auto" w:fill="EEF2F7"/>
+            <w:tcBorders>
+              <w:top w:val="single" w:sz="4" w:space="0" w:color="B9C4D4"/>
+              <w:left w:val="single" w:sz="4" w:space="0" w:color="B9C4D4"/>
+              <w:bottom w:val="single" w:sz="4" w:space="0" w:color="B9C4D4"/>
+              <w:right w:val="single" w:sz="4" w:space="0" w:color="B9C4D4"/>
+            </w:tcBorders>
+            <w:vAlign w:val="center"/>
+          </w:tcPr>
+          <w:p>
+            <w:r/>
+            <w:r>
+              <w:rPr>
+                <w:rFonts w:ascii="Calibri" w:hAnsi="Calibri"/>
+                <w:b w:val="0"/>
+                <w:i w:val="0"/>
+                <w:color w:val="222222"/>
+                <w:sz w:val="19"/>
+              </w:rPr>
+              <w:t>CON-06</w:t>
+            </w:r>
+          </w:p>
+        </w:tc>
+        <w:tc>
+          <w:tcPr>
+            <w:tcW w:type="dxa" w:w="3969"/>
+            <w:shd w:val="clear" w:color="auto" w:fill="EEF2F7"/>
+            <w:tcBorders>
+              <w:top w:val="single" w:sz="4" w:space="0" w:color="B9C4D4"/>
+              <w:left w:val="single" w:sz="4" w:space="0" w:color="B9C4D4"/>
+              <w:bottom w:val="single" w:sz="4" w:space="0" w:color="B9C4D4"/>
+              <w:right w:val="single" w:sz="4" w:space="0" w:color="B9C4D4"/>
+            </w:tcBorders>
+            <w:vAlign w:val="center"/>
+          </w:tcPr>
+          <w:p>
+            <w:r/>
+            <w:r>
+              <w:rPr>
+                <w:rFonts w:ascii="Calibri" w:hAnsi="Calibri"/>
+                <w:b w:val="0"/>
+                <w:i w:val="0"/>
+                <w:color w:val="222222"/>
+                <w:sz w:val="19"/>
+              </w:rPr>
+              <w:t>Hệ thống không vận hành kênh bán/thuê tại quầy hoặc cửa hàng vật lý nào; dữ liệu giao dịch (đơn hàng, cọc, biên bản kiểm đếm) lưu giữ tối thiểu 10 năm theo quy định về chứng từ kế toán (Luật Kế toán 2015), dữ liệu cá nhân xử lý theo Nghị định 13/2023/NĐ-CP về bảo vệ dữ liệu cá nhân.</w:t>
+            </w:r>
+          </w:p>
+        </w:tc>
+        <w:tc>
+          <w:tcPr>
+            <w:tcW w:type="dxa" w:w="3515"/>
+            <w:shd w:val="clear" w:color="auto" w:fill="EEF2F7"/>
+            <w:tcBorders>
+              <w:top w:val="single" w:sz="4" w:space="0" w:color="B9C4D4"/>
+              <w:left w:val="single" w:sz="4" w:space="0" w:color="B9C4D4"/>
+              <w:bottom w:val="single" w:sz="4" w:space="0" w:color="B9C4D4"/>
+              <w:right w:val="single" w:sz="4" w:space="0" w:color="B9C4D4"/>
+            </w:tcBorders>
+            <w:vAlign w:val="center"/>
+          </w:tcPr>
+          <w:p>
+            <w:r/>
+            <w:r>
+              <w:rPr>
+                <w:rFonts w:ascii="Calibri" w:hAnsi="Calibri"/>
+                <w:b w:val="0"/>
+                <w:i w:val="0"/>
+                <w:color w:val="222222"/>
+                <w:sz w:val="19"/>
+              </w:rPr>
+              <w:t>Khớp CT-06 của BRD; tuân thủ pháp luật Việt Nam hiện hành ở mức cơ bản, không đi sâu soạn văn bản pháp lý (xem OS-09 của BRD).</w:t>
             </w:r>
           </w:p>
         </w:tc>
@@ -4693,7 +5106,7 @@
           <w:color w:val="222222"/>
           <w:sz w:val="21"/>
         </w:rPr>
-        <w:t>Khách hàng có thiết bị và kết nối Internet (kế thừa AS-01 của BRD) — nếu sai, cần duy trì song song kênh tại quầy.</w:t>
+        <w:t>Khách hàng có thiết bị và kết nối Internet (kế thừa AS-01 của BRD) — bắt buộc vì hệ thống không còn kênh tại quầy.</w:t>
       </w:r>
     </w:p>
     <w:p>
@@ -4713,6 +5126,21 @@
     </w:p>
     <w:p>
       <w:pPr>
+        <w:pStyle w:val="ListBullet"/>
+      </w:pPr>
+      <w:r>
+        <w:rPr>
+          <w:rFonts w:ascii="Calibri" w:hAnsi="Calibri"/>
+          <w:b w:val="0"/>
+          <w:i w:val="0"/>
+          <w:color w:val="222222"/>
+          <w:sz w:val="21"/>
+        </w:rPr>
+        <w:t>Mọi địa chỉ nhận/trả hàng của khách đều được Green SM (≤ 20km) hoặc Shopee Express phục vụ (kế thừa AS-04 của BRD) — nếu sai, cần bổ sung đối tác giao vận khác.</w:t>
+      </w:r>
+    </w:p>
+    <w:p>
+      <w:pPr>
         <w:spacing w:after="120"/>
       </w:pPr>
       <w:r>
@@ -4768,7 +5196,22 @@
           <w:color w:val="222222"/>
           <w:sz w:val="21"/>
         </w:rPr>
-        <w:t>Phụ thuộc API Green SM giả định (DP-03 của BRD) để tạo yêu cầu giao/lấy hàng và nhận webhook trạng thái (FR-TTGV-03..05) — nếu không có, chỉ còn hình thức tự đến lấy/tự mang trả.</w:t>
+        <w:t>Phụ thuộc API Green SM giả định (DP-03 của BRD) để tạo yêu cầu giao/lấy hàng và nhận webhook trạng thái trong bán kính 20km (FR-TTGV-03..05) — nếu không có, chỉ còn Shopee Express cho mọi khoảng cách.</w:t>
+      </w:r>
+    </w:p>
+    <w:p>
+      <w:pPr>
+        <w:pStyle w:val="ListBullet"/>
+      </w:pPr>
+      <w:r>
+        <w:rPr>
+          <w:rFonts w:ascii="Calibri" w:hAnsi="Calibri"/>
+          <w:b w:val="0"/>
+          <w:i w:val="0"/>
+          <w:color w:val="222222"/>
+          <w:sz w:val="21"/>
+        </w:rPr>
+        <w:t>Phụ thuộc API Shopee Express giả định (DP-05 của BRD) để tạo yêu cầu giao/lấy hàng và nhận webhook trạng thái ngoài bán kính 20km (FR-TTGV-03..05) — nếu không có, hệ thống không phục vụ được khách ở xa.</w:t>
       </w:r>
     </w:p>
     <w:p>
@@ -4880,6 +5323,17 @@
           <w:color w:val="1B1B1B"/>
           <w:sz w:val="19"/>
         </w:rPr>
+        <w:t>actor "Shopee Express\n(giả định)" as Ship2</w:t>
+        <w:br/>
+      </w:r>
+      <w:r>
+        <w:rPr>
+          <w:rFonts w:ascii="Consolas" w:hAnsi="Consolas"/>
+          <w:b w:val="0"/>
+          <w:i w:val="0"/>
+          <w:color w:val="1B1B1B"/>
+          <w:sz w:val="19"/>
+        </w:rPr>
         <w:t>actor "MoMo\n(giả định)" as Pay</w:t>
         <w:br/>
       </w:r>
@@ -4946,6 +5400,39 @@
           <w:color w:val="1B1B1B"/>
           <w:sz w:val="19"/>
         </w:rPr>
+        <w:t xml:space="preserve">  usecase "UC-17 Quên/đặt lại mật khẩu" as UC17</w:t>
+        <w:br/>
+      </w:r>
+      <w:r>
+        <w:rPr>
+          <w:rFonts w:ascii="Consolas" w:hAnsi="Consolas"/>
+          <w:b w:val="0"/>
+          <w:i w:val="0"/>
+          <w:color w:val="1B1B1B"/>
+          <w:sz w:val="19"/>
+        </w:rPr>
+        <w:t xml:space="preserve">  usecase "UC-18 Cập nhật thông tin cá nhân" as UC18</w:t>
+        <w:br/>
+      </w:r>
+      <w:r>
+        <w:rPr>
+          <w:rFonts w:ascii="Consolas" w:hAnsi="Consolas"/>
+          <w:b w:val="0"/>
+          <w:i w:val="0"/>
+          <w:color w:val="1B1B1B"/>
+          <w:sz w:val="19"/>
+        </w:rPr>
+        <w:t xml:space="preserve">  usecase "UC-19 Đánh giá sản phẩm" as UC19</w:t>
+        <w:br/>
+      </w:r>
+      <w:r>
+        <w:rPr>
+          <w:rFonts w:ascii="Consolas" w:hAnsi="Consolas"/>
+          <w:b w:val="0"/>
+          <w:i w:val="0"/>
+          <w:color w:val="1B1B1B"/>
+          <w:sz w:val="19"/>
+        </w:rPr>
         <w:t>}</w:t>
         <w:br/>
       </w:r>
@@ -4990,7 +5477,7 @@
           <w:color w:val="1B1B1B"/>
           <w:sz w:val="19"/>
         </w:rPr>
-        <w:t xml:space="preserve">  usecase "UC-06 Bàn giao xuất kho" as UC06</w:t>
+        <w:t xml:space="preserve">  usecase "UC-06 Bàn giao cho giao vận" as UC06</w:t>
         <w:br/>
       </w:r>
       <w:r>
@@ -5089,7 +5576,7 @@
           <w:color w:val="1B1B1B"/>
           <w:sz w:val="19"/>
         </w:rPr>
-        <w:t xml:space="preserve">  usecase "UC-11 Yêu cầu giao vận lấy hàng trả" as UC11</w:t>
+        <w:t xml:space="preserve">  usecase "UC-11 Yêu cầu giao vận đến lấy hàng trả" as UC11</w:t>
         <w:br/>
       </w:r>
       <w:r>
@@ -5111,6 +5598,17 @@
           <w:color w:val="1B1B1B"/>
           <w:sz w:val="19"/>
         </w:rPr>
+        <w:t xml:space="preserve">  usecase "UC-20 Rút tiền từ ví điện tử" as UC20</w:t>
+        <w:br/>
+      </w:r>
+      <w:r>
+        <w:rPr>
+          <w:rFonts w:ascii="Consolas" w:hAnsi="Consolas"/>
+          <w:b w:val="0"/>
+          <w:i w:val="0"/>
+          <w:color w:val="1B1B1B"/>
+          <w:sz w:val="19"/>
+        </w:rPr>
         <w:t>}</w:t>
         <w:br/>
       </w:r>
@@ -5122,6 +5620,72 @@
           <w:color w:val="1B1B1B"/>
           <w:sz w:val="19"/>
         </w:rPr>
+        <w:t>package "Quản trị hệ thống" {</w:t>
+        <w:br/>
+      </w:r>
+      <w:r>
+        <w:rPr>
+          <w:rFonts w:ascii="Consolas" w:hAnsi="Consolas"/>
+          <w:b w:val="0"/>
+          <w:i w:val="0"/>
+          <w:color w:val="1B1B1B"/>
+          <w:sz w:val="19"/>
+        </w:rPr>
+        <w:t xml:space="preserve">  usecase "UC-13 Đăng nhập nội bộ" as UC13</w:t>
+        <w:br/>
+      </w:r>
+      <w:r>
+        <w:rPr>
+          <w:rFonts w:ascii="Consolas" w:hAnsi="Consolas"/>
+          <w:b w:val="0"/>
+          <w:i w:val="0"/>
+          <w:color w:val="1B1B1B"/>
+          <w:sz w:val="19"/>
+        </w:rPr>
+        <w:t xml:space="preserve">  usecase "UC-14 Quản lý tài khoản nhân viên" as UC14</w:t>
+        <w:br/>
+      </w:r>
+      <w:r>
+        <w:rPr>
+          <w:rFonts w:ascii="Consolas" w:hAnsi="Consolas"/>
+          <w:b w:val="0"/>
+          <w:i w:val="0"/>
+          <w:color w:val="1B1B1B"/>
+          <w:sz w:val="19"/>
+        </w:rPr>
+        <w:t xml:space="preserve">  usecase "UC-15 Quản lý danh mục &amp; giá" as UC15</w:t>
+        <w:br/>
+      </w:r>
+      <w:r>
+        <w:rPr>
+          <w:rFonts w:ascii="Consolas" w:hAnsi="Consolas"/>
+          <w:b w:val="0"/>
+          <w:i w:val="0"/>
+          <w:color w:val="1B1B1B"/>
+          <w:sz w:val="19"/>
+        </w:rPr>
+        <w:t xml:space="preserve">  usecase "UC-16 Xem báo cáo &amp; thống kê" as UC16</w:t>
+        <w:br/>
+      </w:r>
+      <w:r>
+        <w:rPr>
+          <w:rFonts w:ascii="Consolas" w:hAnsi="Consolas"/>
+          <w:b w:val="0"/>
+          <w:i w:val="0"/>
+          <w:color w:val="1B1B1B"/>
+          <w:sz w:val="19"/>
+        </w:rPr>
+        <w:t>}</w:t>
+        <w:br/>
+      </w:r>
+      <w:r>
+        <w:rPr>
+          <w:rFonts w:ascii="Consolas" w:hAnsi="Consolas"/>
+          <w:b w:val="0"/>
+          <w:i w:val="0"/>
+          <w:color w:val="1B1B1B"/>
+          <w:sz w:val="19"/>
+        </w:rPr>
         <w:t xml:space="preserve"> </w:t>
         <w:br/>
       </w:r>
@@ -5188,6 +5752,50 @@
           <w:color w:val="1B1B1B"/>
           <w:sz w:val="19"/>
         </w:rPr>
+        <w:t>C --&gt; UC17</w:t>
+        <w:br/>
+      </w:r>
+      <w:r>
+        <w:rPr>
+          <w:rFonts w:ascii="Consolas" w:hAnsi="Consolas"/>
+          <w:b w:val="0"/>
+          <w:i w:val="0"/>
+          <w:color w:val="1B1B1B"/>
+          <w:sz w:val="19"/>
+        </w:rPr>
+        <w:t>C --&gt; UC18</w:t>
+        <w:br/>
+      </w:r>
+      <w:r>
+        <w:rPr>
+          <w:rFonts w:ascii="Consolas" w:hAnsi="Consolas"/>
+          <w:b w:val="0"/>
+          <w:i w:val="0"/>
+          <w:color w:val="1B1B1B"/>
+          <w:sz w:val="19"/>
+        </w:rPr>
+        <w:t>C --&gt; UC19</w:t>
+        <w:br/>
+      </w:r>
+      <w:r>
+        <w:rPr>
+          <w:rFonts w:ascii="Consolas" w:hAnsi="Consolas"/>
+          <w:b w:val="0"/>
+          <w:i w:val="0"/>
+          <w:color w:val="1B1B1B"/>
+          <w:sz w:val="19"/>
+        </w:rPr>
+        <w:t>C --&gt; UC20</w:t>
+        <w:br/>
+      </w:r>
+      <w:r>
+        <w:rPr>
+          <w:rFonts w:ascii="Consolas" w:hAnsi="Consolas"/>
+          <w:b w:val="0"/>
+          <w:i w:val="0"/>
+          <w:color w:val="1B1B1B"/>
+          <w:sz w:val="19"/>
+        </w:rPr>
         <w:t>S --&gt; UC05</w:t>
         <w:br/>
       </w:r>
@@ -5243,6 +5851,17 @@
           <w:color w:val="1B1B1B"/>
           <w:sz w:val="19"/>
         </w:rPr>
+        <w:t>S --&gt; UC13</w:t>
+        <w:br/>
+      </w:r>
+      <w:r>
+        <w:rPr>
+          <w:rFonts w:ascii="Consolas" w:hAnsi="Consolas"/>
+          <w:b w:val="0"/>
+          <w:i w:val="0"/>
+          <w:color w:val="1B1B1B"/>
+          <w:sz w:val="19"/>
+        </w:rPr>
         <w:t>A --&gt; UC02</w:t>
         <w:br/>
       </w:r>
@@ -5265,6 +5884,50 @@
           <w:color w:val="1B1B1B"/>
           <w:sz w:val="19"/>
         </w:rPr>
+        <w:t>A --&gt; UC13</w:t>
+        <w:br/>
+      </w:r>
+      <w:r>
+        <w:rPr>
+          <w:rFonts w:ascii="Consolas" w:hAnsi="Consolas"/>
+          <w:b w:val="0"/>
+          <w:i w:val="0"/>
+          <w:color w:val="1B1B1B"/>
+          <w:sz w:val="19"/>
+        </w:rPr>
+        <w:t>A --&gt; UC14</w:t>
+        <w:br/>
+      </w:r>
+      <w:r>
+        <w:rPr>
+          <w:rFonts w:ascii="Consolas" w:hAnsi="Consolas"/>
+          <w:b w:val="0"/>
+          <w:i w:val="0"/>
+          <w:color w:val="1B1B1B"/>
+          <w:sz w:val="19"/>
+        </w:rPr>
+        <w:t>A --&gt; UC15</w:t>
+        <w:br/>
+      </w:r>
+      <w:r>
+        <w:rPr>
+          <w:rFonts w:ascii="Consolas" w:hAnsi="Consolas"/>
+          <w:b w:val="0"/>
+          <w:i w:val="0"/>
+          <w:color w:val="1B1B1B"/>
+          <w:sz w:val="19"/>
+        </w:rPr>
+        <w:t>A --&gt; UC16</w:t>
+        <w:br/>
+      </w:r>
+      <w:r>
+        <w:rPr>
+          <w:rFonts w:ascii="Consolas" w:hAnsi="Consolas"/>
+          <w:b w:val="0"/>
+          <w:i w:val="0"/>
+          <w:color w:val="1B1B1B"/>
+          <w:sz w:val="19"/>
+        </w:rPr>
         <w:t xml:space="preserve"> </w:t>
         <w:br/>
       </w:r>
@@ -5298,7 +5961,7 @@
           <w:color w:val="1B1B1B"/>
           <w:sz w:val="19"/>
         </w:rPr>
-        <w:t>UC06 ..&gt; UC12 : &lt;&lt;extend&gt;&gt;\n(nếu nhận hàng = giao vận)</w:t>
+        <w:t>UC06 ..&gt; UC12 : &lt;&lt;extend&gt;&gt;</w:t>
         <w:br/>
       </w:r>
       <w:r>
@@ -5343,6 +6006,17 @@
           <w:sz w:val="19"/>
         </w:rPr>
         <w:t>Ship --&gt; UC12</w:t>
+        <w:br/>
+      </w:r>
+      <w:r>
+        <w:rPr>
+          <w:rFonts w:ascii="Consolas" w:hAnsi="Consolas"/>
+          <w:b w:val="0"/>
+          <w:i w:val="0"/>
+          <w:color w:val="1B1B1B"/>
+          <w:sz w:val="19"/>
+        </w:rPr>
+        <w:t>Ship2 --&gt; UC12</w:t>
         <w:br/>
       </w:r>
       <w:r>
@@ -5396,7 +6070,7 @@
           <w:color w:val="222222"/>
           <w:sz w:val="21"/>
         </w:rPr>
-        <w:t>Do tổng số use case vượt quá 8, phân rã thêm theo 4 phân hệ để dễ đọc:</w:t>
+        <w:t>Do tổng số use case vượt quá 8, phân rã thêm theo 5 phân hệ để dễ đọc:</w:t>
       </w:r>
     </w:p>
     <w:p>
@@ -5500,6 +6174,39 @@
           <w:color w:val="1B1B1B"/>
           <w:sz w:val="19"/>
         </w:rPr>
+        <w:t xml:space="preserve">  usecase "UC-17 Quên/đặt lại mật khẩu" as UC17</w:t>
+        <w:br/>
+      </w:r>
+      <w:r>
+        <w:rPr>
+          <w:rFonts w:ascii="Consolas" w:hAnsi="Consolas"/>
+          <w:b w:val="0"/>
+          <w:i w:val="0"/>
+          <w:color w:val="1B1B1B"/>
+          <w:sz w:val="19"/>
+        </w:rPr>
+        <w:t xml:space="preserve">  usecase "UC-18 Cập nhật thông tin cá nhân" as UC18</w:t>
+        <w:br/>
+      </w:r>
+      <w:r>
+        <w:rPr>
+          <w:rFonts w:ascii="Consolas" w:hAnsi="Consolas"/>
+          <w:b w:val="0"/>
+          <w:i w:val="0"/>
+          <w:color w:val="1B1B1B"/>
+          <w:sz w:val="19"/>
+        </w:rPr>
+        <w:t xml:space="preserve">  usecase "UC-19 Đánh giá sản phẩm" as UC19</w:t>
+        <w:br/>
+      </w:r>
+      <w:r>
+        <w:rPr>
+          <w:rFonts w:ascii="Consolas" w:hAnsi="Consolas"/>
+          <w:b w:val="0"/>
+          <w:i w:val="0"/>
+          <w:color w:val="1B1B1B"/>
+          <w:sz w:val="19"/>
+        </w:rPr>
         <w:t>}</w:t>
         <w:br/>
       </w:r>
@@ -5534,6 +6241,39 @@
           <w:sz w:val="19"/>
         </w:rPr>
         <w:t>C --&gt; UC03</w:t>
+        <w:br/>
+      </w:r>
+      <w:r>
+        <w:rPr>
+          <w:rFonts w:ascii="Consolas" w:hAnsi="Consolas"/>
+          <w:b w:val="0"/>
+          <w:i w:val="0"/>
+          <w:color w:val="1B1B1B"/>
+          <w:sz w:val="19"/>
+        </w:rPr>
+        <w:t>C --&gt; UC17</w:t>
+        <w:br/>
+      </w:r>
+      <w:r>
+        <w:rPr>
+          <w:rFonts w:ascii="Consolas" w:hAnsi="Consolas"/>
+          <w:b w:val="0"/>
+          <w:i w:val="0"/>
+          <w:color w:val="1B1B1B"/>
+          <w:sz w:val="19"/>
+        </w:rPr>
+        <w:t>C --&gt; UC18</w:t>
+        <w:br/>
+      </w:r>
+      <w:r>
+        <w:rPr>
+          <w:rFonts w:ascii="Consolas" w:hAnsi="Consolas"/>
+          <w:b w:val="0"/>
+          <w:i w:val="0"/>
+          <w:color w:val="1B1B1B"/>
+          <w:sz w:val="19"/>
+        </w:rPr>
+        <w:t>C --&gt; UC19</w:t>
         <w:br/>
       </w:r>
       <w:r>
@@ -5665,7 +6405,7 @@
           <w:color w:val="1B1B1B"/>
           <w:sz w:val="19"/>
         </w:rPr>
-        <w:t xml:space="preserve">  usecase "UC-06 Bàn giao xuất kho" as UC06</w:t>
+        <w:t xml:space="preserve">  usecase "UC-06 Bàn giao cho giao vận" as UC06</w:t>
         <w:br/>
       </w:r>
       <w:r>
@@ -5973,6 +6713,17 @@
           <w:color w:val="1B1B1B"/>
           <w:sz w:val="19"/>
         </w:rPr>
+        <w:t>actor "Shopee Express\n(giả định)" as Ship2</w:t>
+        <w:br/>
+      </w:r>
+      <w:r>
+        <w:rPr>
+          <w:rFonts w:ascii="Consolas" w:hAnsi="Consolas"/>
+          <w:b w:val="0"/>
+          <w:i w:val="0"/>
+          <w:color w:val="1B1B1B"/>
+          <w:sz w:val="19"/>
+        </w:rPr>
         <w:t>actor "MoMo\n(giả định)" as Pay</w:t>
         <w:br/>
       </w:r>
@@ -6006,7 +6757,7 @@
           <w:color w:val="1B1B1B"/>
           <w:sz w:val="19"/>
         </w:rPr>
-        <w:t xml:space="preserve">  usecase "UC-11 Yêu cầu giao vận lấy hàng trả" as UC11</w:t>
+        <w:t xml:space="preserve">  usecase "UC-11 Yêu cầu giao vận đến lấy hàng trả" as UC11</w:t>
         <w:br/>
       </w:r>
       <w:r>
@@ -6028,6 +6779,17 @@
           <w:color w:val="1B1B1B"/>
           <w:sz w:val="19"/>
         </w:rPr>
+        <w:t xml:space="preserve">  usecase "UC-20 Rút tiền từ ví điện tử" as UC20</w:t>
+        <w:br/>
+      </w:r>
+      <w:r>
+        <w:rPr>
+          <w:rFonts w:ascii="Consolas" w:hAnsi="Consolas"/>
+          <w:b w:val="0"/>
+          <w:i w:val="0"/>
+          <w:color w:val="1B1B1B"/>
+          <w:sz w:val="19"/>
+        </w:rPr>
         <w:t>}</w:t>
         <w:br/>
       </w:r>
@@ -6061,6 +6823,17 @@
           <w:color w:val="1B1B1B"/>
           <w:sz w:val="19"/>
         </w:rPr>
+        <w:t>C --&gt; UC20</w:t>
+        <w:br/>
+      </w:r>
+      <w:r>
+        <w:rPr>
+          <w:rFonts w:ascii="Consolas" w:hAnsi="Consolas"/>
+          <w:b w:val="0"/>
+          <w:i w:val="0"/>
+          <w:color w:val="1B1B1B"/>
+          <w:sz w:val="19"/>
+        </w:rPr>
         <w:t>Pay --&gt; UC10</w:t>
         <w:br/>
       </w:r>
@@ -6073,6 +6846,17 @@
           <w:sz w:val="19"/>
         </w:rPr>
         <w:t>Ship --&gt; UC12</w:t>
+        <w:br/>
+      </w:r>
+      <w:r>
+        <w:rPr>
+          <w:rFonts w:ascii="Consolas" w:hAnsi="Consolas"/>
+          <w:b w:val="0"/>
+          <w:i w:val="0"/>
+          <w:color w:val="1B1B1B"/>
+          <w:sz w:val="19"/>
+        </w:rPr>
+        <w:t>Ship2 --&gt; UC12</w:t>
         <w:br/>
       </w:r>
       <w:r>
@@ -6112,6 +6896,204 @@
           <w:sz w:val="19"/>
         </w:rPr>
         <w:t>Hình 3.1d – Use Case phân hệ Thanh toán &amp; Giao vận</w:t>
+      </w:r>
+    </w:p>
+    <w:p>
+      <w:pPr>
+        <w:shd w:val="clear" w:color="auto" w:fill="F3F4F6"/>
+        <w:spacing w:after="40"/>
+      </w:pPr>
+      <w:r>
+        <w:rPr>
+          <w:rFonts w:ascii="Consolas" w:hAnsi="Consolas"/>
+          <w:b w:val="0"/>
+          <w:i w:val="0"/>
+          <w:color w:val="1B1B1B"/>
+          <w:sz w:val="19"/>
+        </w:rPr>
+        <w:t>@startuml</w:t>
+        <w:br/>
+      </w:r>
+      <w:r>
+        <w:rPr>
+          <w:rFonts w:ascii="Consolas" w:hAnsi="Consolas"/>
+          <w:b w:val="0"/>
+          <w:i w:val="0"/>
+          <w:color w:val="1B1B1B"/>
+          <w:sz w:val="19"/>
+        </w:rPr>
+        <w:t>left to right direction</w:t>
+        <w:br/>
+      </w:r>
+      <w:r>
+        <w:rPr>
+          <w:rFonts w:ascii="Consolas" w:hAnsi="Consolas"/>
+          <w:b w:val="0"/>
+          <w:i w:val="0"/>
+          <w:color w:val="1B1B1B"/>
+          <w:sz w:val="19"/>
+        </w:rPr>
+        <w:t>actor Staff as S</w:t>
+        <w:br/>
+      </w:r>
+      <w:r>
+        <w:rPr>
+          <w:rFonts w:ascii="Consolas" w:hAnsi="Consolas"/>
+          <w:b w:val="0"/>
+          <w:i w:val="0"/>
+          <w:color w:val="1B1B1B"/>
+          <w:sz w:val="19"/>
+        </w:rPr>
+        <w:t>actor Admin as A</w:t>
+        <w:br/>
+      </w:r>
+      <w:r>
+        <w:rPr>
+          <w:rFonts w:ascii="Consolas" w:hAnsi="Consolas"/>
+          <w:b w:val="0"/>
+          <w:i w:val="0"/>
+          <w:color w:val="1B1B1B"/>
+          <w:sz w:val="19"/>
+        </w:rPr>
+        <w:t>package "Quản trị hệ thống" {</w:t>
+        <w:br/>
+      </w:r>
+      <w:r>
+        <w:rPr>
+          <w:rFonts w:ascii="Consolas" w:hAnsi="Consolas"/>
+          <w:b w:val="0"/>
+          <w:i w:val="0"/>
+          <w:color w:val="1B1B1B"/>
+          <w:sz w:val="19"/>
+        </w:rPr>
+        <w:t xml:space="preserve">  usecase "UC-13 Đăng nhập nội bộ" as UC13</w:t>
+        <w:br/>
+      </w:r>
+      <w:r>
+        <w:rPr>
+          <w:rFonts w:ascii="Consolas" w:hAnsi="Consolas"/>
+          <w:b w:val="0"/>
+          <w:i w:val="0"/>
+          <w:color w:val="1B1B1B"/>
+          <w:sz w:val="19"/>
+        </w:rPr>
+        <w:t xml:space="preserve">  usecase "UC-14 Quản lý tài khoản nhân viên" as UC14</w:t>
+        <w:br/>
+      </w:r>
+      <w:r>
+        <w:rPr>
+          <w:rFonts w:ascii="Consolas" w:hAnsi="Consolas"/>
+          <w:b w:val="0"/>
+          <w:i w:val="0"/>
+          <w:color w:val="1B1B1B"/>
+          <w:sz w:val="19"/>
+        </w:rPr>
+        <w:t xml:space="preserve">  usecase "UC-15 Quản lý danh mục &amp; giá" as UC15</w:t>
+        <w:br/>
+      </w:r>
+      <w:r>
+        <w:rPr>
+          <w:rFonts w:ascii="Consolas" w:hAnsi="Consolas"/>
+          <w:b w:val="0"/>
+          <w:i w:val="0"/>
+          <w:color w:val="1B1B1B"/>
+          <w:sz w:val="19"/>
+        </w:rPr>
+        <w:t xml:space="preserve">  usecase "UC-16 Xem báo cáo &amp; thống kê" as UC16</w:t>
+        <w:br/>
+      </w:r>
+      <w:r>
+        <w:rPr>
+          <w:rFonts w:ascii="Consolas" w:hAnsi="Consolas"/>
+          <w:b w:val="0"/>
+          <w:i w:val="0"/>
+          <w:color w:val="1B1B1B"/>
+          <w:sz w:val="19"/>
+        </w:rPr>
+        <w:t>}</w:t>
+        <w:br/>
+      </w:r>
+      <w:r>
+        <w:rPr>
+          <w:rFonts w:ascii="Consolas" w:hAnsi="Consolas"/>
+          <w:b w:val="0"/>
+          <w:i w:val="0"/>
+          <w:color w:val="1B1B1B"/>
+          <w:sz w:val="19"/>
+        </w:rPr>
+        <w:t>S --&gt; UC13</w:t>
+        <w:br/>
+      </w:r>
+      <w:r>
+        <w:rPr>
+          <w:rFonts w:ascii="Consolas" w:hAnsi="Consolas"/>
+          <w:b w:val="0"/>
+          <w:i w:val="0"/>
+          <w:color w:val="1B1B1B"/>
+          <w:sz w:val="19"/>
+        </w:rPr>
+        <w:t>A --&gt; UC13</w:t>
+        <w:br/>
+      </w:r>
+      <w:r>
+        <w:rPr>
+          <w:rFonts w:ascii="Consolas" w:hAnsi="Consolas"/>
+          <w:b w:val="0"/>
+          <w:i w:val="0"/>
+          <w:color w:val="1B1B1B"/>
+          <w:sz w:val="19"/>
+        </w:rPr>
+        <w:t>A --&gt; UC14</w:t>
+        <w:br/>
+      </w:r>
+      <w:r>
+        <w:rPr>
+          <w:rFonts w:ascii="Consolas" w:hAnsi="Consolas"/>
+          <w:b w:val="0"/>
+          <w:i w:val="0"/>
+          <w:color w:val="1B1B1B"/>
+          <w:sz w:val="19"/>
+        </w:rPr>
+        <w:t>A --&gt; UC15</w:t>
+        <w:br/>
+      </w:r>
+      <w:r>
+        <w:rPr>
+          <w:rFonts w:ascii="Consolas" w:hAnsi="Consolas"/>
+          <w:b w:val="0"/>
+          <w:i w:val="0"/>
+          <w:color w:val="1B1B1B"/>
+          <w:sz w:val="19"/>
+        </w:rPr>
+        <w:t>A --&gt; UC16</w:t>
+        <w:br/>
+      </w:r>
+      <w:r>
+        <w:rPr>
+          <w:rFonts w:ascii="Consolas" w:hAnsi="Consolas"/>
+          <w:b w:val="0"/>
+          <w:i w:val="0"/>
+          <w:color w:val="1B1B1B"/>
+          <w:sz w:val="19"/>
+        </w:rPr>
+        <w:t>@enduml</w:t>
+      </w:r>
+    </w:p>
+    <w:p/>
+    <w:p>
+      <w:pPr>
+        <w:spacing w:after="240"/>
+        <w:jc w:val="center"/>
+      </w:pPr>
+      <w:r>
+        <w:rPr>
+          <w:rFonts w:ascii="Calibri" w:hAnsi="Calibri"/>
+          <w:b/>
+          <w:i/>
+          <w:color w:val="444444"/>
+          <w:sz w:val="19"/>
+        </w:rPr>
+        <w:t>Hình 3.1e – Use Case phân hệ Quản trị hệ thống</w:t>
       </w:r>
     </w:p>
     <w:p>
@@ -6416,7 +7398,7 @@
                 <w:color w:val="222222"/>
                 <w:sz w:val="19"/>
               </w:rPr>
-              <w:t>Staff (Nhân viên kho/quầy)</w:t>
+              <w:t>Staff (Nhân viên kho/xử lý đơn hàng)</w:t>
             </w:r>
           </w:p>
         </w:tc>
@@ -6468,7 +7450,7 @@
                 <w:color w:val="222222"/>
                 <w:sz w:val="19"/>
               </w:rPr>
-              <w:t>Xác nhận đơn, xuất/nhập kho, kiểm đếm linh kiện tại quầy.</w:t>
+              <w:t>Đăng nhập nội bộ; xác nhận đơn, xuất/nhập kho, kiểm đếm linh kiện, bàn giao cho giao vận.</w:t>
             </w:r>
           </w:p>
         </w:tc>
@@ -6574,7 +7556,7 @@
                 <w:color w:val="222222"/>
                 <w:sz w:val="19"/>
               </w:rPr>
-              <w:t>Quản lý danh mục sản phẩm, giá, xem báo cáo.</w:t>
+              <w:t>Đăng nhập nội bộ; quản lý tài khoản nhân viên, danh mục sản phẩm, giá, xem báo cáo và thống kê vận hành.</w:t>
             </w:r>
           </w:p>
         </w:tc>
@@ -6680,7 +7662,7 @@
                 <w:color w:val="222222"/>
                 <w:sz w:val="19"/>
               </w:rPr>
-              <w:t>Đối tác giao vận: nhận yêu cầu giao/lấy hàng qua API, báo giá phí ship theo khu vực, gửi webhook cập nhật trạng thái vận chuyển.</w:t>
+              <w:t>Đối tác giao vận trong bán kính 20km: nhận yêu cầu giao/lấy hàng qua API, báo giá phí ship theo khoảng cách, gửi webhook cập nhật trạng thái vận chuyển.</w:t>
             </w:r>
           </w:p>
         </w:tc>
@@ -6787,6 +7769,112 @@
                 <w:sz w:val="19"/>
               </w:rPr>
               <w:t>Cổng thanh toán: sinh mã QR thanh toán động theo mã đơn/số tiền, gửi webhook xác nhận kết quả thanh toán.</w:t>
+            </w:r>
+          </w:p>
+        </w:tc>
+      </w:tr>
+      <w:tr>
+        <w:tc>
+          <w:tcPr>
+            <w:tcW w:type="dxa" w:w="1020"/>
+            <w:shd w:val="clear" w:color="auto" w:fill="EEF2F7"/>
+            <w:tcBorders>
+              <w:top w:val="single" w:sz="4" w:space="0" w:color="B9C4D4"/>
+              <w:left w:val="single" w:sz="4" w:space="0" w:color="B9C4D4"/>
+              <w:bottom w:val="single" w:sz="4" w:space="0" w:color="B9C4D4"/>
+              <w:right w:val="single" w:sz="4" w:space="0" w:color="B9C4D4"/>
+            </w:tcBorders>
+            <w:vAlign w:val="center"/>
+          </w:tcPr>
+          <w:p>
+            <w:r/>
+            <w:r>
+              <w:rPr>
+                <w:rFonts w:ascii="Calibri" w:hAnsi="Calibri"/>
+                <w:b w:val="0"/>
+                <w:i w:val="0"/>
+                <w:color w:val="222222"/>
+                <w:sz w:val="19"/>
+              </w:rPr>
+              <w:t>ACT-06</w:t>
+            </w:r>
+          </w:p>
+        </w:tc>
+        <w:tc>
+          <w:tcPr>
+            <w:tcW w:type="dxa" w:w="2268"/>
+            <w:shd w:val="clear" w:color="auto" w:fill="EEF2F7"/>
+            <w:tcBorders>
+              <w:top w:val="single" w:sz="4" w:space="0" w:color="B9C4D4"/>
+              <w:left w:val="single" w:sz="4" w:space="0" w:color="B9C4D4"/>
+              <w:bottom w:val="single" w:sz="4" w:space="0" w:color="B9C4D4"/>
+              <w:right w:val="single" w:sz="4" w:space="0" w:color="B9C4D4"/>
+            </w:tcBorders>
+            <w:vAlign w:val="center"/>
+          </w:tcPr>
+          <w:p>
+            <w:r/>
+            <w:r>
+              <w:rPr>
+                <w:rFonts w:ascii="Calibri" w:hAnsi="Calibri"/>
+                <w:b w:val="0"/>
+                <w:i w:val="0"/>
+                <w:color w:val="222222"/>
+                <w:sz w:val="19"/>
+              </w:rPr>
+              <w:t>Shopee Express (giả định)</w:t>
+            </w:r>
+          </w:p>
+        </w:tc>
+        <w:tc>
+          <w:tcPr>
+            <w:tcW w:type="dxa" w:w="1247"/>
+            <w:shd w:val="clear" w:color="auto" w:fill="EEF2F7"/>
+            <w:tcBorders>
+              <w:top w:val="single" w:sz="4" w:space="0" w:color="B9C4D4"/>
+              <w:left w:val="single" w:sz="4" w:space="0" w:color="B9C4D4"/>
+              <w:bottom w:val="single" w:sz="4" w:space="0" w:color="B9C4D4"/>
+              <w:right w:val="single" w:sz="4" w:space="0" w:color="B9C4D4"/>
+            </w:tcBorders>
+            <w:vAlign w:val="center"/>
+          </w:tcPr>
+          <w:p>
+            <w:r/>
+            <w:r>
+              <w:rPr>
+                <w:rFonts w:ascii="Calibri" w:hAnsi="Calibri"/>
+                <w:b w:val="0"/>
+                <w:i w:val="0"/>
+                <w:color w:val="222222"/>
+                <w:sz w:val="19"/>
+              </w:rPr>
+              <w:t>Hệ thống ngoài</w:t>
+            </w:r>
+          </w:p>
+        </w:tc>
+        <w:tc>
+          <w:tcPr>
+            <w:tcW w:type="dxa" w:w="3969"/>
+            <w:shd w:val="clear" w:color="auto" w:fill="EEF2F7"/>
+            <w:tcBorders>
+              <w:top w:val="single" w:sz="4" w:space="0" w:color="B9C4D4"/>
+              <w:left w:val="single" w:sz="4" w:space="0" w:color="B9C4D4"/>
+              <w:bottom w:val="single" w:sz="4" w:space="0" w:color="B9C4D4"/>
+              <w:right w:val="single" w:sz="4" w:space="0" w:color="B9C4D4"/>
+            </w:tcBorders>
+            <w:vAlign w:val="center"/>
+          </w:tcPr>
+          <w:p>
+            <w:r/>
+            <w:r>
+              <w:rPr>
+                <w:rFonts w:ascii="Calibri" w:hAnsi="Calibri"/>
+                <w:b w:val="0"/>
+                <w:i w:val="0"/>
+                <w:color w:val="222222"/>
+                <w:sz w:val="19"/>
+              </w:rPr>
+              <w:t>Đối tác giao vận ngoài bán kính 20km: nhận yêu cầu giao/lấy hàng qua API, báo giá phí ship theo khoảng cách, gửi webhook cập nhật trạng thái vận chuyển (thời gian giao lâu hơn Green SM).</w:t>
             </w:r>
           </w:p>
         </w:tc>
@@ -7519,7 +8607,7 @@
                 <w:color w:val="222222"/>
                 <w:sz w:val="19"/>
               </w:rPr>
-              <w:t>Bàn giao xuất kho</w:t>
+              <w:t>Bàn giao cho giao vận (xuất kho)</w:t>
             </w:r>
           </w:p>
         </w:tc>
@@ -8049,7 +9137,7 @@
                 <w:color w:val="222222"/>
                 <w:sz w:val="19"/>
               </w:rPr>
-              <w:t>Yêu cầu giao vận lấy hàng trả</w:t>
+              <w:t>Yêu cầu giao vận đến lấy hàng trả</w:t>
             </w:r>
           </w:p>
         </w:tc>
@@ -8181,7 +9269,855 @@
                 <w:color w:val="222222"/>
                 <w:sz w:val="19"/>
               </w:rPr>
-              <w:t>Green SM (giả định)</w:t>
+              <w:t>Green SM / Shopee Express (giả định)</w:t>
+            </w:r>
+          </w:p>
+        </w:tc>
+        <w:tc>
+          <w:tcPr>
+            <w:tcW w:type="dxa" w:w="2098"/>
+            <w:shd w:val="clear" w:color="auto" w:fill="EEF2F7"/>
+            <w:tcBorders>
+              <w:top w:val="single" w:sz="4" w:space="0" w:color="B9C4D4"/>
+              <w:left w:val="single" w:sz="4" w:space="0" w:color="B9C4D4"/>
+              <w:bottom w:val="single" w:sz="4" w:space="0" w:color="B9C4D4"/>
+              <w:right w:val="single" w:sz="4" w:space="0" w:color="B9C4D4"/>
+            </w:tcBorders>
+            <w:vAlign w:val="center"/>
+          </w:tcPr>
+          <w:p>
+            <w:r/>
+            <w:r>
+              <w:rPr>
+                <w:rFonts w:ascii="Calibri" w:hAnsi="Calibri"/>
+                <w:b w:val="0"/>
+                <w:i w:val="0"/>
+                <w:color w:val="222222"/>
+                <w:sz w:val="19"/>
+              </w:rPr>
+              <w:t>Thanh toán &amp; Giao vận</w:t>
+            </w:r>
+          </w:p>
+        </w:tc>
+      </w:tr>
+      <w:tr>
+        <w:tc>
+          <w:tcPr>
+            <w:tcW w:type="dxa" w:w="1020"/>
+            <w:shd w:val="clear" w:color="auto" w:fill="FFFFFF"/>
+            <w:tcBorders>
+              <w:top w:val="single" w:sz="4" w:space="0" w:color="B9C4D4"/>
+              <w:left w:val="single" w:sz="4" w:space="0" w:color="B9C4D4"/>
+              <w:bottom w:val="single" w:sz="4" w:space="0" w:color="B9C4D4"/>
+              <w:right w:val="single" w:sz="4" w:space="0" w:color="B9C4D4"/>
+            </w:tcBorders>
+            <w:vAlign w:val="center"/>
+          </w:tcPr>
+          <w:p>
+            <w:r/>
+            <w:r>
+              <w:rPr>
+                <w:rFonts w:ascii="Calibri" w:hAnsi="Calibri"/>
+                <w:b w:val="0"/>
+                <w:i w:val="0"/>
+                <w:color w:val="222222"/>
+                <w:sz w:val="19"/>
+              </w:rPr>
+              <w:t>UC-13</w:t>
+            </w:r>
+          </w:p>
+        </w:tc>
+        <w:tc>
+          <w:tcPr>
+            <w:tcW w:type="dxa" w:w="3685"/>
+            <w:shd w:val="clear" w:color="auto" w:fill="FFFFFF"/>
+            <w:tcBorders>
+              <w:top w:val="single" w:sz="4" w:space="0" w:color="B9C4D4"/>
+              <w:left w:val="single" w:sz="4" w:space="0" w:color="B9C4D4"/>
+              <w:bottom w:val="single" w:sz="4" w:space="0" w:color="B9C4D4"/>
+              <w:right w:val="single" w:sz="4" w:space="0" w:color="B9C4D4"/>
+            </w:tcBorders>
+            <w:vAlign w:val="center"/>
+          </w:tcPr>
+          <w:p>
+            <w:r/>
+            <w:r>
+              <w:rPr>
+                <w:rFonts w:ascii="Calibri" w:hAnsi="Calibri"/>
+                <w:b w:val="0"/>
+                <w:i w:val="0"/>
+                <w:color w:val="222222"/>
+                <w:sz w:val="19"/>
+              </w:rPr>
+              <w:t>Đăng nhập nội bộ (Staff/Admin)</w:t>
+            </w:r>
+          </w:p>
+        </w:tc>
+        <w:tc>
+          <w:tcPr>
+            <w:tcW w:type="dxa" w:w="1701"/>
+            <w:shd w:val="clear" w:color="auto" w:fill="FFFFFF"/>
+            <w:tcBorders>
+              <w:top w:val="single" w:sz="4" w:space="0" w:color="B9C4D4"/>
+              <w:left w:val="single" w:sz="4" w:space="0" w:color="B9C4D4"/>
+              <w:bottom w:val="single" w:sz="4" w:space="0" w:color="B9C4D4"/>
+              <w:right w:val="single" w:sz="4" w:space="0" w:color="B9C4D4"/>
+            </w:tcBorders>
+            <w:vAlign w:val="center"/>
+          </w:tcPr>
+          <w:p>
+            <w:r/>
+            <w:r>
+              <w:rPr>
+                <w:rFonts w:ascii="Calibri" w:hAnsi="Calibri"/>
+                <w:b w:val="0"/>
+                <w:i w:val="0"/>
+                <w:color w:val="222222"/>
+                <w:sz w:val="19"/>
+              </w:rPr>
+              <w:t>Staff, Admin</w:t>
+            </w:r>
+          </w:p>
+        </w:tc>
+        <w:tc>
+          <w:tcPr>
+            <w:tcW w:type="dxa" w:w="2098"/>
+            <w:shd w:val="clear" w:color="auto" w:fill="FFFFFF"/>
+            <w:tcBorders>
+              <w:top w:val="single" w:sz="4" w:space="0" w:color="B9C4D4"/>
+              <w:left w:val="single" w:sz="4" w:space="0" w:color="B9C4D4"/>
+              <w:bottom w:val="single" w:sz="4" w:space="0" w:color="B9C4D4"/>
+              <w:right w:val="single" w:sz="4" w:space="0" w:color="B9C4D4"/>
+            </w:tcBorders>
+            <w:vAlign w:val="center"/>
+          </w:tcPr>
+          <w:p>
+            <w:r/>
+            <w:r>
+              <w:rPr>
+                <w:rFonts w:ascii="Calibri" w:hAnsi="Calibri"/>
+                <w:b w:val="0"/>
+                <w:i w:val="0"/>
+                <w:color w:val="222222"/>
+                <w:sz w:val="19"/>
+              </w:rPr>
+              <w:t>Quản trị hệ thống</w:t>
+            </w:r>
+          </w:p>
+        </w:tc>
+      </w:tr>
+      <w:tr>
+        <w:tc>
+          <w:tcPr>
+            <w:tcW w:type="dxa" w:w="1020"/>
+            <w:shd w:val="clear" w:color="auto" w:fill="EEF2F7"/>
+            <w:tcBorders>
+              <w:top w:val="single" w:sz="4" w:space="0" w:color="B9C4D4"/>
+              <w:left w:val="single" w:sz="4" w:space="0" w:color="B9C4D4"/>
+              <w:bottom w:val="single" w:sz="4" w:space="0" w:color="B9C4D4"/>
+              <w:right w:val="single" w:sz="4" w:space="0" w:color="B9C4D4"/>
+            </w:tcBorders>
+            <w:vAlign w:val="center"/>
+          </w:tcPr>
+          <w:p>
+            <w:r/>
+            <w:r>
+              <w:rPr>
+                <w:rFonts w:ascii="Calibri" w:hAnsi="Calibri"/>
+                <w:b w:val="0"/>
+                <w:i w:val="0"/>
+                <w:color w:val="222222"/>
+                <w:sz w:val="19"/>
+              </w:rPr>
+              <w:t>UC-14</w:t>
+            </w:r>
+          </w:p>
+        </w:tc>
+        <w:tc>
+          <w:tcPr>
+            <w:tcW w:type="dxa" w:w="3685"/>
+            <w:shd w:val="clear" w:color="auto" w:fill="EEF2F7"/>
+            <w:tcBorders>
+              <w:top w:val="single" w:sz="4" w:space="0" w:color="B9C4D4"/>
+              <w:left w:val="single" w:sz="4" w:space="0" w:color="B9C4D4"/>
+              <w:bottom w:val="single" w:sz="4" w:space="0" w:color="B9C4D4"/>
+              <w:right w:val="single" w:sz="4" w:space="0" w:color="B9C4D4"/>
+            </w:tcBorders>
+            <w:vAlign w:val="center"/>
+          </w:tcPr>
+          <w:p>
+            <w:r/>
+            <w:r>
+              <w:rPr>
+                <w:rFonts w:ascii="Calibri" w:hAnsi="Calibri"/>
+                <w:b w:val="0"/>
+                <w:i w:val="0"/>
+                <w:color w:val="222222"/>
+                <w:sz w:val="19"/>
+              </w:rPr>
+              <w:t>Quản lý tài khoản nhân viên</w:t>
+            </w:r>
+          </w:p>
+        </w:tc>
+        <w:tc>
+          <w:tcPr>
+            <w:tcW w:type="dxa" w:w="1701"/>
+            <w:shd w:val="clear" w:color="auto" w:fill="EEF2F7"/>
+            <w:tcBorders>
+              <w:top w:val="single" w:sz="4" w:space="0" w:color="B9C4D4"/>
+              <w:left w:val="single" w:sz="4" w:space="0" w:color="B9C4D4"/>
+              <w:bottom w:val="single" w:sz="4" w:space="0" w:color="B9C4D4"/>
+              <w:right w:val="single" w:sz="4" w:space="0" w:color="B9C4D4"/>
+            </w:tcBorders>
+            <w:vAlign w:val="center"/>
+          </w:tcPr>
+          <w:p>
+            <w:r/>
+            <w:r>
+              <w:rPr>
+                <w:rFonts w:ascii="Calibri" w:hAnsi="Calibri"/>
+                <w:b w:val="0"/>
+                <w:i w:val="0"/>
+                <w:color w:val="222222"/>
+                <w:sz w:val="19"/>
+              </w:rPr>
+              <w:t>Admin</w:t>
+            </w:r>
+          </w:p>
+        </w:tc>
+        <w:tc>
+          <w:tcPr>
+            <w:tcW w:type="dxa" w:w="2098"/>
+            <w:shd w:val="clear" w:color="auto" w:fill="EEF2F7"/>
+            <w:tcBorders>
+              <w:top w:val="single" w:sz="4" w:space="0" w:color="B9C4D4"/>
+              <w:left w:val="single" w:sz="4" w:space="0" w:color="B9C4D4"/>
+              <w:bottom w:val="single" w:sz="4" w:space="0" w:color="B9C4D4"/>
+              <w:right w:val="single" w:sz="4" w:space="0" w:color="B9C4D4"/>
+            </w:tcBorders>
+            <w:vAlign w:val="center"/>
+          </w:tcPr>
+          <w:p>
+            <w:r/>
+            <w:r>
+              <w:rPr>
+                <w:rFonts w:ascii="Calibri" w:hAnsi="Calibri"/>
+                <w:b w:val="0"/>
+                <w:i w:val="0"/>
+                <w:color w:val="222222"/>
+                <w:sz w:val="19"/>
+              </w:rPr>
+              <w:t>Quản trị hệ thống</w:t>
+            </w:r>
+          </w:p>
+        </w:tc>
+      </w:tr>
+      <w:tr>
+        <w:tc>
+          <w:tcPr>
+            <w:tcW w:type="dxa" w:w="1020"/>
+            <w:shd w:val="clear" w:color="auto" w:fill="FFFFFF"/>
+            <w:tcBorders>
+              <w:top w:val="single" w:sz="4" w:space="0" w:color="B9C4D4"/>
+              <w:left w:val="single" w:sz="4" w:space="0" w:color="B9C4D4"/>
+              <w:bottom w:val="single" w:sz="4" w:space="0" w:color="B9C4D4"/>
+              <w:right w:val="single" w:sz="4" w:space="0" w:color="B9C4D4"/>
+            </w:tcBorders>
+            <w:vAlign w:val="center"/>
+          </w:tcPr>
+          <w:p>
+            <w:r/>
+            <w:r>
+              <w:rPr>
+                <w:rFonts w:ascii="Calibri" w:hAnsi="Calibri"/>
+                <w:b w:val="0"/>
+                <w:i w:val="0"/>
+                <w:color w:val="222222"/>
+                <w:sz w:val="19"/>
+              </w:rPr>
+              <w:t>UC-15</w:t>
+            </w:r>
+          </w:p>
+        </w:tc>
+        <w:tc>
+          <w:tcPr>
+            <w:tcW w:type="dxa" w:w="3685"/>
+            <w:shd w:val="clear" w:color="auto" w:fill="FFFFFF"/>
+            <w:tcBorders>
+              <w:top w:val="single" w:sz="4" w:space="0" w:color="B9C4D4"/>
+              <w:left w:val="single" w:sz="4" w:space="0" w:color="B9C4D4"/>
+              <w:bottom w:val="single" w:sz="4" w:space="0" w:color="B9C4D4"/>
+              <w:right w:val="single" w:sz="4" w:space="0" w:color="B9C4D4"/>
+            </w:tcBorders>
+            <w:vAlign w:val="center"/>
+          </w:tcPr>
+          <w:p>
+            <w:r/>
+            <w:r>
+              <w:rPr>
+                <w:rFonts w:ascii="Calibri" w:hAnsi="Calibri"/>
+                <w:b w:val="0"/>
+                <w:i w:val="0"/>
+                <w:color w:val="222222"/>
+                <w:sz w:val="19"/>
+              </w:rPr>
+              <w:t>Quản lý danh mục sản phẩm và giá</w:t>
+            </w:r>
+          </w:p>
+        </w:tc>
+        <w:tc>
+          <w:tcPr>
+            <w:tcW w:type="dxa" w:w="1701"/>
+            <w:shd w:val="clear" w:color="auto" w:fill="FFFFFF"/>
+            <w:tcBorders>
+              <w:top w:val="single" w:sz="4" w:space="0" w:color="B9C4D4"/>
+              <w:left w:val="single" w:sz="4" w:space="0" w:color="B9C4D4"/>
+              <w:bottom w:val="single" w:sz="4" w:space="0" w:color="B9C4D4"/>
+              <w:right w:val="single" w:sz="4" w:space="0" w:color="B9C4D4"/>
+            </w:tcBorders>
+            <w:vAlign w:val="center"/>
+          </w:tcPr>
+          <w:p>
+            <w:r/>
+            <w:r>
+              <w:rPr>
+                <w:rFonts w:ascii="Calibri" w:hAnsi="Calibri"/>
+                <w:b w:val="0"/>
+                <w:i w:val="0"/>
+                <w:color w:val="222222"/>
+                <w:sz w:val="19"/>
+              </w:rPr>
+              <w:t>Admin</w:t>
+            </w:r>
+          </w:p>
+        </w:tc>
+        <w:tc>
+          <w:tcPr>
+            <w:tcW w:type="dxa" w:w="2098"/>
+            <w:shd w:val="clear" w:color="auto" w:fill="FFFFFF"/>
+            <w:tcBorders>
+              <w:top w:val="single" w:sz="4" w:space="0" w:color="B9C4D4"/>
+              <w:left w:val="single" w:sz="4" w:space="0" w:color="B9C4D4"/>
+              <w:bottom w:val="single" w:sz="4" w:space="0" w:color="B9C4D4"/>
+              <w:right w:val="single" w:sz="4" w:space="0" w:color="B9C4D4"/>
+            </w:tcBorders>
+            <w:vAlign w:val="center"/>
+          </w:tcPr>
+          <w:p>
+            <w:r/>
+            <w:r>
+              <w:rPr>
+                <w:rFonts w:ascii="Calibri" w:hAnsi="Calibri"/>
+                <w:b w:val="0"/>
+                <w:i w:val="0"/>
+                <w:color w:val="222222"/>
+                <w:sz w:val="19"/>
+              </w:rPr>
+              <w:t>Quản trị hệ thống</w:t>
+            </w:r>
+          </w:p>
+        </w:tc>
+      </w:tr>
+      <w:tr>
+        <w:tc>
+          <w:tcPr>
+            <w:tcW w:type="dxa" w:w="1020"/>
+            <w:shd w:val="clear" w:color="auto" w:fill="EEF2F7"/>
+            <w:tcBorders>
+              <w:top w:val="single" w:sz="4" w:space="0" w:color="B9C4D4"/>
+              <w:left w:val="single" w:sz="4" w:space="0" w:color="B9C4D4"/>
+              <w:bottom w:val="single" w:sz="4" w:space="0" w:color="B9C4D4"/>
+              <w:right w:val="single" w:sz="4" w:space="0" w:color="B9C4D4"/>
+            </w:tcBorders>
+            <w:vAlign w:val="center"/>
+          </w:tcPr>
+          <w:p>
+            <w:r/>
+            <w:r>
+              <w:rPr>
+                <w:rFonts w:ascii="Calibri" w:hAnsi="Calibri"/>
+                <w:b w:val="0"/>
+                <w:i w:val="0"/>
+                <w:color w:val="222222"/>
+                <w:sz w:val="19"/>
+              </w:rPr>
+              <w:t>UC-16</w:t>
+            </w:r>
+          </w:p>
+        </w:tc>
+        <w:tc>
+          <w:tcPr>
+            <w:tcW w:type="dxa" w:w="3685"/>
+            <w:shd w:val="clear" w:color="auto" w:fill="EEF2F7"/>
+            <w:tcBorders>
+              <w:top w:val="single" w:sz="4" w:space="0" w:color="B9C4D4"/>
+              <w:left w:val="single" w:sz="4" w:space="0" w:color="B9C4D4"/>
+              <w:bottom w:val="single" w:sz="4" w:space="0" w:color="B9C4D4"/>
+              <w:right w:val="single" w:sz="4" w:space="0" w:color="B9C4D4"/>
+            </w:tcBorders>
+            <w:vAlign w:val="center"/>
+          </w:tcPr>
+          <w:p>
+            <w:r/>
+            <w:r>
+              <w:rPr>
+                <w:rFonts w:ascii="Calibri" w:hAnsi="Calibri"/>
+                <w:b w:val="0"/>
+                <w:i w:val="0"/>
+                <w:color w:val="222222"/>
+                <w:sz w:val="19"/>
+              </w:rPr>
+              <w:t>Xem báo cáo và thống kê vận hành</w:t>
+            </w:r>
+          </w:p>
+        </w:tc>
+        <w:tc>
+          <w:tcPr>
+            <w:tcW w:type="dxa" w:w="1701"/>
+            <w:shd w:val="clear" w:color="auto" w:fill="EEF2F7"/>
+            <w:tcBorders>
+              <w:top w:val="single" w:sz="4" w:space="0" w:color="B9C4D4"/>
+              <w:left w:val="single" w:sz="4" w:space="0" w:color="B9C4D4"/>
+              <w:bottom w:val="single" w:sz="4" w:space="0" w:color="B9C4D4"/>
+              <w:right w:val="single" w:sz="4" w:space="0" w:color="B9C4D4"/>
+            </w:tcBorders>
+            <w:vAlign w:val="center"/>
+          </w:tcPr>
+          <w:p>
+            <w:r/>
+            <w:r>
+              <w:rPr>
+                <w:rFonts w:ascii="Calibri" w:hAnsi="Calibri"/>
+                <w:b w:val="0"/>
+                <w:i w:val="0"/>
+                <w:color w:val="222222"/>
+                <w:sz w:val="19"/>
+              </w:rPr>
+              <w:t>Admin</w:t>
+            </w:r>
+          </w:p>
+        </w:tc>
+        <w:tc>
+          <w:tcPr>
+            <w:tcW w:type="dxa" w:w="2098"/>
+            <w:shd w:val="clear" w:color="auto" w:fill="EEF2F7"/>
+            <w:tcBorders>
+              <w:top w:val="single" w:sz="4" w:space="0" w:color="B9C4D4"/>
+              <w:left w:val="single" w:sz="4" w:space="0" w:color="B9C4D4"/>
+              <w:bottom w:val="single" w:sz="4" w:space="0" w:color="B9C4D4"/>
+              <w:right w:val="single" w:sz="4" w:space="0" w:color="B9C4D4"/>
+            </w:tcBorders>
+            <w:vAlign w:val="center"/>
+          </w:tcPr>
+          <w:p>
+            <w:r/>
+            <w:r>
+              <w:rPr>
+                <w:rFonts w:ascii="Calibri" w:hAnsi="Calibri"/>
+                <w:b w:val="0"/>
+                <w:i w:val="0"/>
+                <w:color w:val="222222"/>
+                <w:sz w:val="19"/>
+              </w:rPr>
+              <w:t>Quản trị hệ thống</w:t>
+            </w:r>
+          </w:p>
+        </w:tc>
+      </w:tr>
+      <w:tr>
+        <w:tc>
+          <w:tcPr>
+            <w:tcW w:type="dxa" w:w="1020"/>
+            <w:shd w:val="clear" w:color="auto" w:fill="FFFFFF"/>
+            <w:tcBorders>
+              <w:top w:val="single" w:sz="4" w:space="0" w:color="B9C4D4"/>
+              <w:left w:val="single" w:sz="4" w:space="0" w:color="B9C4D4"/>
+              <w:bottom w:val="single" w:sz="4" w:space="0" w:color="B9C4D4"/>
+              <w:right w:val="single" w:sz="4" w:space="0" w:color="B9C4D4"/>
+            </w:tcBorders>
+            <w:vAlign w:val="center"/>
+          </w:tcPr>
+          <w:p>
+            <w:r/>
+            <w:r>
+              <w:rPr>
+                <w:rFonts w:ascii="Calibri" w:hAnsi="Calibri"/>
+                <w:b w:val="0"/>
+                <w:i w:val="0"/>
+                <w:color w:val="222222"/>
+                <w:sz w:val="19"/>
+              </w:rPr>
+              <w:t>UC-17</w:t>
+            </w:r>
+          </w:p>
+        </w:tc>
+        <w:tc>
+          <w:tcPr>
+            <w:tcW w:type="dxa" w:w="3685"/>
+            <w:shd w:val="clear" w:color="auto" w:fill="FFFFFF"/>
+            <w:tcBorders>
+              <w:top w:val="single" w:sz="4" w:space="0" w:color="B9C4D4"/>
+              <w:left w:val="single" w:sz="4" w:space="0" w:color="B9C4D4"/>
+              <w:bottom w:val="single" w:sz="4" w:space="0" w:color="B9C4D4"/>
+              <w:right w:val="single" w:sz="4" w:space="0" w:color="B9C4D4"/>
+            </w:tcBorders>
+            <w:vAlign w:val="center"/>
+          </w:tcPr>
+          <w:p>
+            <w:r/>
+            <w:r>
+              <w:rPr>
+                <w:rFonts w:ascii="Calibri" w:hAnsi="Calibri"/>
+                <w:b w:val="0"/>
+                <w:i w:val="0"/>
+                <w:color w:val="222222"/>
+                <w:sz w:val="19"/>
+              </w:rPr>
+              <w:t>Quên / đặt lại mật khẩu</w:t>
+            </w:r>
+          </w:p>
+        </w:tc>
+        <w:tc>
+          <w:tcPr>
+            <w:tcW w:type="dxa" w:w="1701"/>
+            <w:shd w:val="clear" w:color="auto" w:fill="FFFFFF"/>
+            <w:tcBorders>
+              <w:top w:val="single" w:sz="4" w:space="0" w:color="B9C4D4"/>
+              <w:left w:val="single" w:sz="4" w:space="0" w:color="B9C4D4"/>
+              <w:bottom w:val="single" w:sz="4" w:space="0" w:color="B9C4D4"/>
+              <w:right w:val="single" w:sz="4" w:space="0" w:color="B9C4D4"/>
+            </w:tcBorders>
+            <w:vAlign w:val="center"/>
+          </w:tcPr>
+          <w:p>
+            <w:r/>
+            <w:r>
+              <w:rPr>
+                <w:rFonts w:ascii="Calibri" w:hAnsi="Calibri"/>
+                <w:b w:val="0"/>
+                <w:i w:val="0"/>
+                <w:color w:val="222222"/>
+                <w:sz w:val="19"/>
+              </w:rPr>
+              <w:t>Customer</w:t>
+            </w:r>
+          </w:p>
+        </w:tc>
+        <w:tc>
+          <w:tcPr>
+            <w:tcW w:type="dxa" w:w="2098"/>
+            <w:shd w:val="clear" w:color="auto" w:fill="FFFFFF"/>
+            <w:tcBorders>
+              <w:top w:val="single" w:sz="4" w:space="0" w:color="B9C4D4"/>
+              <w:left w:val="single" w:sz="4" w:space="0" w:color="B9C4D4"/>
+              <w:bottom w:val="single" w:sz="4" w:space="0" w:color="B9C4D4"/>
+              <w:right w:val="single" w:sz="4" w:space="0" w:color="B9C4D4"/>
+            </w:tcBorders>
+            <w:vAlign w:val="center"/>
+          </w:tcPr>
+          <w:p>
+            <w:r/>
+            <w:r>
+              <w:rPr>
+                <w:rFonts w:ascii="Calibri" w:hAnsi="Calibri"/>
+                <w:b w:val="0"/>
+                <w:i w:val="0"/>
+                <w:color w:val="222222"/>
+                <w:sz w:val="19"/>
+              </w:rPr>
+              <w:t>Bán hàng</w:t>
+            </w:r>
+          </w:p>
+        </w:tc>
+      </w:tr>
+      <w:tr>
+        <w:tc>
+          <w:tcPr>
+            <w:tcW w:type="dxa" w:w="1020"/>
+            <w:shd w:val="clear" w:color="auto" w:fill="EEF2F7"/>
+            <w:tcBorders>
+              <w:top w:val="single" w:sz="4" w:space="0" w:color="B9C4D4"/>
+              <w:left w:val="single" w:sz="4" w:space="0" w:color="B9C4D4"/>
+              <w:bottom w:val="single" w:sz="4" w:space="0" w:color="B9C4D4"/>
+              <w:right w:val="single" w:sz="4" w:space="0" w:color="B9C4D4"/>
+            </w:tcBorders>
+            <w:vAlign w:val="center"/>
+          </w:tcPr>
+          <w:p>
+            <w:r/>
+            <w:r>
+              <w:rPr>
+                <w:rFonts w:ascii="Calibri" w:hAnsi="Calibri"/>
+                <w:b w:val="0"/>
+                <w:i w:val="0"/>
+                <w:color w:val="222222"/>
+                <w:sz w:val="19"/>
+              </w:rPr>
+              <w:t>UC-18</w:t>
+            </w:r>
+          </w:p>
+        </w:tc>
+        <w:tc>
+          <w:tcPr>
+            <w:tcW w:type="dxa" w:w="3685"/>
+            <w:shd w:val="clear" w:color="auto" w:fill="EEF2F7"/>
+            <w:tcBorders>
+              <w:top w:val="single" w:sz="4" w:space="0" w:color="B9C4D4"/>
+              <w:left w:val="single" w:sz="4" w:space="0" w:color="B9C4D4"/>
+              <w:bottom w:val="single" w:sz="4" w:space="0" w:color="B9C4D4"/>
+              <w:right w:val="single" w:sz="4" w:space="0" w:color="B9C4D4"/>
+            </w:tcBorders>
+            <w:vAlign w:val="center"/>
+          </w:tcPr>
+          <w:p>
+            <w:r/>
+            <w:r>
+              <w:rPr>
+                <w:rFonts w:ascii="Calibri" w:hAnsi="Calibri"/>
+                <w:b w:val="0"/>
+                <w:i w:val="0"/>
+                <w:color w:val="222222"/>
+                <w:sz w:val="19"/>
+              </w:rPr>
+              <w:t>Cập nhật thông tin cá nhân</w:t>
+            </w:r>
+          </w:p>
+        </w:tc>
+        <w:tc>
+          <w:tcPr>
+            <w:tcW w:type="dxa" w:w="1701"/>
+            <w:shd w:val="clear" w:color="auto" w:fill="EEF2F7"/>
+            <w:tcBorders>
+              <w:top w:val="single" w:sz="4" w:space="0" w:color="B9C4D4"/>
+              <w:left w:val="single" w:sz="4" w:space="0" w:color="B9C4D4"/>
+              <w:bottom w:val="single" w:sz="4" w:space="0" w:color="B9C4D4"/>
+              <w:right w:val="single" w:sz="4" w:space="0" w:color="B9C4D4"/>
+            </w:tcBorders>
+            <w:vAlign w:val="center"/>
+          </w:tcPr>
+          <w:p>
+            <w:r/>
+            <w:r>
+              <w:rPr>
+                <w:rFonts w:ascii="Calibri" w:hAnsi="Calibri"/>
+                <w:b w:val="0"/>
+                <w:i w:val="0"/>
+                <w:color w:val="222222"/>
+                <w:sz w:val="19"/>
+              </w:rPr>
+              <w:t>Customer</w:t>
+            </w:r>
+          </w:p>
+        </w:tc>
+        <w:tc>
+          <w:tcPr>
+            <w:tcW w:type="dxa" w:w="2098"/>
+            <w:shd w:val="clear" w:color="auto" w:fill="EEF2F7"/>
+            <w:tcBorders>
+              <w:top w:val="single" w:sz="4" w:space="0" w:color="B9C4D4"/>
+              <w:left w:val="single" w:sz="4" w:space="0" w:color="B9C4D4"/>
+              <w:bottom w:val="single" w:sz="4" w:space="0" w:color="B9C4D4"/>
+              <w:right w:val="single" w:sz="4" w:space="0" w:color="B9C4D4"/>
+            </w:tcBorders>
+            <w:vAlign w:val="center"/>
+          </w:tcPr>
+          <w:p>
+            <w:r/>
+            <w:r>
+              <w:rPr>
+                <w:rFonts w:ascii="Calibri" w:hAnsi="Calibri"/>
+                <w:b w:val="0"/>
+                <w:i w:val="0"/>
+                <w:color w:val="222222"/>
+                <w:sz w:val="19"/>
+              </w:rPr>
+              <w:t>Bán hàng</w:t>
+            </w:r>
+          </w:p>
+        </w:tc>
+      </w:tr>
+      <w:tr>
+        <w:tc>
+          <w:tcPr>
+            <w:tcW w:type="dxa" w:w="1020"/>
+            <w:shd w:val="clear" w:color="auto" w:fill="FFFFFF"/>
+            <w:tcBorders>
+              <w:top w:val="single" w:sz="4" w:space="0" w:color="B9C4D4"/>
+              <w:left w:val="single" w:sz="4" w:space="0" w:color="B9C4D4"/>
+              <w:bottom w:val="single" w:sz="4" w:space="0" w:color="B9C4D4"/>
+              <w:right w:val="single" w:sz="4" w:space="0" w:color="B9C4D4"/>
+            </w:tcBorders>
+            <w:vAlign w:val="center"/>
+          </w:tcPr>
+          <w:p>
+            <w:r/>
+            <w:r>
+              <w:rPr>
+                <w:rFonts w:ascii="Calibri" w:hAnsi="Calibri"/>
+                <w:b w:val="0"/>
+                <w:i w:val="0"/>
+                <w:color w:val="222222"/>
+                <w:sz w:val="19"/>
+              </w:rPr>
+              <w:t>UC-19</w:t>
+            </w:r>
+          </w:p>
+        </w:tc>
+        <w:tc>
+          <w:tcPr>
+            <w:tcW w:type="dxa" w:w="3685"/>
+            <w:shd w:val="clear" w:color="auto" w:fill="FFFFFF"/>
+            <w:tcBorders>
+              <w:top w:val="single" w:sz="4" w:space="0" w:color="B9C4D4"/>
+              <w:left w:val="single" w:sz="4" w:space="0" w:color="B9C4D4"/>
+              <w:bottom w:val="single" w:sz="4" w:space="0" w:color="B9C4D4"/>
+              <w:right w:val="single" w:sz="4" w:space="0" w:color="B9C4D4"/>
+            </w:tcBorders>
+            <w:vAlign w:val="center"/>
+          </w:tcPr>
+          <w:p>
+            <w:r/>
+            <w:r>
+              <w:rPr>
+                <w:rFonts w:ascii="Calibri" w:hAnsi="Calibri"/>
+                <w:b w:val="0"/>
+                <w:i w:val="0"/>
+                <w:color w:val="222222"/>
+                <w:sz w:val="19"/>
+              </w:rPr>
+              <w:t>Đánh giá sản phẩm</w:t>
+            </w:r>
+          </w:p>
+        </w:tc>
+        <w:tc>
+          <w:tcPr>
+            <w:tcW w:type="dxa" w:w="1701"/>
+            <w:shd w:val="clear" w:color="auto" w:fill="FFFFFF"/>
+            <w:tcBorders>
+              <w:top w:val="single" w:sz="4" w:space="0" w:color="B9C4D4"/>
+              <w:left w:val="single" w:sz="4" w:space="0" w:color="B9C4D4"/>
+              <w:bottom w:val="single" w:sz="4" w:space="0" w:color="B9C4D4"/>
+              <w:right w:val="single" w:sz="4" w:space="0" w:color="B9C4D4"/>
+            </w:tcBorders>
+            <w:vAlign w:val="center"/>
+          </w:tcPr>
+          <w:p>
+            <w:r/>
+            <w:r>
+              <w:rPr>
+                <w:rFonts w:ascii="Calibri" w:hAnsi="Calibri"/>
+                <w:b w:val="0"/>
+                <w:i w:val="0"/>
+                <w:color w:val="222222"/>
+                <w:sz w:val="19"/>
+              </w:rPr>
+              <w:t>Customer</w:t>
+            </w:r>
+          </w:p>
+        </w:tc>
+        <w:tc>
+          <w:tcPr>
+            <w:tcW w:type="dxa" w:w="2098"/>
+            <w:shd w:val="clear" w:color="auto" w:fill="FFFFFF"/>
+            <w:tcBorders>
+              <w:top w:val="single" w:sz="4" w:space="0" w:color="B9C4D4"/>
+              <w:left w:val="single" w:sz="4" w:space="0" w:color="B9C4D4"/>
+              <w:bottom w:val="single" w:sz="4" w:space="0" w:color="B9C4D4"/>
+              <w:right w:val="single" w:sz="4" w:space="0" w:color="B9C4D4"/>
+            </w:tcBorders>
+            <w:vAlign w:val="center"/>
+          </w:tcPr>
+          <w:p>
+            <w:r/>
+            <w:r>
+              <w:rPr>
+                <w:rFonts w:ascii="Calibri" w:hAnsi="Calibri"/>
+                <w:b w:val="0"/>
+                <w:i w:val="0"/>
+                <w:color w:val="222222"/>
+                <w:sz w:val="19"/>
+              </w:rPr>
+              <w:t>Bán hàng</w:t>
+            </w:r>
+          </w:p>
+        </w:tc>
+      </w:tr>
+      <w:tr>
+        <w:tc>
+          <w:tcPr>
+            <w:tcW w:type="dxa" w:w="1020"/>
+            <w:shd w:val="clear" w:color="auto" w:fill="EEF2F7"/>
+            <w:tcBorders>
+              <w:top w:val="single" w:sz="4" w:space="0" w:color="B9C4D4"/>
+              <w:left w:val="single" w:sz="4" w:space="0" w:color="B9C4D4"/>
+              <w:bottom w:val="single" w:sz="4" w:space="0" w:color="B9C4D4"/>
+              <w:right w:val="single" w:sz="4" w:space="0" w:color="B9C4D4"/>
+            </w:tcBorders>
+            <w:vAlign w:val="center"/>
+          </w:tcPr>
+          <w:p>
+            <w:r/>
+            <w:r>
+              <w:rPr>
+                <w:rFonts w:ascii="Calibri" w:hAnsi="Calibri"/>
+                <w:b w:val="0"/>
+                <w:i w:val="0"/>
+                <w:color w:val="222222"/>
+                <w:sz w:val="19"/>
+              </w:rPr>
+              <w:t>UC-20</w:t>
+            </w:r>
+          </w:p>
+        </w:tc>
+        <w:tc>
+          <w:tcPr>
+            <w:tcW w:type="dxa" w:w="3685"/>
+            <w:shd w:val="clear" w:color="auto" w:fill="EEF2F7"/>
+            <w:tcBorders>
+              <w:top w:val="single" w:sz="4" w:space="0" w:color="B9C4D4"/>
+              <w:left w:val="single" w:sz="4" w:space="0" w:color="B9C4D4"/>
+              <w:bottom w:val="single" w:sz="4" w:space="0" w:color="B9C4D4"/>
+              <w:right w:val="single" w:sz="4" w:space="0" w:color="B9C4D4"/>
+            </w:tcBorders>
+            <w:vAlign w:val="center"/>
+          </w:tcPr>
+          <w:p>
+            <w:r/>
+            <w:r>
+              <w:rPr>
+                <w:rFonts w:ascii="Calibri" w:hAnsi="Calibri"/>
+                <w:b w:val="0"/>
+                <w:i w:val="0"/>
+                <w:color w:val="222222"/>
+                <w:sz w:val="19"/>
+              </w:rPr>
+              <w:t>Rút tiền từ ví điện tử về ngân hàng</w:t>
+            </w:r>
+          </w:p>
+        </w:tc>
+        <w:tc>
+          <w:tcPr>
+            <w:tcW w:type="dxa" w:w="1701"/>
+            <w:shd w:val="clear" w:color="auto" w:fill="EEF2F7"/>
+            <w:tcBorders>
+              <w:top w:val="single" w:sz="4" w:space="0" w:color="B9C4D4"/>
+              <w:left w:val="single" w:sz="4" w:space="0" w:color="B9C4D4"/>
+              <w:bottom w:val="single" w:sz="4" w:space="0" w:color="B9C4D4"/>
+              <w:right w:val="single" w:sz="4" w:space="0" w:color="B9C4D4"/>
+            </w:tcBorders>
+            <w:vAlign w:val="center"/>
+          </w:tcPr>
+          <w:p>
+            <w:r/>
+            <w:r>
+              <w:rPr>
+                <w:rFonts w:ascii="Calibri" w:hAnsi="Calibri"/>
+                <w:b w:val="0"/>
+                <w:i w:val="0"/>
+                <w:color w:val="222222"/>
+                <w:sz w:val="19"/>
+              </w:rPr>
+              <w:t>Customer</w:t>
             </w:r>
           </w:p>
         </w:tc>
@@ -8241,7 +10177,7 @@
           <w:color w:val="222222"/>
           <w:sz w:val="21"/>
         </w:rPr>
-        <w:t>Đặc tả đầy đủ cho 6 use case trọng điểm (3.4.1 – 3.4.6), theo bảng mẫu Actor / Pre-Post-condition / Main flow / Alternative flow / Exception flow.</w:t>
+        <w:t>Đặc tả đầy đủ cho 7 use case trọng điểm (3.4.1 – 3.4.7), theo bảng mẫu Actor / Pre-Post-condition / Main flow / Alternative flow / Exception flow.</w:t>
       </w:r>
     </w:p>
     <w:p>
@@ -8434,7 +10370,7 @@
                 <w:color w:val="222222"/>
                 <w:sz w:val="19"/>
               </w:rPr>
-              <w:t>Khách đã đăng nhập; sản phẩm đang ở trạng thái cho thuê được.</w:t>
+              <w:t>Khách đã đăng nhập; mỗi sản phẩm khách muốn thuê đang ở trạng thái cho thuê được.</w:t>
             </w:r>
           </w:p>
         </w:tc>
@@ -8488,7 +10424,7 @@
                 <w:color w:val="222222"/>
                 <w:sz w:val="19"/>
               </w:rPr>
-              <w:t>Đơn thuê được tạo ở trạng thái Pending, tiền thuê và tiền cọc (gồm phí ship nếu có) đã tính.</w:t>
+              <w:t>Đơn thuê được tạo ở trạng thái Pending, có thể gồm nhiều sản phẩm với khoảng ngày khác nhau; tổng tiền thuê và tổng tiền cọc (gồm phí ship) đã tính.</w:t>
             </w:r>
           </w:p>
         </w:tc>
@@ -8542,7 +10478,7 @@
                 <w:color w:val="222222"/>
                 <w:sz w:val="19"/>
               </w:rPr>
-              <w:t>1. Khách chọn sản phẩm. 2. Khách chọn ngày bắt đầu và ngày kết thúc thuê. 3. Hệ thống kiểm tra tồn kho theo khoảng ngày (FR-CT-02). 4. Khách chọn hình thức nhận hàng: tự đến lấy hoặc giao vận (FR-TTGV-01); nếu chọn giao vận, khách nhập khu vực nhận hàng. 5. Hệ thống tính tiền thuê (FR-CT-04), phí ship nếu có (FR-TTGV-02) và tiền cọc theo BRU-01 (FR-CT-03). 6. Khách xác nhận và thanh toán cọc online qua mã QR (UC-10). 7. Hệ thống tạo đơn thuê trạng thái Pending.</w:t>
+              <w:t>1. Khách chọn một sản phẩm, chọn ngày bắt đầu và ngày kết thúc thuê, thêm vào giỏ thuê (FR-CT-01). 2. Khách có thể lặp lại bước 1 để thêm sản phẩm khác vào giỏ thuê, mỗi sản phẩm có khoảng ngày riêng. 3. Khách xem lại giỏ thuê, có thể sửa ngày hoặc xoá bớt sản phẩm (FR-CT-09). 4. Hệ thống kiểm tra tồn kho theo khoảng ngày cho từng sản phẩm trong giỏ (FR-CT-02). 5. Khách nhập/xác nhận địa chỉ nhận hàng (mặc định lấy từ hồ sơ cá nhân, FR-BH-10); hệ thống tự động tính khoảng cách và chọn đối tác giao vận cho chiều nhận (FR-TTGV-02). 6. Hệ thống tính tổng tiền thuê (FR-CT-04), phí ship (FR-TTGV-02) và tổng tiền cọc theo BRU-01 (FR-CT-03) cho toàn bộ giỏ. 7. Khách xác nhận và thanh toán cọc online qua mã QR (UC-10). 8. Hệ thống tạo đơn thuê trạng thái Pending, gồm một dòng chi tiết cho mỗi sản phẩm trong giỏ.</w:t>
             </w:r>
           </w:p>
         </w:tc>
@@ -8596,7 +10532,7 @@
                 <w:color w:val="222222"/>
                 <w:sz w:val="19"/>
               </w:rPr>
-              <w:t>6a. Khách huỷ thao tác trước khi thanh toán → hệ thống không tạo đơn.</w:t>
+              <w:t>7a. Khách huỷ thao tác trước khi thanh toán → hệ thống không tạo đơn.</w:t>
             </w:r>
           </w:p>
         </w:tc>
@@ -8650,7 +10586,7 @@
                 <w:color w:val="222222"/>
                 <w:sz w:val="19"/>
               </w:rPr>
-              <w:t>3a. Sản phẩm không còn trống trong khoảng ngày đã chọn (rẽ từ bước 3) → hệ thống báo lỗi và gợi ý ngày/sản phẩm khác, kết thúc use case.</w:t>
+              <w:t>4a. Một sản phẩm trong giỏ không còn trống trong khoảng ngày đã chọn (rẽ từ bước 4) → hệ thống báo lỗi, nêu rõ sản phẩm và gợi ý ngày/sản phẩm khác, không cho tiếp tục cho đến khi khách sửa lại giỏ. 7b. Một sản phẩm trong giỏ đã được một khách khác thanh toán thành công trước (webhook đến trước, theo BRU-07) trong lúc khách này đang thanh toán → hệ thống huỷ phần đơn liên quan sản phẩm đó, hoàn tiền đã trừ (nếu có) vào ví điện tử nội bộ, báo khách sản phẩm đã hết.</w:t>
             </w:r>
           </w:p>
         </w:tc>
@@ -8901,7 +10837,7 @@
                 <w:color w:val="222222"/>
                 <w:sz w:val="19"/>
               </w:rPr>
-              <w:t>Khoản thanh toán được xác nhận thành công và đơn hàng/đơn thuê liên quan chuyển sang trạng thái tương ứng (ví dụ Pending→Confirmed).</w:t>
+              <w:t>Khoản thanh toán được xác nhận thành công và đơn hàng/đơn thuê liên quan chuyển sang trạng thái tương ứng (ví dụ Pending→Confirmed); nếu sản phẩm đã hết do khách khác thanh toán trước thì đơn này không được tạo.</w:t>
             </w:r>
           </w:p>
         </w:tc>
@@ -8955,7 +10891,7 @@
                 <w:color w:val="222222"/>
                 <w:sz w:val="19"/>
               </w:rPr>
-              <w:t>1. Hệ thống gọi API cổng thanh toán MoMo để sinh mã QR gắn với mã đơn và số tiền cần thu (FR-TTGV-06). 2. Khách quét mã QR bằng ví MoMo hoặc app ngân hàng hỗ trợ VietQR và xác nhận thanh toán. 3. MoMo gửi webhook báo kết quả thành công về hệ thống (FR-TTGV-07). 4. Hệ thống xác nhận khoản thanh toán và cập nhật trạng thái đơn liên quan.</w:t>
+              <w:t>1. Hệ thống gọi API cổng thanh toán MoMo để sinh mã QR gắn với mã đơn và số tiền cần thu (FR-TTGV-06). 2. Khách quét mã QR bằng ví MoMo hoặc app ngân hàng hỗ trợ VietQR và xác nhận thanh toán. 3. MoMo gửi webhook báo kết quả thành công về hệ thống (FR-TTGV-07). 4. Hệ thống kiểm tra sản phẩm/khoảng ngày liên quan vẫn còn khả dụng tại thời điểm nhận webhook (BRU-07); nếu còn khả dụng, hệ thống xác nhận khoản thanh toán và cập nhật trạng thái đơn liên quan.</w:t>
             </w:r>
           </w:p>
         </w:tc>
@@ -9063,7 +10999,7 @@
                 <w:color w:val="222222"/>
                 <w:sz w:val="19"/>
               </w:rPr>
-              <w:t>3a. Hệ thống không nhận được webhook trong 15 phút kể từ khi sinh mã QR (rẽ từ bước 3) → mã QR hết hiệu lực, hệ thống báo khách thử lại từ bước 1. 3b. Webhook báo thất bại → hệ thống giữ nguyên trạng thái đơn, báo khách thanh toán thất bại.</w:t>
+              <w:t>3a. Hệ thống không nhận được webhook trong 15 phút kể từ khi sinh mã QR (rẽ từ bước 3) → mã QR hết hiệu lực, hệ thống báo khách thử lại từ bước 1. 3b. Webhook báo thất bại → hệ thống giữ nguyên trạng thái đơn, báo khách thanh toán thất bại. 4a. Sản phẩm/khoảng ngày đã bị một đơn khác chiếm trước đó (rẽ từ bước 4, theo BRU-07) → hệ thống không xác nhận đơn, hoàn ngay số tiền đã thu vào ví điện tử nội bộ của khách, báo khách sản phẩm đã được người khác đặt trước.</w:t>
             </w:r>
           </w:p>
         </w:tc>
@@ -9082,7 +11018,7 @@
           <w:color w:val="1B365D"/>
           <w:sz w:val="23"/>
         </w:rPr>
-        <w:t>3.4.3. UC-06 – Bàn giao xuất kho</w:t>
+        <w:t>3.4.3. UC-06 – Bàn giao cho giao vận (xuất kho)</w:t>
       </w:r>
     </w:p>
     <w:tbl>
@@ -9206,7 +11142,7 @@
                 <w:color w:val="222222"/>
                 <w:sz w:val="19"/>
               </w:rPr>
-              <w:t>Staff (ACT-02); Green SM (ACT-04, giả định)</w:t>
+              <w:t>Staff (ACT-02); Green SM hoặc Shopee Express (ACT-04/ACT-06, giả định)</w:t>
             </w:r>
           </w:p>
         </w:tc>
@@ -9314,7 +11250,7 @@
                 <w:color w:val="222222"/>
                 <w:sz w:val="19"/>
               </w:rPr>
-              <w:t>Hộp game chuyển trạng thái Rented; đơn thuê chuyển trạng thái Active.</w:t>
+              <w:t>Hộp game của toàn bộ sản phẩm trong đơn chuyển trạng thái Rented; đơn thuê chuyển trạng thái Active.</w:t>
             </w:r>
           </w:p>
         </w:tc>
@@ -9368,7 +11304,7 @@
                 <w:color w:val="222222"/>
                 <w:sz w:val="19"/>
               </w:rPr>
-              <w:t>1. Nhân viên tra cứu đơn thuê theo mã đơn. 2. Hệ thống hiển thị hình thức nhận hàng khách đã chọn (FR-TTGV-01). 3a. Nếu hình thức là tự đến lấy: nhân viên xác nhận bàn giao trực tiếp cho khách tại quầy. 3b. Nếu hình thức là giao vận: hệ thống gọi API Green SM để tạo yêu cầu giao hàng (FR-TTGV-03), nhân viên giao sản phẩm cho shipper Green SM. 4. Hệ thống cập nhật trạng thái hộp game thành Rented (FR-KHO-02). 5. Hệ thống cập nhật đơn thuê thành Active.</w:t>
+              <w:t>1. Nhân viên tra cứu đơn thuê theo mã đơn, hệ thống hiển thị danh sách sản phẩm và địa chỉ nhận hàng của đơn. 2. Hệ thống gọi API của đối tác giao vận đã được tự động chọn theo khoảng cách (FR-TTGV-03) để tạo yêu cầu giao hàng. 3. Nhân viên giao toàn bộ sản phẩm cho shipper của đối tác được chọn. 4. Hệ thống cập nhật trạng thái hộp game của từng sản phẩm trong đơn thành Rented (FR-KHO-02). 5. Hệ thống cập nhật đơn thuê thành Active.</w:t>
             </w:r>
           </w:p>
         </w:tc>
@@ -9476,7 +11412,7 @@
                 <w:color w:val="222222"/>
                 <w:sz w:val="19"/>
               </w:rPr>
-              <w:t>1a. Không tìm thấy mã đơn (rẽ từ bước 1) → hệ thống báo lỗi, kết thúc use case. 3ba. API Green SM trả lỗi/không khả dụng (rẽ từ bước 3b) → hệ thống báo nhân viên tạm chuyển sang hình thức tự đến lấy hoặc thử lại sau.</w:t>
+              <w:t>1a. Không tìm thấy mã đơn (rẽ từ bước 1) → hệ thống báo lỗi, kết thúc use case. 2a. API đối tác giao vận trả lỗi/không khả dụng (rẽ từ bước 2) → hệ thống báo nhân viên thử lại sau.</w:t>
             </w:r>
           </w:p>
         </w:tc>
@@ -9673,7 +11609,7 @@
                 <w:color w:val="222222"/>
                 <w:sz w:val="19"/>
               </w:rPr>
-              <w:t>Sản phẩm đã về đến quầy (do khách tự mang trả hoặc do shipper giao vận chiều trả bàn giao lại).</w:t>
+              <w:t>Sản phẩm đã về đến kho do đối tác giao vận chiều trả bàn giao lại.</w:t>
             </w:r>
           </w:p>
         </w:tc>
@@ -9908,7 +11844,7 @@
           <w:color w:val="1B365D"/>
           <w:sz w:val="23"/>
         </w:rPr>
-        <w:t>3.4.5. UC-11 – Yêu cầu giao vận lấy hàng trả</w:t>
+        <w:t>3.4.5. UC-11 – Yêu cầu giao vận đến lấy hàng trả</w:t>
       </w:r>
     </w:p>
     <w:tbl>
@@ -10032,7 +11968,7 @@
                 <w:color w:val="222222"/>
                 <w:sz w:val="19"/>
               </w:rPr>
-              <w:t>Customer (ACT-01); Green SM (ACT-04, giả định)</w:t>
+              <w:t>Customer (ACT-01); Green SM hoặc Shopee Express (ACT-04/ACT-06, giả định)</w:t>
             </w:r>
           </w:p>
         </w:tc>
@@ -10140,7 +12076,7 @@
                 <w:color w:val="222222"/>
                 <w:sz w:val="19"/>
               </w:rPr>
-              <w:t>Yêu cầu lấy hàng trả được tạo với mã vận đơn; đơn thuê ghi nhận hình thức trả hàng là giao vận.</w:t>
+              <w:t>Yêu cầu lấy hàng trả được tạo với mã vận đơn, gắn với đối tác giao vận do hệ thống tự động chọn.</w:t>
             </w:r>
           </w:p>
         </w:tc>
@@ -10194,7 +12130,7 @@
                 <w:color w:val="222222"/>
                 <w:sz w:val="19"/>
               </w:rPr>
-              <w:t>1. Khi đến hạn trả, hệ thống hiển thị 2 lựa chọn: tự mang ra quán hoặc bấm nút gọi Green SM đến lấy (FR-TTGV-01). 2. Khách chọn gọi giao vận và xác nhận khu vực lấy hàng. 3. Hệ thống tính phí ship chiều trả theo khu vực (FR-TTGV-02). 4. Hệ thống gọi API Green SM để tạo yêu cầu lấy hàng (FR-TTGV-04). 5. Hệ thống ghi nhận hình thức trả hàng = giao vận cho đơn thuê.</w:t>
+              <w:t>1. Khi đến hạn trả, hệ thống nhắc khách xác nhận địa chỉ lấy hàng trả (mặc định giống địa chỉ nhận, FR-TTGV-01). 2. Khách xác nhận hoặc sửa địa chỉ lấy hàng trả. 3. Hệ thống tự động tính khoảng cách và chọn đối tác giao vận, tính phí ship chiều trả (FR-TTGV-02). 4. Hệ thống gọi API đối tác giao vận đã chọn để tạo yêu cầu lấy hàng (FR-TTGV-04).</w:t>
             </w:r>
           </w:p>
         </w:tc>
@@ -10248,7 +12184,7 @@
                 <w:color w:val="222222"/>
                 <w:sz w:val="19"/>
               </w:rPr>
-              <w:t>1a. Khách chọn tự mang ra quán → hệ thống ghi nhận hình thức trả hàng = tự mang trả, kết thúc use case ở bước này.</w:t>
+              <w:t>Không có — giao vận là hình thức duy nhất ở chiều trả hàng.</w:t>
             </w:r>
           </w:p>
         </w:tc>
@@ -10302,7 +12238,7 @@
                 <w:color w:val="222222"/>
                 <w:sz w:val="19"/>
               </w:rPr>
-              <w:t>4a. API Green SM trả lỗi/không khả dụng (rẽ từ bước 4) → hệ thống báo khách thử lại sau hoặc chọn tự mang ra quán.</w:t>
+              <w:t>4a. API đối tác giao vận trả lỗi/không khả dụng (rẽ từ bước 4) → hệ thống báo khách thử lại sau.</w:t>
             </w:r>
           </w:p>
         </w:tc>
@@ -10445,7 +12381,7 @@
                 <w:color w:val="222222"/>
                 <w:sz w:val="19"/>
               </w:rPr>
-              <w:t>Staff (ACT-02); MoMo (ACT-05, giả định)</w:t>
+              <w:t>Staff (ACT-02)</w:t>
             </w:r>
           </w:p>
         </w:tc>
@@ -10499,7 +12435,7 @@
                 <w:color w:val="222222"/>
                 <w:sz w:val="19"/>
               </w:rPr>
-              <w:t>Biên bản kiểm đếm (UC-08) đã hoàn tất cho đơn thuê liên quan; hình thức trả hàng thực tế đã xác định (UC-11 hoặc tự mang trả).</w:t>
+              <w:t>Biên bản kiểm đếm (UC-08) đã hoàn tất cho đơn thuê liên quan; yêu cầu lấy hàng trả (UC-11) đã hoàn tất.</w:t>
             </w:r>
           </w:p>
         </w:tc>
@@ -10553,7 +12489,7 @@
                 <w:color w:val="222222"/>
                 <w:sz w:val="19"/>
               </w:rPr>
-              <w:t>Số tiền hoàn cọc cuối cùng được tính và hoàn lại cho khách (hoặc thu thêm nếu còn thiếu); đơn thuê chuyển trạng thái Completed rồi Closed.</w:t>
+              <w:t>Số tiền hoàn cọc cuối cùng được tính và cộng vào ví điện tử nội bộ của khách (hoặc sinh yêu cầu thu thêm nếu còn thiếu); đơn thuê chuyển trạng thái Completed rồi Closed.</w:t>
             </w:r>
           </w:p>
         </w:tc>
@@ -10607,7 +12543,7 @@
                 <w:color w:val="222222"/>
                 <w:sz w:val="19"/>
               </w:rPr>
-              <w:t>1. Hệ thống tính phạt trễ hạn nếu có (FR-CT-06). 2. Hệ thống tính đền bù nếu thiếu/hư hỏng linh kiện (FR-CT-07). 3. Hệ thống tính chênh lệch phí ship giữa số đã giữ trong cọc và số thực tế phát sinh (FR-TTGV-08). 4. Hệ thống tính số tiền hoàn cọc cuối cùng. 5. Nhân viên xác nhận hoàn cọc; nếu còn thiếu tiền, hệ thống sinh mã QR để thu thêm (UC-10). 6. Hệ thống cập nhật đơn thuê thành Completed.</w:t>
+              <w:t>1. Hệ thống tính phạt trễ hạn nếu có (FR-CT-06). 2. Hệ thống tính đền bù nếu thiếu/hư hỏng linh kiện (FR-CT-07). 3. Hệ thống tính chênh lệch phí ship giữa số đã giữ trong cọc và số thực tế phát sinh (FR-TTGV-08). 4. Hệ thống tính số tiền hoàn cọc cuối cùng. 5. Nhân viên xác nhận hoàn cọc; nếu còn dư, hệ thống cộng tiền vào ví điện tử nội bộ của khách (BRU-06); nếu còn thiếu tiền, hệ thống sinh mã QR để thu thêm (UC-10). 6. Hệ thống cập nhật đơn thuê thành Completed.</w:t>
             </w:r>
           </w:p>
         </w:tc>
@@ -10716,6 +12652,419 @@
                 <w:sz w:val="19"/>
               </w:rPr>
               <w:t>4a. Tổng tiền phạt/đền bù/ship vượt quá tiền cọc đã thu (rẽ từ bước 4) → hệ thống báo số tiền khách còn phải trả thêm, không tự trừ âm.</w:t>
+            </w:r>
+          </w:p>
+        </w:tc>
+      </w:tr>
+    </w:tbl>
+    <w:p/>
+    <w:p>
+      <w:pPr>
+        <w:pStyle w:val="Heading3"/>
+      </w:pPr>
+      <w:r>
+        <w:rPr>
+          <w:rFonts w:ascii="Calibri" w:hAnsi="Calibri"/>
+          <w:b/>
+          <w:i w:val="0"/>
+          <w:color w:val="1B365D"/>
+          <w:sz w:val="23"/>
+        </w:rPr>
+        <w:t>3.4.7. UC-03 – Đặt mua sản phẩm (Checkout)</w:t>
+      </w:r>
+    </w:p>
+    <w:tbl>
+      <w:tblPr>
+        <w:tblStyle w:val="TableGrid"/>
+        <w:tblW w:type="auto" w:w="0"/>
+        <w:jc w:val="center"/>
+        <w:tblLayout w:type="fixed"/>
+        <w:tblLook w:firstColumn="1" w:firstRow="1" w:lastColumn="0" w:lastRow="0" w:noHBand="0" w:noVBand="1" w:val="04A0"/>
+      </w:tblPr>
+      <w:tblGrid>
+        <w:gridCol w:w="1984"/>
+        <w:gridCol w:w="6520"/>
+      </w:tblGrid>
+      <w:tr>
+        <w:tc>
+          <w:tcPr>
+            <w:tcW w:type="dxa" w:w="1984"/>
+            <w:shd w:val="clear" w:color="auto" w:fill="1B365D"/>
+            <w:tcBorders>
+              <w:top w:val="single" w:sz="4" w:space="0" w:color="1B365D"/>
+              <w:left w:val="single" w:sz="4" w:space="0" w:color="1B365D"/>
+              <w:bottom w:val="single" w:sz="4" w:space="0" w:color="1B365D"/>
+              <w:right w:val="single" w:sz="4" w:space="0" w:color="1B365D"/>
+            </w:tcBorders>
+            <w:vAlign w:val="center"/>
+          </w:tcPr>
+          <w:p>
+            <w:pPr>
+              <w:jc w:val="center"/>
+            </w:pPr>
+            <w:r/>
+            <w:r>
+              <w:rPr>
+                <w:rFonts w:ascii="Calibri" w:hAnsi="Calibri"/>
+                <w:b/>
+                <w:i w:val="0"/>
+                <w:color w:val="FFFFFF"/>
+                <w:sz w:val="20"/>
+              </w:rPr>
+              <w:t>Trường</w:t>
+            </w:r>
+          </w:p>
+        </w:tc>
+        <w:tc>
+          <w:tcPr>
+            <w:tcW w:type="dxa" w:w="6520"/>
+            <w:shd w:val="clear" w:color="auto" w:fill="1B365D"/>
+            <w:tcBorders>
+              <w:top w:val="single" w:sz="4" w:space="0" w:color="1B365D"/>
+              <w:left w:val="single" w:sz="4" w:space="0" w:color="1B365D"/>
+              <w:bottom w:val="single" w:sz="4" w:space="0" w:color="1B365D"/>
+              <w:right w:val="single" w:sz="4" w:space="0" w:color="1B365D"/>
+            </w:tcBorders>
+            <w:vAlign w:val="center"/>
+          </w:tcPr>
+          <w:p>
+            <w:pPr>
+              <w:jc w:val="center"/>
+            </w:pPr>
+            <w:r/>
+            <w:r>
+              <w:rPr>
+                <w:rFonts w:ascii="Calibri" w:hAnsi="Calibri"/>
+                <w:b/>
+                <w:i w:val="0"/>
+                <w:color w:val="FFFFFF"/>
+                <w:sz w:val="20"/>
+              </w:rPr>
+              <w:t>Nội dung</w:t>
+            </w:r>
+          </w:p>
+        </w:tc>
+      </w:tr>
+      <w:tr>
+        <w:tc>
+          <w:tcPr>
+            <w:tcW w:type="dxa" w:w="1984"/>
+            <w:shd w:val="clear" w:color="auto" w:fill="FFFFFF"/>
+            <w:tcBorders>
+              <w:top w:val="single" w:sz="4" w:space="0" w:color="B9C4D4"/>
+              <w:left w:val="single" w:sz="4" w:space="0" w:color="B9C4D4"/>
+              <w:bottom w:val="single" w:sz="4" w:space="0" w:color="B9C4D4"/>
+              <w:right w:val="single" w:sz="4" w:space="0" w:color="B9C4D4"/>
+            </w:tcBorders>
+            <w:vAlign w:val="center"/>
+          </w:tcPr>
+          <w:p>
+            <w:r/>
+            <w:r>
+              <w:rPr>
+                <w:rFonts w:ascii="Calibri" w:hAnsi="Calibri"/>
+                <w:b w:val="0"/>
+                <w:i w:val="0"/>
+                <w:color w:val="222222"/>
+                <w:sz w:val="19"/>
+              </w:rPr>
+              <w:t>Tác nhân</w:t>
+            </w:r>
+          </w:p>
+        </w:tc>
+        <w:tc>
+          <w:tcPr>
+            <w:tcW w:type="dxa" w:w="6520"/>
+            <w:shd w:val="clear" w:color="auto" w:fill="FFFFFF"/>
+            <w:tcBorders>
+              <w:top w:val="single" w:sz="4" w:space="0" w:color="B9C4D4"/>
+              <w:left w:val="single" w:sz="4" w:space="0" w:color="B9C4D4"/>
+              <w:bottom w:val="single" w:sz="4" w:space="0" w:color="B9C4D4"/>
+              <w:right w:val="single" w:sz="4" w:space="0" w:color="B9C4D4"/>
+            </w:tcBorders>
+            <w:vAlign w:val="center"/>
+          </w:tcPr>
+          <w:p>
+            <w:r/>
+            <w:r>
+              <w:rPr>
+                <w:rFonts w:ascii="Calibri" w:hAnsi="Calibri"/>
+                <w:b w:val="0"/>
+                <w:i w:val="0"/>
+                <w:color w:val="222222"/>
+                <w:sz w:val="19"/>
+              </w:rPr>
+              <w:t>Customer (ACT-01); MoMo (ACT-05, giả định)</w:t>
+            </w:r>
+          </w:p>
+        </w:tc>
+      </w:tr>
+      <w:tr>
+        <w:tc>
+          <w:tcPr>
+            <w:tcW w:type="dxa" w:w="1984"/>
+            <w:shd w:val="clear" w:color="auto" w:fill="EEF2F7"/>
+            <w:tcBorders>
+              <w:top w:val="single" w:sz="4" w:space="0" w:color="B9C4D4"/>
+              <w:left w:val="single" w:sz="4" w:space="0" w:color="B9C4D4"/>
+              <w:bottom w:val="single" w:sz="4" w:space="0" w:color="B9C4D4"/>
+              <w:right w:val="single" w:sz="4" w:space="0" w:color="B9C4D4"/>
+            </w:tcBorders>
+            <w:vAlign w:val="center"/>
+          </w:tcPr>
+          <w:p>
+            <w:r/>
+            <w:r>
+              <w:rPr>
+                <w:rFonts w:ascii="Calibri" w:hAnsi="Calibri"/>
+                <w:b w:val="0"/>
+                <w:i w:val="0"/>
+                <w:color w:val="222222"/>
+                <w:sz w:val="19"/>
+              </w:rPr>
+              <w:t>Điều kiện trước</w:t>
+            </w:r>
+          </w:p>
+        </w:tc>
+        <w:tc>
+          <w:tcPr>
+            <w:tcW w:type="dxa" w:w="6520"/>
+            <w:shd w:val="clear" w:color="auto" w:fill="EEF2F7"/>
+            <w:tcBorders>
+              <w:top w:val="single" w:sz="4" w:space="0" w:color="B9C4D4"/>
+              <w:left w:val="single" w:sz="4" w:space="0" w:color="B9C4D4"/>
+              <w:bottom w:val="single" w:sz="4" w:space="0" w:color="B9C4D4"/>
+              <w:right w:val="single" w:sz="4" w:space="0" w:color="B9C4D4"/>
+            </w:tcBorders>
+            <w:vAlign w:val="center"/>
+          </w:tcPr>
+          <w:p>
+            <w:r/>
+            <w:r>
+              <w:rPr>
+                <w:rFonts w:ascii="Calibri" w:hAnsi="Calibri"/>
+                <w:b w:val="0"/>
+                <w:i w:val="0"/>
+                <w:color w:val="222222"/>
+                <w:sz w:val="19"/>
+              </w:rPr>
+              <w:t>Khách đã đăng nhập; mỗi sản phẩm trong giỏ còn đủ số hộp game ở trạng thái Available theo số lượng đã chọn.</w:t>
+            </w:r>
+          </w:p>
+        </w:tc>
+      </w:tr>
+      <w:tr>
+        <w:tc>
+          <w:tcPr>
+            <w:tcW w:type="dxa" w:w="1984"/>
+            <w:shd w:val="clear" w:color="auto" w:fill="FFFFFF"/>
+            <w:tcBorders>
+              <w:top w:val="single" w:sz="4" w:space="0" w:color="B9C4D4"/>
+              <w:left w:val="single" w:sz="4" w:space="0" w:color="B9C4D4"/>
+              <w:bottom w:val="single" w:sz="4" w:space="0" w:color="B9C4D4"/>
+              <w:right w:val="single" w:sz="4" w:space="0" w:color="B9C4D4"/>
+            </w:tcBorders>
+            <w:vAlign w:val="center"/>
+          </w:tcPr>
+          <w:p>
+            <w:r/>
+            <w:r>
+              <w:rPr>
+                <w:rFonts w:ascii="Calibri" w:hAnsi="Calibri"/>
+                <w:b w:val="0"/>
+                <w:i w:val="0"/>
+                <w:color w:val="222222"/>
+                <w:sz w:val="19"/>
+              </w:rPr>
+              <w:t>Điều kiện sau</w:t>
+            </w:r>
+          </w:p>
+        </w:tc>
+        <w:tc>
+          <w:tcPr>
+            <w:tcW w:type="dxa" w:w="6520"/>
+            <w:shd w:val="clear" w:color="auto" w:fill="FFFFFF"/>
+            <w:tcBorders>
+              <w:top w:val="single" w:sz="4" w:space="0" w:color="B9C4D4"/>
+              <w:left w:val="single" w:sz="4" w:space="0" w:color="B9C4D4"/>
+              <w:bottom w:val="single" w:sz="4" w:space="0" w:color="B9C4D4"/>
+              <w:right w:val="single" w:sz="4" w:space="0" w:color="B9C4D4"/>
+            </w:tcBorders>
+            <w:vAlign w:val="center"/>
+          </w:tcPr>
+          <w:p>
+            <w:r/>
+            <w:r>
+              <w:rPr>
+                <w:rFonts w:ascii="Calibri" w:hAnsi="Calibri"/>
+                <w:b w:val="0"/>
+                <w:i w:val="0"/>
+                <w:color w:val="222222"/>
+                <w:sz w:val="19"/>
+              </w:rPr>
+              <w:t>Đơn hàng loại "bán" được tạo, có thể gồm nhiều sản phẩm/số lượng khác nhau; các hộp game liên quan chuyển trạng thái Sold sau khi thanh toán thành công.</w:t>
+            </w:r>
+          </w:p>
+        </w:tc>
+      </w:tr>
+      <w:tr>
+        <w:tc>
+          <w:tcPr>
+            <w:tcW w:type="dxa" w:w="1984"/>
+            <w:shd w:val="clear" w:color="auto" w:fill="EEF2F7"/>
+            <w:tcBorders>
+              <w:top w:val="single" w:sz="4" w:space="0" w:color="B9C4D4"/>
+              <w:left w:val="single" w:sz="4" w:space="0" w:color="B9C4D4"/>
+              <w:bottom w:val="single" w:sz="4" w:space="0" w:color="B9C4D4"/>
+              <w:right w:val="single" w:sz="4" w:space="0" w:color="B9C4D4"/>
+            </w:tcBorders>
+            <w:vAlign w:val="center"/>
+          </w:tcPr>
+          <w:p>
+            <w:r/>
+            <w:r>
+              <w:rPr>
+                <w:rFonts w:ascii="Calibri" w:hAnsi="Calibri"/>
+                <w:b w:val="0"/>
+                <w:i w:val="0"/>
+                <w:color w:val="222222"/>
+                <w:sz w:val="19"/>
+              </w:rPr>
+              <w:t>Luồng chính</w:t>
+            </w:r>
+          </w:p>
+        </w:tc>
+        <w:tc>
+          <w:tcPr>
+            <w:tcW w:type="dxa" w:w="6520"/>
+            <w:shd w:val="clear" w:color="auto" w:fill="EEF2F7"/>
+            <w:tcBorders>
+              <w:top w:val="single" w:sz="4" w:space="0" w:color="B9C4D4"/>
+              <w:left w:val="single" w:sz="4" w:space="0" w:color="B9C4D4"/>
+              <w:bottom w:val="single" w:sz="4" w:space="0" w:color="B9C4D4"/>
+              <w:right w:val="single" w:sz="4" w:space="0" w:color="B9C4D4"/>
+            </w:tcBorders>
+            <w:vAlign w:val="center"/>
+          </w:tcPr>
+          <w:p>
+            <w:r/>
+            <w:r>
+              <w:rPr>
+                <w:rFonts w:ascii="Calibri" w:hAnsi="Calibri"/>
+                <w:b w:val="0"/>
+                <w:i w:val="0"/>
+                <w:color w:val="222222"/>
+                <w:sz w:val="19"/>
+              </w:rPr>
+              <w:t>1. Khách thêm một hoặc nhiều sản phẩm vào giỏ, mỗi sản phẩm chọn số lượng (FR-BH-08). 2. Khách xem lại giỏ, có thể sửa số lượng hoặc xoá bớt sản phẩm (FR-BH-09). 3. Khách nhập/xác nhận địa chỉ nhận hàng (mặc định lấy từ hồ sơ cá nhân); hệ thống tự động tính khoảng cách và chọn đối tác giao vận (FR-TTGV-02). 4. Hệ thống kiểm tra còn hàng cho từng sản phẩm trong giỏ theo số lượng đã chọn (FR-BH-04) và tính tổng tiền hàng, phí ship (FR-TTGV-02). 5. Khách xác nhận và thanh toán qua mã QR (UC-10). 6. Hệ thống xác nhận thanh toán và tạo đơn hàng loại "bán" ở trạng thái Confirmed, cập nhật các hộp game tương ứng thành Sold.</w:t>
+            </w:r>
+          </w:p>
+        </w:tc>
+      </w:tr>
+      <w:tr>
+        <w:tc>
+          <w:tcPr>
+            <w:tcW w:type="dxa" w:w="1984"/>
+            <w:shd w:val="clear" w:color="auto" w:fill="FFFFFF"/>
+            <w:tcBorders>
+              <w:top w:val="single" w:sz="4" w:space="0" w:color="B9C4D4"/>
+              <w:left w:val="single" w:sz="4" w:space="0" w:color="B9C4D4"/>
+              <w:bottom w:val="single" w:sz="4" w:space="0" w:color="B9C4D4"/>
+              <w:right w:val="single" w:sz="4" w:space="0" w:color="B9C4D4"/>
+            </w:tcBorders>
+            <w:vAlign w:val="center"/>
+          </w:tcPr>
+          <w:p>
+            <w:r/>
+            <w:r>
+              <w:rPr>
+                <w:rFonts w:ascii="Calibri" w:hAnsi="Calibri"/>
+                <w:b w:val="0"/>
+                <w:i w:val="0"/>
+                <w:color w:val="222222"/>
+                <w:sz w:val="19"/>
+              </w:rPr>
+              <w:t>Luồng thay thế</w:t>
+            </w:r>
+          </w:p>
+        </w:tc>
+        <w:tc>
+          <w:tcPr>
+            <w:tcW w:type="dxa" w:w="6520"/>
+            <w:shd w:val="clear" w:color="auto" w:fill="FFFFFF"/>
+            <w:tcBorders>
+              <w:top w:val="single" w:sz="4" w:space="0" w:color="B9C4D4"/>
+              <w:left w:val="single" w:sz="4" w:space="0" w:color="B9C4D4"/>
+              <w:bottom w:val="single" w:sz="4" w:space="0" w:color="B9C4D4"/>
+              <w:right w:val="single" w:sz="4" w:space="0" w:color="B9C4D4"/>
+            </w:tcBorders>
+            <w:vAlign w:val="center"/>
+          </w:tcPr>
+          <w:p>
+            <w:r/>
+            <w:r>
+              <w:rPr>
+                <w:rFonts w:ascii="Calibri" w:hAnsi="Calibri"/>
+                <w:b w:val="0"/>
+                <w:i w:val="0"/>
+                <w:color w:val="222222"/>
+                <w:sz w:val="19"/>
+              </w:rPr>
+              <w:t>6a. Khách huỷ đơn khi đơn còn ở trạng thái Pending (trước khi thanh toán) → hệ thống không tạo đơn (FR-BH-06).</w:t>
+            </w:r>
+          </w:p>
+        </w:tc>
+      </w:tr>
+      <w:tr>
+        <w:tc>
+          <w:tcPr>
+            <w:tcW w:type="dxa" w:w="1984"/>
+            <w:shd w:val="clear" w:color="auto" w:fill="EEF2F7"/>
+            <w:tcBorders>
+              <w:top w:val="single" w:sz="4" w:space="0" w:color="B9C4D4"/>
+              <w:left w:val="single" w:sz="4" w:space="0" w:color="B9C4D4"/>
+              <w:bottom w:val="single" w:sz="4" w:space="0" w:color="B9C4D4"/>
+              <w:right w:val="single" w:sz="4" w:space="0" w:color="B9C4D4"/>
+            </w:tcBorders>
+            <w:vAlign w:val="center"/>
+          </w:tcPr>
+          <w:p>
+            <w:r/>
+            <w:r>
+              <w:rPr>
+                <w:rFonts w:ascii="Calibri" w:hAnsi="Calibri"/>
+                <w:b w:val="0"/>
+                <w:i w:val="0"/>
+                <w:color w:val="222222"/>
+                <w:sz w:val="19"/>
+              </w:rPr>
+              <w:t>Luồng ngoại lệ</w:t>
+            </w:r>
+          </w:p>
+        </w:tc>
+        <w:tc>
+          <w:tcPr>
+            <w:tcW w:type="dxa" w:w="6520"/>
+            <w:shd w:val="clear" w:color="auto" w:fill="EEF2F7"/>
+            <w:tcBorders>
+              <w:top w:val="single" w:sz="4" w:space="0" w:color="B9C4D4"/>
+              <w:left w:val="single" w:sz="4" w:space="0" w:color="B9C4D4"/>
+              <w:bottom w:val="single" w:sz="4" w:space="0" w:color="B9C4D4"/>
+              <w:right w:val="single" w:sz="4" w:space="0" w:color="B9C4D4"/>
+            </w:tcBorders>
+            <w:vAlign w:val="center"/>
+          </w:tcPr>
+          <w:p>
+            <w:r/>
+            <w:r>
+              <w:rPr>
+                <w:rFonts w:ascii="Calibri" w:hAnsi="Calibri"/>
+                <w:b w:val="0"/>
+                <w:i w:val="0"/>
+                <w:color w:val="222222"/>
+                <w:sz w:val="19"/>
+              </w:rPr>
+              <w:t>4a. Một sản phẩm trong giỏ không còn đủ số lượng tại thời điểm checkout (rẽ từ bước 4) → hệ thống báo lỗi, nêu rõ sản phẩm thiếu hàng, không cho tiếp tục cho đến khi khách sửa lại giỏ. 5a. Hộp game liên quan đã được một đơn khác thanh toán thành công trước (webhook đến trước, theo BRU-07) → hệ thống không xác nhận đơn này, hoàn tiền đã thu vào ví điện tử nội bộ, báo khách sản phẩm đã hết hàng.</w:t>
             </w:r>
           </w:p>
         </w:tc>
@@ -10912,7 +13261,7 @@
                 <w:color w:val="222222"/>
                 <w:sz w:val="19"/>
               </w:rPr>
-              <w:t>Khách xem danh sách/chi tiết sản phẩm; hệ thống hiển thị dữ liệu kèm checklist linh kiện.</w:t>
+              <w:t>Khách xem danh sách/chi tiết sản phẩm, có thể tìm kiếm theo từ khoá; hệ thống hiển thị dữ liệu kèm checklist linh kiện và điểm đánh giá.</w:t>
             </w:r>
           </w:p>
         </w:tc>
@@ -10940,7 +13289,7 @@
                 <w:color w:val="222222"/>
                 <w:sz w:val="19"/>
               </w:rPr>
-              <w:t>UC-03</w:t>
+              <w:t>UC-05</w:t>
             </w:r>
           </w:p>
         </w:tc>
@@ -10966,7 +13315,7 @@
                 <w:color w:val="222222"/>
                 <w:sz w:val="19"/>
               </w:rPr>
-              <w:t>Khách thêm sản phẩm vào giỏ, chọn hình thức nhận hàng và thanh toán; hệ thống tạo đơn hàng loại "bán".</w:t>
+              <w:t>Nhân viên xem đơn thuê mới, xác nhận đã thu cọc; hệ thống chuyển đơn sang trạng thái Confirmed.</w:t>
             </w:r>
           </w:p>
         </w:tc>
@@ -10994,7 +13343,7 @@
                 <w:color w:val="222222"/>
                 <w:sz w:val="19"/>
               </w:rPr>
-              <w:t>UC-05</w:t>
+              <w:t>UC-09</w:t>
             </w:r>
           </w:p>
         </w:tc>
@@ -11020,7 +13369,7 @@
                 <w:color w:val="222222"/>
                 <w:sz w:val="19"/>
               </w:rPr>
-              <w:t>Nhân viên xem đơn thuê mới, xác nhận đã thu cọc; hệ thống chuyển đơn sang trạng thái Confirmed.</w:t>
+              <w:t>Nhân viên chọn hộp game và trạng thái mới; hệ thống kiểm tra hợp lệ theo State Machine rồi cập nhật.</w:t>
             </w:r>
           </w:p>
         </w:tc>
@@ -11048,7 +13397,7 @@
                 <w:color w:val="222222"/>
                 <w:sz w:val="19"/>
               </w:rPr>
-              <w:t>UC-09</w:t>
+              <w:t>UC-12</w:t>
             </w:r>
           </w:p>
         </w:tc>
@@ -11074,7 +13423,7 @@
                 <w:color w:val="222222"/>
                 <w:sz w:val="19"/>
               </w:rPr>
-              <w:t>Nhân viên chọn hộp game và trạng thái mới; hệ thống kiểm tra hợp lệ theo State Machine rồi cập nhật.</w:t>
+              <w:t>Green SM hoặc Shopee Express gửi webhook cập nhật trạng thái vận đơn; hệ thống xác thực và cập nhật trạng thái vận chuyển trên đơn liên quan.</w:t>
             </w:r>
           </w:p>
         </w:tc>
@@ -11102,7 +13451,7 @@
                 <w:color w:val="222222"/>
                 <w:sz w:val="19"/>
               </w:rPr>
-              <w:t>UC-12</w:t>
+              <w:t>UC-13</w:t>
             </w:r>
           </w:p>
         </w:tc>
@@ -11128,7 +13477,385 @@
                 <w:color w:val="222222"/>
                 <w:sz w:val="19"/>
               </w:rPr>
-              <w:t>Green SM gửi webhook cập nhật trạng thái vận đơn; hệ thống xác thực và cập nhật trạng thái vận chuyển trên đơn liên quan.</w:t>
+              <w:t>Staff/Admin nhập email/mật khẩu nội bộ; hệ thống xác thực theo bảng NhanVien và cấp phiên đăng nhập riêng với Customer.</w:t>
+            </w:r>
+          </w:p>
+        </w:tc>
+      </w:tr>
+      <w:tr>
+        <w:tc>
+          <w:tcPr>
+            <w:tcW w:type="dxa" w:w="1020"/>
+            <w:shd w:val="clear" w:color="auto" w:fill="FFFFFF"/>
+            <w:tcBorders>
+              <w:top w:val="single" w:sz="4" w:space="0" w:color="B9C4D4"/>
+              <w:left w:val="single" w:sz="4" w:space="0" w:color="B9C4D4"/>
+              <w:bottom w:val="single" w:sz="4" w:space="0" w:color="B9C4D4"/>
+              <w:right w:val="single" w:sz="4" w:space="0" w:color="B9C4D4"/>
+            </w:tcBorders>
+            <w:vAlign w:val="center"/>
+          </w:tcPr>
+          <w:p>
+            <w:r/>
+            <w:r>
+              <w:rPr>
+                <w:rFonts w:ascii="Calibri" w:hAnsi="Calibri"/>
+                <w:b w:val="0"/>
+                <w:i w:val="0"/>
+                <w:color w:val="222222"/>
+                <w:sz w:val="19"/>
+              </w:rPr>
+              <w:t>UC-14</w:t>
+            </w:r>
+          </w:p>
+        </w:tc>
+        <w:tc>
+          <w:tcPr>
+            <w:tcW w:type="dxa" w:w="7483"/>
+            <w:shd w:val="clear" w:color="auto" w:fill="FFFFFF"/>
+            <w:tcBorders>
+              <w:top w:val="single" w:sz="4" w:space="0" w:color="B9C4D4"/>
+              <w:left w:val="single" w:sz="4" w:space="0" w:color="B9C4D4"/>
+              <w:bottom w:val="single" w:sz="4" w:space="0" w:color="B9C4D4"/>
+              <w:right w:val="single" w:sz="4" w:space="0" w:color="B9C4D4"/>
+            </w:tcBorders>
+            <w:vAlign w:val="center"/>
+          </w:tcPr>
+          <w:p>
+            <w:r/>
+            <w:r>
+              <w:rPr>
+                <w:rFonts w:ascii="Calibri" w:hAnsi="Calibri"/>
+                <w:b w:val="0"/>
+                <w:i w:val="0"/>
+                <w:color w:val="222222"/>
+                <w:sz w:val="19"/>
+              </w:rPr>
+              <w:t>Admin tạo/sửa thông tin hoặc khoá/mở khoá tài khoản Staff; hệ thống lưu thay đổi và áp dụng ngay cho lần đăng nhập kế tiếp.</w:t>
+            </w:r>
+          </w:p>
+        </w:tc>
+      </w:tr>
+      <w:tr>
+        <w:tc>
+          <w:tcPr>
+            <w:tcW w:type="dxa" w:w="1020"/>
+            <w:shd w:val="clear" w:color="auto" w:fill="EEF2F7"/>
+            <w:tcBorders>
+              <w:top w:val="single" w:sz="4" w:space="0" w:color="B9C4D4"/>
+              <w:left w:val="single" w:sz="4" w:space="0" w:color="B9C4D4"/>
+              <w:bottom w:val="single" w:sz="4" w:space="0" w:color="B9C4D4"/>
+              <w:right w:val="single" w:sz="4" w:space="0" w:color="B9C4D4"/>
+            </w:tcBorders>
+            <w:vAlign w:val="center"/>
+          </w:tcPr>
+          <w:p>
+            <w:r/>
+            <w:r>
+              <w:rPr>
+                <w:rFonts w:ascii="Calibri" w:hAnsi="Calibri"/>
+                <w:b w:val="0"/>
+                <w:i w:val="0"/>
+                <w:color w:val="222222"/>
+                <w:sz w:val="19"/>
+              </w:rPr>
+              <w:t>UC-15</w:t>
+            </w:r>
+          </w:p>
+        </w:tc>
+        <w:tc>
+          <w:tcPr>
+            <w:tcW w:type="dxa" w:w="7483"/>
+            <w:shd w:val="clear" w:color="auto" w:fill="EEF2F7"/>
+            <w:tcBorders>
+              <w:top w:val="single" w:sz="4" w:space="0" w:color="B9C4D4"/>
+              <w:left w:val="single" w:sz="4" w:space="0" w:color="B9C4D4"/>
+              <w:bottom w:val="single" w:sz="4" w:space="0" w:color="B9C4D4"/>
+              <w:right w:val="single" w:sz="4" w:space="0" w:color="B9C4D4"/>
+            </w:tcBorders>
+            <w:vAlign w:val="center"/>
+          </w:tcPr>
+          <w:p>
+            <w:r/>
+            <w:r>
+              <w:rPr>
+                <w:rFonts w:ascii="Calibri" w:hAnsi="Calibri"/>
+                <w:b w:val="0"/>
+                <w:i w:val="0"/>
+                <w:color w:val="222222"/>
+                <w:sz w:val="19"/>
+              </w:rPr>
+              <w:t>Admin thêm/sửa/xoá sản phẩm và cập nhật giá bán/giá thuê; hệ thống áp dụng giá mới cho đơn tạo sau đó.</w:t>
+            </w:r>
+          </w:p>
+        </w:tc>
+      </w:tr>
+      <w:tr>
+        <w:tc>
+          <w:tcPr>
+            <w:tcW w:type="dxa" w:w="1020"/>
+            <w:shd w:val="clear" w:color="auto" w:fill="FFFFFF"/>
+            <w:tcBorders>
+              <w:top w:val="single" w:sz="4" w:space="0" w:color="B9C4D4"/>
+              <w:left w:val="single" w:sz="4" w:space="0" w:color="B9C4D4"/>
+              <w:bottom w:val="single" w:sz="4" w:space="0" w:color="B9C4D4"/>
+              <w:right w:val="single" w:sz="4" w:space="0" w:color="B9C4D4"/>
+            </w:tcBorders>
+            <w:vAlign w:val="center"/>
+          </w:tcPr>
+          <w:p>
+            <w:r/>
+            <w:r>
+              <w:rPr>
+                <w:rFonts w:ascii="Calibri" w:hAnsi="Calibri"/>
+                <w:b w:val="0"/>
+                <w:i w:val="0"/>
+                <w:color w:val="222222"/>
+                <w:sz w:val="19"/>
+              </w:rPr>
+              <w:t>UC-16</w:t>
+            </w:r>
+          </w:p>
+        </w:tc>
+        <w:tc>
+          <w:tcPr>
+            <w:tcW w:type="dxa" w:w="7483"/>
+            <w:shd w:val="clear" w:color="auto" w:fill="FFFFFF"/>
+            <w:tcBorders>
+              <w:top w:val="single" w:sz="4" w:space="0" w:color="B9C4D4"/>
+              <w:left w:val="single" w:sz="4" w:space="0" w:color="B9C4D4"/>
+              <w:bottom w:val="single" w:sz="4" w:space="0" w:color="B9C4D4"/>
+              <w:right w:val="single" w:sz="4" w:space="0" w:color="B9C4D4"/>
+            </w:tcBorders>
+            <w:vAlign w:val="center"/>
+          </w:tcPr>
+          <w:p>
+            <w:r/>
+            <w:r>
+              <w:rPr>
+                <w:rFonts w:ascii="Calibri" w:hAnsi="Calibri"/>
+                <w:b w:val="0"/>
+                <w:i w:val="0"/>
+                <w:color w:val="222222"/>
+                <w:sz w:val="19"/>
+              </w:rPr>
+              <w:t>Admin chọn khoảng thời gian; hệ thống tổng hợp doanh thu, tồn kho theo trạng thái và danh sách đơn theo trạng thái.</w:t>
+            </w:r>
+          </w:p>
+        </w:tc>
+      </w:tr>
+      <w:tr>
+        <w:tc>
+          <w:tcPr>
+            <w:tcW w:type="dxa" w:w="1020"/>
+            <w:shd w:val="clear" w:color="auto" w:fill="EEF2F7"/>
+            <w:tcBorders>
+              <w:top w:val="single" w:sz="4" w:space="0" w:color="B9C4D4"/>
+              <w:left w:val="single" w:sz="4" w:space="0" w:color="B9C4D4"/>
+              <w:bottom w:val="single" w:sz="4" w:space="0" w:color="B9C4D4"/>
+              <w:right w:val="single" w:sz="4" w:space="0" w:color="B9C4D4"/>
+            </w:tcBorders>
+            <w:vAlign w:val="center"/>
+          </w:tcPr>
+          <w:p>
+            <w:r/>
+            <w:r>
+              <w:rPr>
+                <w:rFonts w:ascii="Calibri" w:hAnsi="Calibri"/>
+                <w:b w:val="0"/>
+                <w:i w:val="0"/>
+                <w:color w:val="222222"/>
+                <w:sz w:val="19"/>
+              </w:rPr>
+              <w:t>UC-17</w:t>
+            </w:r>
+          </w:p>
+        </w:tc>
+        <w:tc>
+          <w:tcPr>
+            <w:tcW w:type="dxa" w:w="7483"/>
+            <w:shd w:val="clear" w:color="auto" w:fill="EEF2F7"/>
+            <w:tcBorders>
+              <w:top w:val="single" w:sz="4" w:space="0" w:color="B9C4D4"/>
+              <w:left w:val="single" w:sz="4" w:space="0" w:color="B9C4D4"/>
+              <w:bottom w:val="single" w:sz="4" w:space="0" w:color="B9C4D4"/>
+              <w:right w:val="single" w:sz="4" w:space="0" w:color="B9C4D4"/>
+            </w:tcBorders>
+            <w:vAlign w:val="center"/>
+          </w:tcPr>
+          <w:p>
+            <w:r/>
+            <w:r>
+              <w:rPr>
+                <w:rFonts w:ascii="Calibri" w:hAnsi="Calibri"/>
+                <w:b w:val="0"/>
+                <w:i w:val="0"/>
+                <w:color w:val="222222"/>
+                <w:sz w:val="19"/>
+              </w:rPr>
+              <w:t>Khách nhập email để yêu cầu đặt lại mật khẩu; hệ thống gửi email chứa đường dẫn đặt lại có hiệu lực 30 phút.</w:t>
+            </w:r>
+          </w:p>
+        </w:tc>
+      </w:tr>
+      <w:tr>
+        <w:tc>
+          <w:tcPr>
+            <w:tcW w:type="dxa" w:w="1020"/>
+            <w:shd w:val="clear" w:color="auto" w:fill="FFFFFF"/>
+            <w:tcBorders>
+              <w:top w:val="single" w:sz="4" w:space="0" w:color="B9C4D4"/>
+              <w:left w:val="single" w:sz="4" w:space="0" w:color="B9C4D4"/>
+              <w:bottom w:val="single" w:sz="4" w:space="0" w:color="B9C4D4"/>
+              <w:right w:val="single" w:sz="4" w:space="0" w:color="B9C4D4"/>
+            </w:tcBorders>
+            <w:vAlign w:val="center"/>
+          </w:tcPr>
+          <w:p>
+            <w:r/>
+            <w:r>
+              <w:rPr>
+                <w:rFonts w:ascii="Calibri" w:hAnsi="Calibri"/>
+                <w:b w:val="0"/>
+                <w:i w:val="0"/>
+                <w:color w:val="222222"/>
+                <w:sz w:val="19"/>
+              </w:rPr>
+              <w:t>UC-18</w:t>
+            </w:r>
+          </w:p>
+        </w:tc>
+        <w:tc>
+          <w:tcPr>
+            <w:tcW w:type="dxa" w:w="7483"/>
+            <w:shd w:val="clear" w:color="auto" w:fill="FFFFFF"/>
+            <w:tcBorders>
+              <w:top w:val="single" w:sz="4" w:space="0" w:color="B9C4D4"/>
+              <w:left w:val="single" w:sz="4" w:space="0" w:color="B9C4D4"/>
+              <w:bottom w:val="single" w:sz="4" w:space="0" w:color="B9C4D4"/>
+              <w:right w:val="single" w:sz="4" w:space="0" w:color="B9C4D4"/>
+            </w:tcBorders>
+            <w:vAlign w:val="center"/>
+          </w:tcPr>
+          <w:p>
+            <w:r/>
+            <w:r>
+              <w:rPr>
+                <w:rFonts w:ascii="Calibri" w:hAnsi="Calibri"/>
+                <w:b w:val="0"/>
+                <w:i w:val="0"/>
+                <w:color w:val="222222"/>
+                <w:sz w:val="19"/>
+              </w:rPr>
+              <w:t>Khách sửa họ tên/số điện thoại/địa chỉ hoặc đổi mật khẩu trong trang hồ sơ; hệ thống xác thực mật khẩu cũ (nếu đổi mật khẩu) rồi lưu.</w:t>
+            </w:r>
+          </w:p>
+        </w:tc>
+      </w:tr>
+      <w:tr>
+        <w:tc>
+          <w:tcPr>
+            <w:tcW w:type="dxa" w:w="1020"/>
+            <w:shd w:val="clear" w:color="auto" w:fill="EEF2F7"/>
+            <w:tcBorders>
+              <w:top w:val="single" w:sz="4" w:space="0" w:color="B9C4D4"/>
+              <w:left w:val="single" w:sz="4" w:space="0" w:color="B9C4D4"/>
+              <w:bottom w:val="single" w:sz="4" w:space="0" w:color="B9C4D4"/>
+              <w:right w:val="single" w:sz="4" w:space="0" w:color="B9C4D4"/>
+            </w:tcBorders>
+            <w:vAlign w:val="center"/>
+          </w:tcPr>
+          <w:p>
+            <w:r/>
+            <w:r>
+              <w:rPr>
+                <w:rFonts w:ascii="Calibri" w:hAnsi="Calibri"/>
+                <w:b w:val="0"/>
+                <w:i w:val="0"/>
+                <w:color w:val="222222"/>
+                <w:sz w:val="19"/>
+              </w:rPr>
+              <w:t>UC-19</w:t>
+            </w:r>
+          </w:p>
+        </w:tc>
+        <w:tc>
+          <w:tcPr>
+            <w:tcW w:type="dxa" w:w="7483"/>
+            <w:shd w:val="clear" w:color="auto" w:fill="EEF2F7"/>
+            <w:tcBorders>
+              <w:top w:val="single" w:sz="4" w:space="0" w:color="B9C4D4"/>
+              <w:left w:val="single" w:sz="4" w:space="0" w:color="B9C4D4"/>
+              <w:bottom w:val="single" w:sz="4" w:space="0" w:color="B9C4D4"/>
+              <w:right w:val="single" w:sz="4" w:space="0" w:color="B9C4D4"/>
+            </w:tcBorders>
+            <w:vAlign w:val="center"/>
+          </w:tcPr>
+          <w:p>
+            <w:r/>
+            <w:r>
+              <w:rPr>
+                <w:rFonts w:ascii="Calibri" w:hAnsi="Calibri"/>
+                <w:b w:val="0"/>
+                <w:i w:val="0"/>
+                <w:color w:val="222222"/>
+                <w:sz w:val="19"/>
+              </w:rPr>
+              <w:t>Khách chọn số sao và viết nhận xét cho sản phẩm thuộc đơn đã Completed của mình; hệ thống lưu đánh giá và cập nhật điểm trung bình.</w:t>
+            </w:r>
+          </w:p>
+        </w:tc>
+      </w:tr>
+      <w:tr>
+        <w:tc>
+          <w:tcPr>
+            <w:tcW w:type="dxa" w:w="1020"/>
+            <w:shd w:val="clear" w:color="auto" w:fill="FFFFFF"/>
+            <w:tcBorders>
+              <w:top w:val="single" w:sz="4" w:space="0" w:color="B9C4D4"/>
+              <w:left w:val="single" w:sz="4" w:space="0" w:color="B9C4D4"/>
+              <w:bottom w:val="single" w:sz="4" w:space="0" w:color="B9C4D4"/>
+              <w:right w:val="single" w:sz="4" w:space="0" w:color="B9C4D4"/>
+            </w:tcBorders>
+            <w:vAlign w:val="center"/>
+          </w:tcPr>
+          <w:p>
+            <w:r/>
+            <w:r>
+              <w:rPr>
+                <w:rFonts w:ascii="Calibri" w:hAnsi="Calibri"/>
+                <w:b w:val="0"/>
+                <w:i w:val="0"/>
+                <w:color w:val="222222"/>
+                <w:sz w:val="19"/>
+              </w:rPr>
+              <w:t>UC-20</w:t>
+            </w:r>
+          </w:p>
+        </w:tc>
+        <w:tc>
+          <w:tcPr>
+            <w:tcW w:type="dxa" w:w="7483"/>
+            <w:shd w:val="clear" w:color="auto" w:fill="FFFFFF"/>
+            <w:tcBorders>
+              <w:top w:val="single" w:sz="4" w:space="0" w:color="B9C4D4"/>
+              <w:left w:val="single" w:sz="4" w:space="0" w:color="B9C4D4"/>
+              <w:bottom w:val="single" w:sz="4" w:space="0" w:color="B9C4D4"/>
+              <w:right w:val="single" w:sz="4" w:space="0" w:color="B9C4D4"/>
+            </w:tcBorders>
+            <w:vAlign w:val="center"/>
+          </w:tcPr>
+          <w:p>
+            <w:r/>
+            <w:r>
+              <w:rPr>
+                <w:rFonts w:ascii="Calibri" w:hAnsi="Calibri"/>
+                <w:b w:val="0"/>
+                <w:i w:val="0"/>
+                <w:color w:val="222222"/>
+                <w:sz w:val="19"/>
+              </w:rPr>
+              <w:t>Khách nhập số tiền muốn rút và tài khoản ngân hàng nhận; hệ thống kiểm tra số dư ví rồi tạo yêu cầu rút tiền.</w:t>
             </w:r>
           </w:p>
         </w:tc>
@@ -11162,7 +13889,7 @@
           <w:color w:val="222222"/>
           <w:sz w:val="21"/>
         </w:rPr>
-        <w:t>Danh sách lớp/thực thể sơ bộ được xác định từ các use case ở mục 3.3 và Business Rules Catalog (BRD mục 8.2): KhachHang, SanPham, HopGame, LinhKien, DonHang, ChiTietDonHang, DatCoc, GiaoVan, ThanhToan, BienBanKiemDem, NhanVien.</w:t>
+        <w:t>Danh sách lớp/thực thể sơ bộ được xác định từ các use case ở mục 3.3 và Business Rules Catalog (BRD mục 8.2): KhachHang, ViDienTu, SanPham, HopGame, LinhKien, DanhGia, DonHang, ChiTietDonHang, DatCoc, GiaoVan, ThanhToan, BienBanKiemDem, NhanVien.</w:t>
       </w:r>
     </w:p>
     <w:p>
@@ -11303,6 +14030,17 @@
           <w:color w:val="1B1B1B"/>
           <w:sz w:val="19"/>
         </w:rPr>
+        <w:t xml:space="preserve">  dia_chi</w:t>
+        <w:br/>
+      </w:r>
+      <w:r>
+        <w:rPr>
+          <w:rFonts w:ascii="Consolas" w:hAnsi="Consolas"/>
+          <w:b w:val="0"/>
+          <w:i w:val="0"/>
+          <w:color w:val="1B1B1B"/>
+          <w:sz w:val="19"/>
+        </w:rPr>
         <w:t xml:space="preserve">  mat_khau_hash</w:t>
         <w:br/>
       </w:r>
@@ -11325,6 +14063,50 @@
           <w:color w:val="1B1B1B"/>
           <w:sz w:val="19"/>
         </w:rPr>
+        <w:t>class ViDienTu {</w:t>
+        <w:br/>
+      </w:r>
+      <w:r>
+        <w:rPr>
+          <w:rFonts w:ascii="Consolas" w:hAnsi="Consolas"/>
+          <w:b w:val="0"/>
+          <w:i w:val="0"/>
+          <w:color w:val="1B1B1B"/>
+          <w:sz w:val="19"/>
+        </w:rPr>
+        <w:t xml:space="preserve">  id</w:t>
+        <w:br/>
+      </w:r>
+      <w:r>
+        <w:rPr>
+          <w:rFonts w:ascii="Consolas" w:hAnsi="Consolas"/>
+          <w:b w:val="0"/>
+          <w:i w:val="0"/>
+          <w:color w:val="1B1B1B"/>
+          <w:sz w:val="19"/>
+        </w:rPr>
+        <w:t xml:space="preserve">  so_du</w:t>
+        <w:br/>
+      </w:r>
+      <w:r>
+        <w:rPr>
+          <w:rFonts w:ascii="Consolas" w:hAnsi="Consolas"/>
+          <w:b w:val="0"/>
+          <w:i w:val="0"/>
+          <w:color w:val="1B1B1B"/>
+          <w:sz w:val="19"/>
+        </w:rPr>
+        <w:t>}</w:t>
+        <w:br/>
+      </w:r>
+      <w:r>
+        <w:rPr>
+          <w:rFonts w:ascii="Consolas" w:hAnsi="Consolas"/>
+          <w:b w:val="0"/>
+          <w:i w:val="0"/>
+          <w:color w:val="1B1B1B"/>
+          <w:sz w:val="19"/>
+        </w:rPr>
         <w:t>class SanPham {</w:t>
         <w:br/>
       </w:r>
@@ -11391,6 +14173,17 @@
           <w:color w:val="1B1B1B"/>
           <w:sz w:val="19"/>
         </w:rPr>
+        <w:t xml:space="preserve">  anh_url</w:t>
+        <w:br/>
+      </w:r>
+      <w:r>
+        <w:rPr>
+          <w:rFonts w:ascii="Consolas" w:hAnsi="Consolas"/>
+          <w:b w:val="0"/>
+          <w:i w:val="0"/>
+          <w:color w:val="1B1B1B"/>
+          <w:sz w:val="19"/>
+        </w:rPr>
         <w:t>}</w:t>
         <w:br/>
       </w:r>
@@ -11512,6 +14305,72 @@
           <w:color w:val="1B1B1B"/>
           <w:sz w:val="19"/>
         </w:rPr>
+        <w:t>class DanhGia {</w:t>
+        <w:br/>
+      </w:r>
+      <w:r>
+        <w:rPr>
+          <w:rFonts w:ascii="Consolas" w:hAnsi="Consolas"/>
+          <w:b w:val="0"/>
+          <w:i w:val="0"/>
+          <w:color w:val="1B1B1B"/>
+          <w:sz w:val="19"/>
+        </w:rPr>
+        <w:t xml:space="preserve">  id</w:t>
+        <w:br/>
+      </w:r>
+      <w:r>
+        <w:rPr>
+          <w:rFonts w:ascii="Consolas" w:hAnsi="Consolas"/>
+          <w:b w:val="0"/>
+          <w:i w:val="0"/>
+          <w:color w:val="1B1B1B"/>
+          <w:sz w:val="19"/>
+        </w:rPr>
+        <w:t xml:space="preserve">  so_sao</w:t>
+        <w:br/>
+      </w:r>
+      <w:r>
+        <w:rPr>
+          <w:rFonts w:ascii="Consolas" w:hAnsi="Consolas"/>
+          <w:b w:val="0"/>
+          <w:i w:val="0"/>
+          <w:color w:val="1B1B1B"/>
+          <w:sz w:val="19"/>
+        </w:rPr>
+        <w:t xml:space="preserve">  nhan_xet</w:t>
+        <w:br/>
+      </w:r>
+      <w:r>
+        <w:rPr>
+          <w:rFonts w:ascii="Consolas" w:hAnsi="Consolas"/>
+          <w:b w:val="0"/>
+          <w:i w:val="0"/>
+          <w:color w:val="1B1B1B"/>
+          <w:sz w:val="19"/>
+        </w:rPr>
+        <w:t xml:space="preserve">  ngay_danh_gia</w:t>
+        <w:br/>
+      </w:r>
+      <w:r>
+        <w:rPr>
+          <w:rFonts w:ascii="Consolas" w:hAnsi="Consolas"/>
+          <w:b w:val="0"/>
+          <w:i w:val="0"/>
+          <w:color w:val="1B1B1B"/>
+          <w:sz w:val="19"/>
+        </w:rPr>
+        <w:t>}</w:t>
+        <w:br/>
+      </w:r>
+      <w:r>
+        <w:rPr>
+          <w:rFonts w:ascii="Consolas" w:hAnsi="Consolas"/>
+          <w:b w:val="0"/>
+          <w:i w:val="0"/>
+          <w:color w:val="1B1B1B"/>
+          <w:sz w:val="19"/>
+        </w:rPr>
         <w:t>class DonHang {</w:t>
         <w:br/>
       </w:r>
@@ -11600,6 +14459,17 @@
           <w:color w:val="1B1B1B"/>
           <w:sz w:val="19"/>
         </w:rPr>
+        <w:t xml:space="preserve">  so_luong</w:t>
+        <w:br/>
+      </w:r>
+      <w:r>
+        <w:rPr>
+          <w:rFonts w:ascii="Consolas" w:hAnsi="Consolas"/>
+          <w:b w:val="0"/>
+          <w:i w:val="0"/>
+          <w:color w:val="1B1B1B"/>
+          <w:sz w:val="19"/>
+        </w:rPr>
         <w:t xml:space="preserve">  ngay_bat_dau</w:t>
         <w:br/>
       </w:r>
@@ -11633,7 +14503,7 @@
           <w:color w:val="1B1B1B"/>
           <w:sz w:val="19"/>
         </w:rPr>
-        <w:t xml:space="preserve">  hinh_thuc_nhan</w:t>
+        <w:t xml:space="preserve">  dia_chi_nhan</w:t>
         <w:br/>
       </w:r>
       <w:r>
@@ -11644,7 +14514,7 @@
           <w:color w:val="1B1B1B"/>
           <w:sz w:val="19"/>
         </w:rPr>
-        <w:t xml:space="preserve">  hinh_thuc_tra</w:t>
+        <w:t xml:space="preserve">  dia_chi_tra</w:t>
         <w:br/>
       </w:r>
       <w:r>
@@ -11776,7 +14646,7 @@
           <w:color w:val="1B1B1B"/>
           <w:sz w:val="19"/>
         </w:rPr>
-        <w:t xml:space="preserve">  khu_vuc</w:t>
+        <w:t xml:space="preserve">  doi_tac</w:t>
         <w:br/>
       </w:r>
       <w:r>
@@ -11787,6 +14657,17 @@
           <w:color w:val="1B1B1B"/>
           <w:sz w:val="19"/>
         </w:rPr>
+        <w:t xml:space="preserve">  khoang_cach_km</w:t>
+        <w:br/>
+      </w:r>
+      <w:r>
+        <w:rPr>
+          <w:rFonts w:ascii="Consolas" w:hAnsi="Consolas"/>
+          <w:b w:val="0"/>
+          <w:i w:val="0"/>
+          <w:color w:val="1B1B1B"/>
+          <w:sz w:val="19"/>
+        </w:rPr>
         <w:t xml:space="preserve">  phi_ship</w:t>
         <w:br/>
       </w:r>
@@ -11996,6 +14877,28 @@
           <w:color w:val="1B1B1B"/>
           <w:sz w:val="19"/>
         </w:rPr>
+        <w:t xml:space="preserve">  email</w:t>
+        <w:br/>
+      </w:r>
+      <w:r>
+        <w:rPr>
+          <w:rFonts w:ascii="Consolas" w:hAnsi="Consolas"/>
+          <w:b w:val="0"/>
+          <w:i w:val="0"/>
+          <w:color w:val="1B1B1B"/>
+          <w:sz w:val="19"/>
+        </w:rPr>
+        <w:t xml:space="preserve">  mat_khau_hash</w:t>
+        <w:br/>
+      </w:r>
+      <w:r>
+        <w:rPr>
+          <w:rFonts w:ascii="Consolas" w:hAnsi="Consolas"/>
+          <w:b w:val="0"/>
+          <w:i w:val="0"/>
+          <w:color w:val="1B1B1B"/>
+          <w:sz w:val="19"/>
+        </w:rPr>
         <w:t xml:space="preserve">  vai_tro</w:t>
         <w:br/>
       </w:r>
@@ -12007,6 +14910,17 @@
           <w:color w:val="1B1B1B"/>
           <w:sz w:val="19"/>
         </w:rPr>
+        <w:t xml:space="preserve">  dang_hoat_dong</w:t>
+        <w:br/>
+      </w:r>
+      <w:r>
+        <w:rPr>
+          <w:rFonts w:ascii="Consolas" w:hAnsi="Consolas"/>
+          <w:b w:val="0"/>
+          <w:i w:val="0"/>
+          <w:color w:val="1B1B1B"/>
+          <w:sz w:val="19"/>
+        </w:rPr>
         <w:t>}</w:t>
         <w:br/>
       </w:r>
@@ -12029,6 +14943,17 @@
           <w:color w:val="1B1B1B"/>
           <w:sz w:val="19"/>
         </w:rPr>
+        <w:t>KhachHang "1" -- "1" ViDienTu</w:t>
+        <w:br/>
+      </w:r>
+      <w:r>
+        <w:rPr>
+          <w:rFonts w:ascii="Consolas" w:hAnsi="Consolas"/>
+          <w:b w:val="0"/>
+          <w:i w:val="0"/>
+          <w:color w:val="1B1B1B"/>
+          <w:sz w:val="19"/>
+        </w:rPr>
         <w:t>KhachHang "1" -- "0..*" DonHang</w:t>
         <w:br/>
       </w:r>
@@ -12040,6 +14965,17 @@
           <w:color w:val="1B1B1B"/>
           <w:sz w:val="19"/>
         </w:rPr>
+        <w:t>KhachHang "1" -- "0..*" DanhGia</w:t>
+        <w:br/>
+      </w:r>
+      <w:r>
+        <w:rPr>
+          <w:rFonts w:ascii="Consolas" w:hAnsi="Consolas"/>
+          <w:b w:val="0"/>
+          <w:i w:val="0"/>
+          <w:color w:val="1B1B1B"/>
+          <w:sz w:val="19"/>
+        </w:rPr>
         <w:t>DonHang "1" *-- "1..*" ChiTietDonHang</w:t>
         <w:br/>
       </w:r>
@@ -12074,6 +15010,17 @@
           <w:sz w:val="19"/>
         </w:rPr>
         <w:t>SanPham "1" -- "0..*" LinhKien</w:t>
+        <w:br/>
+      </w:r>
+      <w:r>
+        <w:rPr>
+          <w:rFonts w:ascii="Consolas" w:hAnsi="Consolas"/>
+          <w:b w:val="0"/>
+          <w:i w:val="0"/>
+          <w:color w:val="1B1B1B"/>
+          <w:sz w:val="19"/>
+        </w:rPr>
+        <w:t>SanPham "1" -- "0..*" DanhGia</w:t>
         <w:br/>
       </w:r>
       <w:r>
@@ -12171,7 +15118,7 @@
           <w:color w:val="222222"/>
           <w:sz w:val="21"/>
         </w:rPr>
-        <w:t>Áp dụng 4 quy tắc chuyển đổi từ Sơ đồ lớp Domain sang ERD: (1) mỗi lớp → một thực thể/bảng; (2) mỗi thuộc tính → một cột kèm kiểu dữ liệu sơ bộ; (3) quan hệ 1-N/N-N → khoá ngoại hoặc bảng trung gian; (4) chuẩn hoá và vẽ ERD hoàn chỉnh theo ký hiệu Crow's Foot (Hình 3.3). Quan hệ DonHang–DatCoc là 1-1 vì mỗi đơn thuê chỉ có một khoản cọc tương ứng; GiaoVan và ThanhToan là thực thể mới tách ra từ nhu cầu lưu nhiều lượt giao vận (2 chiều) và nhiều lượt thanh toán (cọc, tiền hàng, thu thêm) cho cùng một đơn.</w:t>
+        <w:t>Áp dụng 4 quy tắc chuyển đổi từ Sơ đồ lớp Domain sang ERD: (1) mỗi lớp → một thực thể/bảng; (2) mỗi thuộc tính → một cột kèm kiểu dữ liệu sơ bộ; (3) quan hệ 1-N/N-N → khoá ngoại hoặc bảng trung gian; (4) chuẩn hoá và vẽ ERD hoàn chỉnh theo ký hiệu Crow's Foot (Hình 3.3). Quan hệ DonHang–DatCoc là 1-1 vì mỗi đơn thuê chỉ có một khoản cọc tương ứng; KhachHang–ViDienTu là 1-1 vì mỗi khách có đúng một ví điện tử nội bộ (BRU-06); GiaoVan, ThanhToan và DanhGia là thực thể mới tách ra từ nhu cầu lưu nhiều lượt giao vận (2 chiều, có thể khác đối tác), nhiều lượt thanh toán (cọc, tiền hàng, thu thêm) cho cùng một đơn, và nhiều lượt đánh giá cho cùng một sản phẩm.</w:t>
       </w:r>
     </w:p>
     <w:p>
@@ -12297,6 +15244,17 @@
           <w:color w:val="1B1B1B"/>
           <w:sz w:val="19"/>
         </w:rPr>
+        <w:t xml:space="preserve">  dia_chi : VARCHAR</w:t>
+        <w:br/>
+      </w:r>
+      <w:r>
+        <w:rPr>
+          <w:rFonts w:ascii="Consolas" w:hAnsi="Consolas"/>
+          <w:b w:val="0"/>
+          <w:i w:val="0"/>
+          <w:color w:val="1B1B1B"/>
+          <w:sz w:val="19"/>
+        </w:rPr>
         <w:t xml:space="preserve">  mat_khau_hash : VARCHAR</w:t>
         <w:br/>
       </w:r>
@@ -12319,6 +15277,72 @@
           <w:color w:val="1B1B1B"/>
           <w:sz w:val="19"/>
         </w:rPr>
+        <w:t>entity ViDienTu {</w:t>
+        <w:br/>
+      </w:r>
+      <w:r>
+        <w:rPr>
+          <w:rFonts w:ascii="Consolas" w:hAnsi="Consolas"/>
+          <w:b w:val="0"/>
+          <w:i w:val="0"/>
+          <w:color w:val="1B1B1B"/>
+          <w:sz w:val="19"/>
+        </w:rPr>
+        <w:t xml:space="preserve">  * id : UUID &lt;&lt;PK&gt;&gt;</w:t>
+        <w:br/>
+      </w:r>
+      <w:r>
+        <w:rPr>
+          <w:rFonts w:ascii="Consolas" w:hAnsi="Consolas"/>
+          <w:b w:val="0"/>
+          <w:i w:val="0"/>
+          <w:color w:val="1B1B1B"/>
+          <w:sz w:val="19"/>
+        </w:rPr>
+        <w:t xml:space="preserve">  --</w:t>
+        <w:br/>
+      </w:r>
+      <w:r>
+        <w:rPr>
+          <w:rFonts w:ascii="Consolas" w:hAnsi="Consolas"/>
+          <w:b w:val="0"/>
+          <w:i w:val="0"/>
+          <w:color w:val="1B1B1B"/>
+          <w:sz w:val="19"/>
+        </w:rPr>
+        <w:t xml:space="preserve">  # khach_hang_id : UUID &lt;&lt;FK, UNIQUE&gt;&gt;</w:t>
+        <w:br/>
+      </w:r>
+      <w:r>
+        <w:rPr>
+          <w:rFonts w:ascii="Consolas" w:hAnsi="Consolas"/>
+          <w:b w:val="0"/>
+          <w:i w:val="0"/>
+          <w:color w:val="1B1B1B"/>
+          <w:sz w:val="19"/>
+        </w:rPr>
+        <w:t xml:space="preserve">  so_du : NUMERIC</w:t>
+        <w:br/>
+      </w:r>
+      <w:r>
+        <w:rPr>
+          <w:rFonts w:ascii="Consolas" w:hAnsi="Consolas"/>
+          <w:b w:val="0"/>
+          <w:i w:val="0"/>
+          <w:color w:val="1B1B1B"/>
+          <w:sz w:val="19"/>
+        </w:rPr>
+        <w:t>}</w:t>
+        <w:br/>
+      </w:r>
+      <w:r>
+        <w:rPr>
+          <w:rFonts w:ascii="Consolas" w:hAnsi="Consolas"/>
+          <w:b w:val="0"/>
+          <w:i w:val="0"/>
+          <w:color w:val="1B1B1B"/>
+          <w:sz w:val="19"/>
+        </w:rPr>
         <w:t>entity SanPham {</w:t>
         <w:br/>
       </w:r>
@@ -12396,6 +15420,17 @@
           <w:color w:val="1B1B1B"/>
           <w:sz w:val="19"/>
         </w:rPr>
+        <w:t xml:space="preserve">  anh_url : VARCHAR</w:t>
+        <w:br/>
+      </w:r>
+      <w:r>
+        <w:rPr>
+          <w:rFonts w:ascii="Consolas" w:hAnsi="Consolas"/>
+          <w:b w:val="0"/>
+          <w:i w:val="0"/>
+          <w:color w:val="1B1B1B"/>
+          <w:sz w:val="19"/>
+        </w:rPr>
         <w:t>}</w:t>
         <w:br/>
       </w:r>
@@ -12561,6 +15596,116 @@
           <w:color w:val="1B1B1B"/>
           <w:sz w:val="19"/>
         </w:rPr>
+        <w:t>entity DanhGia {</w:t>
+        <w:br/>
+      </w:r>
+      <w:r>
+        <w:rPr>
+          <w:rFonts w:ascii="Consolas" w:hAnsi="Consolas"/>
+          <w:b w:val="0"/>
+          <w:i w:val="0"/>
+          <w:color w:val="1B1B1B"/>
+          <w:sz w:val="19"/>
+        </w:rPr>
+        <w:t xml:space="preserve">  * id : UUID &lt;&lt;PK&gt;&gt;</w:t>
+        <w:br/>
+      </w:r>
+      <w:r>
+        <w:rPr>
+          <w:rFonts w:ascii="Consolas" w:hAnsi="Consolas"/>
+          <w:b w:val="0"/>
+          <w:i w:val="0"/>
+          <w:color w:val="1B1B1B"/>
+          <w:sz w:val="19"/>
+        </w:rPr>
+        <w:t xml:space="preserve">  --</w:t>
+        <w:br/>
+      </w:r>
+      <w:r>
+        <w:rPr>
+          <w:rFonts w:ascii="Consolas" w:hAnsi="Consolas"/>
+          <w:b w:val="0"/>
+          <w:i w:val="0"/>
+          <w:color w:val="1B1B1B"/>
+          <w:sz w:val="19"/>
+        </w:rPr>
+        <w:t xml:space="preserve">  # san_pham_id : UUID &lt;&lt;FK&gt;&gt;</w:t>
+        <w:br/>
+      </w:r>
+      <w:r>
+        <w:rPr>
+          <w:rFonts w:ascii="Consolas" w:hAnsi="Consolas"/>
+          <w:b w:val="0"/>
+          <w:i w:val="0"/>
+          <w:color w:val="1B1B1B"/>
+          <w:sz w:val="19"/>
+        </w:rPr>
+        <w:t xml:space="preserve">  # khach_hang_id : UUID &lt;&lt;FK&gt;&gt;</w:t>
+        <w:br/>
+      </w:r>
+      <w:r>
+        <w:rPr>
+          <w:rFonts w:ascii="Consolas" w:hAnsi="Consolas"/>
+          <w:b w:val="0"/>
+          <w:i w:val="0"/>
+          <w:color w:val="1B1B1B"/>
+          <w:sz w:val="19"/>
+        </w:rPr>
+        <w:t xml:space="preserve">  # don_hang_id : UUID &lt;&lt;FK&gt;&gt;</w:t>
+        <w:br/>
+      </w:r>
+      <w:r>
+        <w:rPr>
+          <w:rFonts w:ascii="Consolas" w:hAnsi="Consolas"/>
+          <w:b w:val="0"/>
+          <w:i w:val="0"/>
+          <w:color w:val="1B1B1B"/>
+          <w:sz w:val="19"/>
+        </w:rPr>
+        <w:t xml:space="preserve">  so_sao : SMALLINT</w:t>
+        <w:br/>
+      </w:r>
+      <w:r>
+        <w:rPr>
+          <w:rFonts w:ascii="Consolas" w:hAnsi="Consolas"/>
+          <w:b w:val="0"/>
+          <w:i w:val="0"/>
+          <w:color w:val="1B1B1B"/>
+          <w:sz w:val="19"/>
+        </w:rPr>
+        <w:t xml:space="preserve">  nhan_xet : TEXT</w:t>
+        <w:br/>
+      </w:r>
+      <w:r>
+        <w:rPr>
+          <w:rFonts w:ascii="Consolas" w:hAnsi="Consolas"/>
+          <w:b w:val="0"/>
+          <w:i w:val="0"/>
+          <w:color w:val="1B1B1B"/>
+          <w:sz w:val="19"/>
+        </w:rPr>
+        <w:t xml:space="preserve">  ngay_danh_gia : TIMESTAMP</w:t>
+        <w:br/>
+      </w:r>
+      <w:r>
+        <w:rPr>
+          <w:rFonts w:ascii="Consolas" w:hAnsi="Consolas"/>
+          <w:b w:val="0"/>
+          <w:i w:val="0"/>
+          <w:color w:val="1B1B1B"/>
+          <w:sz w:val="19"/>
+        </w:rPr>
+        <w:t>}</w:t>
+        <w:br/>
+      </w:r>
+      <w:r>
+        <w:rPr>
+          <w:rFonts w:ascii="Consolas" w:hAnsi="Consolas"/>
+          <w:b w:val="0"/>
+          <w:i w:val="0"/>
+          <w:color w:val="1B1B1B"/>
+          <w:sz w:val="19"/>
+        </w:rPr>
         <w:t>entity DonHang {</w:t>
         <w:br/>
       </w:r>
@@ -12704,6 +15849,17 @@
           <w:color w:val="1B1B1B"/>
           <w:sz w:val="19"/>
         </w:rPr>
+        <w:t xml:space="preserve">  so_luong : INTEGER</w:t>
+        <w:br/>
+      </w:r>
+      <w:r>
+        <w:rPr>
+          <w:rFonts w:ascii="Consolas" w:hAnsi="Consolas"/>
+          <w:b w:val="0"/>
+          <w:i w:val="0"/>
+          <w:color w:val="1B1B1B"/>
+          <w:sz w:val="19"/>
+        </w:rPr>
         <w:t xml:space="preserve">  ngay_bat_dau : DATE</w:t>
         <w:br/>
       </w:r>
@@ -12737,7 +15893,7 @@
           <w:color w:val="1B1B1B"/>
           <w:sz w:val="19"/>
         </w:rPr>
-        <w:t xml:space="preserve">  hinh_thuc_nhan : ENUM</w:t>
+        <w:t xml:space="preserve">  dia_chi_nhan : VARCHAR</w:t>
         <w:br/>
       </w:r>
       <w:r>
@@ -12748,7 +15904,7 @@
           <w:color w:val="1B1B1B"/>
           <w:sz w:val="19"/>
         </w:rPr>
-        <w:t xml:space="preserve">  hinh_thuc_tra : ENUM</w:t>
+        <w:t xml:space="preserve">  dia_chi_tra : VARCHAR</w:t>
         <w:br/>
       </w:r>
       <w:r>
@@ -12924,7 +16080,7 @@
           <w:color w:val="1B1B1B"/>
           <w:sz w:val="19"/>
         </w:rPr>
-        <w:t xml:space="preserve">  khu_vuc : ENUM</w:t>
+        <w:t xml:space="preserve">  doi_tac : ENUM</w:t>
         <w:br/>
       </w:r>
       <w:r>
@@ -12935,6 +16091,17 @@
           <w:color w:val="1B1B1B"/>
           <w:sz w:val="19"/>
         </w:rPr>
+        <w:t xml:space="preserve">  khoang_cach_km : NUMERIC</w:t>
+        <w:br/>
+      </w:r>
+      <w:r>
+        <w:rPr>
+          <w:rFonts w:ascii="Consolas" w:hAnsi="Consolas"/>
+          <w:b w:val="0"/>
+          <w:i w:val="0"/>
+          <w:color w:val="1B1B1B"/>
+          <w:sz w:val="19"/>
+        </w:rPr>
         <w:t xml:space="preserve">  phi_ship : NUMERIC</w:t>
         <w:br/>
       </w:r>
@@ -13210,6 +16377,28 @@
           <w:color w:val="1B1B1B"/>
           <w:sz w:val="19"/>
         </w:rPr>
+        <w:t xml:space="preserve">  email : VARCHAR</w:t>
+        <w:br/>
+      </w:r>
+      <w:r>
+        <w:rPr>
+          <w:rFonts w:ascii="Consolas" w:hAnsi="Consolas"/>
+          <w:b w:val="0"/>
+          <w:i w:val="0"/>
+          <w:color w:val="1B1B1B"/>
+          <w:sz w:val="19"/>
+        </w:rPr>
+        <w:t xml:space="preserve">  mat_khau_hash : VARCHAR</w:t>
+        <w:br/>
+      </w:r>
+      <w:r>
+        <w:rPr>
+          <w:rFonts w:ascii="Consolas" w:hAnsi="Consolas"/>
+          <w:b w:val="0"/>
+          <w:i w:val="0"/>
+          <w:color w:val="1B1B1B"/>
+          <w:sz w:val="19"/>
+        </w:rPr>
         <w:t xml:space="preserve">  vai_tro : ENUM</w:t>
         <w:br/>
       </w:r>
@@ -13221,6 +16410,17 @@
           <w:color w:val="1B1B1B"/>
           <w:sz w:val="19"/>
         </w:rPr>
+        <w:t xml:space="preserve">  dang_hoat_dong : BOOLEAN</w:t>
+        <w:br/>
+      </w:r>
+      <w:r>
+        <w:rPr>
+          <w:rFonts w:ascii="Consolas" w:hAnsi="Consolas"/>
+          <w:b w:val="0"/>
+          <w:i w:val="0"/>
+          <w:color w:val="1B1B1B"/>
+          <w:sz w:val="19"/>
+        </w:rPr>
         <w:t>}</w:t>
         <w:br/>
       </w:r>
@@ -13243,6 +16443,17 @@
           <w:color w:val="1B1B1B"/>
           <w:sz w:val="19"/>
         </w:rPr>
+        <w:t>KhachHang ||--|| ViDienTu</w:t>
+        <w:br/>
+      </w:r>
+      <w:r>
+        <w:rPr>
+          <w:rFonts w:ascii="Consolas" w:hAnsi="Consolas"/>
+          <w:b w:val="0"/>
+          <w:i w:val="0"/>
+          <w:color w:val="1B1B1B"/>
+          <w:sz w:val="19"/>
+        </w:rPr>
         <w:t>KhachHang ||--o{ DonHang</w:t>
         <w:br/>
       </w:r>
@@ -13254,6 +16465,17 @@
           <w:color w:val="1B1B1B"/>
           <w:sz w:val="19"/>
         </w:rPr>
+        <w:t>KhachHang ||--o{ DanhGia</w:t>
+        <w:br/>
+      </w:r>
+      <w:r>
+        <w:rPr>
+          <w:rFonts w:ascii="Consolas" w:hAnsi="Consolas"/>
+          <w:b w:val="0"/>
+          <w:i w:val="0"/>
+          <w:color w:val="1B1B1B"/>
+          <w:sz w:val="19"/>
+        </w:rPr>
         <w:t>DonHang ||--|{ ChiTietDonHang</w:t>
         <w:br/>
       </w:r>
@@ -13288,6 +16510,28 @@
           <w:sz w:val="19"/>
         </w:rPr>
         <w:t>SanPham ||--o{ LinhKien</w:t>
+        <w:br/>
+      </w:r>
+      <w:r>
+        <w:rPr>
+          <w:rFonts w:ascii="Consolas" w:hAnsi="Consolas"/>
+          <w:b w:val="0"/>
+          <w:i w:val="0"/>
+          <w:color w:val="1B1B1B"/>
+          <w:sz w:val="19"/>
+        </w:rPr>
+        <w:t>SanPham ||--o{ DanhGia</w:t>
+        <w:br/>
+      </w:r>
+      <w:r>
+        <w:rPr>
+          <w:rFonts w:ascii="Consolas" w:hAnsi="Consolas"/>
+          <w:b w:val="0"/>
+          <w:i w:val="0"/>
+          <w:color w:val="1B1B1B"/>
+          <w:sz w:val="19"/>
+        </w:rPr>
+        <w:t>DonHang ||--o{ DanhGia</w:t>
         <w:br/>
       </w:r>
       <w:r>
@@ -13460,7 +16704,7 @@
           <w:color w:val="1B1B1B"/>
           <w:sz w:val="19"/>
         </w:rPr>
-        <w:t>:Chọn hình thức nhận hàng</w:t>
+        <w:t>:Xác nhận địa chỉ nhận hàng</w:t>
         <w:br/>
       </w:r>
       <w:r>
@@ -13471,7 +16715,7 @@
           <w:color w:val="1B1B1B"/>
           <w:sz w:val="19"/>
         </w:rPr>
-        <w:t>(tự đến lấy / giao vận);</w:t>
+        <w:t>(lấy từ hồ sơ cá nhân);</w:t>
         <w:br/>
       </w:r>
       <w:r>
@@ -13504,7 +16748,7 @@
           <w:color w:val="1B1B1B"/>
           <w:sz w:val="19"/>
         </w:rPr>
-        <w:t>:Tính tiền thuê (BRU-02) và phí ship</w:t>
+        <w:t>:Tính khoảng cách, chọn đối tác</w:t>
         <w:br/>
       </w:r>
       <w:r>
@@ -13515,7 +16759,7 @@
           <w:color w:val="1B1B1B"/>
           <w:sz w:val="19"/>
         </w:rPr>
-        <w:t>nếu có (BRU-05);</w:t>
+        <w:t>giao vận theo bán kính 20km (BRU-05);</w:t>
         <w:br/>
       </w:r>
       <w:r>
@@ -13526,6 +16770,17 @@
           <w:color w:val="1B1B1B"/>
           <w:sz w:val="19"/>
         </w:rPr>
+        <w:t>:Tính tiền thuê (BRU-02) và phí ship (BRU-05);</w:t>
+        <w:br/>
+      </w:r>
+      <w:r>
+        <w:rPr>
+          <w:rFonts w:ascii="Consolas" w:hAnsi="Consolas"/>
+          <w:b w:val="0"/>
+          <w:i w:val="0"/>
+          <w:color w:val="1B1B1B"/>
+          <w:sz w:val="19"/>
+        </w:rPr>
         <w:t>:Tính tiền cọc theo BRU-01;</w:t>
         <w:br/>
       </w:r>
@@ -13570,7 +16825,7 @@
           <w:color w:val="1B1B1B"/>
           <w:sz w:val="19"/>
         </w:rPr>
-        <w:t>:Xác nhận thanh toán (webhook);</w:t>
+        <w:t>if (Sản phẩm/ngày còn khả dụng khi</w:t>
         <w:br/>
       </w:r>
       <w:r>
@@ -13581,7 +16836,7 @@
           <w:color w:val="1B1B1B"/>
           <w:sz w:val="19"/>
         </w:rPr>
-        <w:t>:Tạo đơn thuê trạng thái Pending;</w:t>
+        <w:t>nhận webhook? (BRU-07)) then (Có)</w:t>
         <w:br/>
       </w:r>
       <w:r>
@@ -13592,6 +16847,72 @@
           <w:color w:val="1B1B1B"/>
           <w:sz w:val="19"/>
         </w:rPr>
+        <w:t xml:space="preserve">  :Xác nhận thanh toán;</w:t>
+        <w:br/>
+      </w:r>
+      <w:r>
+        <w:rPr>
+          <w:rFonts w:ascii="Consolas" w:hAnsi="Consolas"/>
+          <w:b w:val="0"/>
+          <w:i w:val="0"/>
+          <w:color w:val="1B1B1B"/>
+          <w:sz w:val="19"/>
+        </w:rPr>
+        <w:t xml:space="preserve">  :Tạo đơn thuê trạng thái Pending;</w:t>
+        <w:br/>
+      </w:r>
+      <w:r>
+        <w:rPr>
+          <w:rFonts w:ascii="Consolas" w:hAnsi="Consolas"/>
+          <w:b w:val="0"/>
+          <w:i w:val="0"/>
+          <w:color w:val="1B1B1B"/>
+          <w:sz w:val="19"/>
+        </w:rPr>
+        <w:t>else (Không — đã bị đơn khác chiếm trước)</w:t>
+        <w:br/>
+      </w:r>
+      <w:r>
+        <w:rPr>
+          <w:rFonts w:ascii="Consolas" w:hAnsi="Consolas"/>
+          <w:b w:val="0"/>
+          <w:i w:val="0"/>
+          <w:color w:val="1B1B1B"/>
+          <w:sz w:val="19"/>
+        </w:rPr>
+        <w:t xml:space="preserve">  :Hoàn tiền vào Ví điện tử nội bộ;</w:t>
+        <w:br/>
+      </w:r>
+      <w:r>
+        <w:rPr>
+          <w:rFonts w:ascii="Consolas" w:hAnsi="Consolas"/>
+          <w:b w:val="0"/>
+          <w:i w:val="0"/>
+          <w:color w:val="1B1B1B"/>
+          <w:sz w:val="19"/>
+        </w:rPr>
+        <w:t xml:space="preserve">  stop</w:t>
+        <w:br/>
+      </w:r>
+      <w:r>
+        <w:rPr>
+          <w:rFonts w:ascii="Consolas" w:hAnsi="Consolas"/>
+          <w:b w:val="0"/>
+          <w:i w:val="0"/>
+          <w:color w:val="1B1B1B"/>
+          <w:sz w:val="19"/>
+        </w:rPr>
+        <w:t>endif</w:t>
+        <w:br/>
+      </w:r>
+      <w:r>
+        <w:rPr>
+          <w:rFonts w:ascii="Consolas" w:hAnsi="Consolas"/>
+          <w:b w:val="0"/>
+          <w:i w:val="0"/>
+          <w:color w:val="1B1B1B"/>
+          <w:sz w:val="19"/>
+        </w:rPr>
         <w:t>|Staff|</w:t>
         <w:br/>
       </w:r>
@@ -13614,7 +16935,7 @@
           <w:color w:val="1B1B1B"/>
           <w:sz w:val="19"/>
         </w:rPr>
-        <w:t>if (Hình thức nhận = giao vận?) then (Có)</w:t>
+        <w:t>:Gọi API đối tác giao vận đã chọn</w:t>
         <w:br/>
       </w:r>
       <w:r>
@@ -13625,7 +16946,7 @@
           <w:color w:val="1B1B1B"/>
           <w:sz w:val="19"/>
         </w:rPr>
-        <w:t xml:space="preserve">  :Gọi API Green SM</w:t>
+        <w:t>tạo yêu cầu giao hàng (FR-TTGV-03);</w:t>
         <w:br/>
       </w:r>
       <w:r>
@@ -13636,7 +16957,7 @@
           <w:color w:val="1B1B1B"/>
           <w:sz w:val="19"/>
         </w:rPr>
-        <w:t xml:space="preserve">  tạo yêu cầu giao hàng (FR-TTGV-03);</w:t>
+        <w:t>:Bàn giao sản phẩm cho shipper;</w:t>
         <w:br/>
       </w:r>
       <w:r>
@@ -13647,40 +16968,7 @@
           <w:color w:val="1B1B1B"/>
           <w:sz w:val="19"/>
         </w:rPr>
-        <w:t>else (Không)</w:t>
-        <w:br/>
-      </w:r>
-      <w:r>
-        <w:rPr>
-          <w:rFonts w:ascii="Consolas" w:hAnsi="Consolas"/>
-          <w:b w:val="0"/>
-          <w:i w:val="0"/>
-          <w:color w:val="1B1B1B"/>
-          <w:sz w:val="19"/>
-        </w:rPr>
-        <w:t xml:space="preserve">  :Bàn giao trực tiếp tại quầy;</w:t>
-        <w:br/>
-      </w:r>
-      <w:r>
-        <w:rPr>
-          <w:rFonts w:ascii="Consolas" w:hAnsi="Consolas"/>
-          <w:b w:val="0"/>
-          <w:i w:val="0"/>
-          <w:color w:val="1B1B1B"/>
-          <w:sz w:val="19"/>
-        </w:rPr>
-        <w:t>endif</w:t>
-        <w:br/>
-      </w:r>
-      <w:r>
-        <w:rPr>
-          <w:rFonts w:ascii="Consolas" w:hAnsi="Consolas"/>
-          <w:b w:val="0"/>
-          <w:i w:val="0"/>
-          <w:color w:val="1B1B1B"/>
-          <w:sz w:val="19"/>
-        </w:rPr>
-        <w:t>:Xuất kho, cập nhật Hộp game = Rented;</w:t>
+        <w:t>:Cập nhật Hộp game = Rented;</w:t>
         <w:br/>
       </w:r>
       <w:r>
@@ -13783,7 +17071,7 @@
           <w:color w:val="1B1B1B"/>
           <w:sz w:val="19"/>
         </w:rPr>
-        <w:t>:Đến hạn trả, chọn hình thức trả hàng</w:t>
+        <w:t>:Đến hạn trả, xác nhận địa chỉ</w:t>
         <w:br/>
       </w:r>
       <w:r>
@@ -13794,7 +17082,7 @@
           <w:color w:val="1B1B1B"/>
           <w:sz w:val="19"/>
         </w:rPr>
-        <w:t>(tự mang trả / gọi giao vận);</w:t>
+        <w:t>lấy hàng trả (mặc định = địa chỉ nhận);</w:t>
         <w:br/>
       </w:r>
       <w:r>
@@ -13805,7 +17093,7 @@
           <w:color w:val="1B1B1B"/>
           <w:sz w:val="19"/>
         </w:rPr>
-        <w:t>if (Chọn giao vận?) then (Có)</w:t>
+        <w:t>|Hệ thống|</w:t>
         <w:br/>
       </w:r>
       <w:r>
@@ -13816,7 +17104,7 @@
           <w:color w:val="1B1B1B"/>
           <w:sz w:val="19"/>
         </w:rPr>
-        <w:t xml:space="preserve">  |Hệ thống|</w:t>
+        <w:t>:Tính khoảng cách, chọn đối tác</w:t>
         <w:br/>
       </w:r>
       <w:r>
@@ -13827,7 +17115,7 @@
           <w:color w:val="1B1B1B"/>
           <w:sz w:val="19"/>
         </w:rPr>
-        <w:t xml:space="preserve">  :Tính phí ship chiều trả (BRU-05);</w:t>
+        <w:t>giao vận theo bán kính 20km (BRU-05);</w:t>
         <w:br/>
       </w:r>
       <w:r>
@@ -13838,7 +17126,7 @@
           <w:color w:val="1B1B1B"/>
           <w:sz w:val="19"/>
         </w:rPr>
-        <w:t xml:space="preserve">  :Gọi API Green SM</w:t>
+        <w:t>:Tính phí ship chiều trả (BRU-05);</w:t>
         <w:br/>
       </w:r>
       <w:r>
@@ -13849,7 +17137,7 @@
           <w:color w:val="1B1B1B"/>
           <w:sz w:val="19"/>
         </w:rPr>
-        <w:t xml:space="preserve">  tạo yêu cầu lấy hàng (FR-TTGV-04);</w:t>
+        <w:t>:Gọi API đối tác giao vận đã chọn</w:t>
         <w:br/>
       </w:r>
       <w:r>
@@ -13860,7 +17148,7 @@
           <w:color w:val="1B1B1B"/>
           <w:sz w:val="19"/>
         </w:rPr>
-        <w:t xml:space="preserve">  |Green SM|</w:t>
+        <w:t>tạo yêu cầu lấy hàng (FR-TTGV-04);</w:t>
         <w:br/>
       </w:r>
       <w:r>
@@ -13871,7 +17159,7 @@
           <w:color w:val="1B1B1B"/>
           <w:sz w:val="19"/>
         </w:rPr>
-        <w:t xml:space="preserve">  :Lấy hàng từ khách, giao về quán;</w:t>
+        <w:t>|Đối tác giao vận|</w:t>
         <w:br/>
       </w:r>
       <w:r>
@@ -13882,6 +17170,138 @@
           <w:color w:val="1B1B1B"/>
           <w:sz w:val="19"/>
         </w:rPr>
+        <w:t>:Lấy hàng từ khách, giao về kho;</w:t>
+        <w:br/>
+      </w:r>
+      <w:r>
+        <w:rPr>
+          <w:rFonts w:ascii="Consolas" w:hAnsi="Consolas"/>
+          <w:b w:val="0"/>
+          <w:i w:val="0"/>
+          <w:color w:val="1B1B1B"/>
+          <w:sz w:val="19"/>
+        </w:rPr>
+        <w:t>|Staff|</w:t>
+        <w:br/>
+      </w:r>
+      <w:r>
+        <w:rPr>
+          <w:rFonts w:ascii="Consolas" w:hAnsi="Consolas"/>
+          <w:b w:val="0"/>
+          <w:i w:val="0"/>
+          <w:color w:val="1B1B1B"/>
+          <w:sz w:val="19"/>
+        </w:rPr>
+        <w:t>:Kiểm đếm linh kiện theo checklist điện tử (UC-08);</w:t>
+        <w:br/>
+      </w:r>
+      <w:r>
+        <w:rPr>
+          <w:rFonts w:ascii="Consolas" w:hAnsi="Consolas"/>
+          <w:b w:val="0"/>
+          <w:i w:val="0"/>
+          <w:color w:val="1B1B1B"/>
+          <w:sz w:val="19"/>
+        </w:rPr>
+        <w:t>|Hệ thống|</w:t>
+        <w:br/>
+      </w:r>
+      <w:r>
+        <w:rPr>
+          <w:rFonts w:ascii="Consolas" w:hAnsi="Consolas"/>
+          <w:b w:val="0"/>
+          <w:i w:val="0"/>
+          <w:color w:val="1B1B1B"/>
+          <w:sz w:val="19"/>
+        </w:rPr>
+        <w:t>:Tính phạt trễ hạn / đền bù (BRU-03, BRU-04);</w:t>
+        <w:br/>
+      </w:r>
+      <w:r>
+        <w:rPr>
+          <w:rFonts w:ascii="Consolas" w:hAnsi="Consolas"/>
+          <w:b w:val="0"/>
+          <w:i w:val="0"/>
+          <w:color w:val="1B1B1B"/>
+          <w:sz w:val="19"/>
+        </w:rPr>
+        <w:t>:Tính chênh lệch phí ship (FR-TTGV-08);</w:t>
+        <w:br/>
+      </w:r>
+      <w:r>
+        <w:rPr>
+          <w:rFonts w:ascii="Consolas" w:hAnsi="Consolas"/>
+          <w:b w:val="0"/>
+          <w:i w:val="0"/>
+          <w:color w:val="1B1B1B"/>
+          <w:sz w:val="19"/>
+        </w:rPr>
+        <w:t>:Tính số tiền hoàn cọc cuối cùng;</w:t>
+        <w:br/>
+      </w:r>
+      <w:r>
+        <w:rPr>
+          <w:rFonts w:ascii="Consolas" w:hAnsi="Consolas"/>
+          <w:b w:val="0"/>
+          <w:i w:val="0"/>
+          <w:color w:val="1B1B1B"/>
+          <w:sz w:val="19"/>
+        </w:rPr>
+        <w:t>|Staff|</w:t>
+        <w:br/>
+      </w:r>
+      <w:r>
+        <w:rPr>
+          <w:rFonts w:ascii="Consolas" w:hAnsi="Consolas"/>
+          <w:b w:val="0"/>
+          <w:i w:val="0"/>
+          <w:color w:val="1B1B1B"/>
+          <w:sz w:val="19"/>
+        </w:rPr>
+        <w:t>:Xác nhận hoàn cọc (UC-07);</w:t>
+        <w:br/>
+      </w:r>
+      <w:r>
+        <w:rPr>
+          <w:rFonts w:ascii="Consolas" w:hAnsi="Consolas"/>
+          <w:b w:val="0"/>
+          <w:i w:val="0"/>
+          <w:color w:val="1B1B1B"/>
+          <w:sz w:val="19"/>
+        </w:rPr>
+        <w:t>|Hệ thống|</w:t>
+        <w:br/>
+      </w:r>
+      <w:r>
+        <w:rPr>
+          <w:rFonts w:ascii="Consolas" w:hAnsi="Consolas"/>
+          <w:b w:val="0"/>
+          <w:i w:val="0"/>
+          <w:color w:val="1B1B1B"/>
+          <w:sz w:val="19"/>
+        </w:rPr>
+        <w:t>if (Còn thiếu tiền?) then (Có)</w:t>
+        <w:br/>
+      </w:r>
+      <w:r>
+        <w:rPr>
+          <w:rFonts w:ascii="Consolas" w:hAnsi="Consolas"/>
+          <w:b w:val="0"/>
+          <w:i w:val="0"/>
+          <w:color w:val="1B1B1B"/>
+          <w:sz w:val="19"/>
+        </w:rPr>
+        <w:t xml:space="preserve">  :Sinh mã QR thu thêm (UC-10);</w:t>
+        <w:br/>
+      </w:r>
+      <w:r>
+        <w:rPr>
+          <w:rFonts w:ascii="Consolas" w:hAnsi="Consolas"/>
+          <w:b w:val="0"/>
+          <w:i w:val="0"/>
+          <w:color w:val="1B1B1B"/>
+          <w:sz w:val="19"/>
+        </w:rPr>
         <w:t>else (Không)</w:t>
         <w:br/>
       </w:r>
@@ -13893,7 +17313,7 @@
           <w:color w:val="1B1B1B"/>
           <w:sz w:val="19"/>
         </w:rPr>
-        <w:t xml:space="preserve">  |Customer|</w:t>
+        <w:t xml:space="preserve">  :Cộng tiền hoàn cọc vào</w:t>
         <w:br/>
       </w:r>
       <w:r>
@@ -13904,161 +17324,7 @@
           <w:color w:val="1B1B1B"/>
           <w:sz w:val="19"/>
         </w:rPr>
-        <w:t xml:space="preserve">  :Mang trả sản phẩm tại quầy;</w:t>
-        <w:br/>
-      </w:r>
-      <w:r>
-        <w:rPr>
-          <w:rFonts w:ascii="Consolas" w:hAnsi="Consolas"/>
-          <w:b w:val="0"/>
-          <w:i w:val="0"/>
-          <w:color w:val="1B1B1B"/>
-          <w:sz w:val="19"/>
-        </w:rPr>
-        <w:t>endif</w:t>
-        <w:br/>
-      </w:r>
-      <w:r>
-        <w:rPr>
-          <w:rFonts w:ascii="Consolas" w:hAnsi="Consolas"/>
-          <w:b w:val="0"/>
-          <w:i w:val="0"/>
-          <w:color w:val="1B1B1B"/>
-          <w:sz w:val="19"/>
-        </w:rPr>
-        <w:t>|Staff|</w:t>
-        <w:br/>
-      </w:r>
-      <w:r>
-        <w:rPr>
-          <w:rFonts w:ascii="Consolas" w:hAnsi="Consolas"/>
-          <w:b w:val="0"/>
-          <w:i w:val="0"/>
-          <w:color w:val="1B1B1B"/>
-          <w:sz w:val="19"/>
-        </w:rPr>
-        <w:t>:Kiểm đếm linh kiện theo checklist điện tử (UC-08);</w:t>
-        <w:br/>
-      </w:r>
-      <w:r>
-        <w:rPr>
-          <w:rFonts w:ascii="Consolas" w:hAnsi="Consolas"/>
-          <w:b w:val="0"/>
-          <w:i w:val="0"/>
-          <w:color w:val="1B1B1B"/>
-          <w:sz w:val="19"/>
-        </w:rPr>
-        <w:t>|Hệ thống|</w:t>
-        <w:br/>
-      </w:r>
-      <w:r>
-        <w:rPr>
-          <w:rFonts w:ascii="Consolas" w:hAnsi="Consolas"/>
-          <w:b w:val="0"/>
-          <w:i w:val="0"/>
-          <w:color w:val="1B1B1B"/>
-          <w:sz w:val="19"/>
-        </w:rPr>
-        <w:t>:Tính phạt trễ hạn / đền bù (BRU-03, BRU-04);</w:t>
-        <w:br/>
-      </w:r>
-      <w:r>
-        <w:rPr>
-          <w:rFonts w:ascii="Consolas" w:hAnsi="Consolas"/>
-          <w:b w:val="0"/>
-          <w:i w:val="0"/>
-          <w:color w:val="1B1B1B"/>
-          <w:sz w:val="19"/>
-        </w:rPr>
-        <w:t>:Tính chênh lệch phí ship (FR-TTGV-08);</w:t>
-        <w:br/>
-      </w:r>
-      <w:r>
-        <w:rPr>
-          <w:rFonts w:ascii="Consolas" w:hAnsi="Consolas"/>
-          <w:b w:val="0"/>
-          <w:i w:val="0"/>
-          <w:color w:val="1B1B1B"/>
-          <w:sz w:val="19"/>
-        </w:rPr>
-        <w:t>:Tính số tiền hoàn cọc cuối cùng;</w:t>
-        <w:br/>
-      </w:r>
-      <w:r>
-        <w:rPr>
-          <w:rFonts w:ascii="Consolas" w:hAnsi="Consolas"/>
-          <w:b w:val="0"/>
-          <w:i w:val="0"/>
-          <w:color w:val="1B1B1B"/>
-          <w:sz w:val="19"/>
-        </w:rPr>
-        <w:t>|Staff|</w:t>
-        <w:br/>
-      </w:r>
-      <w:r>
-        <w:rPr>
-          <w:rFonts w:ascii="Consolas" w:hAnsi="Consolas"/>
-          <w:b w:val="0"/>
-          <w:i w:val="0"/>
-          <w:color w:val="1B1B1B"/>
-          <w:sz w:val="19"/>
-        </w:rPr>
-        <w:t>:Xác nhận hoàn cọc (UC-07);</w:t>
-        <w:br/>
-      </w:r>
-      <w:r>
-        <w:rPr>
-          <w:rFonts w:ascii="Consolas" w:hAnsi="Consolas"/>
-          <w:b w:val="0"/>
-          <w:i w:val="0"/>
-          <w:color w:val="1B1B1B"/>
-          <w:sz w:val="19"/>
-        </w:rPr>
-        <w:t>|Hệ thống|</w:t>
-        <w:br/>
-      </w:r>
-      <w:r>
-        <w:rPr>
-          <w:rFonts w:ascii="Consolas" w:hAnsi="Consolas"/>
-          <w:b w:val="0"/>
-          <w:i w:val="0"/>
-          <w:color w:val="1B1B1B"/>
-          <w:sz w:val="19"/>
-        </w:rPr>
-        <w:t>if (Còn thiếu tiền?) then (Có)</w:t>
-        <w:br/>
-      </w:r>
-      <w:r>
-        <w:rPr>
-          <w:rFonts w:ascii="Consolas" w:hAnsi="Consolas"/>
-          <w:b w:val="0"/>
-          <w:i w:val="0"/>
-          <w:color w:val="1B1B1B"/>
-          <w:sz w:val="19"/>
-        </w:rPr>
-        <w:t xml:space="preserve">  :Sinh mã QR thu thêm (UC-10);</w:t>
-        <w:br/>
-      </w:r>
-      <w:r>
-        <w:rPr>
-          <w:rFonts w:ascii="Consolas" w:hAnsi="Consolas"/>
-          <w:b w:val="0"/>
-          <w:i w:val="0"/>
-          <w:color w:val="1B1B1B"/>
-          <w:sz w:val="19"/>
-        </w:rPr>
-        <w:t>else (Không)</w:t>
-        <w:br/>
-      </w:r>
-      <w:r>
-        <w:rPr>
-          <w:rFonts w:ascii="Consolas" w:hAnsi="Consolas"/>
-          <w:b w:val="0"/>
-          <w:i w:val="0"/>
-          <w:color w:val="1B1B1B"/>
-          <w:sz w:val="19"/>
-        </w:rPr>
-        <w:t xml:space="preserve">  :Hoàn tiền còn lại cho khách;</w:t>
+        <w:t xml:space="preserve">  Ví điện tử nội bộ của khách (BRU-06);</w:t>
         <w:br/>
       </w:r>
       <w:r>
@@ -14319,7 +17585,7 @@
           <w:color w:val="1B1B1B"/>
           <w:sz w:val="19"/>
         </w:rPr>
-        <w:t>Reserved --&gt; Rented : Bàn giao xuất kho (UC-06)</w:t>
+        <w:t>Available --&gt; Sold : Khách mua, thanh toán thành công (UC-03)</w:t>
         <w:br/>
       </w:r>
       <w:r>
@@ -14330,6 +17596,17 @@
           <w:color w:val="1B1B1B"/>
           <w:sz w:val="19"/>
         </w:rPr>
+        <w:t>Reserved --&gt; Rented : Bàn giao cho giao vận (UC-06)</w:t>
+        <w:br/>
+      </w:r>
+      <w:r>
+        <w:rPr>
+          <w:rFonts w:ascii="Consolas" w:hAnsi="Consolas"/>
+          <w:b w:val="0"/>
+          <w:i w:val="0"/>
+          <w:color w:val="1B1B1B"/>
+          <w:sz w:val="19"/>
+        </w:rPr>
         <w:t>Reserved --&gt; Available : Đơn bị huỷ trước khi xuất kho</w:t>
         <w:br/>
       </w:r>
@@ -14341,7 +17618,7 @@
           <w:color w:val="1B1B1B"/>
           <w:sz w:val="19"/>
         </w:rPr>
-        <w:t>Rented --&gt; Checking : Khách trả hàng, bắt đầu kiểm đếm (UC-08)</w:t>
+        <w:t>Rented --&gt; Checking : Giao vận lấy hàng về kho, bắt đầu kiểm đếm (UC-08)</w:t>
         <w:br/>
       </w:r>
       <w:r>
@@ -14375,6 +17652,17 @@
           <w:sz w:val="19"/>
         </w:rPr>
         <w:t>Damaged --&gt; Available : Đã xử lý đền bù (BRU-04)</w:t>
+        <w:br/>
+      </w:r>
+      <w:r>
+        <w:rPr>
+          <w:rFonts w:ascii="Consolas" w:hAnsi="Consolas"/>
+          <w:b w:val="0"/>
+          <w:i w:val="0"/>
+          <w:color w:val="1B1B1B"/>
+          <w:sz w:val="19"/>
+        </w:rPr>
+        <w:t>Sold --&gt; [*] : Rời khỏi kho vĩnh viễn</w:t>
         <w:br/>
       </w:r>
       <w:r>
@@ -14488,7 +17776,7 @@
           <w:color w:val="1B1B1B"/>
           <w:sz w:val="19"/>
         </w:rPr>
-        <w:t>C -&gt; Sys : chonSanPham(ngay_bat_dau, ngay_ket_thuc, hinh_thuc_nhan)</w:t>
+        <w:t>C -&gt; Sys : chonSanPham(ngay_bat_dau, ngay_ket_thuc, diaChiNhan)</w:t>
         <w:br/>
       </w:r>
       <w:r>
@@ -14565,7 +17853,51 @@
           <w:color w:val="1B1B1B"/>
           <w:sz w:val="19"/>
         </w:rPr>
-        <w:t>Sys --&gt; C : xacNhanDonThue(maDon)</w:t>
+        <w:t>alt sanPham/ngay con kha dung (BRU-07)</w:t>
+        <w:br/>
+      </w:r>
+      <w:r>
+        <w:rPr>
+          <w:rFonts w:ascii="Consolas" w:hAnsi="Consolas"/>
+          <w:b w:val="0"/>
+          <w:i w:val="0"/>
+          <w:color w:val="1B1B1B"/>
+          <w:sz w:val="19"/>
+        </w:rPr>
+        <w:t xml:space="preserve">  Sys --&gt; C : xacNhanDonThue(maDon)</w:t>
+        <w:br/>
+      </w:r>
+      <w:r>
+        <w:rPr>
+          <w:rFonts w:ascii="Consolas" w:hAnsi="Consolas"/>
+          <w:b w:val="0"/>
+          <w:i w:val="0"/>
+          <w:color w:val="1B1B1B"/>
+          <w:sz w:val="19"/>
+        </w:rPr>
+        <w:t>else da bi don khac chiem truoc</w:t>
+        <w:br/>
+      </w:r>
+      <w:r>
+        <w:rPr>
+          <w:rFonts w:ascii="Consolas" w:hAnsi="Consolas"/>
+          <w:b w:val="0"/>
+          <w:i w:val="0"/>
+          <w:color w:val="1B1B1B"/>
+          <w:sz w:val="19"/>
+        </w:rPr>
+        <w:t xml:space="preserve">  Sys --&gt; C : hoanTienVaoViDienTu(soTien)</w:t>
+        <w:br/>
+      </w:r>
+      <w:r>
+        <w:rPr>
+          <w:rFonts w:ascii="Consolas" w:hAnsi="Consolas"/>
+          <w:b w:val="0"/>
+          <w:i w:val="0"/>
+          <w:color w:val="1B1B1B"/>
+          <w:sz w:val="19"/>
+        </w:rPr>
+        <w:t>end</w:t>
         <w:br/>
       </w:r>
       <w:r>
@@ -14745,7 +18077,7 @@
           <w:color w:val="1B1B1B"/>
           <w:sz w:val="19"/>
         </w:rPr>
-        <w:t xml:space="preserve">  Sys --&gt; C : thongBaoHoanCoc(soTienHoanCoc)</w:t>
+        <w:t xml:space="preserve">  Sys --&gt; C : congTienVaoViDienTu(soTienHoanCoc)</w:t>
         <w:br/>
       </w:r>
       <w:r>
@@ -14848,7 +18180,7 @@
           <w:color w:val="1B1B1B"/>
           <w:sz w:val="19"/>
         </w:rPr>
-        <w:t>participant "Green SM (giả định)" as Ship</w:t>
+        <w:t>participant "Green SM / Shopee Express (giả định)" as Ship</w:t>
         <w:br/>
       </w:r>
       <w:r>
@@ -14870,7 +18202,7 @@
           <w:color w:val="1B1B1B"/>
           <w:sz w:val="19"/>
         </w:rPr>
-        <w:t>C -&gt; Sys : chonHinhThucGiaoVan(chieu, khuVuc)</w:t>
+        <w:t>C -&gt; Sys : xacNhanDiaChi(chieu, diaChi)</w:t>
         <w:br/>
       </w:r>
       <w:r>
@@ -14881,7 +18213,7 @@
           <w:color w:val="1B1B1B"/>
           <w:sz w:val="19"/>
         </w:rPr>
-        <w:t>Sys --&gt; C : traVe(phiShip)</w:t>
+        <w:t>Sys -&gt; Sys : tinhKhoangCach(); chonDoiTac(khoangCach)</w:t>
         <w:br/>
       </w:r>
       <w:r>
@@ -14892,7 +18224,18 @@
           <w:color w:val="1B1B1B"/>
           <w:sz w:val="19"/>
         </w:rPr>
-        <w:t>Sys -&gt; Ship : taoYeuCauGiaoNhan(maDon, chieu, khuVuc)</w:t>
+        <w:t>Sys --&gt; C : traVe(doiTacDaChon, phiShip)</w:t>
+        <w:br/>
+      </w:r>
+      <w:r>
+        <w:rPr>
+          <w:rFonts w:ascii="Consolas" w:hAnsi="Consolas"/>
+          <w:b w:val="0"/>
+          <w:i w:val="0"/>
+          <w:color w:val="1B1B1B"/>
+          <w:sz w:val="19"/>
+        </w:rPr>
+        <w:t>Sys -&gt; Ship : taoYeuCauGiaoNhan(maDon, chieu, diaChi)</w:t>
         <w:br/>
       </w:r>
       <w:r>
@@ -15370,7 +18713,7 @@
                 <w:color w:val="222222"/>
                 <w:sz w:val="19"/>
               </w:rPr>
-              <w:t>Hệ thống phải hiển thị danh sách sản phẩm kèm bộ lọc theo danh mục, khoảng giá và trạng thái (bán/thuê).</w:t>
+              <w:t>Hệ thống phải hiển thị danh sách sản phẩm kèm bộ lọc theo danh mục, khoảng giá, trạng thái (bán/thuê) và tìm kiếm theo từ khoá tên sản phẩm.</w:t>
             </w:r>
           </w:p>
         </w:tc>
@@ -15448,7 +18791,7 @@
                 <w:color w:val="222222"/>
                 <w:sz w:val="19"/>
               </w:rPr>
-              <w:t>Kết quả lọc trả về đúng 100% sản phẩm khớp điều kiện trong tập dữ liệu kiểm thử.</w:t>
+              <w:t>Kết quả lọc/tìm kiếm trả về đúng 100% sản phẩm khớp điều kiện trong tập dữ liệu kiểm thử.</w:t>
             </w:r>
           </w:p>
         </w:tc>
@@ -15634,7 +18977,7 @@
                 <w:color w:val="222222"/>
                 <w:sz w:val="19"/>
               </w:rPr>
-              <w:t>Hệ thống phải cho phép khách thêm sản phẩm vào giỏ và đặt mua (checkout), tạo đơn hàng loại "bán".</w:t>
+              <w:t>Hệ thống phải kiểm tra sản phẩm còn hàng (còn ít nhất 1 hộp game ở trạng thái Available) trước khi cho khách thêm vào giỏ và đặt mua (checkout), tạo đơn hàng loại "bán".</w:t>
             </w:r>
           </w:p>
         </w:tc>
@@ -15712,7 +19055,7 @@
                 <w:color w:val="222222"/>
                 <w:sz w:val="19"/>
               </w:rPr>
-              <w:t>Sau khi đặt mua thành công, đơn hàng xuất hiện trong lịch sử đơn của khách với trạng thái đúng.</w:t>
+              <w:t>Hệ thống từ chối checkout kèm thông báo rõ ràng nếu sản phẩm hết hàng; sau khi đặt mua thành công, đơn hàng xuất hiện trong lịch sử đơn của khách với trạng thái đúng.</w:t>
             </w:r>
           </w:p>
         </w:tc>
@@ -15845,6 +19188,798 @@
                 <w:sz w:val="19"/>
               </w:rPr>
               <w:t>Danh sách lịch sử hiển thị đúng và đầy đủ các đơn của tài khoản đang đăng nhập.</w:t>
+            </w:r>
+          </w:p>
+        </w:tc>
+      </w:tr>
+      <w:tr>
+        <w:tc>
+          <w:tcPr>
+            <w:tcW w:type="dxa" w:w="1134"/>
+            <w:shd w:val="clear" w:color="auto" w:fill="EEF2F7"/>
+            <w:tcBorders>
+              <w:top w:val="single" w:sz="4" w:space="0" w:color="B9C4D4"/>
+              <w:left w:val="single" w:sz="4" w:space="0" w:color="B9C4D4"/>
+              <w:bottom w:val="single" w:sz="4" w:space="0" w:color="B9C4D4"/>
+              <w:right w:val="single" w:sz="4" w:space="0" w:color="B9C4D4"/>
+            </w:tcBorders>
+            <w:vAlign w:val="center"/>
+          </w:tcPr>
+          <w:p>
+            <w:r/>
+            <w:r>
+              <w:rPr>
+                <w:rFonts w:ascii="Calibri" w:hAnsi="Calibri"/>
+                <w:b w:val="0"/>
+                <w:i w:val="0"/>
+                <w:color w:val="222222"/>
+                <w:sz w:val="19"/>
+              </w:rPr>
+              <w:t>FR-BH-06</w:t>
+            </w:r>
+          </w:p>
+        </w:tc>
+        <w:tc>
+          <w:tcPr>
+            <w:tcW w:type="dxa" w:w="2835"/>
+            <w:shd w:val="clear" w:color="auto" w:fill="EEF2F7"/>
+            <w:tcBorders>
+              <w:top w:val="single" w:sz="4" w:space="0" w:color="B9C4D4"/>
+              <w:left w:val="single" w:sz="4" w:space="0" w:color="B9C4D4"/>
+              <w:bottom w:val="single" w:sz="4" w:space="0" w:color="B9C4D4"/>
+              <w:right w:val="single" w:sz="4" w:space="0" w:color="B9C4D4"/>
+            </w:tcBorders>
+            <w:vAlign w:val="center"/>
+          </w:tcPr>
+          <w:p>
+            <w:r/>
+            <w:r>
+              <w:rPr>
+                <w:rFonts w:ascii="Calibri" w:hAnsi="Calibri"/>
+                <w:b w:val="0"/>
+                <w:i w:val="0"/>
+                <w:color w:val="222222"/>
+                <w:sz w:val="19"/>
+              </w:rPr>
+              <w:t>Hệ thống phải cho phép khách huỷ đơn mua/đơn thuê khi đơn đang ở trạng thái Pending (chưa thanh toán/chưa xác nhận).</w:t>
+            </w:r>
+          </w:p>
+        </w:tc>
+        <w:tc>
+          <w:tcPr>
+            <w:tcW w:type="dxa" w:w="1020"/>
+            <w:shd w:val="clear" w:color="auto" w:fill="EEF2F7"/>
+            <w:tcBorders>
+              <w:top w:val="single" w:sz="4" w:space="0" w:color="B9C4D4"/>
+              <w:left w:val="single" w:sz="4" w:space="0" w:color="B9C4D4"/>
+              <w:bottom w:val="single" w:sz="4" w:space="0" w:color="B9C4D4"/>
+              <w:right w:val="single" w:sz="4" w:space="0" w:color="B9C4D4"/>
+            </w:tcBorders>
+            <w:vAlign w:val="center"/>
+          </w:tcPr>
+          <w:p>
+            <w:r/>
+            <w:r>
+              <w:rPr>
+                <w:rFonts w:ascii="Calibri" w:hAnsi="Calibri"/>
+                <w:b w:val="0"/>
+                <w:i w:val="0"/>
+                <w:color w:val="222222"/>
+                <w:sz w:val="19"/>
+              </w:rPr>
+              <w:t>UC-03, UC-04</w:t>
+            </w:r>
+          </w:p>
+        </w:tc>
+        <w:tc>
+          <w:tcPr>
+            <w:tcW w:type="dxa" w:w="1247"/>
+            <w:shd w:val="clear" w:color="auto" w:fill="EEF2F7"/>
+            <w:tcBorders>
+              <w:top w:val="single" w:sz="4" w:space="0" w:color="B9C4D4"/>
+              <w:left w:val="single" w:sz="4" w:space="0" w:color="B9C4D4"/>
+              <w:bottom w:val="single" w:sz="4" w:space="0" w:color="B9C4D4"/>
+              <w:right w:val="single" w:sz="4" w:space="0" w:color="B9C4D4"/>
+            </w:tcBorders>
+            <w:vAlign w:val="center"/>
+          </w:tcPr>
+          <w:p>
+            <w:r/>
+            <w:r>
+              <w:rPr>
+                <w:rFonts w:ascii="Calibri" w:hAnsi="Calibri"/>
+                <w:b w:val="0"/>
+                <w:i w:val="0"/>
+                <w:color w:val="222222"/>
+                <w:sz w:val="19"/>
+              </w:rPr>
+              <w:t>SC-02, SC-03</w:t>
+            </w:r>
+          </w:p>
+        </w:tc>
+        <w:tc>
+          <w:tcPr>
+            <w:tcW w:type="dxa" w:w="2268"/>
+            <w:shd w:val="clear" w:color="auto" w:fill="EEF2F7"/>
+            <w:tcBorders>
+              <w:top w:val="single" w:sz="4" w:space="0" w:color="B9C4D4"/>
+              <w:left w:val="single" w:sz="4" w:space="0" w:color="B9C4D4"/>
+              <w:bottom w:val="single" w:sz="4" w:space="0" w:color="B9C4D4"/>
+              <w:right w:val="single" w:sz="4" w:space="0" w:color="B9C4D4"/>
+            </w:tcBorders>
+            <w:vAlign w:val="center"/>
+          </w:tcPr>
+          <w:p>
+            <w:r/>
+            <w:r>
+              <w:rPr>
+                <w:rFonts w:ascii="Calibri" w:hAnsi="Calibri"/>
+                <w:b w:val="0"/>
+                <w:i w:val="0"/>
+                <w:color w:val="222222"/>
+                <w:sz w:val="19"/>
+              </w:rPr>
+              <w:t>Đơn chuyển sang trạng thái đã huỷ ngay khi khách bấm huỷ ở trạng thái Pending; không thể huỷ khi đơn đã ở trạng thái Confirmed hoặc sau đó.</w:t>
+            </w:r>
+          </w:p>
+        </w:tc>
+      </w:tr>
+      <w:tr>
+        <w:tc>
+          <w:tcPr>
+            <w:tcW w:type="dxa" w:w="1134"/>
+            <w:shd w:val="clear" w:color="auto" w:fill="FFFFFF"/>
+            <w:tcBorders>
+              <w:top w:val="single" w:sz="4" w:space="0" w:color="B9C4D4"/>
+              <w:left w:val="single" w:sz="4" w:space="0" w:color="B9C4D4"/>
+              <w:bottom w:val="single" w:sz="4" w:space="0" w:color="B9C4D4"/>
+              <w:right w:val="single" w:sz="4" w:space="0" w:color="B9C4D4"/>
+            </w:tcBorders>
+            <w:vAlign w:val="center"/>
+          </w:tcPr>
+          <w:p>
+            <w:r/>
+            <w:r>
+              <w:rPr>
+                <w:rFonts w:ascii="Calibri" w:hAnsi="Calibri"/>
+                <w:b w:val="0"/>
+                <w:i w:val="0"/>
+                <w:color w:val="222222"/>
+                <w:sz w:val="19"/>
+              </w:rPr>
+              <w:t>FR-BH-07</w:t>
+            </w:r>
+          </w:p>
+        </w:tc>
+        <w:tc>
+          <w:tcPr>
+            <w:tcW w:type="dxa" w:w="2835"/>
+            <w:shd w:val="clear" w:color="auto" w:fill="FFFFFF"/>
+            <w:tcBorders>
+              <w:top w:val="single" w:sz="4" w:space="0" w:color="B9C4D4"/>
+              <w:left w:val="single" w:sz="4" w:space="0" w:color="B9C4D4"/>
+              <w:bottom w:val="single" w:sz="4" w:space="0" w:color="B9C4D4"/>
+              <w:right w:val="single" w:sz="4" w:space="0" w:color="B9C4D4"/>
+            </w:tcBorders>
+            <w:vAlign w:val="center"/>
+          </w:tcPr>
+          <w:p>
+            <w:r/>
+            <w:r>
+              <w:rPr>
+                <w:rFonts w:ascii="Calibri" w:hAnsi="Calibri"/>
+                <w:b w:val="0"/>
+                <w:i w:val="0"/>
+                <w:color w:val="222222"/>
+                <w:sz w:val="19"/>
+              </w:rPr>
+              <w:t>Hệ thống phải cho phép khách yêu cầu đặt lại mật khẩu qua email khi quên mật khẩu.</w:t>
+            </w:r>
+          </w:p>
+        </w:tc>
+        <w:tc>
+          <w:tcPr>
+            <w:tcW w:type="dxa" w:w="1020"/>
+            <w:shd w:val="clear" w:color="auto" w:fill="FFFFFF"/>
+            <w:tcBorders>
+              <w:top w:val="single" w:sz="4" w:space="0" w:color="B9C4D4"/>
+              <w:left w:val="single" w:sz="4" w:space="0" w:color="B9C4D4"/>
+              <w:bottom w:val="single" w:sz="4" w:space="0" w:color="B9C4D4"/>
+              <w:right w:val="single" w:sz="4" w:space="0" w:color="B9C4D4"/>
+            </w:tcBorders>
+            <w:vAlign w:val="center"/>
+          </w:tcPr>
+          <w:p>
+            <w:r/>
+            <w:r>
+              <w:rPr>
+                <w:rFonts w:ascii="Calibri" w:hAnsi="Calibri"/>
+                <w:b w:val="0"/>
+                <w:i w:val="0"/>
+                <w:color w:val="222222"/>
+                <w:sz w:val="19"/>
+              </w:rPr>
+              <w:t>UC-17</w:t>
+            </w:r>
+          </w:p>
+        </w:tc>
+        <w:tc>
+          <w:tcPr>
+            <w:tcW w:type="dxa" w:w="1247"/>
+            <w:shd w:val="clear" w:color="auto" w:fill="FFFFFF"/>
+            <w:tcBorders>
+              <w:top w:val="single" w:sz="4" w:space="0" w:color="B9C4D4"/>
+              <w:left w:val="single" w:sz="4" w:space="0" w:color="B9C4D4"/>
+              <w:bottom w:val="single" w:sz="4" w:space="0" w:color="B9C4D4"/>
+              <w:right w:val="single" w:sz="4" w:space="0" w:color="B9C4D4"/>
+            </w:tcBorders>
+            <w:vAlign w:val="center"/>
+          </w:tcPr>
+          <w:p>
+            <w:r/>
+            <w:r>
+              <w:rPr>
+                <w:rFonts w:ascii="Calibri" w:hAnsi="Calibri"/>
+                <w:b w:val="0"/>
+                <w:i w:val="0"/>
+                <w:color w:val="222222"/>
+                <w:sz w:val="19"/>
+              </w:rPr>
+              <w:t>SC-06</w:t>
+            </w:r>
+          </w:p>
+        </w:tc>
+        <w:tc>
+          <w:tcPr>
+            <w:tcW w:type="dxa" w:w="2268"/>
+            <w:shd w:val="clear" w:color="auto" w:fill="FFFFFF"/>
+            <w:tcBorders>
+              <w:top w:val="single" w:sz="4" w:space="0" w:color="B9C4D4"/>
+              <w:left w:val="single" w:sz="4" w:space="0" w:color="B9C4D4"/>
+              <w:bottom w:val="single" w:sz="4" w:space="0" w:color="B9C4D4"/>
+              <w:right w:val="single" w:sz="4" w:space="0" w:color="B9C4D4"/>
+            </w:tcBorders>
+            <w:vAlign w:val="center"/>
+          </w:tcPr>
+          <w:p>
+            <w:r/>
+            <w:r>
+              <w:rPr>
+                <w:rFonts w:ascii="Calibri" w:hAnsi="Calibri"/>
+                <w:b w:val="0"/>
+                <w:i w:val="0"/>
+                <w:color w:val="222222"/>
+                <w:sz w:val="19"/>
+              </w:rPr>
+              <w:t>Khách nhận được đường dẫn đặt lại mật khẩu hợp lệ trong vòng 15 phút kể từ khi yêu cầu, đường dẫn hết hiệu lực sau khi dùng hoặc sau 30 phút.</w:t>
+            </w:r>
+          </w:p>
+        </w:tc>
+      </w:tr>
+      <w:tr>
+        <w:tc>
+          <w:tcPr>
+            <w:tcW w:type="dxa" w:w="1134"/>
+            <w:shd w:val="clear" w:color="auto" w:fill="EEF2F7"/>
+            <w:tcBorders>
+              <w:top w:val="single" w:sz="4" w:space="0" w:color="B9C4D4"/>
+              <w:left w:val="single" w:sz="4" w:space="0" w:color="B9C4D4"/>
+              <w:bottom w:val="single" w:sz="4" w:space="0" w:color="B9C4D4"/>
+              <w:right w:val="single" w:sz="4" w:space="0" w:color="B9C4D4"/>
+            </w:tcBorders>
+            <w:vAlign w:val="center"/>
+          </w:tcPr>
+          <w:p>
+            <w:r/>
+            <w:r>
+              <w:rPr>
+                <w:rFonts w:ascii="Calibri" w:hAnsi="Calibri"/>
+                <w:b w:val="0"/>
+                <w:i w:val="0"/>
+                <w:color w:val="222222"/>
+                <w:sz w:val="19"/>
+              </w:rPr>
+              <w:t>FR-BH-08</w:t>
+            </w:r>
+          </w:p>
+        </w:tc>
+        <w:tc>
+          <w:tcPr>
+            <w:tcW w:type="dxa" w:w="2835"/>
+            <w:shd w:val="clear" w:color="auto" w:fill="EEF2F7"/>
+            <w:tcBorders>
+              <w:top w:val="single" w:sz="4" w:space="0" w:color="B9C4D4"/>
+              <w:left w:val="single" w:sz="4" w:space="0" w:color="B9C4D4"/>
+              <w:bottom w:val="single" w:sz="4" w:space="0" w:color="B9C4D4"/>
+              <w:right w:val="single" w:sz="4" w:space="0" w:color="B9C4D4"/>
+            </w:tcBorders>
+            <w:vAlign w:val="center"/>
+          </w:tcPr>
+          <w:p>
+            <w:r/>
+            <w:r>
+              <w:rPr>
+                <w:rFonts w:ascii="Calibri" w:hAnsi="Calibri"/>
+                <w:b w:val="0"/>
+                <w:i w:val="0"/>
+                <w:color w:val="222222"/>
+                <w:sz w:val="19"/>
+              </w:rPr>
+              <w:t>Hệ thống phải cho phép khách thêm nhiều sản phẩm khác nhau vào giỏ hàng, mỗi sản phẩm có thể chọn số lượng (chỉ áp dụng cho đặt mua, không áp dụng cho đặt thuê).</w:t>
+            </w:r>
+          </w:p>
+        </w:tc>
+        <w:tc>
+          <w:tcPr>
+            <w:tcW w:type="dxa" w:w="1020"/>
+            <w:shd w:val="clear" w:color="auto" w:fill="EEF2F7"/>
+            <w:tcBorders>
+              <w:top w:val="single" w:sz="4" w:space="0" w:color="B9C4D4"/>
+              <w:left w:val="single" w:sz="4" w:space="0" w:color="B9C4D4"/>
+              <w:bottom w:val="single" w:sz="4" w:space="0" w:color="B9C4D4"/>
+              <w:right w:val="single" w:sz="4" w:space="0" w:color="B9C4D4"/>
+            </w:tcBorders>
+            <w:vAlign w:val="center"/>
+          </w:tcPr>
+          <w:p>
+            <w:r/>
+            <w:r>
+              <w:rPr>
+                <w:rFonts w:ascii="Calibri" w:hAnsi="Calibri"/>
+                <w:b w:val="0"/>
+                <w:i w:val="0"/>
+                <w:color w:val="222222"/>
+                <w:sz w:val="19"/>
+              </w:rPr>
+              <w:t>UC-03</w:t>
+            </w:r>
+          </w:p>
+        </w:tc>
+        <w:tc>
+          <w:tcPr>
+            <w:tcW w:type="dxa" w:w="1247"/>
+            <w:shd w:val="clear" w:color="auto" w:fill="EEF2F7"/>
+            <w:tcBorders>
+              <w:top w:val="single" w:sz="4" w:space="0" w:color="B9C4D4"/>
+              <w:left w:val="single" w:sz="4" w:space="0" w:color="B9C4D4"/>
+              <w:bottom w:val="single" w:sz="4" w:space="0" w:color="B9C4D4"/>
+              <w:right w:val="single" w:sz="4" w:space="0" w:color="B9C4D4"/>
+            </w:tcBorders>
+            <w:vAlign w:val="center"/>
+          </w:tcPr>
+          <w:p>
+            <w:r/>
+            <w:r>
+              <w:rPr>
+                <w:rFonts w:ascii="Calibri" w:hAnsi="Calibri"/>
+                <w:b w:val="0"/>
+                <w:i w:val="0"/>
+                <w:color w:val="222222"/>
+                <w:sz w:val="19"/>
+              </w:rPr>
+              <w:t>SC-02</w:t>
+            </w:r>
+          </w:p>
+        </w:tc>
+        <w:tc>
+          <w:tcPr>
+            <w:tcW w:type="dxa" w:w="2268"/>
+            <w:shd w:val="clear" w:color="auto" w:fill="EEF2F7"/>
+            <w:tcBorders>
+              <w:top w:val="single" w:sz="4" w:space="0" w:color="B9C4D4"/>
+              <w:left w:val="single" w:sz="4" w:space="0" w:color="B9C4D4"/>
+              <w:bottom w:val="single" w:sz="4" w:space="0" w:color="B9C4D4"/>
+              <w:right w:val="single" w:sz="4" w:space="0" w:color="B9C4D4"/>
+            </w:tcBorders>
+            <w:vAlign w:val="center"/>
+          </w:tcPr>
+          <w:p>
+            <w:r/>
+            <w:r>
+              <w:rPr>
+                <w:rFonts w:ascii="Calibri" w:hAnsi="Calibri"/>
+                <w:b w:val="0"/>
+                <w:i w:val="0"/>
+                <w:color w:val="222222"/>
+                <w:sz w:val="19"/>
+              </w:rPr>
+              <w:t>Giỏ hàng lưu đúng danh sách sản phẩm và số lượng đã thêm; số lượng mỗi sản phẩm không vượt quá số hộp game còn ở trạng thái Available.</w:t>
+            </w:r>
+          </w:p>
+        </w:tc>
+      </w:tr>
+      <w:tr>
+        <w:tc>
+          <w:tcPr>
+            <w:tcW w:type="dxa" w:w="1134"/>
+            <w:shd w:val="clear" w:color="auto" w:fill="FFFFFF"/>
+            <w:tcBorders>
+              <w:top w:val="single" w:sz="4" w:space="0" w:color="B9C4D4"/>
+              <w:left w:val="single" w:sz="4" w:space="0" w:color="B9C4D4"/>
+              <w:bottom w:val="single" w:sz="4" w:space="0" w:color="B9C4D4"/>
+              <w:right w:val="single" w:sz="4" w:space="0" w:color="B9C4D4"/>
+            </w:tcBorders>
+            <w:vAlign w:val="center"/>
+          </w:tcPr>
+          <w:p>
+            <w:r/>
+            <w:r>
+              <w:rPr>
+                <w:rFonts w:ascii="Calibri" w:hAnsi="Calibri"/>
+                <w:b w:val="0"/>
+                <w:i w:val="0"/>
+                <w:color w:val="222222"/>
+                <w:sz w:val="19"/>
+              </w:rPr>
+              <w:t>FR-BH-09</w:t>
+            </w:r>
+          </w:p>
+        </w:tc>
+        <w:tc>
+          <w:tcPr>
+            <w:tcW w:type="dxa" w:w="2835"/>
+            <w:shd w:val="clear" w:color="auto" w:fill="FFFFFF"/>
+            <w:tcBorders>
+              <w:top w:val="single" w:sz="4" w:space="0" w:color="B9C4D4"/>
+              <w:left w:val="single" w:sz="4" w:space="0" w:color="B9C4D4"/>
+              <w:bottom w:val="single" w:sz="4" w:space="0" w:color="B9C4D4"/>
+              <w:right w:val="single" w:sz="4" w:space="0" w:color="B9C4D4"/>
+            </w:tcBorders>
+            <w:vAlign w:val="center"/>
+          </w:tcPr>
+          <w:p>
+            <w:r/>
+            <w:r>
+              <w:rPr>
+                <w:rFonts w:ascii="Calibri" w:hAnsi="Calibri"/>
+                <w:b w:val="0"/>
+                <w:i w:val="0"/>
+                <w:color w:val="222222"/>
+                <w:sz w:val="19"/>
+              </w:rPr>
+              <w:t>Hệ thống phải cho phép khách xem lại giỏ hàng, sửa số lượng hoặc xoá bớt sản phẩm trước khi xác nhận thanh toán.</w:t>
+            </w:r>
+          </w:p>
+        </w:tc>
+        <w:tc>
+          <w:tcPr>
+            <w:tcW w:type="dxa" w:w="1020"/>
+            <w:shd w:val="clear" w:color="auto" w:fill="FFFFFF"/>
+            <w:tcBorders>
+              <w:top w:val="single" w:sz="4" w:space="0" w:color="B9C4D4"/>
+              <w:left w:val="single" w:sz="4" w:space="0" w:color="B9C4D4"/>
+              <w:bottom w:val="single" w:sz="4" w:space="0" w:color="B9C4D4"/>
+              <w:right w:val="single" w:sz="4" w:space="0" w:color="B9C4D4"/>
+            </w:tcBorders>
+            <w:vAlign w:val="center"/>
+          </w:tcPr>
+          <w:p>
+            <w:r/>
+            <w:r>
+              <w:rPr>
+                <w:rFonts w:ascii="Calibri" w:hAnsi="Calibri"/>
+                <w:b w:val="0"/>
+                <w:i w:val="0"/>
+                <w:color w:val="222222"/>
+                <w:sz w:val="19"/>
+              </w:rPr>
+              <w:t>UC-03</w:t>
+            </w:r>
+          </w:p>
+        </w:tc>
+        <w:tc>
+          <w:tcPr>
+            <w:tcW w:type="dxa" w:w="1247"/>
+            <w:shd w:val="clear" w:color="auto" w:fill="FFFFFF"/>
+            <w:tcBorders>
+              <w:top w:val="single" w:sz="4" w:space="0" w:color="B9C4D4"/>
+              <w:left w:val="single" w:sz="4" w:space="0" w:color="B9C4D4"/>
+              <w:bottom w:val="single" w:sz="4" w:space="0" w:color="B9C4D4"/>
+              <w:right w:val="single" w:sz="4" w:space="0" w:color="B9C4D4"/>
+            </w:tcBorders>
+            <w:vAlign w:val="center"/>
+          </w:tcPr>
+          <w:p>
+            <w:r/>
+            <w:r>
+              <w:rPr>
+                <w:rFonts w:ascii="Calibri" w:hAnsi="Calibri"/>
+                <w:b w:val="0"/>
+                <w:i w:val="0"/>
+                <w:color w:val="222222"/>
+                <w:sz w:val="19"/>
+              </w:rPr>
+              <w:t>SC-02</w:t>
+            </w:r>
+          </w:p>
+        </w:tc>
+        <w:tc>
+          <w:tcPr>
+            <w:tcW w:type="dxa" w:w="2268"/>
+            <w:shd w:val="clear" w:color="auto" w:fill="FFFFFF"/>
+            <w:tcBorders>
+              <w:top w:val="single" w:sz="4" w:space="0" w:color="B9C4D4"/>
+              <w:left w:val="single" w:sz="4" w:space="0" w:color="B9C4D4"/>
+              <w:bottom w:val="single" w:sz="4" w:space="0" w:color="B9C4D4"/>
+              <w:right w:val="single" w:sz="4" w:space="0" w:color="B9C4D4"/>
+            </w:tcBorders>
+            <w:vAlign w:val="center"/>
+          </w:tcPr>
+          <w:p>
+            <w:r/>
+            <w:r>
+              <w:rPr>
+                <w:rFonts w:ascii="Calibri" w:hAnsi="Calibri"/>
+                <w:b w:val="0"/>
+                <w:i w:val="0"/>
+                <w:color w:val="222222"/>
+                <w:sz w:val="19"/>
+              </w:rPr>
+              <w:t>Tổng tiền hàng trong giỏ cập nhật đúng ngay sau mỗi lần sửa số lượng hoặc xoá sản phẩm, trước khi khách bấm thanh toán.</w:t>
+            </w:r>
+          </w:p>
+        </w:tc>
+      </w:tr>
+      <w:tr>
+        <w:tc>
+          <w:tcPr>
+            <w:tcW w:type="dxa" w:w="1134"/>
+            <w:shd w:val="clear" w:color="auto" w:fill="EEF2F7"/>
+            <w:tcBorders>
+              <w:top w:val="single" w:sz="4" w:space="0" w:color="B9C4D4"/>
+              <w:left w:val="single" w:sz="4" w:space="0" w:color="B9C4D4"/>
+              <w:bottom w:val="single" w:sz="4" w:space="0" w:color="B9C4D4"/>
+              <w:right w:val="single" w:sz="4" w:space="0" w:color="B9C4D4"/>
+            </w:tcBorders>
+            <w:vAlign w:val="center"/>
+          </w:tcPr>
+          <w:p>
+            <w:r/>
+            <w:r>
+              <w:rPr>
+                <w:rFonts w:ascii="Calibri" w:hAnsi="Calibri"/>
+                <w:b w:val="0"/>
+                <w:i w:val="0"/>
+                <w:color w:val="222222"/>
+                <w:sz w:val="19"/>
+              </w:rPr>
+              <w:t>FR-BH-10</w:t>
+            </w:r>
+          </w:p>
+        </w:tc>
+        <w:tc>
+          <w:tcPr>
+            <w:tcW w:type="dxa" w:w="2835"/>
+            <w:shd w:val="clear" w:color="auto" w:fill="EEF2F7"/>
+            <w:tcBorders>
+              <w:top w:val="single" w:sz="4" w:space="0" w:color="B9C4D4"/>
+              <w:left w:val="single" w:sz="4" w:space="0" w:color="B9C4D4"/>
+              <w:bottom w:val="single" w:sz="4" w:space="0" w:color="B9C4D4"/>
+              <w:right w:val="single" w:sz="4" w:space="0" w:color="B9C4D4"/>
+            </w:tcBorders>
+            <w:vAlign w:val="center"/>
+          </w:tcPr>
+          <w:p>
+            <w:r/>
+            <w:r>
+              <w:rPr>
+                <w:rFonts w:ascii="Calibri" w:hAnsi="Calibri"/>
+                <w:b w:val="0"/>
+                <w:i w:val="0"/>
+                <w:color w:val="222222"/>
+                <w:sz w:val="19"/>
+              </w:rPr>
+              <w:t>Hệ thống phải cho phép khách xem và cập nhật thông tin cá nhân của chính mình (họ tên, số điện thoại, địa chỉ nhận/trả hàng) và đổi mật khẩu khi đang đăng nhập.</w:t>
+            </w:r>
+          </w:p>
+        </w:tc>
+        <w:tc>
+          <w:tcPr>
+            <w:tcW w:type="dxa" w:w="1020"/>
+            <w:shd w:val="clear" w:color="auto" w:fill="EEF2F7"/>
+            <w:tcBorders>
+              <w:top w:val="single" w:sz="4" w:space="0" w:color="B9C4D4"/>
+              <w:left w:val="single" w:sz="4" w:space="0" w:color="B9C4D4"/>
+              <w:bottom w:val="single" w:sz="4" w:space="0" w:color="B9C4D4"/>
+              <w:right w:val="single" w:sz="4" w:space="0" w:color="B9C4D4"/>
+            </w:tcBorders>
+            <w:vAlign w:val="center"/>
+          </w:tcPr>
+          <w:p>
+            <w:r/>
+            <w:r>
+              <w:rPr>
+                <w:rFonts w:ascii="Calibri" w:hAnsi="Calibri"/>
+                <w:b w:val="0"/>
+                <w:i w:val="0"/>
+                <w:color w:val="222222"/>
+                <w:sz w:val="19"/>
+              </w:rPr>
+              <w:t>UC-18</w:t>
+            </w:r>
+          </w:p>
+        </w:tc>
+        <w:tc>
+          <w:tcPr>
+            <w:tcW w:type="dxa" w:w="1247"/>
+            <w:shd w:val="clear" w:color="auto" w:fill="EEF2F7"/>
+            <w:tcBorders>
+              <w:top w:val="single" w:sz="4" w:space="0" w:color="B9C4D4"/>
+              <w:left w:val="single" w:sz="4" w:space="0" w:color="B9C4D4"/>
+              <w:bottom w:val="single" w:sz="4" w:space="0" w:color="B9C4D4"/>
+              <w:right w:val="single" w:sz="4" w:space="0" w:color="B9C4D4"/>
+            </w:tcBorders>
+            <w:vAlign w:val="center"/>
+          </w:tcPr>
+          <w:p>
+            <w:r/>
+            <w:r>
+              <w:rPr>
+                <w:rFonts w:ascii="Calibri" w:hAnsi="Calibri"/>
+                <w:b w:val="0"/>
+                <w:i w:val="0"/>
+                <w:color w:val="222222"/>
+                <w:sz w:val="19"/>
+              </w:rPr>
+              <w:t>BR-14</w:t>
+            </w:r>
+          </w:p>
+        </w:tc>
+        <w:tc>
+          <w:tcPr>
+            <w:tcW w:type="dxa" w:w="2268"/>
+            <w:shd w:val="clear" w:color="auto" w:fill="EEF2F7"/>
+            <w:tcBorders>
+              <w:top w:val="single" w:sz="4" w:space="0" w:color="B9C4D4"/>
+              <w:left w:val="single" w:sz="4" w:space="0" w:color="B9C4D4"/>
+              <w:bottom w:val="single" w:sz="4" w:space="0" w:color="B9C4D4"/>
+              <w:right w:val="single" w:sz="4" w:space="0" w:color="B9C4D4"/>
+            </w:tcBorders>
+            <w:vAlign w:val="center"/>
+          </w:tcPr>
+          <w:p>
+            <w:r/>
+            <w:r>
+              <w:rPr>
+                <w:rFonts w:ascii="Calibri" w:hAnsi="Calibri"/>
+                <w:b w:val="0"/>
+                <w:i w:val="0"/>
+                <w:color w:val="222222"/>
+                <w:sz w:val="19"/>
+              </w:rPr>
+              <w:t>Thông tin cập nhật được lưu đúng và áp dụng ngay cho đơn hàng/đơn thuê tạo sau đó; đổi mật khẩu yêu cầu xác thực mật khẩu cũ.</w:t>
+            </w:r>
+          </w:p>
+        </w:tc>
+      </w:tr>
+      <w:tr>
+        <w:tc>
+          <w:tcPr>
+            <w:tcW w:type="dxa" w:w="1134"/>
+            <w:shd w:val="clear" w:color="auto" w:fill="FFFFFF"/>
+            <w:tcBorders>
+              <w:top w:val="single" w:sz="4" w:space="0" w:color="B9C4D4"/>
+              <w:left w:val="single" w:sz="4" w:space="0" w:color="B9C4D4"/>
+              <w:bottom w:val="single" w:sz="4" w:space="0" w:color="B9C4D4"/>
+              <w:right w:val="single" w:sz="4" w:space="0" w:color="B9C4D4"/>
+            </w:tcBorders>
+            <w:vAlign w:val="center"/>
+          </w:tcPr>
+          <w:p>
+            <w:r/>
+            <w:r>
+              <w:rPr>
+                <w:rFonts w:ascii="Calibri" w:hAnsi="Calibri"/>
+                <w:b w:val="0"/>
+                <w:i w:val="0"/>
+                <w:color w:val="222222"/>
+                <w:sz w:val="19"/>
+              </w:rPr>
+              <w:t>FR-BH-11</w:t>
+            </w:r>
+          </w:p>
+        </w:tc>
+        <w:tc>
+          <w:tcPr>
+            <w:tcW w:type="dxa" w:w="2835"/>
+            <w:shd w:val="clear" w:color="auto" w:fill="FFFFFF"/>
+            <w:tcBorders>
+              <w:top w:val="single" w:sz="4" w:space="0" w:color="B9C4D4"/>
+              <w:left w:val="single" w:sz="4" w:space="0" w:color="B9C4D4"/>
+              <w:bottom w:val="single" w:sz="4" w:space="0" w:color="B9C4D4"/>
+              <w:right w:val="single" w:sz="4" w:space="0" w:color="B9C4D4"/>
+            </w:tcBorders>
+            <w:vAlign w:val="center"/>
+          </w:tcPr>
+          <w:p>
+            <w:r/>
+            <w:r>
+              <w:rPr>
+                <w:rFonts w:ascii="Calibri" w:hAnsi="Calibri"/>
+                <w:b w:val="0"/>
+                <w:i w:val="0"/>
+                <w:color w:val="222222"/>
+                <w:sz w:val="19"/>
+              </w:rPr>
+              <w:t>Hệ thống phải cho phép khách đánh giá (số sao từ 1-5) và viết nhận xét cho sản phẩm đã mua hoặc đã hoàn tất thuê, hiển thị điểm trung bình và danh sách nhận xét trên trang chi tiết sản phẩm.</w:t>
+            </w:r>
+          </w:p>
+        </w:tc>
+        <w:tc>
+          <w:tcPr>
+            <w:tcW w:type="dxa" w:w="1020"/>
+            <w:shd w:val="clear" w:color="auto" w:fill="FFFFFF"/>
+            <w:tcBorders>
+              <w:top w:val="single" w:sz="4" w:space="0" w:color="B9C4D4"/>
+              <w:left w:val="single" w:sz="4" w:space="0" w:color="B9C4D4"/>
+              <w:bottom w:val="single" w:sz="4" w:space="0" w:color="B9C4D4"/>
+              <w:right w:val="single" w:sz="4" w:space="0" w:color="B9C4D4"/>
+            </w:tcBorders>
+            <w:vAlign w:val="center"/>
+          </w:tcPr>
+          <w:p>
+            <w:r/>
+            <w:r>
+              <w:rPr>
+                <w:rFonts w:ascii="Calibri" w:hAnsi="Calibri"/>
+                <w:b w:val="0"/>
+                <w:i w:val="0"/>
+                <w:color w:val="222222"/>
+                <w:sz w:val="19"/>
+              </w:rPr>
+              <w:t>UC-19</w:t>
+            </w:r>
+          </w:p>
+        </w:tc>
+        <w:tc>
+          <w:tcPr>
+            <w:tcW w:type="dxa" w:w="1247"/>
+            <w:shd w:val="clear" w:color="auto" w:fill="FFFFFF"/>
+            <w:tcBorders>
+              <w:top w:val="single" w:sz="4" w:space="0" w:color="B9C4D4"/>
+              <w:left w:val="single" w:sz="4" w:space="0" w:color="B9C4D4"/>
+              <w:bottom w:val="single" w:sz="4" w:space="0" w:color="B9C4D4"/>
+              <w:right w:val="single" w:sz="4" w:space="0" w:color="B9C4D4"/>
+            </w:tcBorders>
+            <w:vAlign w:val="center"/>
+          </w:tcPr>
+          <w:p>
+            <w:r/>
+            <w:r>
+              <w:rPr>
+                <w:rFonts w:ascii="Calibri" w:hAnsi="Calibri"/>
+                <w:b w:val="0"/>
+                <w:i w:val="0"/>
+                <w:color w:val="222222"/>
+                <w:sz w:val="19"/>
+              </w:rPr>
+              <w:t>BR-15</w:t>
+            </w:r>
+          </w:p>
+        </w:tc>
+        <w:tc>
+          <w:tcPr>
+            <w:tcW w:type="dxa" w:w="2268"/>
+            <w:shd w:val="clear" w:color="auto" w:fill="FFFFFF"/>
+            <w:tcBorders>
+              <w:top w:val="single" w:sz="4" w:space="0" w:color="B9C4D4"/>
+              <w:left w:val="single" w:sz="4" w:space="0" w:color="B9C4D4"/>
+              <w:bottom w:val="single" w:sz="4" w:space="0" w:color="B9C4D4"/>
+              <w:right w:val="single" w:sz="4" w:space="0" w:color="B9C4D4"/>
+            </w:tcBorders>
+            <w:vAlign w:val="center"/>
+          </w:tcPr>
+          <w:p>
+            <w:r/>
+            <w:r>
+              <w:rPr>
+                <w:rFonts w:ascii="Calibri" w:hAnsi="Calibri"/>
+                <w:b w:val="0"/>
+                <w:i w:val="0"/>
+                <w:color w:val="222222"/>
+                <w:sz w:val="19"/>
+              </w:rPr>
+              <w:t>Khách chỉ đánh giá được sản phẩm thuộc đơn đã Completed/đã nhận hàng thành công của chính mình; điểm trung bình hiển thị cập nhật đúng ngay sau khi có đánh giá mới.</w:t>
             </w:r>
           </w:p>
         </w:tc>
@@ -16092,7 +20227,7 @@
                 <w:color w:val="222222"/>
                 <w:sz w:val="19"/>
               </w:rPr>
-              <w:t>Hệ thống phải cho phép khách chọn ngày bắt đầu và ngày kết thúc để đặt thuê một sản phẩm.</w:t>
+              <w:t>Hệ thống phải cho phép khách thêm một hoặc nhiều sản phẩm vào giỏ thuê, mỗi sản phẩm tự chọn ngày bắt đầu và ngày kết thúc riêng.</w:t>
             </w:r>
           </w:p>
         </w:tc>
@@ -16170,7 +20305,7 @@
                 <w:color w:val="222222"/>
                 <w:sz w:val="19"/>
               </w:rPr>
-              <w:t>Đơn thuê chỉ được tạo khi ngày kết thúc sau ngày bắt đầu và sản phẩm còn trống trong khoảng đó.</w:t>
+              <w:t>Mỗi dòng trong giỏ thuê chỉ hợp lệ khi ngày kết thúc sau ngày bắt đầu và sản phẩm còn trống trong khoảng đó.</w:t>
             </w:r>
           </w:p>
         </w:tc>
@@ -16224,7 +20359,7 @@
                 <w:color w:val="222222"/>
                 <w:sz w:val="19"/>
               </w:rPr>
-              <w:t>Hệ thống phải từ chối tạo đơn thuê nếu sản phẩm đã có đơn thuê khác còn hiệu lực trùng ít nhất 1 ngày trong khoảng chọn.</w:t>
+              <w:t>Hệ thống phải từ chối thêm vào giỏ (hoặc tạo đơn) nếu một sản phẩm trong giỏ đã có đơn thuê khác còn hiệu lực trùng ít nhất 1 ngày trong khoảng chọn của sản phẩm đó.</w:t>
             </w:r>
           </w:p>
         </w:tc>
@@ -16302,7 +20437,7 @@
                 <w:color w:val="222222"/>
                 <w:sz w:val="19"/>
               </w:rPr>
-              <w:t>100% các lượt thử đặt trùng lịch trong kịch bản kiểm thử đều bị từ chối kèm thông báo rõ ràng.</w:t>
+              <w:t>100% các lượt thử đặt trùng lịch trong kịch bản kiểm thử đều bị từ chối kèm thông báo rõ ràng, nêu rõ sản phẩm bị trùng.</w:t>
             </w:r>
           </w:p>
         </w:tc>
@@ -16356,7 +20491,7 @@
                 <w:color w:val="222222"/>
                 <w:sz w:val="19"/>
               </w:rPr>
-              <w:t>Hệ thống phải tự động tính tiền cọc theo quy tắc BRU-01 (giá niêm yết, cộng thêm phí ship × 2 nếu khách chọn giao vận ở chiều nhận hàng).</w:t>
+              <w:t>Hệ thống phải tự động tính tổng tiền cọc cho toàn bộ sản phẩm trong giỏ thuê theo quy tắc BRU-01 (giá niêm yết mỗi sản phẩm, cộng thêm phí ship ước tính × 2 vì cả chiều giao và chiều lấy hàng trả đều bắt buộc qua giao vận).</w:t>
             </w:r>
           </w:p>
         </w:tc>
@@ -16434,7 +20569,7 @@
                 <w:color w:val="222222"/>
                 <w:sz w:val="19"/>
               </w:rPr>
-              <w:t>Số tiền cọc tính ra khớp đúng công thức BRU-01 trên mọi tổ hợp hình thức nhận hàng trong kịch bản kiểm thử.</w:t>
+              <w:t>Tổng tiền cọc tính ra khớp đúng tổng công thức BRU-01 áp dụng cho từng sản phẩm trong giỏ, trên các kịch bản khoảng cách giao hàng khác nhau trong kiểm thử.</w:t>
             </w:r>
           </w:p>
         </w:tc>
@@ -16488,7 +20623,7 @@
                 <w:color w:val="222222"/>
                 <w:sz w:val="19"/>
               </w:rPr>
-              <w:t>Hệ thống phải tự động tính tiền thuê theo biểu giá lũy tiến giảm dần theo quy tắc BRU-02.</w:t>
+              <w:t>Hệ thống phải tự động tính tiền thuê cho từng sản phẩm theo biểu giá lũy tiến giảm dần (BRU-02) dựa trên số ngày thuê riêng của sản phẩm đó, rồi cộng thành tổng tiền thuê của đơn.</w:t>
             </w:r>
           </w:p>
         </w:tc>
@@ -16566,7 +20701,7 @@
                 <w:color w:val="222222"/>
                 <w:sz w:val="19"/>
               </w:rPr>
-              <w:t>Tiền thuê tính đúng công thức BRU-02 trên tối thiểu 5 kịch bản số ngày thuê khác nhau.</w:t>
+              <w:t>Tiền thuê từng sản phẩm và tổng tiền thuê của đơn tính đúng công thức BRU-02 trên tối thiểu 5 kịch bản số ngày thuê khác nhau, kể cả khi giỏ có nhiều sản phẩm với số ngày thuê khác nhau.</w:t>
             </w:r>
           </w:p>
         </w:tc>
@@ -16620,7 +20755,7 @@
                 <w:color w:val="222222"/>
                 <w:sz w:val="19"/>
               </w:rPr>
-              <w:t>Hệ thống phải cho phép nhân viên xác nhận đơn thuê và ghi nhận xuất kho sản phẩm cho đơn đó (xuất tại quầy hoặc giao cho đối tác giao vận theo lựa chọn ở FR-TTGV-01).</w:t>
+              <w:t>Hệ thống phải cho phép nhân viên xác nhận đơn thuê và bàn giao toàn bộ sản phẩm trong đơn đó cho đối tác giao vận do hệ thống tự động chọn (FR-TTGV-01).</w:t>
             </w:r>
           </w:p>
         </w:tc>
@@ -16698,7 +20833,7 @@
                 <w:color w:val="222222"/>
                 <w:sz w:val="19"/>
               </w:rPr>
-              <w:t>Sau khi xác nhận, trạng thái đơn chuyển "Confirmed" và trạng thái hộp game chuyển "Rented".</w:t>
+              <w:t>Sau khi xác nhận, trạng thái đơn chuyển "Confirmed" và trạng thái hộp game của từng sản phẩm trong đơn chuyển "Rented".</w:t>
             </w:r>
           </w:p>
         </w:tc>
@@ -16752,7 +20887,7 @@
                 <w:color w:val="222222"/>
                 <w:sz w:val="19"/>
               </w:rPr>
-              <w:t>Hệ thống phải tự động tính tiền phạt trễ hạn theo quy tắc BRU-03 khi khách trả hàng sau ngày hết hạn.</w:t>
+              <w:t>Hệ thống phải tự động tính tiền phạt trễ hạn theo quy tắc BRU-03 cho từng sản phẩm trả sau ngày hết hạn riêng của sản phẩm đó.</w:t>
             </w:r>
           </w:p>
         </w:tc>
@@ -16830,7 +20965,7 @@
                 <w:color w:val="222222"/>
                 <w:sz w:val="19"/>
               </w:rPr>
-              <w:t>Tiền phạt tính đúng 15%/ngày trễ và không vượt trần 100% giá niêm yết trong mọi kịch bản kiểm thử.</w:t>
+              <w:t>Tiền phạt tính đúng 15%/ngày trễ và không vượt trần 100% giá niêm yết của từng sản phẩm, trong mọi kịch bản kiểm thử.</w:t>
             </w:r>
           </w:p>
         </w:tc>
@@ -16884,7 +21019,7 @@
                 <w:color w:val="222222"/>
                 <w:sz w:val="19"/>
               </w:rPr>
-              <w:t>Hệ thống phải tự động tính số tiền hoàn cọc cuối cùng theo quy tắc BRU-03, BRU-04, có điều chỉnh phần chênh lệch phí ship thực tế theo FR-TTGV-08.</w:t>
+              <w:t>Hệ thống phải tự động tính tổng số tiền hoàn cọc cuối cùng cho cả đơn theo quy tắc BRU-03, BRU-04 áp dụng trên từng sản phẩm, có điều chỉnh phần chênh lệch phí ship thực tế theo FR-TTGV-08.</w:t>
             </w:r>
           </w:p>
         </w:tc>
@@ -16962,7 +21097,7 @@
                 <w:color w:val="222222"/>
                 <w:sz w:val="19"/>
               </w:rPr>
-              <w:t>Số tiền hoàn cọc = cọc đã thu trừ đúng các khoản phạt/đền bù/chênh lệch ship tính được trong kịch bản kiểm thử.</w:t>
+              <w:t>Tổng số tiền hoàn cọc = tổng cọc đã thu trừ đúng các khoản phạt/đền bù/chênh lệch ship tính được cho từng sản phẩm trong kịch bản kiểm thử.</w:t>
             </w:r>
           </w:p>
         </w:tc>
@@ -17016,7 +21151,7 @@
                 <w:color w:val="222222"/>
                 <w:sz w:val="19"/>
               </w:rPr>
-              <w:t>Hệ thống nên gửi thông báo nhắc hạn trả hàng cho khách trước 1 ngày so với ngày hết hạn thuê.</w:t>
+              <w:t>Hệ thống nên gửi thông báo nhắc hạn trả hàng cho khách trước 1 ngày so với ngày hết hạn thuê của từng sản phẩm trong đơn.</w:t>
             </w:r>
           </w:p>
         </w:tc>
@@ -17094,7 +21229,139 @@
                 <w:color w:val="222222"/>
                 <w:sz w:val="19"/>
               </w:rPr>
-              <w:t>Thông báo được gửi đúng thời điểm T-1 ngày cho 100% đơn đang ở trạng thái Active trong kịch bản kiểm thử.</w:t>
+              <w:t>Thông báo được gửi đúng thời điểm T-1 ngày cho 100% sản phẩm đang ở trạng thái Active trong kịch bản kiểm thử.</w:t>
+            </w:r>
+          </w:p>
+        </w:tc>
+      </w:tr>
+      <w:tr>
+        <w:tc>
+          <w:tcPr>
+            <w:tcW w:type="dxa" w:w="1134"/>
+            <w:shd w:val="clear" w:color="auto" w:fill="FFFFFF"/>
+            <w:tcBorders>
+              <w:top w:val="single" w:sz="4" w:space="0" w:color="B9C4D4"/>
+              <w:left w:val="single" w:sz="4" w:space="0" w:color="B9C4D4"/>
+              <w:bottom w:val="single" w:sz="4" w:space="0" w:color="B9C4D4"/>
+              <w:right w:val="single" w:sz="4" w:space="0" w:color="B9C4D4"/>
+            </w:tcBorders>
+            <w:vAlign w:val="center"/>
+          </w:tcPr>
+          <w:p>
+            <w:r/>
+            <w:r>
+              <w:rPr>
+                <w:rFonts w:ascii="Calibri" w:hAnsi="Calibri"/>
+                <w:b w:val="0"/>
+                <w:i w:val="0"/>
+                <w:color w:val="222222"/>
+                <w:sz w:val="19"/>
+              </w:rPr>
+              <w:t>FR-CT-09</w:t>
+            </w:r>
+          </w:p>
+        </w:tc>
+        <w:tc>
+          <w:tcPr>
+            <w:tcW w:type="dxa" w:w="2835"/>
+            <w:shd w:val="clear" w:color="auto" w:fill="FFFFFF"/>
+            <w:tcBorders>
+              <w:top w:val="single" w:sz="4" w:space="0" w:color="B9C4D4"/>
+              <w:left w:val="single" w:sz="4" w:space="0" w:color="B9C4D4"/>
+              <w:bottom w:val="single" w:sz="4" w:space="0" w:color="B9C4D4"/>
+              <w:right w:val="single" w:sz="4" w:space="0" w:color="B9C4D4"/>
+            </w:tcBorders>
+            <w:vAlign w:val="center"/>
+          </w:tcPr>
+          <w:p>
+            <w:r/>
+            <w:r>
+              <w:rPr>
+                <w:rFonts w:ascii="Calibri" w:hAnsi="Calibri"/>
+                <w:b w:val="0"/>
+                <w:i w:val="0"/>
+                <w:color w:val="222222"/>
+                <w:sz w:val="19"/>
+              </w:rPr>
+              <w:t>Hệ thống phải cho phép khách xem lại giỏ thuê, sửa ngày thuê hoặc xoá bớt sản phẩm trước khi xác nhận thanh toán cọc.</w:t>
+            </w:r>
+          </w:p>
+        </w:tc>
+        <w:tc>
+          <w:tcPr>
+            <w:tcW w:type="dxa" w:w="1020"/>
+            <w:shd w:val="clear" w:color="auto" w:fill="FFFFFF"/>
+            <w:tcBorders>
+              <w:top w:val="single" w:sz="4" w:space="0" w:color="B9C4D4"/>
+              <w:left w:val="single" w:sz="4" w:space="0" w:color="B9C4D4"/>
+              <w:bottom w:val="single" w:sz="4" w:space="0" w:color="B9C4D4"/>
+              <w:right w:val="single" w:sz="4" w:space="0" w:color="B9C4D4"/>
+            </w:tcBorders>
+            <w:vAlign w:val="center"/>
+          </w:tcPr>
+          <w:p>
+            <w:r/>
+            <w:r>
+              <w:rPr>
+                <w:rFonts w:ascii="Calibri" w:hAnsi="Calibri"/>
+                <w:b w:val="0"/>
+                <w:i w:val="0"/>
+                <w:color w:val="222222"/>
+                <w:sz w:val="19"/>
+              </w:rPr>
+              <w:t>UC-04</w:t>
+            </w:r>
+          </w:p>
+        </w:tc>
+        <w:tc>
+          <w:tcPr>
+            <w:tcW w:type="dxa" w:w="1247"/>
+            <w:shd w:val="clear" w:color="auto" w:fill="FFFFFF"/>
+            <w:tcBorders>
+              <w:top w:val="single" w:sz="4" w:space="0" w:color="B9C4D4"/>
+              <w:left w:val="single" w:sz="4" w:space="0" w:color="B9C4D4"/>
+              <w:bottom w:val="single" w:sz="4" w:space="0" w:color="B9C4D4"/>
+              <w:right w:val="single" w:sz="4" w:space="0" w:color="B9C4D4"/>
+            </w:tcBorders>
+            <w:vAlign w:val="center"/>
+          </w:tcPr>
+          <w:p>
+            <w:r/>
+            <w:r>
+              <w:rPr>
+                <w:rFonts w:ascii="Calibri" w:hAnsi="Calibri"/>
+                <w:b w:val="0"/>
+                <w:i w:val="0"/>
+                <w:color w:val="222222"/>
+                <w:sz w:val="19"/>
+              </w:rPr>
+              <w:t>BR-01</w:t>
+            </w:r>
+          </w:p>
+        </w:tc>
+        <w:tc>
+          <w:tcPr>
+            <w:tcW w:type="dxa" w:w="2268"/>
+            <w:shd w:val="clear" w:color="auto" w:fill="FFFFFF"/>
+            <w:tcBorders>
+              <w:top w:val="single" w:sz="4" w:space="0" w:color="B9C4D4"/>
+              <w:left w:val="single" w:sz="4" w:space="0" w:color="B9C4D4"/>
+              <w:bottom w:val="single" w:sz="4" w:space="0" w:color="B9C4D4"/>
+              <w:right w:val="single" w:sz="4" w:space="0" w:color="B9C4D4"/>
+            </w:tcBorders>
+            <w:vAlign w:val="center"/>
+          </w:tcPr>
+          <w:p>
+            <w:r/>
+            <w:r>
+              <w:rPr>
+                <w:rFonts w:ascii="Calibri" w:hAnsi="Calibri"/>
+                <w:b w:val="0"/>
+                <w:i w:val="0"/>
+                <w:color w:val="222222"/>
+                <w:sz w:val="19"/>
+              </w:rPr>
+              <w:t>Tổng tiền thuê và tổng tiền cọc trong giỏ thuê cập nhật đúng ngay sau mỗi lần sửa ngày hoặc xoá sản phẩm, trước khi khách bấm thanh toán.</w:t>
             </w:r>
           </w:p>
         </w:tc>
@@ -17128,7 +21395,7 @@
           <w:color w:val="222222"/>
           <w:sz w:val="21"/>
         </w:rPr>
-        <w:t>Nhóm yêu cầu phục vụ kiểm đếm linh kiện, quản lý trạng thái hộp game và báo cáo (SC-05, SC-07).</w:t>
+        <w:t>Nhóm yêu cầu phục vụ kiểm đếm linh kiện và quản lý trạng thái hộp game (SC-05).</w:t>
       </w:r>
     </w:p>
     <w:tbl>
@@ -17557,270 +21824,6 @@
           </w:p>
         </w:tc>
       </w:tr>
-      <w:tr>
-        <w:tc>
-          <w:tcPr>
-            <w:tcW w:type="dxa" w:w="1134"/>
-            <w:shd w:val="clear" w:color="auto" w:fill="FFFFFF"/>
-            <w:tcBorders>
-              <w:top w:val="single" w:sz="4" w:space="0" w:color="B9C4D4"/>
-              <w:left w:val="single" w:sz="4" w:space="0" w:color="B9C4D4"/>
-              <w:bottom w:val="single" w:sz="4" w:space="0" w:color="B9C4D4"/>
-              <w:right w:val="single" w:sz="4" w:space="0" w:color="B9C4D4"/>
-            </w:tcBorders>
-            <w:vAlign w:val="center"/>
-          </w:tcPr>
-          <w:p>
-            <w:r/>
-            <w:r>
-              <w:rPr>
-                <w:rFonts w:ascii="Calibri" w:hAnsi="Calibri"/>
-                <w:b w:val="0"/>
-                <w:i w:val="0"/>
-                <w:color w:val="222222"/>
-                <w:sz w:val="19"/>
-              </w:rPr>
-              <w:t>FR-KHO-03</w:t>
-            </w:r>
-          </w:p>
-        </w:tc>
-        <w:tc>
-          <w:tcPr>
-            <w:tcW w:type="dxa" w:w="2835"/>
-            <w:shd w:val="clear" w:color="auto" w:fill="FFFFFF"/>
-            <w:tcBorders>
-              <w:top w:val="single" w:sz="4" w:space="0" w:color="B9C4D4"/>
-              <w:left w:val="single" w:sz="4" w:space="0" w:color="B9C4D4"/>
-              <w:bottom w:val="single" w:sz="4" w:space="0" w:color="B9C4D4"/>
-              <w:right w:val="single" w:sz="4" w:space="0" w:color="B9C4D4"/>
-            </w:tcBorders>
-            <w:vAlign w:val="center"/>
-          </w:tcPr>
-          <w:p>
-            <w:r/>
-            <w:r>
-              <w:rPr>
-                <w:rFonts w:ascii="Calibri" w:hAnsi="Calibri"/>
-                <w:b w:val="0"/>
-                <w:i w:val="0"/>
-                <w:color w:val="222222"/>
-                <w:sz w:val="19"/>
-              </w:rPr>
-              <w:t>Hệ thống phải cho phép Admin thêm/sửa/xoá sản phẩm và cập nhật giá niêm yết.</w:t>
-            </w:r>
-          </w:p>
-        </w:tc>
-        <w:tc>
-          <w:tcPr>
-            <w:tcW w:type="dxa" w:w="1020"/>
-            <w:shd w:val="clear" w:color="auto" w:fill="FFFFFF"/>
-            <w:tcBorders>
-              <w:top w:val="single" w:sz="4" w:space="0" w:color="B9C4D4"/>
-              <w:left w:val="single" w:sz="4" w:space="0" w:color="B9C4D4"/>
-              <w:bottom w:val="single" w:sz="4" w:space="0" w:color="B9C4D4"/>
-              <w:right w:val="single" w:sz="4" w:space="0" w:color="B9C4D4"/>
-            </w:tcBorders>
-            <w:vAlign w:val="center"/>
-          </w:tcPr>
-          <w:p>
-            <w:r/>
-            <w:r>
-              <w:rPr>
-                <w:rFonts w:ascii="Calibri" w:hAnsi="Calibri"/>
-                <w:b w:val="0"/>
-                <w:i w:val="0"/>
-                <w:color w:val="222222"/>
-                <w:sz w:val="19"/>
-              </w:rPr>
-              <w:t>UC-02</w:t>
-            </w:r>
-          </w:p>
-        </w:tc>
-        <w:tc>
-          <w:tcPr>
-            <w:tcW w:type="dxa" w:w="1247"/>
-            <w:shd w:val="clear" w:color="auto" w:fill="FFFFFF"/>
-            <w:tcBorders>
-              <w:top w:val="single" w:sz="4" w:space="0" w:color="B9C4D4"/>
-              <w:left w:val="single" w:sz="4" w:space="0" w:color="B9C4D4"/>
-              <w:bottom w:val="single" w:sz="4" w:space="0" w:color="B9C4D4"/>
-              <w:right w:val="single" w:sz="4" w:space="0" w:color="B9C4D4"/>
-            </w:tcBorders>
-            <w:vAlign w:val="center"/>
-          </w:tcPr>
-          <w:p>
-            <w:r/>
-            <w:r>
-              <w:rPr>
-                <w:rFonts w:ascii="Calibri" w:hAnsi="Calibri"/>
-                <w:b w:val="0"/>
-                <w:i w:val="0"/>
-                <w:color w:val="222222"/>
-                <w:sz w:val="19"/>
-              </w:rPr>
-              <w:t>SC-01</w:t>
-            </w:r>
-          </w:p>
-        </w:tc>
-        <w:tc>
-          <w:tcPr>
-            <w:tcW w:type="dxa" w:w="2268"/>
-            <w:shd w:val="clear" w:color="auto" w:fill="FFFFFF"/>
-            <w:tcBorders>
-              <w:top w:val="single" w:sz="4" w:space="0" w:color="B9C4D4"/>
-              <w:left w:val="single" w:sz="4" w:space="0" w:color="B9C4D4"/>
-              <w:bottom w:val="single" w:sz="4" w:space="0" w:color="B9C4D4"/>
-              <w:right w:val="single" w:sz="4" w:space="0" w:color="B9C4D4"/>
-            </w:tcBorders>
-            <w:vAlign w:val="center"/>
-          </w:tcPr>
-          <w:p>
-            <w:r/>
-            <w:r>
-              <w:rPr>
-                <w:rFonts w:ascii="Calibri" w:hAnsi="Calibri"/>
-                <w:b w:val="0"/>
-                <w:i w:val="0"/>
-                <w:color w:val="222222"/>
-                <w:sz w:val="19"/>
-              </w:rPr>
-              <w:t>Thay đổi giá niêm yết áp dụng ngay cho các đơn tạo mới, không ảnh hưởng đơn đã xác nhận trước đó.</w:t>
-            </w:r>
-          </w:p>
-        </w:tc>
-      </w:tr>
-      <w:tr>
-        <w:tc>
-          <w:tcPr>
-            <w:tcW w:type="dxa" w:w="1134"/>
-            <w:shd w:val="clear" w:color="auto" w:fill="EEF2F7"/>
-            <w:tcBorders>
-              <w:top w:val="single" w:sz="4" w:space="0" w:color="B9C4D4"/>
-              <w:left w:val="single" w:sz="4" w:space="0" w:color="B9C4D4"/>
-              <w:bottom w:val="single" w:sz="4" w:space="0" w:color="B9C4D4"/>
-              <w:right w:val="single" w:sz="4" w:space="0" w:color="B9C4D4"/>
-            </w:tcBorders>
-            <w:vAlign w:val="center"/>
-          </w:tcPr>
-          <w:p>
-            <w:r/>
-            <w:r>
-              <w:rPr>
-                <w:rFonts w:ascii="Calibri" w:hAnsi="Calibri"/>
-                <w:b w:val="0"/>
-                <w:i w:val="0"/>
-                <w:color w:val="222222"/>
-                <w:sz w:val="19"/>
-              </w:rPr>
-              <w:t>FR-KHO-04</w:t>
-            </w:r>
-          </w:p>
-        </w:tc>
-        <w:tc>
-          <w:tcPr>
-            <w:tcW w:type="dxa" w:w="2835"/>
-            <w:shd w:val="clear" w:color="auto" w:fill="EEF2F7"/>
-            <w:tcBorders>
-              <w:top w:val="single" w:sz="4" w:space="0" w:color="B9C4D4"/>
-              <w:left w:val="single" w:sz="4" w:space="0" w:color="B9C4D4"/>
-              <w:bottom w:val="single" w:sz="4" w:space="0" w:color="B9C4D4"/>
-              <w:right w:val="single" w:sz="4" w:space="0" w:color="B9C4D4"/>
-            </w:tcBorders>
-            <w:vAlign w:val="center"/>
-          </w:tcPr>
-          <w:p>
-            <w:r/>
-            <w:r>
-              <w:rPr>
-                <w:rFonts w:ascii="Calibri" w:hAnsi="Calibri"/>
-                <w:b w:val="0"/>
-                <w:i w:val="0"/>
-                <w:color w:val="222222"/>
-                <w:sz w:val="19"/>
-              </w:rPr>
-              <w:t>Hệ thống nên cung cấp báo cáo doanh thu bán/thuê tổng hợp theo tháng cho Admin.</w:t>
-            </w:r>
-          </w:p>
-        </w:tc>
-        <w:tc>
-          <w:tcPr>
-            <w:tcW w:type="dxa" w:w="1020"/>
-            <w:shd w:val="clear" w:color="auto" w:fill="EEF2F7"/>
-            <w:tcBorders>
-              <w:top w:val="single" w:sz="4" w:space="0" w:color="B9C4D4"/>
-              <w:left w:val="single" w:sz="4" w:space="0" w:color="B9C4D4"/>
-              <w:bottom w:val="single" w:sz="4" w:space="0" w:color="B9C4D4"/>
-              <w:right w:val="single" w:sz="4" w:space="0" w:color="B9C4D4"/>
-            </w:tcBorders>
-            <w:vAlign w:val="center"/>
-          </w:tcPr>
-          <w:p>
-            <w:r/>
-            <w:r>
-              <w:rPr>
-                <w:rFonts w:ascii="Calibri" w:hAnsi="Calibri"/>
-                <w:b w:val="0"/>
-                <w:i w:val="0"/>
-                <w:color w:val="222222"/>
-                <w:sz w:val="19"/>
-              </w:rPr>
-              <w:t>UC-02</w:t>
-            </w:r>
-          </w:p>
-        </w:tc>
-        <w:tc>
-          <w:tcPr>
-            <w:tcW w:type="dxa" w:w="1247"/>
-            <w:shd w:val="clear" w:color="auto" w:fill="EEF2F7"/>
-            <w:tcBorders>
-              <w:top w:val="single" w:sz="4" w:space="0" w:color="B9C4D4"/>
-              <w:left w:val="single" w:sz="4" w:space="0" w:color="B9C4D4"/>
-              <w:bottom w:val="single" w:sz="4" w:space="0" w:color="B9C4D4"/>
-              <w:right w:val="single" w:sz="4" w:space="0" w:color="B9C4D4"/>
-            </w:tcBorders>
-            <w:vAlign w:val="center"/>
-          </w:tcPr>
-          <w:p>
-            <w:r/>
-            <w:r>
-              <w:rPr>
-                <w:rFonts w:ascii="Calibri" w:hAnsi="Calibri"/>
-                <w:b w:val="0"/>
-                <w:i w:val="0"/>
-                <w:color w:val="222222"/>
-                <w:sz w:val="19"/>
-              </w:rPr>
-              <w:t>BR-07</w:t>
-            </w:r>
-          </w:p>
-        </w:tc>
-        <w:tc>
-          <w:tcPr>
-            <w:tcW w:type="dxa" w:w="2268"/>
-            <w:shd w:val="clear" w:color="auto" w:fill="EEF2F7"/>
-            <w:tcBorders>
-              <w:top w:val="single" w:sz="4" w:space="0" w:color="B9C4D4"/>
-              <w:left w:val="single" w:sz="4" w:space="0" w:color="B9C4D4"/>
-              <w:bottom w:val="single" w:sz="4" w:space="0" w:color="B9C4D4"/>
-              <w:right w:val="single" w:sz="4" w:space="0" w:color="B9C4D4"/>
-            </w:tcBorders>
-            <w:vAlign w:val="center"/>
-          </w:tcPr>
-          <w:p>
-            <w:r/>
-            <w:r>
-              <w:rPr>
-                <w:rFonts w:ascii="Calibri" w:hAnsi="Calibri"/>
-                <w:b w:val="0"/>
-                <w:i w:val="0"/>
-                <w:color w:val="222222"/>
-                <w:sz w:val="19"/>
-              </w:rPr>
-              <w:t>Số liệu báo cáo khớp 100% với tổng các giao dịch đã ghi nhận trong tháng được chọn.</w:t>
-            </w:r>
-          </w:p>
-        </w:tc>
-      </w:tr>
     </w:tbl>
     <w:p/>
     <w:p>
@@ -17850,7 +21853,7 @@
           <w:color w:val="222222"/>
           <w:sz w:val="21"/>
         </w:rPr>
-        <w:t>Nhóm yêu cầu phục vụ thanh toán trực tuyến qua mã QR và giao vận hai chiều qua đối tác bên thứ ba (SC-08, SC-09).</w:t>
+        <w:t>Nhóm yêu cầu phục vụ thanh toán trực tuyến qua mã QR, ví điện tử nội bộ và giao vận hai chiều bắt buộc qua đối tác bên thứ ba (SC-08, SC-09).</w:t>
       </w:r>
     </w:p>
     <w:tbl>
@@ -18064,7 +22067,7 @@
                 <w:color w:val="222222"/>
                 <w:sz w:val="19"/>
               </w:rPr>
-              <w:t>Hệ thống phải cho phép khách chọn hình thức nhận hàng (tự đến lấy hoặc giao vận) khi đặt mua/đặt thuê, và chọn hình thức trả hàng (tự mang trả hoặc gọi giao vận đến lấy) khi đến hạn trả.</w:t>
+              <w:t>Hệ thống phải bắt buộc khách nhập địa chỉ nhận hàng khi đặt mua/đặt thuê, và địa chỉ lấy hàng trả khi đến hạn trả (mặc định giống địa chỉ nhận); hệ thống không có hình thức tự đến lấy/tự mang trả.</w:t>
             </w:r>
           </w:p>
         </w:tc>
@@ -18142,7 +22145,7 @@
                 <w:color w:val="222222"/>
                 <w:sz w:val="19"/>
               </w:rPr>
-              <w:t>Đơn hàng/đơn thuê lưu đúng lựa chọn hình thức cho từng chiều; chiều trả có thể chọn trễ hơn chiều nhận (tại thời điểm trả hàng).</w:t>
+              <w:t>Đơn hàng/đơn thuê lưu đúng địa chỉ cho từng chiều; khách có thể sửa địa chỉ lấy hàng trả khác địa chỉ nhận tại thời điểm đến hạn trả.</w:t>
             </w:r>
           </w:p>
         </w:tc>
@@ -18196,7 +22199,7 @@
                 <w:color w:val="222222"/>
                 <w:sz w:val="19"/>
               </w:rPr>
-              <w:t>Hệ thống phải tính phí giao vận cho mỗi chiều có chọn giao vận theo khu vực, dựa trên quy tắc BRU-05.</w:t>
+              <w:t>Hệ thống phải tự động tính khoảng cách từ kho đến địa chỉ của khách ở mỗi chiều, chọn đối tác giao vận (Green SM nếu ≤ 20km, Shopee Express nếu &gt; 20km) và tính phí giao vận cho chiều đó, dựa trên quy tắc BRU-05.</w:t>
             </w:r>
           </w:p>
         </w:tc>
@@ -18274,7 +22277,7 @@
                 <w:color w:val="222222"/>
                 <w:sz w:val="19"/>
               </w:rPr>
-              <w:t>Phí ship tính đúng theo khu vực (Nội thành/Ngoại thành/Ngoài tỉnh) trên tối thiểu 3 kịch bản kiểm thử.</w:t>
+              <w:t>Hệ thống chọn đúng đối tác theo ngưỡng 20km và tính đúng phí ship do đối tác tương ứng báo giá, trên tối thiểu 4 kịch bản khoảng cách khác nhau (gồm cả hai phía của ngưỡng 20km) trong kiểm thử.</w:t>
             </w:r>
           </w:p>
         </w:tc>
@@ -18328,7 +22331,7 @@
                 <w:color w:val="222222"/>
                 <w:sz w:val="19"/>
               </w:rPr>
-              <w:t>Hệ thống phải gọi API Green SM (giả định) để tạo yêu cầu giao hàng khi đơn được xác nhận với hình thức nhận là giao vận.</w:t>
+              <w:t>Hệ thống phải gọi API của đối tác giao vận đã chọn (Green SM hoặc Shopee Express, giả định) để tạo yêu cầu giao hàng đến địa chỉ khách khi đơn được xác nhận.</w:t>
             </w:r>
           </w:p>
         </w:tc>
@@ -18406,7 +22409,7 @@
                 <w:color w:val="222222"/>
                 <w:sz w:val="19"/>
               </w:rPr>
-              <w:t>Yêu cầu giao hàng được tạo thành công với mã vận đơn trả về, gắn đúng với mã đơn hàng/đơn thuê liên quan.</w:t>
+              <w:t>Yêu cầu giao hàng được tạo thành công với mã vận đơn trả về, gắn đúng với mã đơn hàng/đơn thuê liên quan và đúng đối tác đã chọn.</w:t>
             </w:r>
           </w:p>
         </w:tc>
@@ -18460,7 +22463,7 @@
                 <w:color w:val="222222"/>
                 <w:sz w:val="19"/>
               </w:rPr>
-              <w:t>Hệ thống phải gọi API Green SM (giả định) để tạo yêu cầu lấy hàng trả khi khách bấm nút yêu cầu giao vận đến lấy lúc đến hạn.</w:t>
+              <w:t>Hệ thống phải gọi API của đối tác giao vận đã chọn (giả định) để tạo yêu cầu đến lấy hàng trả tại địa chỉ khách khi đến hạn trả.</w:t>
             </w:r>
           </w:p>
         </w:tc>
@@ -18592,7 +22595,7 @@
                 <w:color w:val="222222"/>
                 <w:sz w:val="19"/>
               </w:rPr>
-              <w:t>Hệ thống phải nhận và xử lý webhook cập nhật trạng thái vận chuyển (Đang giao/Đã giao/Đang lấy/Đã lấy) từ Green SM.</w:t>
+              <w:t>Hệ thống phải nhận và xử lý webhook cập nhật trạng thái vận chuyển (Đang giao/Đã giao/Đang lấy/Đã lấy) từ đối tác giao vận tương ứng (Green SM hoặc Shopee Express).</w:t>
             </w:r>
           </w:p>
         </w:tc>
@@ -18988,7 +22991,7 @@
                 <w:color w:val="222222"/>
                 <w:sz w:val="19"/>
               </w:rPr>
-              <w:t>Hệ thống phải tự động tính chênh lệch giữa phí ship đã giữ trong cọc và phí ship thực tế phát sinh ở chiều trả hàng, cộng/trừ vào số tiền hoàn cọc.</w:t>
+              <w:t>Hệ thống phải tự động tính chênh lệch giữa phí ship đã giữ trong cọc và phí ship thực tế phát sinh ở chiều trả hàng (do đổi đối tác/khoảng cách khác), cộng/trừ vào số tiền hoàn cọc.</w:t>
             </w:r>
           </w:p>
         </w:tc>
@@ -19066,7 +23069,993 @@
                 <w:color w:val="222222"/>
                 <w:sz w:val="19"/>
               </w:rPr>
-              <w:t>Chênh lệch ship tính đúng trên tối thiểu 4 kịch bản (đổi/giữ hình thức trả hàng so với lúc giữ cọc) trong kiểm thử.</w:t>
+              <w:t>Chênh lệch ship tính đúng trên tối thiểu 4 kịch bản (địa chỉ lấy hàng trả khác địa chỉ nhận hàng, dẫn đến đổi đối tác hoặc đổi mức phí) trong kiểm thử.</w:t>
+            </w:r>
+          </w:p>
+        </w:tc>
+      </w:tr>
+      <w:tr>
+        <w:tc>
+          <w:tcPr>
+            <w:tcW w:type="dxa" w:w="1304"/>
+            <w:shd w:val="clear" w:color="auto" w:fill="FFFFFF"/>
+            <w:tcBorders>
+              <w:top w:val="single" w:sz="4" w:space="0" w:color="B9C4D4"/>
+              <w:left w:val="single" w:sz="4" w:space="0" w:color="B9C4D4"/>
+              <w:bottom w:val="single" w:sz="4" w:space="0" w:color="B9C4D4"/>
+              <w:right w:val="single" w:sz="4" w:space="0" w:color="B9C4D4"/>
+            </w:tcBorders>
+            <w:vAlign w:val="center"/>
+          </w:tcPr>
+          <w:p>
+            <w:r/>
+            <w:r>
+              <w:rPr>
+                <w:rFonts w:ascii="Calibri" w:hAnsi="Calibri"/>
+                <w:b w:val="0"/>
+                <w:i w:val="0"/>
+                <w:color w:val="222222"/>
+                <w:sz w:val="19"/>
+              </w:rPr>
+              <w:t>FR-TTGV-09</w:t>
+            </w:r>
+          </w:p>
+        </w:tc>
+        <w:tc>
+          <w:tcPr>
+            <w:tcW w:type="dxa" w:w="2665"/>
+            <w:shd w:val="clear" w:color="auto" w:fill="FFFFFF"/>
+            <w:tcBorders>
+              <w:top w:val="single" w:sz="4" w:space="0" w:color="B9C4D4"/>
+              <w:left w:val="single" w:sz="4" w:space="0" w:color="B9C4D4"/>
+              <w:bottom w:val="single" w:sz="4" w:space="0" w:color="B9C4D4"/>
+              <w:right w:val="single" w:sz="4" w:space="0" w:color="B9C4D4"/>
+            </w:tcBorders>
+            <w:vAlign w:val="center"/>
+          </w:tcPr>
+          <w:p>
+            <w:r/>
+            <w:r>
+              <w:rPr>
+                <w:rFonts w:ascii="Calibri" w:hAnsi="Calibri"/>
+                <w:b w:val="0"/>
+                <w:i w:val="0"/>
+                <w:color w:val="222222"/>
+                <w:sz w:val="19"/>
+              </w:rPr>
+              <w:t>Hệ thống phải cho phép khách rút tiền từ số dư Ví điện tử nội bộ về tài khoản ngân hàng của chính mình đã liên kết.</w:t>
+            </w:r>
+          </w:p>
+        </w:tc>
+        <w:tc>
+          <w:tcPr>
+            <w:tcW w:type="dxa" w:w="1134"/>
+            <w:shd w:val="clear" w:color="auto" w:fill="FFFFFF"/>
+            <w:tcBorders>
+              <w:top w:val="single" w:sz="4" w:space="0" w:color="B9C4D4"/>
+              <w:left w:val="single" w:sz="4" w:space="0" w:color="B9C4D4"/>
+              <w:bottom w:val="single" w:sz="4" w:space="0" w:color="B9C4D4"/>
+              <w:right w:val="single" w:sz="4" w:space="0" w:color="B9C4D4"/>
+            </w:tcBorders>
+            <w:vAlign w:val="center"/>
+          </w:tcPr>
+          <w:p>
+            <w:r/>
+            <w:r>
+              <w:rPr>
+                <w:rFonts w:ascii="Calibri" w:hAnsi="Calibri"/>
+                <w:b w:val="0"/>
+                <w:i w:val="0"/>
+                <w:color w:val="222222"/>
+                <w:sz w:val="19"/>
+              </w:rPr>
+              <w:t>UC-20</w:t>
+            </w:r>
+          </w:p>
+        </w:tc>
+        <w:tc>
+          <w:tcPr>
+            <w:tcW w:type="dxa" w:w="1134"/>
+            <w:shd w:val="clear" w:color="auto" w:fill="FFFFFF"/>
+            <w:tcBorders>
+              <w:top w:val="single" w:sz="4" w:space="0" w:color="B9C4D4"/>
+              <w:left w:val="single" w:sz="4" w:space="0" w:color="B9C4D4"/>
+              <w:bottom w:val="single" w:sz="4" w:space="0" w:color="B9C4D4"/>
+              <w:right w:val="single" w:sz="4" w:space="0" w:color="B9C4D4"/>
+            </w:tcBorders>
+            <w:vAlign w:val="center"/>
+          </w:tcPr>
+          <w:p>
+            <w:r/>
+            <w:r>
+              <w:rPr>
+                <w:rFonts w:ascii="Calibri" w:hAnsi="Calibri"/>
+                <w:b w:val="0"/>
+                <w:i w:val="0"/>
+                <w:color w:val="222222"/>
+                <w:sz w:val="19"/>
+              </w:rPr>
+              <w:t>BR-16</w:t>
+            </w:r>
+          </w:p>
+        </w:tc>
+        <w:tc>
+          <w:tcPr>
+            <w:tcW w:type="dxa" w:w="2268"/>
+            <w:shd w:val="clear" w:color="auto" w:fill="FFFFFF"/>
+            <w:tcBorders>
+              <w:top w:val="single" w:sz="4" w:space="0" w:color="B9C4D4"/>
+              <w:left w:val="single" w:sz="4" w:space="0" w:color="B9C4D4"/>
+              <w:bottom w:val="single" w:sz="4" w:space="0" w:color="B9C4D4"/>
+              <w:right w:val="single" w:sz="4" w:space="0" w:color="B9C4D4"/>
+            </w:tcBorders>
+            <w:vAlign w:val="center"/>
+          </w:tcPr>
+          <w:p>
+            <w:r/>
+            <w:r>
+              <w:rPr>
+                <w:rFonts w:ascii="Calibri" w:hAnsi="Calibri"/>
+                <w:b w:val="0"/>
+                <w:i w:val="0"/>
+                <w:color w:val="222222"/>
+                <w:sz w:val="19"/>
+              </w:rPr>
+              <w:t>Yêu cầu rút tiền chỉ thành công khi số dư ví đủ; số dư ví giảm đúng số tiền đã rút ngay khi yêu cầu được xác nhận.</w:t>
+            </w:r>
+          </w:p>
+        </w:tc>
+      </w:tr>
+    </w:tbl>
+    <w:p/>
+    <w:p>
+      <w:pPr>
+        <w:pStyle w:val="Heading2"/>
+      </w:pPr>
+      <w:r>
+        <w:rPr>
+          <w:rFonts w:ascii="Calibri" w:hAnsi="Calibri"/>
+          <w:b/>
+          <w:i w:val="0"/>
+          <w:color w:val="1B365D"/>
+          <w:sz w:val="26"/>
+        </w:rPr>
+        <w:t>4.5. Quản trị hệ thống</w:t>
+      </w:r>
+    </w:p>
+    <w:p>
+      <w:pPr>
+        <w:spacing w:after="120"/>
+      </w:pPr>
+      <w:r>
+        <w:rPr>
+          <w:rFonts w:ascii="Calibri" w:hAnsi="Calibri"/>
+          <w:b w:val="0"/>
+          <w:i w:val="0"/>
+          <w:color w:val="222222"/>
+          <w:sz w:val="21"/>
+        </w:rPr>
+        <w:t>Nhóm yêu cầu phục vụ đăng nhập nội bộ, quản lý tài khoản nhân viên, quản lý danh mục sản phẩm/giá và báo cáo cho Admin (SC-07, SC-10).</w:t>
+      </w:r>
+    </w:p>
+    <w:tbl>
+      <w:tblPr>
+        <w:tblStyle w:val="TableGrid"/>
+        <w:tblW w:type="auto" w:w="0"/>
+        <w:jc w:val="center"/>
+        <w:tblLayout w:type="fixed"/>
+        <w:tblLook w:firstColumn="1" w:firstRow="1" w:lastColumn="0" w:lastRow="0" w:noHBand="0" w:noVBand="1" w:val="04A0"/>
+      </w:tblPr>
+      <w:tblGrid>
+        <w:gridCol w:w="1304"/>
+        <w:gridCol w:w="2665"/>
+        <w:gridCol w:w="1134"/>
+        <w:gridCol w:w="1134"/>
+        <w:gridCol w:w="2268"/>
+      </w:tblGrid>
+      <w:tr>
+        <w:tc>
+          <w:tcPr>
+            <w:tcW w:type="dxa" w:w="1304"/>
+            <w:shd w:val="clear" w:color="auto" w:fill="1B365D"/>
+            <w:tcBorders>
+              <w:top w:val="single" w:sz="4" w:space="0" w:color="1B365D"/>
+              <w:left w:val="single" w:sz="4" w:space="0" w:color="1B365D"/>
+              <w:bottom w:val="single" w:sz="4" w:space="0" w:color="1B365D"/>
+              <w:right w:val="single" w:sz="4" w:space="0" w:color="1B365D"/>
+            </w:tcBorders>
+            <w:vAlign w:val="center"/>
+          </w:tcPr>
+          <w:p>
+            <w:pPr>
+              <w:jc w:val="center"/>
+            </w:pPr>
+            <w:r/>
+            <w:r>
+              <w:rPr>
+                <w:rFonts w:ascii="Calibri" w:hAnsi="Calibri"/>
+                <w:b/>
+                <w:i w:val="0"/>
+                <w:color w:val="FFFFFF"/>
+                <w:sz w:val="20"/>
+              </w:rPr>
+              <w:t>Mã</w:t>
+            </w:r>
+          </w:p>
+        </w:tc>
+        <w:tc>
+          <w:tcPr>
+            <w:tcW w:type="dxa" w:w="2665"/>
+            <w:shd w:val="clear" w:color="auto" w:fill="1B365D"/>
+            <w:tcBorders>
+              <w:top w:val="single" w:sz="4" w:space="0" w:color="1B365D"/>
+              <w:left w:val="single" w:sz="4" w:space="0" w:color="1B365D"/>
+              <w:bottom w:val="single" w:sz="4" w:space="0" w:color="1B365D"/>
+              <w:right w:val="single" w:sz="4" w:space="0" w:color="1B365D"/>
+            </w:tcBorders>
+            <w:vAlign w:val="center"/>
+          </w:tcPr>
+          <w:p>
+            <w:pPr>
+              <w:jc w:val="center"/>
+            </w:pPr>
+            <w:r/>
+            <w:r>
+              <w:rPr>
+                <w:rFonts w:ascii="Calibri" w:hAnsi="Calibri"/>
+                <w:b/>
+                <w:i w:val="0"/>
+                <w:color w:val="FFFFFF"/>
+                <w:sz w:val="20"/>
+              </w:rPr>
+              <w:t>Yêu cầu</w:t>
+            </w:r>
+          </w:p>
+        </w:tc>
+        <w:tc>
+          <w:tcPr>
+            <w:tcW w:type="dxa" w:w="1134"/>
+            <w:shd w:val="clear" w:color="auto" w:fill="1B365D"/>
+            <w:tcBorders>
+              <w:top w:val="single" w:sz="4" w:space="0" w:color="1B365D"/>
+              <w:left w:val="single" w:sz="4" w:space="0" w:color="1B365D"/>
+              <w:bottom w:val="single" w:sz="4" w:space="0" w:color="1B365D"/>
+              <w:right w:val="single" w:sz="4" w:space="0" w:color="1B365D"/>
+            </w:tcBorders>
+            <w:vAlign w:val="center"/>
+          </w:tcPr>
+          <w:p>
+            <w:pPr>
+              <w:jc w:val="center"/>
+            </w:pPr>
+            <w:r/>
+            <w:r>
+              <w:rPr>
+                <w:rFonts w:ascii="Calibri" w:hAnsi="Calibri"/>
+                <w:b/>
+                <w:i w:val="0"/>
+                <w:color w:val="FFFFFF"/>
+                <w:sz w:val="20"/>
+              </w:rPr>
+              <w:t>UC</w:t>
+            </w:r>
+          </w:p>
+        </w:tc>
+        <w:tc>
+          <w:tcPr>
+            <w:tcW w:type="dxa" w:w="1134"/>
+            <w:shd w:val="clear" w:color="auto" w:fill="1B365D"/>
+            <w:tcBorders>
+              <w:top w:val="single" w:sz="4" w:space="0" w:color="1B365D"/>
+              <w:left w:val="single" w:sz="4" w:space="0" w:color="1B365D"/>
+              <w:bottom w:val="single" w:sz="4" w:space="0" w:color="1B365D"/>
+              <w:right w:val="single" w:sz="4" w:space="0" w:color="1B365D"/>
+            </w:tcBorders>
+            <w:vAlign w:val="center"/>
+          </w:tcPr>
+          <w:p>
+            <w:pPr>
+              <w:jc w:val="center"/>
+            </w:pPr>
+            <w:r/>
+            <w:r>
+              <w:rPr>
+                <w:rFonts w:ascii="Calibri" w:hAnsi="Calibri"/>
+                <w:b/>
+                <w:i w:val="0"/>
+                <w:color w:val="FFFFFF"/>
+                <w:sz w:val="20"/>
+              </w:rPr>
+              <w:t>BR liên quan</w:t>
+            </w:r>
+          </w:p>
+        </w:tc>
+        <w:tc>
+          <w:tcPr>
+            <w:tcW w:type="dxa" w:w="2268"/>
+            <w:shd w:val="clear" w:color="auto" w:fill="1B365D"/>
+            <w:tcBorders>
+              <w:top w:val="single" w:sz="4" w:space="0" w:color="1B365D"/>
+              <w:left w:val="single" w:sz="4" w:space="0" w:color="1B365D"/>
+              <w:bottom w:val="single" w:sz="4" w:space="0" w:color="1B365D"/>
+              <w:right w:val="single" w:sz="4" w:space="0" w:color="1B365D"/>
+            </w:tcBorders>
+            <w:vAlign w:val="center"/>
+          </w:tcPr>
+          <w:p>
+            <w:pPr>
+              <w:jc w:val="center"/>
+            </w:pPr>
+            <w:r/>
+            <w:r>
+              <w:rPr>
+                <w:rFonts w:ascii="Calibri" w:hAnsi="Calibri"/>
+                <w:b/>
+                <w:i w:val="0"/>
+                <w:color w:val="FFFFFF"/>
+                <w:sz w:val="20"/>
+              </w:rPr>
+              <w:t>Tiêu chí chấp nhận</w:t>
+            </w:r>
+          </w:p>
+        </w:tc>
+      </w:tr>
+      <w:tr>
+        <w:tc>
+          <w:tcPr>
+            <w:tcW w:type="dxa" w:w="1304"/>
+            <w:shd w:val="clear" w:color="auto" w:fill="FFFFFF"/>
+            <w:tcBorders>
+              <w:top w:val="single" w:sz="4" w:space="0" w:color="B9C4D4"/>
+              <w:left w:val="single" w:sz="4" w:space="0" w:color="B9C4D4"/>
+              <w:bottom w:val="single" w:sz="4" w:space="0" w:color="B9C4D4"/>
+              <w:right w:val="single" w:sz="4" w:space="0" w:color="B9C4D4"/>
+            </w:tcBorders>
+            <w:vAlign w:val="center"/>
+          </w:tcPr>
+          <w:p>
+            <w:r/>
+            <w:r>
+              <w:rPr>
+                <w:rFonts w:ascii="Calibri" w:hAnsi="Calibri"/>
+                <w:b w:val="0"/>
+                <w:i w:val="0"/>
+                <w:color w:val="222222"/>
+                <w:sz w:val="19"/>
+              </w:rPr>
+              <w:t>FR-ADM-01</w:t>
+            </w:r>
+          </w:p>
+        </w:tc>
+        <w:tc>
+          <w:tcPr>
+            <w:tcW w:type="dxa" w:w="2665"/>
+            <w:shd w:val="clear" w:color="auto" w:fill="FFFFFF"/>
+            <w:tcBorders>
+              <w:top w:val="single" w:sz="4" w:space="0" w:color="B9C4D4"/>
+              <w:left w:val="single" w:sz="4" w:space="0" w:color="B9C4D4"/>
+              <w:bottom w:val="single" w:sz="4" w:space="0" w:color="B9C4D4"/>
+              <w:right w:val="single" w:sz="4" w:space="0" w:color="B9C4D4"/>
+            </w:tcBorders>
+            <w:vAlign w:val="center"/>
+          </w:tcPr>
+          <w:p>
+            <w:r/>
+            <w:r>
+              <w:rPr>
+                <w:rFonts w:ascii="Calibri" w:hAnsi="Calibri"/>
+                <w:b w:val="0"/>
+                <w:i w:val="0"/>
+                <w:color w:val="222222"/>
+                <w:sz w:val="19"/>
+              </w:rPr>
+              <w:t>Hệ thống phải cho phép Staff và Admin đăng nhập bằng một màn hình riêng biệt với khách hàng (không dùng chung tài khoản KhachHang).</w:t>
+            </w:r>
+          </w:p>
+        </w:tc>
+        <w:tc>
+          <w:tcPr>
+            <w:tcW w:type="dxa" w:w="1134"/>
+            <w:shd w:val="clear" w:color="auto" w:fill="FFFFFF"/>
+            <w:tcBorders>
+              <w:top w:val="single" w:sz="4" w:space="0" w:color="B9C4D4"/>
+              <w:left w:val="single" w:sz="4" w:space="0" w:color="B9C4D4"/>
+              <w:bottom w:val="single" w:sz="4" w:space="0" w:color="B9C4D4"/>
+              <w:right w:val="single" w:sz="4" w:space="0" w:color="B9C4D4"/>
+            </w:tcBorders>
+            <w:vAlign w:val="center"/>
+          </w:tcPr>
+          <w:p>
+            <w:r/>
+            <w:r>
+              <w:rPr>
+                <w:rFonts w:ascii="Calibri" w:hAnsi="Calibri"/>
+                <w:b w:val="0"/>
+                <w:i w:val="0"/>
+                <w:color w:val="222222"/>
+                <w:sz w:val="19"/>
+              </w:rPr>
+              <w:t>UC-13</w:t>
+            </w:r>
+          </w:p>
+        </w:tc>
+        <w:tc>
+          <w:tcPr>
+            <w:tcW w:type="dxa" w:w="1134"/>
+            <w:shd w:val="clear" w:color="auto" w:fill="FFFFFF"/>
+            <w:tcBorders>
+              <w:top w:val="single" w:sz="4" w:space="0" w:color="B9C4D4"/>
+              <w:left w:val="single" w:sz="4" w:space="0" w:color="B9C4D4"/>
+              <w:bottom w:val="single" w:sz="4" w:space="0" w:color="B9C4D4"/>
+              <w:right w:val="single" w:sz="4" w:space="0" w:color="B9C4D4"/>
+            </w:tcBorders>
+            <w:vAlign w:val="center"/>
+          </w:tcPr>
+          <w:p>
+            <w:r/>
+            <w:r>
+              <w:rPr>
+                <w:rFonts w:ascii="Calibri" w:hAnsi="Calibri"/>
+                <w:b w:val="0"/>
+                <w:i w:val="0"/>
+                <w:color w:val="222222"/>
+                <w:sz w:val="19"/>
+              </w:rPr>
+              <w:t>BR-11</w:t>
+            </w:r>
+          </w:p>
+        </w:tc>
+        <w:tc>
+          <w:tcPr>
+            <w:tcW w:type="dxa" w:w="2268"/>
+            <w:shd w:val="clear" w:color="auto" w:fill="FFFFFF"/>
+            <w:tcBorders>
+              <w:top w:val="single" w:sz="4" w:space="0" w:color="B9C4D4"/>
+              <w:left w:val="single" w:sz="4" w:space="0" w:color="B9C4D4"/>
+              <w:bottom w:val="single" w:sz="4" w:space="0" w:color="B9C4D4"/>
+              <w:right w:val="single" w:sz="4" w:space="0" w:color="B9C4D4"/>
+            </w:tcBorders>
+            <w:vAlign w:val="center"/>
+          </w:tcPr>
+          <w:p>
+            <w:r/>
+            <w:r>
+              <w:rPr>
+                <w:rFonts w:ascii="Calibri" w:hAnsi="Calibri"/>
+                <w:b w:val="0"/>
+                <w:i w:val="0"/>
+                <w:color w:val="222222"/>
+                <w:sz w:val="19"/>
+              </w:rPr>
+              <w:t>Đăng nhập nội bộ chỉ thành công với tài khoản thuộc bảng NhanVien; tài khoản KhachHang không đăng nhập được vào khu vực nội bộ.</w:t>
+            </w:r>
+          </w:p>
+        </w:tc>
+      </w:tr>
+      <w:tr>
+        <w:tc>
+          <w:tcPr>
+            <w:tcW w:type="dxa" w:w="1304"/>
+            <w:shd w:val="clear" w:color="auto" w:fill="EEF2F7"/>
+            <w:tcBorders>
+              <w:top w:val="single" w:sz="4" w:space="0" w:color="B9C4D4"/>
+              <w:left w:val="single" w:sz="4" w:space="0" w:color="B9C4D4"/>
+              <w:bottom w:val="single" w:sz="4" w:space="0" w:color="B9C4D4"/>
+              <w:right w:val="single" w:sz="4" w:space="0" w:color="B9C4D4"/>
+            </w:tcBorders>
+            <w:vAlign w:val="center"/>
+          </w:tcPr>
+          <w:p>
+            <w:r/>
+            <w:r>
+              <w:rPr>
+                <w:rFonts w:ascii="Calibri" w:hAnsi="Calibri"/>
+                <w:b w:val="0"/>
+                <w:i w:val="0"/>
+                <w:color w:val="222222"/>
+                <w:sz w:val="19"/>
+              </w:rPr>
+              <w:t>FR-ADM-02</w:t>
+            </w:r>
+          </w:p>
+        </w:tc>
+        <w:tc>
+          <w:tcPr>
+            <w:tcW w:type="dxa" w:w="2665"/>
+            <w:shd w:val="clear" w:color="auto" w:fill="EEF2F7"/>
+            <w:tcBorders>
+              <w:top w:val="single" w:sz="4" w:space="0" w:color="B9C4D4"/>
+              <w:left w:val="single" w:sz="4" w:space="0" w:color="B9C4D4"/>
+              <w:bottom w:val="single" w:sz="4" w:space="0" w:color="B9C4D4"/>
+              <w:right w:val="single" w:sz="4" w:space="0" w:color="B9C4D4"/>
+            </w:tcBorders>
+            <w:vAlign w:val="center"/>
+          </w:tcPr>
+          <w:p>
+            <w:r/>
+            <w:r>
+              <w:rPr>
+                <w:rFonts w:ascii="Calibri" w:hAnsi="Calibri"/>
+                <w:b w:val="0"/>
+                <w:i w:val="0"/>
+                <w:color w:val="222222"/>
+                <w:sz w:val="19"/>
+              </w:rPr>
+              <w:t>Hệ thống phải cho phép Admin tạo, sửa thông tin và khoá/mở khoá tài khoản nhân viên (Staff).</w:t>
+            </w:r>
+          </w:p>
+        </w:tc>
+        <w:tc>
+          <w:tcPr>
+            <w:tcW w:type="dxa" w:w="1134"/>
+            <w:shd w:val="clear" w:color="auto" w:fill="EEF2F7"/>
+            <w:tcBorders>
+              <w:top w:val="single" w:sz="4" w:space="0" w:color="B9C4D4"/>
+              <w:left w:val="single" w:sz="4" w:space="0" w:color="B9C4D4"/>
+              <w:bottom w:val="single" w:sz="4" w:space="0" w:color="B9C4D4"/>
+              <w:right w:val="single" w:sz="4" w:space="0" w:color="B9C4D4"/>
+            </w:tcBorders>
+            <w:vAlign w:val="center"/>
+          </w:tcPr>
+          <w:p>
+            <w:r/>
+            <w:r>
+              <w:rPr>
+                <w:rFonts w:ascii="Calibri" w:hAnsi="Calibri"/>
+                <w:b w:val="0"/>
+                <w:i w:val="0"/>
+                <w:color w:val="222222"/>
+                <w:sz w:val="19"/>
+              </w:rPr>
+              <w:t>UC-14</w:t>
+            </w:r>
+          </w:p>
+        </w:tc>
+        <w:tc>
+          <w:tcPr>
+            <w:tcW w:type="dxa" w:w="1134"/>
+            <w:shd w:val="clear" w:color="auto" w:fill="EEF2F7"/>
+            <w:tcBorders>
+              <w:top w:val="single" w:sz="4" w:space="0" w:color="B9C4D4"/>
+              <w:left w:val="single" w:sz="4" w:space="0" w:color="B9C4D4"/>
+              <w:bottom w:val="single" w:sz="4" w:space="0" w:color="B9C4D4"/>
+              <w:right w:val="single" w:sz="4" w:space="0" w:color="B9C4D4"/>
+            </w:tcBorders>
+            <w:vAlign w:val="center"/>
+          </w:tcPr>
+          <w:p>
+            <w:r/>
+            <w:r>
+              <w:rPr>
+                <w:rFonts w:ascii="Calibri" w:hAnsi="Calibri"/>
+                <w:b w:val="0"/>
+                <w:i w:val="0"/>
+                <w:color w:val="222222"/>
+                <w:sz w:val="19"/>
+              </w:rPr>
+              <w:t>BR-11</w:t>
+            </w:r>
+          </w:p>
+        </w:tc>
+        <w:tc>
+          <w:tcPr>
+            <w:tcW w:type="dxa" w:w="2268"/>
+            <w:shd w:val="clear" w:color="auto" w:fill="EEF2F7"/>
+            <w:tcBorders>
+              <w:top w:val="single" w:sz="4" w:space="0" w:color="B9C4D4"/>
+              <w:left w:val="single" w:sz="4" w:space="0" w:color="B9C4D4"/>
+              <w:bottom w:val="single" w:sz="4" w:space="0" w:color="B9C4D4"/>
+              <w:right w:val="single" w:sz="4" w:space="0" w:color="B9C4D4"/>
+            </w:tcBorders>
+            <w:vAlign w:val="center"/>
+          </w:tcPr>
+          <w:p>
+            <w:r/>
+            <w:r>
+              <w:rPr>
+                <w:rFonts w:ascii="Calibri" w:hAnsi="Calibri"/>
+                <w:b w:val="0"/>
+                <w:i w:val="0"/>
+                <w:color w:val="222222"/>
+                <w:sz w:val="19"/>
+              </w:rPr>
+              <w:t>Tài khoản Staff bị khoá không đăng nhập được vào hệ thống cho đến khi Admin mở khoá lại.</w:t>
+            </w:r>
+          </w:p>
+        </w:tc>
+      </w:tr>
+      <w:tr>
+        <w:tc>
+          <w:tcPr>
+            <w:tcW w:type="dxa" w:w="1304"/>
+            <w:shd w:val="clear" w:color="auto" w:fill="FFFFFF"/>
+            <w:tcBorders>
+              <w:top w:val="single" w:sz="4" w:space="0" w:color="B9C4D4"/>
+              <w:left w:val="single" w:sz="4" w:space="0" w:color="B9C4D4"/>
+              <w:bottom w:val="single" w:sz="4" w:space="0" w:color="B9C4D4"/>
+              <w:right w:val="single" w:sz="4" w:space="0" w:color="B9C4D4"/>
+            </w:tcBorders>
+            <w:vAlign w:val="center"/>
+          </w:tcPr>
+          <w:p>
+            <w:r/>
+            <w:r>
+              <w:rPr>
+                <w:rFonts w:ascii="Calibri" w:hAnsi="Calibri"/>
+                <w:b w:val="0"/>
+                <w:i w:val="0"/>
+                <w:color w:val="222222"/>
+                <w:sz w:val="19"/>
+              </w:rPr>
+              <w:t>FR-ADM-03</w:t>
+            </w:r>
+          </w:p>
+        </w:tc>
+        <w:tc>
+          <w:tcPr>
+            <w:tcW w:type="dxa" w:w="2665"/>
+            <w:shd w:val="clear" w:color="auto" w:fill="FFFFFF"/>
+            <w:tcBorders>
+              <w:top w:val="single" w:sz="4" w:space="0" w:color="B9C4D4"/>
+              <w:left w:val="single" w:sz="4" w:space="0" w:color="B9C4D4"/>
+              <w:bottom w:val="single" w:sz="4" w:space="0" w:color="B9C4D4"/>
+              <w:right w:val="single" w:sz="4" w:space="0" w:color="B9C4D4"/>
+            </w:tcBorders>
+            <w:vAlign w:val="center"/>
+          </w:tcPr>
+          <w:p>
+            <w:r/>
+            <w:r>
+              <w:rPr>
+                <w:rFonts w:ascii="Calibri" w:hAnsi="Calibri"/>
+                <w:b w:val="0"/>
+                <w:i w:val="0"/>
+                <w:color w:val="222222"/>
+                <w:sz w:val="19"/>
+              </w:rPr>
+              <w:t>Hệ thống phải cho phép Admin thêm/sửa/xoá sản phẩm và cập nhật giá bán, giá thuê.</w:t>
+            </w:r>
+          </w:p>
+        </w:tc>
+        <w:tc>
+          <w:tcPr>
+            <w:tcW w:type="dxa" w:w="1134"/>
+            <w:shd w:val="clear" w:color="auto" w:fill="FFFFFF"/>
+            <w:tcBorders>
+              <w:top w:val="single" w:sz="4" w:space="0" w:color="B9C4D4"/>
+              <w:left w:val="single" w:sz="4" w:space="0" w:color="B9C4D4"/>
+              <w:bottom w:val="single" w:sz="4" w:space="0" w:color="B9C4D4"/>
+              <w:right w:val="single" w:sz="4" w:space="0" w:color="B9C4D4"/>
+            </w:tcBorders>
+            <w:vAlign w:val="center"/>
+          </w:tcPr>
+          <w:p>
+            <w:r/>
+            <w:r>
+              <w:rPr>
+                <w:rFonts w:ascii="Calibri" w:hAnsi="Calibri"/>
+                <w:b w:val="0"/>
+                <w:i w:val="0"/>
+                <w:color w:val="222222"/>
+                <w:sz w:val="19"/>
+              </w:rPr>
+              <w:t>UC-15</w:t>
+            </w:r>
+          </w:p>
+        </w:tc>
+        <w:tc>
+          <w:tcPr>
+            <w:tcW w:type="dxa" w:w="1134"/>
+            <w:shd w:val="clear" w:color="auto" w:fill="FFFFFF"/>
+            <w:tcBorders>
+              <w:top w:val="single" w:sz="4" w:space="0" w:color="B9C4D4"/>
+              <w:left w:val="single" w:sz="4" w:space="0" w:color="B9C4D4"/>
+              <w:bottom w:val="single" w:sz="4" w:space="0" w:color="B9C4D4"/>
+              <w:right w:val="single" w:sz="4" w:space="0" w:color="B9C4D4"/>
+            </w:tcBorders>
+            <w:vAlign w:val="center"/>
+          </w:tcPr>
+          <w:p>
+            <w:r/>
+            <w:r>
+              <w:rPr>
+                <w:rFonts w:ascii="Calibri" w:hAnsi="Calibri"/>
+                <w:b w:val="0"/>
+                <w:i w:val="0"/>
+                <w:color w:val="222222"/>
+                <w:sz w:val="19"/>
+              </w:rPr>
+              <w:t>BR-12</w:t>
+            </w:r>
+          </w:p>
+        </w:tc>
+        <w:tc>
+          <w:tcPr>
+            <w:tcW w:type="dxa" w:w="2268"/>
+            <w:shd w:val="clear" w:color="auto" w:fill="FFFFFF"/>
+            <w:tcBorders>
+              <w:top w:val="single" w:sz="4" w:space="0" w:color="B9C4D4"/>
+              <w:left w:val="single" w:sz="4" w:space="0" w:color="B9C4D4"/>
+              <w:bottom w:val="single" w:sz="4" w:space="0" w:color="B9C4D4"/>
+              <w:right w:val="single" w:sz="4" w:space="0" w:color="B9C4D4"/>
+            </w:tcBorders>
+            <w:vAlign w:val="center"/>
+          </w:tcPr>
+          <w:p>
+            <w:r/>
+            <w:r>
+              <w:rPr>
+                <w:rFonts w:ascii="Calibri" w:hAnsi="Calibri"/>
+                <w:b w:val="0"/>
+                <w:i w:val="0"/>
+                <w:color w:val="222222"/>
+                <w:sz w:val="19"/>
+              </w:rPr>
+              <w:t>Thay đổi giá niêm yết áp dụng ngay cho các đơn tạo mới, không ảnh hưởng đơn đã xác nhận trước đó.</w:t>
+            </w:r>
+          </w:p>
+        </w:tc>
+      </w:tr>
+      <w:tr>
+        <w:tc>
+          <w:tcPr>
+            <w:tcW w:type="dxa" w:w="1304"/>
+            <w:shd w:val="clear" w:color="auto" w:fill="EEF2F7"/>
+            <w:tcBorders>
+              <w:top w:val="single" w:sz="4" w:space="0" w:color="B9C4D4"/>
+              <w:left w:val="single" w:sz="4" w:space="0" w:color="B9C4D4"/>
+              <w:bottom w:val="single" w:sz="4" w:space="0" w:color="B9C4D4"/>
+              <w:right w:val="single" w:sz="4" w:space="0" w:color="B9C4D4"/>
+            </w:tcBorders>
+            <w:vAlign w:val="center"/>
+          </w:tcPr>
+          <w:p>
+            <w:r/>
+            <w:r>
+              <w:rPr>
+                <w:rFonts w:ascii="Calibri" w:hAnsi="Calibri"/>
+                <w:b w:val="0"/>
+                <w:i w:val="0"/>
+                <w:color w:val="222222"/>
+                <w:sz w:val="19"/>
+              </w:rPr>
+              <w:t>FR-ADM-04</w:t>
+            </w:r>
+          </w:p>
+        </w:tc>
+        <w:tc>
+          <w:tcPr>
+            <w:tcW w:type="dxa" w:w="2665"/>
+            <w:shd w:val="clear" w:color="auto" w:fill="EEF2F7"/>
+            <w:tcBorders>
+              <w:top w:val="single" w:sz="4" w:space="0" w:color="B9C4D4"/>
+              <w:left w:val="single" w:sz="4" w:space="0" w:color="B9C4D4"/>
+              <w:bottom w:val="single" w:sz="4" w:space="0" w:color="B9C4D4"/>
+              <w:right w:val="single" w:sz="4" w:space="0" w:color="B9C4D4"/>
+            </w:tcBorders>
+            <w:vAlign w:val="center"/>
+          </w:tcPr>
+          <w:p>
+            <w:r/>
+            <w:r>
+              <w:rPr>
+                <w:rFonts w:ascii="Calibri" w:hAnsi="Calibri"/>
+                <w:b w:val="0"/>
+                <w:i w:val="0"/>
+                <w:color w:val="222222"/>
+                <w:sz w:val="19"/>
+              </w:rPr>
+              <w:t>Hệ thống nên cung cấp báo cáo doanh thu bán/thuê tổng hợp theo tháng cho Admin.</w:t>
+            </w:r>
+          </w:p>
+        </w:tc>
+        <w:tc>
+          <w:tcPr>
+            <w:tcW w:type="dxa" w:w="1134"/>
+            <w:shd w:val="clear" w:color="auto" w:fill="EEF2F7"/>
+            <w:tcBorders>
+              <w:top w:val="single" w:sz="4" w:space="0" w:color="B9C4D4"/>
+              <w:left w:val="single" w:sz="4" w:space="0" w:color="B9C4D4"/>
+              <w:bottom w:val="single" w:sz="4" w:space="0" w:color="B9C4D4"/>
+              <w:right w:val="single" w:sz="4" w:space="0" w:color="B9C4D4"/>
+            </w:tcBorders>
+            <w:vAlign w:val="center"/>
+          </w:tcPr>
+          <w:p>
+            <w:r/>
+            <w:r>
+              <w:rPr>
+                <w:rFonts w:ascii="Calibri" w:hAnsi="Calibri"/>
+                <w:b w:val="0"/>
+                <w:i w:val="0"/>
+                <w:color w:val="222222"/>
+                <w:sz w:val="19"/>
+              </w:rPr>
+              <w:t>UC-16</w:t>
+            </w:r>
+          </w:p>
+        </w:tc>
+        <w:tc>
+          <w:tcPr>
+            <w:tcW w:type="dxa" w:w="1134"/>
+            <w:shd w:val="clear" w:color="auto" w:fill="EEF2F7"/>
+            <w:tcBorders>
+              <w:top w:val="single" w:sz="4" w:space="0" w:color="B9C4D4"/>
+              <w:left w:val="single" w:sz="4" w:space="0" w:color="B9C4D4"/>
+              <w:bottom w:val="single" w:sz="4" w:space="0" w:color="B9C4D4"/>
+              <w:right w:val="single" w:sz="4" w:space="0" w:color="B9C4D4"/>
+            </w:tcBorders>
+            <w:vAlign w:val="center"/>
+          </w:tcPr>
+          <w:p>
+            <w:r/>
+            <w:r>
+              <w:rPr>
+                <w:rFonts w:ascii="Calibri" w:hAnsi="Calibri"/>
+                <w:b w:val="0"/>
+                <w:i w:val="0"/>
+                <w:color w:val="222222"/>
+                <w:sz w:val="19"/>
+              </w:rPr>
+              <w:t>BR-07</w:t>
+            </w:r>
+          </w:p>
+        </w:tc>
+        <w:tc>
+          <w:tcPr>
+            <w:tcW w:type="dxa" w:w="2268"/>
+            <w:shd w:val="clear" w:color="auto" w:fill="EEF2F7"/>
+            <w:tcBorders>
+              <w:top w:val="single" w:sz="4" w:space="0" w:color="B9C4D4"/>
+              <w:left w:val="single" w:sz="4" w:space="0" w:color="B9C4D4"/>
+              <w:bottom w:val="single" w:sz="4" w:space="0" w:color="B9C4D4"/>
+              <w:right w:val="single" w:sz="4" w:space="0" w:color="B9C4D4"/>
+            </w:tcBorders>
+            <w:vAlign w:val="center"/>
+          </w:tcPr>
+          <w:p>
+            <w:r/>
+            <w:r>
+              <w:rPr>
+                <w:rFonts w:ascii="Calibri" w:hAnsi="Calibri"/>
+                <w:b w:val="0"/>
+                <w:i w:val="0"/>
+                <w:color w:val="222222"/>
+                <w:sz w:val="19"/>
+              </w:rPr>
+              <w:t>Số liệu báo cáo khớp 100% với tổng các giao dịch đã ghi nhận trong tháng được chọn.</w:t>
+            </w:r>
+          </w:p>
+        </w:tc>
+      </w:tr>
+      <w:tr>
+        <w:tc>
+          <w:tcPr>
+            <w:tcW w:type="dxa" w:w="1304"/>
+            <w:shd w:val="clear" w:color="auto" w:fill="FFFFFF"/>
+            <w:tcBorders>
+              <w:top w:val="single" w:sz="4" w:space="0" w:color="B9C4D4"/>
+              <w:left w:val="single" w:sz="4" w:space="0" w:color="B9C4D4"/>
+              <w:bottom w:val="single" w:sz="4" w:space="0" w:color="B9C4D4"/>
+              <w:right w:val="single" w:sz="4" w:space="0" w:color="B9C4D4"/>
+            </w:tcBorders>
+            <w:vAlign w:val="center"/>
+          </w:tcPr>
+          <w:p>
+            <w:r/>
+            <w:r>
+              <w:rPr>
+                <w:rFonts w:ascii="Calibri" w:hAnsi="Calibri"/>
+                <w:b w:val="0"/>
+                <w:i w:val="0"/>
+                <w:color w:val="222222"/>
+                <w:sz w:val="19"/>
+              </w:rPr>
+              <w:t>FR-ADM-05</w:t>
+            </w:r>
+          </w:p>
+        </w:tc>
+        <w:tc>
+          <w:tcPr>
+            <w:tcW w:type="dxa" w:w="2665"/>
+            <w:shd w:val="clear" w:color="auto" w:fill="FFFFFF"/>
+            <w:tcBorders>
+              <w:top w:val="single" w:sz="4" w:space="0" w:color="B9C4D4"/>
+              <w:left w:val="single" w:sz="4" w:space="0" w:color="B9C4D4"/>
+              <w:bottom w:val="single" w:sz="4" w:space="0" w:color="B9C4D4"/>
+              <w:right w:val="single" w:sz="4" w:space="0" w:color="B9C4D4"/>
+            </w:tcBorders>
+            <w:vAlign w:val="center"/>
+          </w:tcPr>
+          <w:p>
+            <w:r/>
+            <w:r>
+              <w:rPr>
+                <w:rFonts w:ascii="Calibri" w:hAnsi="Calibri"/>
+                <w:b w:val="0"/>
+                <w:i w:val="0"/>
+                <w:color w:val="222222"/>
+                <w:sz w:val="19"/>
+              </w:rPr>
+              <w:t>Hệ thống nên cung cấp cho Admin báo cáo tổng hợp số lượng hộp game theo từng trạng thái (Available/Reserved/Rented/Checking/Damaged/Sold) và danh sách đơn hàng/đơn thuê theo trạng thái.</w:t>
+            </w:r>
+          </w:p>
+        </w:tc>
+        <w:tc>
+          <w:tcPr>
+            <w:tcW w:type="dxa" w:w="1134"/>
+            <w:shd w:val="clear" w:color="auto" w:fill="FFFFFF"/>
+            <w:tcBorders>
+              <w:top w:val="single" w:sz="4" w:space="0" w:color="B9C4D4"/>
+              <w:left w:val="single" w:sz="4" w:space="0" w:color="B9C4D4"/>
+              <w:bottom w:val="single" w:sz="4" w:space="0" w:color="B9C4D4"/>
+              <w:right w:val="single" w:sz="4" w:space="0" w:color="B9C4D4"/>
+            </w:tcBorders>
+            <w:vAlign w:val="center"/>
+          </w:tcPr>
+          <w:p>
+            <w:r/>
+            <w:r>
+              <w:rPr>
+                <w:rFonts w:ascii="Calibri" w:hAnsi="Calibri"/>
+                <w:b w:val="0"/>
+                <w:i w:val="0"/>
+                <w:color w:val="222222"/>
+                <w:sz w:val="19"/>
+              </w:rPr>
+              <w:t>UC-16</w:t>
+            </w:r>
+          </w:p>
+        </w:tc>
+        <w:tc>
+          <w:tcPr>
+            <w:tcW w:type="dxa" w:w="1134"/>
+            <w:shd w:val="clear" w:color="auto" w:fill="FFFFFF"/>
+            <w:tcBorders>
+              <w:top w:val="single" w:sz="4" w:space="0" w:color="B9C4D4"/>
+              <w:left w:val="single" w:sz="4" w:space="0" w:color="B9C4D4"/>
+              <w:bottom w:val="single" w:sz="4" w:space="0" w:color="B9C4D4"/>
+              <w:right w:val="single" w:sz="4" w:space="0" w:color="B9C4D4"/>
+            </w:tcBorders>
+            <w:vAlign w:val="center"/>
+          </w:tcPr>
+          <w:p>
+            <w:r/>
+            <w:r>
+              <w:rPr>
+                <w:rFonts w:ascii="Calibri" w:hAnsi="Calibri"/>
+                <w:b w:val="0"/>
+                <w:i w:val="0"/>
+                <w:color w:val="222222"/>
+                <w:sz w:val="19"/>
+              </w:rPr>
+              <w:t>BR-13</w:t>
+            </w:r>
+          </w:p>
+        </w:tc>
+        <w:tc>
+          <w:tcPr>
+            <w:tcW w:type="dxa" w:w="2268"/>
+            <w:shd w:val="clear" w:color="auto" w:fill="FFFFFF"/>
+            <w:tcBorders>
+              <w:top w:val="single" w:sz="4" w:space="0" w:color="B9C4D4"/>
+              <w:left w:val="single" w:sz="4" w:space="0" w:color="B9C4D4"/>
+              <w:bottom w:val="single" w:sz="4" w:space="0" w:color="B9C4D4"/>
+              <w:right w:val="single" w:sz="4" w:space="0" w:color="B9C4D4"/>
+            </w:tcBorders>
+            <w:vAlign w:val="center"/>
+          </w:tcPr>
+          <w:p>
+            <w:r/>
+            <w:r>
+              <w:rPr>
+                <w:rFonts w:ascii="Calibri" w:hAnsi="Calibri"/>
+                <w:b w:val="0"/>
+                <w:i w:val="0"/>
+                <w:color w:val="222222"/>
+                <w:sz w:val="19"/>
+              </w:rPr>
+              <w:t>Số liệu tồn kho và trạng thái đơn khớp 100% với dữ liệu gốc trong tập kiểm thử.</w:t>
             </w:r>
           </w:p>
         </w:tc>
@@ -19349,7 +24338,7 @@
                 <w:color w:val="222222"/>
                 <w:sz w:val="19"/>
               </w:rPr>
-              <w:t>Chi tiết sản phẩm &amp; Đặt thuê</w:t>
+              <w:t>Chi tiết sản phẩm &amp; Đặt thuê (kèm đánh giá sản phẩm)</w:t>
             </w:r>
           </w:p>
         </w:tc>
@@ -19509,7 +24498,7 @@
                 <w:color w:val="222222"/>
                 <w:sz w:val="19"/>
               </w:rPr>
-              <w:t>Bảng điều khiển kho (POS nội bộ)</w:t>
+              <w:t>Bảng điều khiển xử lý đơn &amp; kho (nội bộ)</w:t>
             </w:r>
           </w:p>
         </w:tc>
@@ -19589,7 +24578,7 @@
                 <w:color w:val="222222"/>
                 <w:sz w:val="19"/>
               </w:rPr>
-              <w:t>Báo cáo doanh thu</w:t>
+              <w:t>Báo cáo doanh thu &amp; vận hành</w:t>
             </w:r>
           </w:p>
         </w:tc>
@@ -19749,7 +24738,327 @@
                 <w:color w:val="222222"/>
                 <w:sz w:val="19"/>
               </w:rPr>
-              <w:t>Yêu cầu giao vận lấy hàng trả</w:t>
+              <w:t>Xác nhận địa chỉ nhận/trả hàng &amp; yêu cầu giao vận</w:t>
+            </w:r>
+          </w:p>
+        </w:tc>
+        <w:tc>
+          <w:tcPr>
+            <w:tcW w:type="dxa" w:w="3118"/>
+            <w:shd w:val="clear" w:color="auto" w:fill="FFFFFF"/>
+            <w:tcBorders>
+              <w:top w:val="single" w:sz="4" w:space="0" w:color="B9C4D4"/>
+              <w:left w:val="single" w:sz="4" w:space="0" w:color="B9C4D4"/>
+              <w:bottom w:val="single" w:sz="4" w:space="0" w:color="B9C4D4"/>
+              <w:right w:val="single" w:sz="4" w:space="0" w:color="B9C4D4"/>
+            </w:tcBorders>
+            <w:vAlign w:val="center"/>
+          </w:tcPr>
+          <w:p>
+            <w:r/>
+            <w:r>
+              <w:rPr>
+                <w:rFonts w:ascii="Calibri" w:hAnsi="Calibri"/>
+                <w:b w:val="0"/>
+                <w:i w:val="0"/>
+                <w:color w:val="222222"/>
+                <w:sz w:val="19"/>
+              </w:rPr>
+              <w:t>Customer</w:t>
+            </w:r>
+          </w:p>
+        </w:tc>
+      </w:tr>
+      <w:tr>
+        <w:tc>
+          <w:tcPr>
+            <w:tcW w:type="dxa" w:w="1417"/>
+            <w:shd w:val="clear" w:color="auto" w:fill="EEF2F7"/>
+            <w:tcBorders>
+              <w:top w:val="single" w:sz="4" w:space="0" w:color="B9C4D4"/>
+              <w:left w:val="single" w:sz="4" w:space="0" w:color="B9C4D4"/>
+              <w:bottom w:val="single" w:sz="4" w:space="0" w:color="B9C4D4"/>
+              <w:right w:val="single" w:sz="4" w:space="0" w:color="B9C4D4"/>
+            </w:tcBorders>
+            <w:vAlign w:val="center"/>
+          </w:tcPr>
+          <w:p>
+            <w:r/>
+            <w:r>
+              <w:rPr>
+                <w:rFonts w:ascii="Calibri" w:hAnsi="Calibri"/>
+                <w:b w:val="0"/>
+                <w:i w:val="0"/>
+                <w:color w:val="222222"/>
+                <w:sz w:val="19"/>
+              </w:rPr>
+              <w:t>SCR-08</w:t>
+            </w:r>
+          </w:p>
+        </w:tc>
+        <w:tc>
+          <w:tcPr>
+            <w:tcW w:type="dxa" w:w="3969"/>
+            <w:shd w:val="clear" w:color="auto" w:fill="EEF2F7"/>
+            <w:tcBorders>
+              <w:top w:val="single" w:sz="4" w:space="0" w:color="B9C4D4"/>
+              <w:left w:val="single" w:sz="4" w:space="0" w:color="B9C4D4"/>
+              <w:bottom w:val="single" w:sz="4" w:space="0" w:color="B9C4D4"/>
+              <w:right w:val="single" w:sz="4" w:space="0" w:color="B9C4D4"/>
+            </w:tcBorders>
+            <w:vAlign w:val="center"/>
+          </w:tcPr>
+          <w:p>
+            <w:r/>
+            <w:r>
+              <w:rPr>
+                <w:rFonts w:ascii="Calibri" w:hAnsi="Calibri"/>
+                <w:b w:val="0"/>
+                <w:i w:val="0"/>
+                <w:color w:val="222222"/>
+                <w:sz w:val="19"/>
+              </w:rPr>
+              <w:t>Đăng nhập nội bộ (Staff/Admin)</w:t>
+            </w:r>
+          </w:p>
+        </w:tc>
+        <w:tc>
+          <w:tcPr>
+            <w:tcW w:type="dxa" w:w="3118"/>
+            <w:shd w:val="clear" w:color="auto" w:fill="EEF2F7"/>
+            <w:tcBorders>
+              <w:top w:val="single" w:sz="4" w:space="0" w:color="B9C4D4"/>
+              <w:left w:val="single" w:sz="4" w:space="0" w:color="B9C4D4"/>
+              <w:bottom w:val="single" w:sz="4" w:space="0" w:color="B9C4D4"/>
+              <w:right w:val="single" w:sz="4" w:space="0" w:color="B9C4D4"/>
+            </w:tcBorders>
+            <w:vAlign w:val="center"/>
+          </w:tcPr>
+          <w:p>
+            <w:r/>
+            <w:r>
+              <w:rPr>
+                <w:rFonts w:ascii="Calibri" w:hAnsi="Calibri"/>
+                <w:b w:val="0"/>
+                <w:i w:val="0"/>
+                <w:color w:val="222222"/>
+                <w:sz w:val="19"/>
+              </w:rPr>
+              <w:t>Staff, Admin</w:t>
+            </w:r>
+          </w:p>
+        </w:tc>
+      </w:tr>
+      <w:tr>
+        <w:tc>
+          <w:tcPr>
+            <w:tcW w:type="dxa" w:w="1417"/>
+            <w:shd w:val="clear" w:color="auto" w:fill="FFFFFF"/>
+            <w:tcBorders>
+              <w:top w:val="single" w:sz="4" w:space="0" w:color="B9C4D4"/>
+              <w:left w:val="single" w:sz="4" w:space="0" w:color="B9C4D4"/>
+              <w:bottom w:val="single" w:sz="4" w:space="0" w:color="B9C4D4"/>
+              <w:right w:val="single" w:sz="4" w:space="0" w:color="B9C4D4"/>
+            </w:tcBorders>
+            <w:vAlign w:val="center"/>
+          </w:tcPr>
+          <w:p>
+            <w:r/>
+            <w:r>
+              <w:rPr>
+                <w:rFonts w:ascii="Calibri" w:hAnsi="Calibri"/>
+                <w:b w:val="0"/>
+                <w:i w:val="0"/>
+                <w:color w:val="222222"/>
+                <w:sz w:val="19"/>
+              </w:rPr>
+              <w:t>SCR-09</w:t>
+            </w:r>
+          </w:p>
+        </w:tc>
+        <w:tc>
+          <w:tcPr>
+            <w:tcW w:type="dxa" w:w="3969"/>
+            <w:shd w:val="clear" w:color="auto" w:fill="FFFFFF"/>
+            <w:tcBorders>
+              <w:top w:val="single" w:sz="4" w:space="0" w:color="B9C4D4"/>
+              <w:left w:val="single" w:sz="4" w:space="0" w:color="B9C4D4"/>
+              <w:bottom w:val="single" w:sz="4" w:space="0" w:color="B9C4D4"/>
+              <w:right w:val="single" w:sz="4" w:space="0" w:color="B9C4D4"/>
+            </w:tcBorders>
+            <w:vAlign w:val="center"/>
+          </w:tcPr>
+          <w:p>
+            <w:r/>
+            <w:r>
+              <w:rPr>
+                <w:rFonts w:ascii="Calibri" w:hAnsi="Calibri"/>
+                <w:b w:val="0"/>
+                <w:i w:val="0"/>
+                <w:color w:val="222222"/>
+                <w:sz w:val="19"/>
+              </w:rPr>
+              <w:t>Quản lý tài khoản nhân viên</w:t>
+            </w:r>
+          </w:p>
+        </w:tc>
+        <w:tc>
+          <w:tcPr>
+            <w:tcW w:type="dxa" w:w="3118"/>
+            <w:shd w:val="clear" w:color="auto" w:fill="FFFFFF"/>
+            <w:tcBorders>
+              <w:top w:val="single" w:sz="4" w:space="0" w:color="B9C4D4"/>
+              <w:left w:val="single" w:sz="4" w:space="0" w:color="B9C4D4"/>
+              <w:bottom w:val="single" w:sz="4" w:space="0" w:color="B9C4D4"/>
+              <w:right w:val="single" w:sz="4" w:space="0" w:color="B9C4D4"/>
+            </w:tcBorders>
+            <w:vAlign w:val="center"/>
+          </w:tcPr>
+          <w:p>
+            <w:r/>
+            <w:r>
+              <w:rPr>
+                <w:rFonts w:ascii="Calibri" w:hAnsi="Calibri"/>
+                <w:b w:val="0"/>
+                <w:i w:val="0"/>
+                <w:color w:val="222222"/>
+                <w:sz w:val="19"/>
+              </w:rPr>
+              <w:t>Admin</w:t>
+            </w:r>
+          </w:p>
+        </w:tc>
+      </w:tr>
+      <w:tr>
+        <w:tc>
+          <w:tcPr>
+            <w:tcW w:type="dxa" w:w="1417"/>
+            <w:shd w:val="clear" w:color="auto" w:fill="EEF2F7"/>
+            <w:tcBorders>
+              <w:top w:val="single" w:sz="4" w:space="0" w:color="B9C4D4"/>
+              <w:left w:val="single" w:sz="4" w:space="0" w:color="B9C4D4"/>
+              <w:bottom w:val="single" w:sz="4" w:space="0" w:color="B9C4D4"/>
+              <w:right w:val="single" w:sz="4" w:space="0" w:color="B9C4D4"/>
+            </w:tcBorders>
+            <w:vAlign w:val="center"/>
+          </w:tcPr>
+          <w:p>
+            <w:r/>
+            <w:r>
+              <w:rPr>
+                <w:rFonts w:ascii="Calibri" w:hAnsi="Calibri"/>
+                <w:b w:val="0"/>
+                <w:i w:val="0"/>
+                <w:color w:val="222222"/>
+                <w:sz w:val="19"/>
+              </w:rPr>
+              <w:t>SCR-10</w:t>
+            </w:r>
+          </w:p>
+        </w:tc>
+        <w:tc>
+          <w:tcPr>
+            <w:tcW w:type="dxa" w:w="3969"/>
+            <w:shd w:val="clear" w:color="auto" w:fill="EEF2F7"/>
+            <w:tcBorders>
+              <w:top w:val="single" w:sz="4" w:space="0" w:color="B9C4D4"/>
+              <w:left w:val="single" w:sz="4" w:space="0" w:color="B9C4D4"/>
+              <w:bottom w:val="single" w:sz="4" w:space="0" w:color="B9C4D4"/>
+              <w:right w:val="single" w:sz="4" w:space="0" w:color="B9C4D4"/>
+            </w:tcBorders>
+            <w:vAlign w:val="center"/>
+          </w:tcPr>
+          <w:p>
+            <w:r/>
+            <w:r>
+              <w:rPr>
+                <w:rFonts w:ascii="Calibri" w:hAnsi="Calibri"/>
+                <w:b w:val="0"/>
+                <w:i w:val="0"/>
+                <w:color w:val="222222"/>
+                <w:sz w:val="19"/>
+              </w:rPr>
+              <w:t>Quên / đặt lại mật khẩu</w:t>
+            </w:r>
+          </w:p>
+        </w:tc>
+        <w:tc>
+          <w:tcPr>
+            <w:tcW w:type="dxa" w:w="3118"/>
+            <w:shd w:val="clear" w:color="auto" w:fill="EEF2F7"/>
+            <w:tcBorders>
+              <w:top w:val="single" w:sz="4" w:space="0" w:color="B9C4D4"/>
+              <w:left w:val="single" w:sz="4" w:space="0" w:color="B9C4D4"/>
+              <w:bottom w:val="single" w:sz="4" w:space="0" w:color="B9C4D4"/>
+              <w:right w:val="single" w:sz="4" w:space="0" w:color="B9C4D4"/>
+            </w:tcBorders>
+            <w:vAlign w:val="center"/>
+          </w:tcPr>
+          <w:p>
+            <w:r/>
+            <w:r>
+              <w:rPr>
+                <w:rFonts w:ascii="Calibri" w:hAnsi="Calibri"/>
+                <w:b w:val="0"/>
+                <w:i w:val="0"/>
+                <w:color w:val="222222"/>
+                <w:sz w:val="19"/>
+              </w:rPr>
+              <w:t>Customer</w:t>
+            </w:r>
+          </w:p>
+        </w:tc>
+      </w:tr>
+      <w:tr>
+        <w:tc>
+          <w:tcPr>
+            <w:tcW w:type="dxa" w:w="1417"/>
+            <w:shd w:val="clear" w:color="auto" w:fill="FFFFFF"/>
+            <w:tcBorders>
+              <w:top w:val="single" w:sz="4" w:space="0" w:color="B9C4D4"/>
+              <w:left w:val="single" w:sz="4" w:space="0" w:color="B9C4D4"/>
+              <w:bottom w:val="single" w:sz="4" w:space="0" w:color="B9C4D4"/>
+              <w:right w:val="single" w:sz="4" w:space="0" w:color="B9C4D4"/>
+            </w:tcBorders>
+            <w:vAlign w:val="center"/>
+          </w:tcPr>
+          <w:p>
+            <w:r/>
+            <w:r>
+              <w:rPr>
+                <w:rFonts w:ascii="Calibri" w:hAnsi="Calibri"/>
+                <w:b w:val="0"/>
+                <w:i w:val="0"/>
+                <w:color w:val="222222"/>
+                <w:sz w:val="19"/>
+              </w:rPr>
+              <w:t>SCR-11</w:t>
+            </w:r>
+          </w:p>
+        </w:tc>
+        <w:tc>
+          <w:tcPr>
+            <w:tcW w:type="dxa" w:w="3969"/>
+            <w:shd w:val="clear" w:color="auto" w:fill="FFFFFF"/>
+            <w:tcBorders>
+              <w:top w:val="single" w:sz="4" w:space="0" w:color="B9C4D4"/>
+              <w:left w:val="single" w:sz="4" w:space="0" w:color="B9C4D4"/>
+              <w:bottom w:val="single" w:sz="4" w:space="0" w:color="B9C4D4"/>
+              <w:right w:val="single" w:sz="4" w:space="0" w:color="B9C4D4"/>
+            </w:tcBorders>
+            <w:vAlign w:val="center"/>
+          </w:tcPr>
+          <w:p>
+            <w:r/>
+            <w:r>
+              <w:rPr>
+                <w:rFonts w:ascii="Calibri" w:hAnsi="Calibri"/>
+                <w:b w:val="0"/>
+                <w:i w:val="0"/>
+                <w:color w:val="222222"/>
+                <w:sz w:val="19"/>
+              </w:rPr>
+              <w:t>Thông tin cá nhân &amp; Ví điện tử</w:t>
             </w:r>
           </w:p>
         </w:tc>
@@ -20038,7 +25347,7 @@
                 <w:color w:val="222222"/>
                 <w:sz w:val="19"/>
               </w:rPr>
-              <w:t>Sinh mã QR và xác nhận thanh toán cọc/tiền hàng/thu thêm online (FR-TTGV-06, FR-TTGV-07)</w:t>
+              <w:t>Sinh mã QR và xác nhận thanh toán cọc/tiền hàng/thu thêm online (FR-TTGV-06, FR-TTGV-07); chuyển tiền khi khách rút từ ví điện tử về ngân hàng (FR-TTGV-09)</w:t>
             </w:r>
           </w:p>
         </w:tc>
@@ -20090,7 +25399,7 @@
                 <w:color w:val="222222"/>
                 <w:sz w:val="19"/>
               </w:rPr>
-              <w:t>Số tiền, mã đơn, mã QR, trạng thái thanh toán</w:t>
+              <w:t>Số tiền, mã đơn, mã QR, trạng thái thanh toán, số tài khoản ngân hàng nhận</w:t>
             </w:r>
           </w:p>
         </w:tc>
@@ -20170,7 +25479,7 @@
                 <w:color w:val="222222"/>
                 <w:sz w:val="19"/>
               </w:rPr>
-              <w:t>Tạo yêu cầu giao/lấy hàng và nhận cập nhật trạng thái vận chuyển (FR-TTGV-03..05)</w:t>
+              <w:t>Tạo yêu cầu giao/lấy hàng trong bán kính 20km và nhận cập nhật trạng thái vận chuyển (FR-TTGV-02..05)</w:t>
             </w:r>
           </w:p>
         </w:tc>
@@ -20222,7 +25531,7 @@
                 <w:color w:val="222222"/>
                 <w:sz w:val="19"/>
               </w:rPr>
-              <w:t>Mã đơn, chiều (giao/lấy), khu vực, phí ship, mã vận đơn, trạng thái vận chuyển</w:t>
+              <w:t>Mã đơn, chiều (giao/lấy), địa chỉ, khoảng cách, phí ship, mã vận đơn, trạng thái vận chuyển</w:t>
             </w:r>
           </w:p>
         </w:tc>
@@ -20276,7 +25585,7 @@
                 <w:color w:val="222222"/>
                 <w:sz w:val="19"/>
               </w:rPr>
-              <w:t>Dịch vụ email (giả định)</w:t>
+              <w:t>Shopee Express (giả định)</w:t>
             </w:r>
           </w:p>
         </w:tc>
@@ -20302,7 +25611,7 @@
                 <w:color w:val="222222"/>
                 <w:sz w:val="19"/>
               </w:rPr>
-              <w:t>Gửi thông báo nhắc hạn trả hàng (FR-CT-08)</w:t>
+              <w:t>Tạo yêu cầu giao/lấy hàng ngoài bán kính 20km và nhận cập nhật trạng thái vận chuyển (FR-TTGV-02..05)</w:t>
             </w:r>
           </w:p>
         </w:tc>
@@ -20328,7 +25637,7 @@
                 <w:color w:val="222222"/>
                 <w:sz w:val="19"/>
               </w:rPr>
-              <w:t>SMTP API</w:t>
+              <w:t>REST API qua HTTPS + Webhook</w:t>
             </w:r>
           </w:p>
         </w:tc>
@@ -20354,7 +25663,7 @@
                 <w:color w:val="222222"/>
                 <w:sz w:val="19"/>
               </w:rPr>
-              <w:t>Địa chỉ email, nội dung thông báo</w:t>
+              <w:t>Mã đơn, chiều (giao/lấy), địa chỉ, khoảng cách, phí ship, mã vận đơn, trạng thái vận chuyển</w:t>
             </w:r>
           </w:p>
         </w:tc>
@@ -20362,6 +25671,138 @@
           <w:tcPr>
             <w:tcW w:type="dxa" w:w="1134"/>
             <w:shd w:val="clear" w:color="auto" w:fill="FFFFFF"/>
+            <w:tcBorders>
+              <w:top w:val="single" w:sz="4" w:space="0" w:color="B9C4D4"/>
+              <w:left w:val="single" w:sz="4" w:space="0" w:color="B9C4D4"/>
+              <w:bottom w:val="single" w:sz="4" w:space="0" w:color="B9C4D4"/>
+              <w:right w:val="single" w:sz="4" w:space="0" w:color="B9C4D4"/>
+            </w:tcBorders>
+            <w:vAlign w:val="center"/>
+          </w:tcPr>
+          <w:p>
+            <w:r/>
+            <w:r>
+              <w:rPr>
+                <w:rFonts w:ascii="Calibri" w:hAnsi="Calibri"/>
+                <w:b w:val="0"/>
+                <w:i w:val="0"/>
+                <w:color w:val="222222"/>
+                <w:sz w:val="19"/>
+              </w:rPr>
+              <w:t>Shopee Express Open API v1 (giả định)</w:t>
+            </w:r>
+          </w:p>
+        </w:tc>
+      </w:tr>
+      <w:tr>
+        <w:tc>
+          <w:tcPr>
+            <w:tcW w:type="dxa" w:w="1871"/>
+            <w:shd w:val="clear" w:color="auto" w:fill="EEF2F7"/>
+            <w:tcBorders>
+              <w:top w:val="single" w:sz="4" w:space="0" w:color="B9C4D4"/>
+              <w:left w:val="single" w:sz="4" w:space="0" w:color="B9C4D4"/>
+              <w:bottom w:val="single" w:sz="4" w:space="0" w:color="B9C4D4"/>
+              <w:right w:val="single" w:sz="4" w:space="0" w:color="B9C4D4"/>
+            </w:tcBorders>
+            <w:vAlign w:val="center"/>
+          </w:tcPr>
+          <w:p>
+            <w:r/>
+            <w:r>
+              <w:rPr>
+                <w:rFonts w:ascii="Calibri" w:hAnsi="Calibri"/>
+                <w:b w:val="0"/>
+                <w:i w:val="0"/>
+                <w:color w:val="222222"/>
+                <w:sz w:val="19"/>
+              </w:rPr>
+              <w:t>Dịch vụ email (giả định)</w:t>
+            </w:r>
+          </w:p>
+        </w:tc>
+        <w:tc>
+          <w:tcPr>
+            <w:tcW w:type="dxa" w:w="2381"/>
+            <w:shd w:val="clear" w:color="auto" w:fill="EEF2F7"/>
+            <w:tcBorders>
+              <w:top w:val="single" w:sz="4" w:space="0" w:color="B9C4D4"/>
+              <w:left w:val="single" w:sz="4" w:space="0" w:color="B9C4D4"/>
+              <w:bottom w:val="single" w:sz="4" w:space="0" w:color="B9C4D4"/>
+              <w:right w:val="single" w:sz="4" w:space="0" w:color="B9C4D4"/>
+            </w:tcBorders>
+            <w:vAlign w:val="center"/>
+          </w:tcPr>
+          <w:p>
+            <w:r/>
+            <w:r>
+              <w:rPr>
+                <w:rFonts w:ascii="Calibri" w:hAnsi="Calibri"/>
+                <w:b w:val="0"/>
+                <w:i w:val="0"/>
+                <w:color w:val="222222"/>
+                <w:sz w:val="19"/>
+              </w:rPr>
+              <w:t>Gửi thông báo nhắc hạn trả hàng (FR-CT-08) và đường dẫn đặt lại mật khẩu (FR-BH-07)</w:t>
+            </w:r>
+          </w:p>
+        </w:tc>
+        <w:tc>
+          <w:tcPr>
+            <w:tcW w:type="dxa" w:w="1701"/>
+            <w:shd w:val="clear" w:color="auto" w:fill="EEF2F7"/>
+            <w:tcBorders>
+              <w:top w:val="single" w:sz="4" w:space="0" w:color="B9C4D4"/>
+              <w:left w:val="single" w:sz="4" w:space="0" w:color="B9C4D4"/>
+              <w:bottom w:val="single" w:sz="4" w:space="0" w:color="B9C4D4"/>
+              <w:right w:val="single" w:sz="4" w:space="0" w:color="B9C4D4"/>
+            </w:tcBorders>
+            <w:vAlign w:val="center"/>
+          </w:tcPr>
+          <w:p>
+            <w:r/>
+            <w:r>
+              <w:rPr>
+                <w:rFonts w:ascii="Calibri" w:hAnsi="Calibri"/>
+                <w:b w:val="0"/>
+                <w:i w:val="0"/>
+                <w:color w:val="222222"/>
+                <w:sz w:val="19"/>
+              </w:rPr>
+              <w:t>SMTP API</w:t>
+            </w:r>
+          </w:p>
+        </w:tc>
+        <w:tc>
+          <w:tcPr>
+            <w:tcW w:type="dxa" w:w="1984"/>
+            <w:shd w:val="clear" w:color="auto" w:fill="EEF2F7"/>
+            <w:tcBorders>
+              <w:top w:val="single" w:sz="4" w:space="0" w:color="B9C4D4"/>
+              <w:left w:val="single" w:sz="4" w:space="0" w:color="B9C4D4"/>
+              <w:bottom w:val="single" w:sz="4" w:space="0" w:color="B9C4D4"/>
+              <w:right w:val="single" w:sz="4" w:space="0" w:color="B9C4D4"/>
+            </w:tcBorders>
+            <w:vAlign w:val="center"/>
+          </w:tcPr>
+          <w:p>
+            <w:r/>
+            <w:r>
+              <w:rPr>
+                <w:rFonts w:ascii="Calibri" w:hAnsi="Calibri"/>
+                <w:b w:val="0"/>
+                <w:i w:val="0"/>
+                <w:color w:val="222222"/>
+                <w:sz w:val="19"/>
+              </w:rPr>
+              <w:t>Địa chỉ email, nội dung thông báo</w:t>
+            </w:r>
+          </w:p>
+        </w:tc>
+        <w:tc>
+          <w:tcPr>
+            <w:tcW w:type="dxa" w:w="1134"/>
+            <w:shd w:val="clear" w:color="auto" w:fill="EEF2F7"/>
             <w:tcBorders>
               <w:top w:val="single" w:sz="4" w:space="0" w:color="B9C4D4"/>
               <w:left w:val="single" w:sz="4" w:space="0" w:color="B9C4D4"/>
@@ -21201,7 +26642,7 @@
           <w:color w:val="222222"/>
           <w:sz w:val="21"/>
         </w:rPr>
-        <w:t>NFR-08: Nhân viên quầy mới (chưa dùng hệ thống) phải thao tác được luồng xác nhận đơn thuê cơ bản sau tối đa 30 phút hướng dẫn, đo bằng kiểm thử người dùng trong giai đoạn UAT.</w:t>
+        <w:t>NFR-08: Nhân viên mới (chưa dùng hệ thống) phải thao tác được luồng xác nhận đơn thuê cơ bản sau tối đa 30 phút hướng dẫn, đo bằng kiểm thử người dùng trong giai đoạn UAT.</w:t>
       </w:r>
     </w:p>
     <w:p>
@@ -21336,7 +26777,7 @@
           <w:color w:val="222222"/>
           <w:sz w:val="21"/>
         </w:rPr>
-        <w:t>Trích từ điển dữ liệu cho 4 thực thể trung tâm (đầy đủ cho toàn bộ 11 thực thể sẽ hoàn thiện ở SDD):</w:t>
+        <w:t>Trích từ điển dữ liệu cho 5 thực thể trung tâm (đầy đủ cho toàn bộ 13 thực thể sẽ hoàn thiện ở SDD):</w:t>
       </w:r>
     </w:p>
     <w:tbl>
@@ -21784,7 +27225,7 @@
                 <w:color w:val="222222"/>
                 <w:sz w:val="19"/>
               </w:rPr>
-              <w:t>Sản phẩm được thuê.</w:t>
+              <w:t>Sản phẩm được mua/thuê.</w:t>
             </w:r>
           </w:p>
         </w:tc>
@@ -21812,7 +27253,7 @@
                 <w:color w:val="222222"/>
                 <w:sz w:val="19"/>
               </w:rPr>
-              <w:t>ngay_bat_dau</w:t>
+              <w:t>so_luong</w:t>
             </w:r>
           </w:p>
         </w:tc>
@@ -21838,7 +27279,7 @@
                 <w:color w:val="222222"/>
                 <w:sz w:val="19"/>
               </w:rPr>
-              <w:t>DATE</w:t>
+              <w:t>INTEGER</w:t>
             </w:r>
           </w:p>
         </w:tc>
@@ -21864,7 +27305,7 @@
                 <w:color w:val="222222"/>
                 <w:sz w:val="19"/>
               </w:rPr>
-              <w:t>NOT NULL</w:t>
+              <w:t>NOT NULL, ≥ 1, mặc định 1</w:t>
             </w:r>
           </w:p>
         </w:tc>
@@ -21890,7 +27331,7 @@
                 <w:color w:val="222222"/>
                 <w:sz w:val="19"/>
               </w:rPr>
-              <w:t>Ngày bắt đầu thuê.</w:t>
+              <w:t>Số lượng — chỉ có ý nghĩa với đơn mua (FR-BH-08); đơn thuê luôn = 1.</w:t>
             </w:r>
           </w:p>
         </w:tc>
@@ -21918,7 +27359,7 @@
                 <w:color w:val="222222"/>
                 <w:sz w:val="19"/>
               </w:rPr>
-              <w:t>ngay_ket_thuc</w:t>
+              <w:t>ngay_bat_dau</w:t>
             </w:r>
           </w:p>
         </w:tc>
@@ -21970,7 +27411,7 @@
                 <w:color w:val="222222"/>
                 <w:sz w:val="19"/>
               </w:rPr>
-              <w:t>NOT NULL, &gt; ngay_bat_dau</w:t>
+              <w:t>NULL với đơn mua, NOT NULL với đơn thuê</w:t>
             </w:r>
           </w:p>
         </w:tc>
@@ -21996,7 +27437,7 @@
                 <w:color w:val="222222"/>
                 <w:sz w:val="19"/>
               </w:rPr>
-              <w:t>Ngày kết thúc thuê.</w:t>
+              <w:t>Ngày bắt đầu thuê.</w:t>
             </w:r>
           </w:p>
         </w:tc>
@@ -22024,7 +27465,7 @@
                 <w:color w:val="222222"/>
                 <w:sz w:val="19"/>
               </w:rPr>
-              <w:t>don_gia</w:t>
+              <w:t>ngay_ket_thuc</w:t>
             </w:r>
           </w:p>
         </w:tc>
@@ -22050,7 +27491,7 @@
                 <w:color w:val="222222"/>
                 <w:sz w:val="19"/>
               </w:rPr>
-              <w:t>NUMERIC(12,0)</w:t>
+              <w:t>DATE</w:t>
             </w:r>
           </w:p>
         </w:tc>
@@ -22076,7 +27517,7 @@
                 <w:color w:val="222222"/>
                 <w:sz w:val="19"/>
               </w:rPr>
-              <w:t>NOT NULL, ≥ 0</w:t>
+              <w:t>NULL với đơn mua, NOT NULL và &gt; ngay_bat_dau với đơn thuê</w:t>
             </w:r>
           </w:p>
         </w:tc>
@@ -22102,7 +27543,7 @@
                 <w:color w:val="222222"/>
                 <w:sz w:val="19"/>
               </w:rPr>
-              <w:t>Tổng tiền thuê tính theo BRU-02.</w:t>
+              <w:t>Ngày kết thúc thuê.</w:t>
             </w:r>
           </w:p>
         </w:tc>
@@ -22130,7 +27571,7 @@
                 <w:color w:val="222222"/>
                 <w:sz w:val="19"/>
               </w:rPr>
-              <w:t>hinh_thuc_nhan</w:t>
+              <w:t>don_gia</w:t>
             </w:r>
           </w:p>
         </w:tc>
@@ -22156,7 +27597,7 @@
                 <w:color w:val="222222"/>
                 <w:sz w:val="19"/>
               </w:rPr>
-              <w:t>ENUM('TuDenLay','GiaoVan')</w:t>
+              <w:t>NUMERIC(12,0)</w:t>
             </w:r>
           </w:p>
         </w:tc>
@@ -22182,7 +27623,7 @@
                 <w:color w:val="222222"/>
                 <w:sz w:val="19"/>
               </w:rPr>
-              <w:t>NOT NULL, mặc định 'TuDenLay'</w:t>
+              <w:t>NOT NULL, ≥ 0</w:t>
             </w:r>
           </w:p>
         </w:tc>
@@ -22208,7 +27649,7 @@
                 <w:color w:val="222222"/>
                 <w:sz w:val="19"/>
               </w:rPr>
-              <w:t>Hình thức nhận hàng khách chọn lúc đặt (BR-09).</w:t>
+              <w:t>Đơn giá/tổng tiền: tiền hàng (đơn mua) hoặc tiền thuê theo BRU-02 (đơn thuê).</w:t>
             </w:r>
           </w:p>
         </w:tc>
@@ -22236,7 +27677,7 @@
                 <w:color w:val="222222"/>
                 <w:sz w:val="19"/>
               </w:rPr>
-              <w:t>hinh_thuc_tra</w:t>
+              <w:t>dia_chi_nhan</w:t>
             </w:r>
           </w:p>
         </w:tc>
@@ -22262,7 +27703,7 @@
                 <w:color w:val="222222"/>
                 <w:sz w:val="19"/>
               </w:rPr>
-              <w:t>ENUM('TuMangTra','GiaoVan')</w:t>
+              <w:t>VARCHAR</w:t>
             </w:r>
           </w:p>
         </w:tc>
@@ -22288,7 +27729,7 @@
                 <w:color w:val="222222"/>
                 <w:sz w:val="19"/>
               </w:rPr>
-              <w:t>NULL cho đến khi đến hạn trả</w:t>
+              <w:t>NOT NULL</w:t>
             </w:r>
           </w:p>
         </w:tc>
@@ -22314,7 +27755,113 @@
                 <w:color w:val="222222"/>
                 <w:sz w:val="19"/>
               </w:rPr>
-              <w:t>Hình thức trả hàng khách chọn lúc đến hạn (BR-09).</w:t>
+              <w:t>Địa chỉ cụ thể để giao vận giao hàng đến khách (BR-09); mặc định lấy từ hồ sơ cá nhân, khách có thể sửa.</w:t>
+            </w:r>
+          </w:p>
+        </w:tc>
+      </w:tr>
+      <w:tr>
+        <w:tc>
+          <w:tcPr>
+            <w:tcW w:type="dxa" w:w="1701"/>
+            <w:shd w:val="clear" w:color="auto" w:fill="FFFFFF"/>
+            <w:tcBorders>
+              <w:top w:val="single" w:sz="4" w:space="0" w:color="B9C4D4"/>
+              <w:left w:val="single" w:sz="4" w:space="0" w:color="B9C4D4"/>
+              <w:bottom w:val="single" w:sz="4" w:space="0" w:color="B9C4D4"/>
+              <w:right w:val="single" w:sz="4" w:space="0" w:color="B9C4D4"/>
+            </w:tcBorders>
+            <w:vAlign w:val="center"/>
+          </w:tcPr>
+          <w:p>
+            <w:r/>
+            <w:r>
+              <w:rPr>
+                <w:rFonts w:ascii="Calibri" w:hAnsi="Calibri"/>
+                <w:b w:val="0"/>
+                <w:i w:val="0"/>
+                <w:color w:val="222222"/>
+                <w:sz w:val="19"/>
+              </w:rPr>
+              <w:t>dia_chi_tra</w:t>
+            </w:r>
+          </w:p>
+        </w:tc>
+        <w:tc>
+          <w:tcPr>
+            <w:tcW w:type="dxa" w:w="1984"/>
+            <w:shd w:val="clear" w:color="auto" w:fill="FFFFFF"/>
+            <w:tcBorders>
+              <w:top w:val="single" w:sz="4" w:space="0" w:color="B9C4D4"/>
+              <w:left w:val="single" w:sz="4" w:space="0" w:color="B9C4D4"/>
+              <w:bottom w:val="single" w:sz="4" w:space="0" w:color="B9C4D4"/>
+              <w:right w:val="single" w:sz="4" w:space="0" w:color="B9C4D4"/>
+            </w:tcBorders>
+            <w:vAlign w:val="center"/>
+          </w:tcPr>
+          <w:p>
+            <w:r/>
+            <w:r>
+              <w:rPr>
+                <w:rFonts w:ascii="Calibri" w:hAnsi="Calibri"/>
+                <w:b w:val="0"/>
+                <w:i w:val="0"/>
+                <w:color w:val="222222"/>
+                <w:sz w:val="19"/>
+              </w:rPr>
+              <w:t>VARCHAR</w:t>
+            </w:r>
+          </w:p>
+        </w:tc>
+        <w:tc>
+          <w:tcPr>
+            <w:tcW w:type="dxa" w:w="2551"/>
+            <w:shd w:val="clear" w:color="auto" w:fill="FFFFFF"/>
+            <w:tcBorders>
+              <w:top w:val="single" w:sz="4" w:space="0" w:color="B9C4D4"/>
+              <w:left w:val="single" w:sz="4" w:space="0" w:color="B9C4D4"/>
+              <w:bottom w:val="single" w:sz="4" w:space="0" w:color="B9C4D4"/>
+              <w:right w:val="single" w:sz="4" w:space="0" w:color="B9C4D4"/>
+            </w:tcBorders>
+            <w:vAlign w:val="center"/>
+          </w:tcPr>
+          <w:p>
+            <w:r/>
+            <w:r>
+              <w:rPr>
+                <w:rFonts w:ascii="Calibri" w:hAnsi="Calibri"/>
+                <w:b w:val="0"/>
+                <w:i w:val="0"/>
+                <w:color w:val="222222"/>
+                <w:sz w:val="19"/>
+              </w:rPr>
+              <w:t>NULL cho đến khi đến hạn trả (chỉ áp dụng đơn thuê)</w:t>
+            </w:r>
+          </w:p>
+        </w:tc>
+        <w:tc>
+          <w:tcPr>
+            <w:tcW w:type="dxa" w:w="2268"/>
+            <w:shd w:val="clear" w:color="auto" w:fill="FFFFFF"/>
+            <w:tcBorders>
+              <w:top w:val="single" w:sz="4" w:space="0" w:color="B9C4D4"/>
+              <w:left w:val="single" w:sz="4" w:space="0" w:color="B9C4D4"/>
+              <w:bottom w:val="single" w:sz="4" w:space="0" w:color="B9C4D4"/>
+              <w:right w:val="single" w:sz="4" w:space="0" w:color="B9C4D4"/>
+            </w:tcBorders>
+            <w:vAlign w:val="center"/>
+          </w:tcPr>
+          <w:p>
+            <w:r/>
+            <w:r>
+              <w:rPr>
+                <w:rFonts w:ascii="Calibri" w:hAnsi="Calibri"/>
+                <w:b w:val="0"/>
+                <w:i w:val="0"/>
+                <w:color w:val="222222"/>
+                <w:sz w:val="19"/>
+              </w:rPr>
+              <w:t>Địa chỉ cụ thể để giao vận đến lấy hàng trả; mặc định giống dia_chi_nhan.</w:t>
             </w:r>
           </w:p>
         </w:tc>
@@ -22782,7 +28329,7 @@
                 <w:color w:val="222222"/>
                 <w:sz w:val="19"/>
               </w:rPr>
-              <w:t>Số tiền cọc đã thu theo BRU-01 (gồm giá niêm yết + phí ship giữ nếu có).</w:t>
+              <w:t>Số tiền cọc đã thu theo BRU-01 (gồm giá niêm yết + phí ship giữ).</w:t>
             </w:r>
           </w:p>
         </w:tc>
@@ -23568,7 +29115,7 @@
                 <w:color w:val="222222"/>
                 <w:sz w:val="19"/>
               </w:rPr>
-              <w:t>Chiều giao vận: nhận hàng hoặc trả hàng.</w:t>
+              <w:t>Chiều giao vận: giao hàng đến khách hoặc lấy hàng trả về kho.</w:t>
             </w:r>
           </w:p>
         </w:tc>
@@ -23596,7 +29143,7 @@
                 <w:color w:val="222222"/>
                 <w:sz w:val="19"/>
               </w:rPr>
-              <w:t>khu_vuc</w:t>
+              <w:t>doi_tac</w:t>
             </w:r>
           </w:p>
         </w:tc>
@@ -23622,7 +29169,7 @@
                 <w:color w:val="222222"/>
                 <w:sz w:val="19"/>
               </w:rPr>
-              <w:t>ENUM('NoiThanh','NgoaiThanh','NgoaiTinh')</w:t>
+              <w:t>ENUM('GreenSM','ShopeeExpress')</w:t>
             </w:r>
           </w:p>
         </w:tc>
@@ -23674,7 +29221,7 @@
                 <w:color w:val="222222"/>
                 <w:sz w:val="19"/>
               </w:rPr>
-              <w:t>Khu vực tính phí theo BRU-05.</w:t>
+              <w:t>Đối tác do hệ thống tự động chọn theo khoảng cách (BRU-05): GreenSM nếu ≤ 20km, ShopeeExpress nếu &gt; 20km.</w:t>
             </w:r>
           </w:p>
         </w:tc>
@@ -23702,7 +29249,7 @@
                 <w:color w:val="222222"/>
                 <w:sz w:val="19"/>
               </w:rPr>
-              <w:t>phi_ship</w:t>
+              <w:t>khoang_cach_km</w:t>
             </w:r>
           </w:p>
         </w:tc>
@@ -23728,7 +29275,7 @@
                 <w:color w:val="222222"/>
                 <w:sz w:val="19"/>
               </w:rPr>
-              <w:t>NUMERIC(12,0)</w:t>
+              <w:t>NUMERIC(6,2)</w:t>
             </w:r>
           </w:p>
         </w:tc>
@@ -23780,7 +29327,7 @@
                 <w:color w:val="222222"/>
                 <w:sz w:val="19"/>
               </w:rPr>
-              <w:t>Phí giao vận thực tế của lượt này, theo bảng giá BRU-05.</w:t>
+              <w:t>Khoảng cách đường chim bay từ kho đến địa chỉ khách, dùng để chọn đối tác và tính phí.</w:t>
             </w:r>
           </w:p>
         </w:tc>
@@ -23808,7 +29355,7 @@
                 <w:color w:val="222222"/>
                 <w:sz w:val="19"/>
               </w:rPr>
-              <w:t>ma_van_don</w:t>
+              <w:t>phi_ship</w:t>
             </w:r>
           </w:p>
         </w:tc>
@@ -23834,7 +29381,7 @@
                 <w:color w:val="222222"/>
                 <w:sz w:val="19"/>
               </w:rPr>
-              <w:t>VARCHAR</w:t>
+              <w:t>NUMERIC(12,0)</w:t>
             </w:r>
           </w:p>
         </w:tc>
@@ -23860,7 +29407,7 @@
                 <w:color w:val="222222"/>
                 <w:sz w:val="19"/>
               </w:rPr>
-              <w:t>NULL cho đến khi tạo thành công</w:t>
+              <w:t>NOT NULL, ≥ 0</w:t>
             </w:r>
           </w:p>
         </w:tc>
@@ -23886,7 +29433,7 @@
                 <w:color w:val="222222"/>
                 <w:sz w:val="19"/>
               </w:rPr>
-              <w:t>Mã vận đơn trả về từ API Green SM (FR-TTGV-03/04).</w:t>
+              <w:t>Phí giao vận thực tế của lượt này, do đối tác báo giá theo BRU-05.</w:t>
             </w:r>
           </w:p>
         </w:tc>
@@ -23914,7 +29461,7 @@
                 <w:color w:val="222222"/>
                 <w:sz w:val="19"/>
               </w:rPr>
-              <w:t>trang_thai_vanchuyen</w:t>
+              <w:t>ma_van_don</w:t>
             </w:r>
           </w:p>
         </w:tc>
@@ -23940,7 +29487,7 @@
                 <w:color w:val="222222"/>
                 <w:sz w:val="19"/>
               </w:rPr>
-              <w:t>ENUM('DangGiao','DaGiao','DangLay','DaLay')</w:t>
+              <w:t>VARCHAR</w:t>
             </w:r>
           </w:p>
         </w:tc>
@@ -23966,7 +29513,7 @@
                 <w:color w:val="222222"/>
                 <w:sz w:val="19"/>
               </w:rPr>
-              <w:t>NOT NULL</w:t>
+              <w:t>NULL cho đến khi tạo thành công</w:t>
             </w:r>
           </w:p>
         </w:tc>
@@ -23992,7 +29539,113 @@
                 <w:color w:val="222222"/>
                 <w:sz w:val="19"/>
               </w:rPr>
-              <w:t>Trạng thái cập nhật từ webhook Green SM (FR-TTGV-05).</w:t>
+              <w:t>Mã vận đơn trả về từ API đối tác giao vận (FR-TTGV-03/04).</w:t>
+            </w:r>
+          </w:p>
+        </w:tc>
+      </w:tr>
+      <w:tr>
+        <w:tc>
+          <w:tcPr>
+            <w:tcW w:type="dxa" w:w="1701"/>
+            <w:shd w:val="clear" w:color="auto" w:fill="EEF2F7"/>
+            <w:tcBorders>
+              <w:top w:val="single" w:sz="4" w:space="0" w:color="B9C4D4"/>
+              <w:left w:val="single" w:sz="4" w:space="0" w:color="B9C4D4"/>
+              <w:bottom w:val="single" w:sz="4" w:space="0" w:color="B9C4D4"/>
+              <w:right w:val="single" w:sz="4" w:space="0" w:color="B9C4D4"/>
+            </w:tcBorders>
+            <w:vAlign w:val="center"/>
+          </w:tcPr>
+          <w:p>
+            <w:r/>
+            <w:r>
+              <w:rPr>
+                <w:rFonts w:ascii="Calibri" w:hAnsi="Calibri"/>
+                <w:b w:val="0"/>
+                <w:i w:val="0"/>
+                <w:color w:val="222222"/>
+                <w:sz w:val="19"/>
+              </w:rPr>
+              <w:t>trang_thai_vanchuyen</w:t>
+            </w:r>
+          </w:p>
+        </w:tc>
+        <w:tc>
+          <w:tcPr>
+            <w:tcW w:type="dxa" w:w="2268"/>
+            <w:shd w:val="clear" w:color="auto" w:fill="EEF2F7"/>
+            <w:tcBorders>
+              <w:top w:val="single" w:sz="4" w:space="0" w:color="B9C4D4"/>
+              <w:left w:val="single" w:sz="4" w:space="0" w:color="B9C4D4"/>
+              <w:bottom w:val="single" w:sz="4" w:space="0" w:color="B9C4D4"/>
+              <w:right w:val="single" w:sz="4" w:space="0" w:color="B9C4D4"/>
+            </w:tcBorders>
+            <w:vAlign w:val="center"/>
+          </w:tcPr>
+          <w:p>
+            <w:r/>
+            <w:r>
+              <w:rPr>
+                <w:rFonts w:ascii="Calibri" w:hAnsi="Calibri"/>
+                <w:b w:val="0"/>
+                <w:i w:val="0"/>
+                <w:color w:val="222222"/>
+                <w:sz w:val="19"/>
+              </w:rPr>
+              <w:t>ENUM('DangGiao','DaGiao','DangLay','DaLay')</w:t>
+            </w:r>
+          </w:p>
+        </w:tc>
+        <w:tc>
+          <w:tcPr>
+            <w:tcW w:type="dxa" w:w="2551"/>
+            <w:shd w:val="clear" w:color="auto" w:fill="EEF2F7"/>
+            <w:tcBorders>
+              <w:top w:val="single" w:sz="4" w:space="0" w:color="B9C4D4"/>
+              <w:left w:val="single" w:sz="4" w:space="0" w:color="B9C4D4"/>
+              <w:bottom w:val="single" w:sz="4" w:space="0" w:color="B9C4D4"/>
+              <w:right w:val="single" w:sz="4" w:space="0" w:color="B9C4D4"/>
+            </w:tcBorders>
+            <w:vAlign w:val="center"/>
+          </w:tcPr>
+          <w:p>
+            <w:r/>
+            <w:r>
+              <w:rPr>
+                <w:rFonts w:ascii="Calibri" w:hAnsi="Calibri"/>
+                <w:b w:val="0"/>
+                <w:i w:val="0"/>
+                <w:color w:val="222222"/>
+                <w:sz w:val="19"/>
+              </w:rPr>
+              <w:t>NOT NULL</w:t>
+            </w:r>
+          </w:p>
+        </w:tc>
+        <w:tc>
+          <w:tcPr>
+            <w:tcW w:type="dxa" w:w="1984"/>
+            <w:shd w:val="clear" w:color="auto" w:fill="EEF2F7"/>
+            <w:tcBorders>
+              <w:top w:val="single" w:sz="4" w:space="0" w:color="B9C4D4"/>
+              <w:left w:val="single" w:sz="4" w:space="0" w:color="B9C4D4"/>
+              <w:bottom w:val="single" w:sz="4" w:space="0" w:color="B9C4D4"/>
+              <w:right w:val="single" w:sz="4" w:space="0" w:color="B9C4D4"/>
+            </w:tcBorders>
+            <w:vAlign w:val="center"/>
+          </w:tcPr>
+          <w:p>
+            <w:r/>
+            <w:r>
+              <w:rPr>
+                <w:rFonts w:ascii="Calibri" w:hAnsi="Calibri"/>
+                <w:b w:val="0"/>
+                <w:i w:val="0"/>
+                <w:color w:val="222222"/>
+                <w:sz w:val="19"/>
+              </w:rPr>
+              <w:t>Trạng thái cập nhật từ webhook của đối tác giao vận (FR-TTGV-05).</w:t>
             </w:r>
           </w:p>
         </w:tc>
@@ -24801,6 +30454,474 @@
         <w:t>Bảng ThanhToan (trích)</w:t>
       </w:r>
     </w:p>
+    <w:tbl>
+      <w:tblPr>
+        <w:tblStyle w:val="TableGrid"/>
+        <w:tblW w:type="auto" w:w="0"/>
+        <w:jc w:val="center"/>
+        <w:tblLayout w:type="fixed"/>
+        <w:tblLook w:firstColumn="1" w:firstRow="1" w:lastColumn="0" w:lastRow="0" w:noHBand="0" w:noVBand="1" w:val="04A0"/>
+      </w:tblPr>
+      <w:tblGrid>
+        <w:gridCol w:w="1701"/>
+        <w:gridCol w:w="2551"/>
+        <w:gridCol w:w="2551"/>
+        <w:gridCol w:w="1701"/>
+      </w:tblGrid>
+      <w:tr>
+        <w:tc>
+          <w:tcPr>
+            <w:tcW w:type="dxa" w:w="1701"/>
+            <w:shd w:val="clear" w:color="auto" w:fill="1B365D"/>
+            <w:tcBorders>
+              <w:top w:val="single" w:sz="4" w:space="0" w:color="1B365D"/>
+              <w:left w:val="single" w:sz="4" w:space="0" w:color="1B365D"/>
+              <w:bottom w:val="single" w:sz="4" w:space="0" w:color="1B365D"/>
+              <w:right w:val="single" w:sz="4" w:space="0" w:color="1B365D"/>
+            </w:tcBorders>
+            <w:vAlign w:val="center"/>
+          </w:tcPr>
+          <w:p>
+            <w:pPr>
+              <w:jc w:val="center"/>
+            </w:pPr>
+            <w:r/>
+            <w:r>
+              <w:rPr>
+                <w:rFonts w:ascii="Calibri" w:hAnsi="Calibri"/>
+                <w:b/>
+                <w:i w:val="0"/>
+                <w:color w:val="FFFFFF"/>
+                <w:sz w:val="20"/>
+              </w:rPr>
+              <w:t>Cột</w:t>
+            </w:r>
+          </w:p>
+        </w:tc>
+        <w:tc>
+          <w:tcPr>
+            <w:tcW w:type="dxa" w:w="2551"/>
+            <w:shd w:val="clear" w:color="auto" w:fill="1B365D"/>
+            <w:tcBorders>
+              <w:top w:val="single" w:sz="4" w:space="0" w:color="1B365D"/>
+              <w:left w:val="single" w:sz="4" w:space="0" w:color="1B365D"/>
+              <w:bottom w:val="single" w:sz="4" w:space="0" w:color="1B365D"/>
+              <w:right w:val="single" w:sz="4" w:space="0" w:color="1B365D"/>
+            </w:tcBorders>
+            <w:vAlign w:val="center"/>
+          </w:tcPr>
+          <w:p>
+            <w:pPr>
+              <w:jc w:val="center"/>
+            </w:pPr>
+            <w:r/>
+            <w:r>
+              <w:rPr>
+                <w:rFonts w:ascii="Calibri" w:hAnsi="Calibri"/>
+                <w:b/>
+                <w:i w:val="0"/>
+                <w:color w:val="FFFFFF"/>
+                <w:sz w:val="20"/>
+              </w:rPr>
+              <w:t>Kiểu dữ liệu</w:t>
+            </w:r>
+          </w:p>
+        </w:tc>
+        <w:tc>
+          <w:tcPr>
+            <w:tcW w:type="dxa" w:w="2551"/>
+            <w:shd w:val="clear" w:color="auto" w:fill="1B365D"/>
+            <w:tcBorders>
+              <w:top w:val="single" w:sz="4" w:space="0" w:color="1B365D"/>
+              <w:left w:val="single" w:sz="4" w:space="0" w:color="1B365D"/>
+              <w:bottom w:val="single" w:sz="4" w:space="0" w:color="1B365D"/>
+              <w:right w:val="single" w:sz="4" w:space="0" w:color="1B365D"/>
+            </w:tcBorders>
+            <w:vAlign w:val="center"/>
+          </w:tcPr>
+          <w:p>
+            <w:pPr>
+              <w:jc w:val="center"/>
+            </w:pPr>
+            <w:r/>
+            <w:r>
+              <w:rPr>
+                <w:rFonts w:ascii="Calibri" w:hAnsi="Calibri"/>
+                <w:b/>
+                <w:i w:val="0"/>
+                <w:color w:val="FFFFFF"/>
+                <w:sz w:val="20"/>
+              </w:rPr>
+              <w:t>Ràng buộc</w:t>
+            </w:r>
+          </w:p>
+        </w:tc>
+        <w:tc>
+          <w:tcPr>
+            <w:tcW w:type="dxa" w:w="1701"/>
+            <w:shd w:val="clear" w:color="auto" w:fill="1B365D"/>
+            <w:tcBorders>
+              <w:top w:val="single" w:sz="4" w:space="0" w:color="1B365D"/>
+              <w:left w:val="single" w:sz="4" w:space="0" w:color="1B365D"/>
+              <w:bottom w:val="single" w:sz="4" w:space="0" w:color="1B365D"/>
+              <w:right w:val="single" w:sz="4" w:space="0" w:color="1B365D"/>
+            </w:tcBorders>
+            <w:vAlign w:val="center"/>
+          </w:tcPr>
+          <w:p>
+            <w:pPr>
+              <w:jc w:val="center"/>
+            </w:pPr>
+            <w:r/>
+            <w:r>
+              <w:rPr>
+                <w:rFonts w:ascii="Calibri" w:hAnsi="Calibri"/>
+                <w:b/>
+                <w:i w:val="0"/>
+                <w:color w:val="FFFFFF"/>
+                <w:sz w:val="20"/>
+              </w:rPr>
+              <w:t>Ý nghĩa</w:t>
+            </w:r>
+          </w:p>
+        </w:tc>
+      </w:tr>
+      <w:tr>
+        <w:tc>
+          <w:tcPr>
+            <w:tcW w:type="dxa" w:w="1701"/>
+            <w:shd w:val="clear" w:color="auto" w:fill="FFFFFF"/>
+            <w:tcBorders>
+              <w:top w:val="single" w:sz="4" w:space="0" w:color="B9C4D4"/>
+              <w:left w:val="single" w:sz="4" w:space="0" w:color="B9C4D4"/>
+              <w:bottom w:val="single" w:sz="4" w:space="0" w:color="B9C4D4"/>
+              <w:right w:val="single" w:sz="4" w:space="0" w:color="B9C4D4"/>
+            </w:tcBorders>
+            <w:vAlign w:val="center"/>
+          </w:tcPr>
+          <w:p>
+            <w:r/>
+            <w:r>
+              <w:rPr>
+                <w:rFonts w:ascii="Calibri" w:hAnsi="Calibri"/>
+                <w:b w:val="0"/>
+                <w:i w:val="0"/>
+                <w:color w:val="222222"/>
+                <w:sz w:val="19"/>
+              </w:rPr>
+              <w:t>id</w:t>
+            </w:r>
+          </w:p>
+        </w:tc>
+        <w:tc>
+          <w:tcPr>
+            <w:tcW w:type="dxa" w:w="2551"/>
+            <w:shd w:val="clear" w:color="auto" w:fill="FFFFFF"/>
+            <w:tcBorders>
+              <w:top w:val="single" w:sz="4" w:space="0" w:color="B9C4D4"/>
+              <w:left w:val="single" w:sz="4" w:space="0" w:color="B9C4D4"/>
+              <w:bottom w:val="single" w:sz="4" w:space="0" w:color="B9C4D4"/>
+              <w:right w:val="single" w:sz="4" w:space="0" w:color="B9C4D4"/>
+            </w:tcBorders>
+            <w:vAlign w:val="center"/>
+          </w:tcPr>
+          <w:p>
+            <w:r/>
+            <w:r>
+              <w:rPr>
+                <w:rFonts w:ascii="Calibri" w:hAnsi="Calibri"/>
+                <w:b w:val="0"/>
+                <w:i w:val="0"/>
+                <w:color w:val="222222"/>
+                <w:sz w:val="19"/>
+              </w:rPr>
+              <w:t>UUID</w:t>
+            </w:r>
+          </w:p>
+        </w:tc>
+        <w:tc>
+          <w:tcPr>
+            <w:tcW w:type="dxa" w:w="2551"/>
+            <w:shd w:val="clear" w:color="auto" w:fill="FFFFFF"/>
+            <w:tcBorders>
+              <w:top w:val="single" w:sz="4" w:space="0" w:color="B9C4D4"/>
+              <w:left w:val="single" w:sz="4" w:space="0" w:color="B9C4D4"/>
+              <w:bottom w:val="single" w:sz="4" w:space="0" w:color="B9C4D4"/>
+              <w:right w:val="single" w:sz="4" w:space="0" w:color="B9C4D4"/>
+            </w:tcBorders>
+            <w:vAlign w:val="center"/>
+          </w:tcPr>
+          <w:p>
+            <w:r/>
+            <w:r>
+              <w:rPr>
+                <w:rFonts w:ascii="Calibri" w:hAnsi="Calibri"/>
+                <w:b w:val="0"/>
+                <w:i w:val="0"/>
+                <w:color w:val="222222"/>
+                <w:sz w:val="19"/>
+              </w:rPr>
+              <w:t>PK, NOT NULL</w:t>
+            </w:r>
+          </w:p>
+        </w:tc>
+        <w:tc>
+          <w:tcPr>
+            <w:tcW w:type="dxa" w:w="1701"/>
+            <w:shd w:val="clear" w:color="auto" w:fill="FFFFFF"/>
+            <w:tcBorders>
+              <w:top w:val="single" w:sz="4" w:space="0" w:color="B9C4D4"/>
+              <w:left w:val="single" w:sz="4" w:space="0" w:color="B9C4D4"/>
+              <w:bottom w:val="single" w:sz="4" w:space="0" w:color="B9C4D4"/>
+              <w:right w:val="single" w:sz="4" w:space="0" w:color="B9C4D4"/>
+            </w:tcBorders>
+            <w:vAlign w:val="center"/>
+          </w:tcPr>
+          <w:p>
+            <w:r/>
+            <w:r>
+              <w:rPr>
+                <w:rFonts w:ascii="Calibri" w:hAnsi="Calibri"/>
+                <w:b w:val="0"/>
+                <w:i w:val="0"/>
+                <w:color w:val="222222"/>
+                <w:sz w:val="19"/>
+              </w:rPr>
+              <w:t>Khoá chính.</w:t>
+            </w:r>
+          </w:p>
+        </w:tc>
+      </w:tr>
+      <w:tr>
+        <w:tc>
+          <w:tcPr>
+            <w:tcW w:type="dxa" w:w="1701"/>
+            <w:shd w:val="clear" w:color="auto" w:fill="EEF2F7"/>
+            <w:tcBorders>
+              <w:top w:val="single" w:sz="4" w:space="0" w:color="B9C4D4"/>
+              <w:left w:val="single" w:sz="4" w:space="0" w:color="B9C4D4"/>
+              <w:bottom w:val="single" w:sz="4" w:space="0" w:color="B9C4D4"/>
+              <w:right w:val="single" w:sz="4" w:space="0" w:color="B9C4D4"/>
+            </w:tcBorders>
+            <w:vAlign w:val="center"/>
+          </w:tcPr>
+          <w:p>
+            <w:r/>
+            <w:r>
+              <w:rPr>
+                <w:rFonts w:ascii="Calibri" w:hAnsi="Calibri"/>
+                <w:b w:val="0"/>
+                <w:i w:val="0"/>
+                <w:color w:val="222222"/>
+                <w:sz w:val="19"/>
+              </w:rPr>
+              <w:t>khach_hang_id</w:t>
+            </w:r>
+          </w:p>
+        </w:tc>
+        <w:tc>
+          <w:tcPr>
+            <w:tcW w:type="dxa" w:w="2551"/>
+            <w:shd w:val="clear" w:color="auto" w:fill="EEF2F7"/>
+            <w:tcBorders>
+              <w:top w:val="single" w:sz="4" w:space="0" w:color="B9C4D4"/>
+              <w:left w:val="single" w:sz="4" w:space="0" w:color="B9C4D4"/>
+              <w:bottom w:val="single" w:sz="4" w:space="0" w:color="B9C4D4"/>
+              <w:right w:val="single" w:sz="4" w:space="0" w:color="B9C4D4"/>
+            </w:tcBorders>
+            <w:vAlign w:val="center"/>
+          </w:tcPr>
+          <w:p>
+            <w:r/>
+            <w:r>
+              <w:rPr>
+                <w:rFonts w:ascii="Calibri" w:hAnsi="Calibri"/>
+                <w:b w:val="0"/>
+                <w:i w:val="0"/>
+                <w:color w:val="222222"/>
+                <w:sz w:val="19"/>
+              </w:rPr>
+              <w:t>UUID</w:t>
+            </w:r>
+          </w:p>
+        </w:tc>
+        <w:tc>
+          <w:tcPr>
+            <w:tcW w:type="dxa" w:w="2551"/>
+            <w:shd w:val="clear" w:color="auto" w:fill="EEF2F7"/>
+            <w:tcBorders>
+              <w:top w:val="single" w:sz="4" w:space="0" w:color="B9C4D4"/>
+              <w:left w:val="single" w:sz="4" w:space="0" w:color="B9C4D4"/>
+              <w:bottom w:val="single" w:sz="4" w:space="0" w:color="B9C4D4"/>
+              <w:right w:val="single" w:sz="4" w:space="0" w:color="B9C4D4"/>
+            </w:tcBorders>
+            <w:vAlign w:val="center"/>
+          </w:tcPr>
+          <w:p>
+            <w:r/>
+            <w:r>
+              <w:rPr>
+                <w:rFonts w:ascii="Calibri" w:hAnsi="Calibri"/>
+                <w:b w:val="0"/>
+                <w:i w:val="0"/>
+                <w:color w:val="222222"/>
+                <w:sz w:val="19"/>
+              </w:rPr>
+              <w:t>FK → KhachHang.id, UNIQUE, NOT NULL</w:t>
+            </w:r>
+          </w:p>
+        </w:tc>
+        <w:tc>
+          <w:tcPr>
+            <w:tcW w:type="dxa" w:w="1701"/>
+            <w:shd w:val="clear" w:color="auto" w:fill="EEF2F7"/>
+            <w:tcBorders>
+              <w:top w:val="single" w:sz="4" w:space="0" w:color="B9C4D4"/>
+              <w:left w:val="single" w:sz="4" w:space="0" w:color="B9C4D4"/>
+              <w:bottom w:val="single" w:sz="4" w:space="0" w:color="B9C4D4"/>
+              <w:right w:val="single" w:sz="4" w:space="0" w:color="B9C4D4"/>
+            </w:tcBorders>
+            <w:vAlign w:val="center"/>
+          </w:tcPr>
+          <w:p>
+            <w:r/>
+            <w:r>
+              <w:rPr>
+                <w:rFonts w:ascii="Calibri" w:hAnsi="Calibri"/>
+                <w:b w:val="0"/>
+                <w:i w:val="0"/>
+                <w:color w:val="222222"/>
+                <w:sz w:val="19"/>
+              </w:rPr>
+              <w:t>Khách hàng sở hữu ví (1-1, BRU-06).</w:t>
+            </w:r>
+          </w:p>
+        </w:tc>
+      </w:tr>
+      <w:tr>
+        <w:tc>
+          <w:tcPr>
+            <w:tcW w:type="dxa" w:w="1701"/>
+            <w:shd w:val="clear" w:color="auto" w:fill="FFFFFF"/>
+            <w:tcBorders>
+              <w:top w:val="single" w:sz="4" w:space="0" w:color="B9C4D4"/>
+              <w:left w:val="single" w:sz="4" w:space="0" w:color="B9C4D4"/>
+              <w:bottom w:val="single" w:sz="4" w:space="0" w:color="B9C4D4"/>
+              <w:right w:val="single" w:sz="4" w:space="0" w:color="B9C4D4"/>
+            </w:tcBorders>
+            <w:vAlign w:val="center"/>
+          </w:tcPr>
+          <w:p>
+            <w:r/>
+            <w:r>
+              <w:rPr>
+                <w:rFonts w:ascii="Calibri" w:hAnsi="Calibri"/>
+                <w:b w:val="0"/>
+                <w:i w:val="0"/>
+                <w:color w:val="222222"/>
+                <w:sz w:val="19"/>
+              </w:rPr>
+              <w:t>so_du</w:t>
+            </w:r>
+          </w:p>
+        </w:tc>
+        <w:tc>
+          <w:tcPr>
+            <w:tcW w:type="dxa" w:w="2551"/>
+            <w:shd w:val="clear" w:color="auto" w:fill="FFFFFF"/>
+            <w:tcBorders>
+              <w:top w:val="single" w:sz="4" w:space="0" w:color="B9C4D4"/>
+              <w:left w:val="single" w:sz="4" w:space="0" w:color="B9C4D4"/>
+              <w:bottom w:val="single" w:sz="4" w:space="0" w:color="B9C4D4"/>
+              <w:right w:val="single" w:sz="4" w:space="0" w:color="B9C4D4"/>
+            </w:tcBorders>
+            <w:vAlign w:val="center"/>
+          </w:tcPr>
+          <w:p>
+            <w:r/>
+            <w:r>
+              <w:rPr>
+                <w:rFonts w:ascii="Calibri" w:hAnsi="Calibri"/>
+                <w:b w:val="0"/>
+                <w:i w:val="0"/>
+                <w:color w:val="222222"/>
+                <w:sz w:val="19"/>
+              </w:rPr>
+              <w:t>NUMERIC(12,0)</w:t>
+            </w:r>
+          </w:p>
+        </w:tc>
+        <w:tc>
+          <w:tcPr>
+            <w:tcW w:type="dxa" w:w="2551"/>
+            <w:shd w:val="clear" w:color="auto" w:fill="FFFFFF"/>
+            <w:tcBorders>
+              <w:top w:val="single" w:sz="4" w:space="0" w:color="B9C4D4"/>
+              <w:left w:val="single" w:sz="4" w:space="0" w:color="B9C4D4"/>
+              <w:bottom w:val="single" w:sz="4" w:space="0" w:color="B9C4D4"/>
+              <w:right w:val="single" w:sz="4" w:space="0" w:color="B9C4D4"/>
+            </w:tcBorders>
+            <w:vAlign w:val="center"/>
+          </w:tcPr>
+          <w:p>
+            <w:r/>
+            <w:r>
+              <w:rPr>
+                <w:rFonts w:ascii="Calibri" w:hAnsi="Calibri"/>
+                <w:b w:val="0"/>
+                <w:i w:val="0"/>
+                <w:color w:val="222222"/>
+                <w:sz w:val="19"/>
+              </w:rPr>
+              <w:t>NOT NULL, ≥ 0, mặc định 0</w:t>
+            </w:r>
+          </w:p>
+        </w:tc>
+        <w:tc>
+          <w:tcPr>
+            <w:tcW w:type="dxa" w:w="1701"/>
+            <w:shd w:val="clear" w:color="auto" w:fill="FFFFFF"/>
+            <w:tcBorders>
+              <w:top w:val="single" w:sz="4" w:space="0" w:color="B9C4D4"/>
+              <w:left w:val="single" w:sz="4" w:space="0" w:color="B9C4D4"/>
+              <w:bottom w:val="single" w:sz="4" w:space="0" w:color="B9C4D4"/>
+              <w:right w:val="single" w:sz="4" w:space="0" w:color="B9C4D4"/>
+            </w:tcBorders>
+            <w:vAlign w:val="center"/>
+          </w:tcPr>
+          <w:p>
+            <w:r/>
+            <w:r>
+              <w:rPr>
+                <w:rFonts w:ascii="Calibri" w:hAnsi="Calibri"/>
+                <w:b w:val="0"/>
+                <w:i w:val="0"/>
+                <w:color w:val="222222"/>
+                <w:sz w:val="19"/>
+              </w:rPr>
+              <w:t>Số dư hiện tại; tăng khi hệ thống hoàn cọc/chênh lệch (BRU-06), giảm khi khách rút tiền (FR-TTGV-09) hoặc dùng để thanh toán đơn khác.</w:t>
+            </w:r>
+          </w:p>
+        </w:tc>
+      </w:tr>
+    </w:tbl>
+    <w:p/>
+    <w:p>
+      <w:pPr>
+        <w:spacing w:after="240"/>
+        <w:jc w:val="center"/>
+      </w:pPr>
+      <w:r>
+        <w:rPr>
+          <w:rFonts w:ascii="Calibri" w:hAnsi="Calibri"/>
+          <w:b/>
+          <w:i/>
+          <w:color w:val="444444"/>
+          <w:sz w:val="19"/>
+        </w:rPr>
+        <w:t>Bảng ViDienTu (trích)</w:t>
+      </w:r>
+    </w:p>
     <w:p>
       <w:pPr>
         <w:pStyle w:val="Heading2"/>
@@ -24828,7 +30949,7 @@
           <w:color w:val="222222"/>
           <w:sz w:val="21"/>
         </w:rPr>
-        <w:t>Dữ liệu giao dịch (đơn hàng, cọc, biên bản kiểm đếm) được lưu giữ tối thiểu 2 năm để phục vụ tra cứu/khiếu nại. Sao lưu toàn bộ cơ sở dữ liệu tự động hàng ngày, lưu trữ bản sao lưu trong 30 ngày gần nhất.</w:t>
+        <w:t>Dữ liệu giao dịch (đơn hàng, cọc, biên bản kiểm đếm, thanh toán) là chứng từ kế toán điện tử, được lưu giữ tối thiểu 10 năm theo Luật Kế toán số 88/2015/QH13; dữ liệu cá nhân của khách hàng (họ tên, email, số điện thoại, địa chỉ) được xử lý và lưu trữ theo Nghị định 13/2023/NĐ-CP về bảo vệ dữ liệu cá nhân, khách có thể yêu cầu xoá dữ liệu cá nhân khi không còn nghĩa vụ lưu trữ chứng từ liên quan. Sao lưu toàn bộ cơ sở dữ liệu tự động hàng ngày, lưu trữ bản sao lưu trong 30 ngày gần nhất.</w:t>
       </w:r>
     </w:p>
     <w:p>
@@ -24997,7 +31118,7 @@
                 <w:color w:val="222222"/>
                 <w:sz w:val="19"/>
               </w:rPr>
-              <w:t>Hệ thống phải có tài liệu hướng dẫn sử dụng ngắn (1 trang) cho nhân viên kho/quầy.</w:t>
+              <w:t>Hệ thống phải có tài liệu hướng dẫn sử dụng ngắn (1 trang) cho nhân viên kho/xử lý đơn hàng.</w:t>
             </w:r>
           </w:p>
         </w:tc>
@@ -25347,7 +31468,7 @@
                 <w:color w:val="222222"/>
                 <w:sz w:val="19"/>
               </w:rPr>
-              <w:t>FR-CT-01, FR-CT-05</w:t>
+              <w:t>FR-CT-01, FR-CT-05, FR-CT-09</w:t>
             </w:r>
           </w:p>
         </w:tc>
@@ -25827,7 +31948,7 @@
                 <w:color w:val="222222"/>
                 <w:sz w:val="19"/>
               </w:rPr>
-              <w:t>FR-KHO-04</w:t>
+              <w:t>FR-ADM-04</w:t>
             </w:r>
           </w:p>
         </w:tc>
@@ -25853,7 +31974,7 @@
                 <w:color w:val="222222"/>
                 <w:sz w:val="19"/>
               </w:rPr>
-              <w:t>UC-02</w:t>
+              <w:t>UC-16</w:t>
             </w:r>
           </w:p>
         </w:tc>
@@ -26094,6 +32215,486 @@
                 <w:sz w:val="19"/>
               </w:rPr>
               <w:t>UC-10</w:t>
+            </w:r>
+          </w:p>
+        </w:tc>
+      </w:tr>
+      <w:tr>
+        <w:tc>
+          <w:tcPr>
+            <w:tcW w:type="dxa" w:w="1417"/>
+            <w:shd w:val="clear" w:color="auto" w:fill="FFFFFF"/>
+            <w:tcBorders>
+              <w:top w:val="single" w:sz="4" w:space="0" w:color="B9C4D4"/>
+              <w:left w:val="single" w:sz="4" w:space="0" w:color="B9C4D4"/>
+              <w:bottom w:val="single" w:sz="4" w:space="0" w:color="B9C4D4"/>
+              <w:right w:val="single" w:sz="4" w:space="0" w:color="B9C4D4"/>
+            </w:tcBorders>
+            <w:vAlign w:val="center"/>
+          </w:tcPr>
+          <w:p>
+            <w:r/>
+            <w:r>
+              <w:rPr>
+                <w:rFonts w:ascii="Calibri" w:hAnsi="Calibri"/>
+                <w:b w:val="0"/>
+                <w:i w:val="0"/>
+                <w:color w:val="222222"/>
+                <w:sz w:val="19"/>
+              </w:rPr>
+              <w:t>BR-11</w:t>
+            </w:r>
+          </w:p>
+        </w:tc>
+        <w:tc>
+          <w:tcPr>
+            <w:tcW w:type="dxa" w:w="3685"/>
+            <w:shd w:val="clear" w:color="auto" w:fill="FFFFFF"/>
+            <w:tcBorders>
+              <w:top w:val="single" w:sz="4" w:space="0" w:color="B9C4D4"/>
+              <w:left w:val="single" w:sz="4" w:space="0" w:color="B9C4D4"/>
+              <w:bottom w:val="single" w:sz="4" w:space="0" w:color="B9C4D4"/>
+              <w:right w:val="single" w:sz="4" w:space="0" w:color="B9C4D4"/>
+            </w:tcBorders>
+            <w:vAlign w:val="center"/>
+          </w:tcPr>
+          <w:p>
+            <w:r/>
+            <w:r>
+              <w:rPr>
+                <w:rFonts w:ascii="Calibri" w:hAnsi="Calibri"/>
+                <w:b w:val="0"/>
+                <w:i w:val="0"/>
+                <w:color w:val="222222"/>
+                <w:sz w:val="19"/>
+              </w:rPr>
+              <w:t>FR-ADM-01, FR-ADM-02</w:t>
+            </w:r>
+          </w:p>
+        </w:tc>
+        <w:tc>
+          <w:tcPr>
+            <w:tcW w:type="dxa" w:w="3402"/>
+            <w:shd w:val="clear" w:color="auto" w:fill="FFFFFF"/>
+            <w:tcBorders>
+              <w:top w:val="single" w:sz="4" w:space="0" w:color="B9C4D4"/>
+              <w:left w:val="single" w:sz="4" w:space="0" w:color="B9C4D4"/>
+              <w:bottom w:val="single" w:sz="4" w:space="0" w:color="B9C4D4"/>
+              <w:right w:val="single" w:sz="4" w:space="0" w:color="B9C4D4"/>
+            </w:tcBorders>
+            <w:vAlign w:val="center"/>
+          </w:tcPr>
+          <w:p>
+            <w:r/>
+            <w:r>
+              <w:rPr>
+                <w:rFonts w:ascii="Calibri" w:hAnsi="Calibri"/>
+                <w:b w:val="0"/>
+                <w:i w:val="0"/>
+                <w:color w:val="222222"/>
+                <w:sz w:val="19"/>
+              </w:rPr>
+              <w:t>UC-13, UC-14</w:t>
+            </w:r>
+          </w:p>
+        </w:tc>
+      </w:tr>
+      <w:tr>
+        <w:tc>
+          <w:tcPr>
+            <w:tcW w:type="dxa" w:w="1417"/>
+            <w:shd w:val="clear" w:color="auto" w:fill="EEF2F7"/>
+            <w:tcBorders>
+              <w:top w:val="single" w:sz="4" w:space="0" w:color="B9C4D4"/>
+              <w:left w:val="single" w:sz="4" w:space="0" w:color="B9C4D4"/>
+              <w:bottom w:val="single" w:sz="4" w:space="0" w:color="B9C4D4"/>
+              <w:right w:val="single" w:sz="4" w:space="0" w:color="B9C4D4"/>
+            </w:tcBorders>
+            <w:vAlign w:val="center"/>
+          </w:tcPr>
+          <w:p>
+            <w:r/>
+            <w:r>
+              <w:rPr>
+                <w:rFonts w:ascii="Calibri" w:hAnsi="Calibri"/>
+                <w:b w:val="0"/>
+                <w:i w:val="0"/>
+                <w:color w:val="222222"/>
+                <w:sz w:val="19"/>
+              </w:rPr>
+              <w:t>BR-12</w:t>
+            </w:r>
+          </w:p>
+        </w:tc>
+        <w:tc>
+          <w:tcPr>
+            <w:tcW w:type="dxa" w:w="3685"/>
+            <w:shd w:val="clear" w:color="auto" w:fill="EEF2F7"/>
+            <w:tcBorders>
+              <w:top w:val="single" w:sz="4" w:space="0" w:color="B9C4D4"/>
+              <w:left w:val="single" w:sz="4" w:space="0" w:color="B9C4D4"/>
+              <w:bottom w:val="single" w:sz="4" w:space="0" w:color="B9C4D4"/>
+              <w:right w:val="single" w:sz="4" w:space="0" w:color="B9C4D4"/>
+            </w:tcBorders>
+            <w:vAlign w:val="center"/>
+          </w:tcPr>
+          <w:p>
+            <w:r/>
+            <w:r>
+              <w:rPr>
+                <w:rFonts w:ascii="Calibri" w:hAnsi="Calibri"/>
+                <w:b w:val="0"/>
+                <w:i w:val="0"/>
+                <w:color w:val="222222"/>
+                <w:sz w:val="19"/>
+              </w:rPr>
+              <w:t>FR-ADM-03</w:t>
+            </w:r>
+          </w:p>
+        </w:tc>
+        <w:tc>
+          <w:tcPr>
+            <w:tcW w:type="dxa" w:w="3402"/>
+            <w:shd w:val="clear" w:color="auto" w:fill="EEF2F7"/>
+            <w:tcBorders>
+              <w:top w:val="single" w:sz="4" w:space="0" w:color="B9C4D4"/>
+              <w:left w:val="single" w:sz="4" w:space="0" w:color="B9C4D4"/>
+              <w:bottom w:val="single" w:sz="4" w:space="0" w:color="B9C4D4"/>
+              <w:right w:val="single" w:sz="4" w:space="0" w:color="B9C4D4"/>
+            </w:tcBorders>
+            <w:vAlign w:val="center"/>
+          </w:tcPr>
+          <w:p>
+            <w:r/>
+            <w:r>
+              <w:rPr>
+                <w:rFonts w:ascii="Calibri" w:hAnsi="Calibri"/>
+                <w:b w:val="0"/>
+                <w:i w:val="0"/>
+                <w:color w:val="222222"/>
+                <w:sz w:val="19"/>
+              </w:rPr>
+              <w:t>UC-15</w:t>
+            </w:r>
+          </w:p>
+        </w:tc>
+      </w:tr>
+      <w:tr>
+        <w:tc>
+          <w:tcPr>
+            <w:tcW w:type="dxa" w:w="1417"/>
+            <w:shd w:val="clear" w:color="auto" w:fill="FFFFFF"/>
+            <w:tcBorders>
+              <w:top w:val="single" w:sz="4" w:space="0" w:color="B9C4D4"/>
+              <w:left w:val="single" w:sz="4" w:space="0" w:color="B9C4D4"/>
+              <w:bottom w:val="single" w:sz="4" w:space="0" w:color="B9C4D4"/>
+              <w:right w:val="single" w:sz="4" w:space="0" w:color="B9C4D4"/>
+            </w:tcBorders>
+            <w:vAlign w:val="center"/>
+          </w:tcPr>
+          <w:p>
+            <w:r/>
+            <w:r>
+              <w:rPr>
+                <w:rFonts w:ascii="Calibri" w:hAnsi="Calibri"/>
+                <w:b w:val="0"/>
+                <w:i w:val="0"/>
+                <w:color w:val="222222"/>
+                <w:sz w:val="19"/>
+              </w:rPr>
+              <w:t>BR-13</w:t>
+            </w:r>
+          </w:p>
+        </w:tc>
+        <w:tc>
+          <w:tcPr>
+            <w:tcW w:type="dxa" w:w="3685"/>
+            <w:shd w:val="clear" w:color="auto" w:fill="FFFFFF"/>
+            <w:tcBorders>
+              <w:top w:val="single" w:sz="4" w:space="0" w:color="B9C4D4"/>
+              <w:left w:val="single" w:sz="4" w:space="0" w:color="B9C4D4"/>
+              <w:bottom w:val="single" w:sz="4" w:space="0" w:color="B9C4D4"/>
+              <w:right w:val="single" w:sz="4" w:space="0" w:color="B9C4D4"/>
+            </w:tcBorders>
+            <w:vAlign w:val="center"/>
+          </w:tcPr>
+          <w:p>
+            <w:r/>
+            <w:r>
+              <w:rPr>
+                <w:rFonts w:ascii="Calibri" w:hAnsi="Calibri"/>
+                <w:b w:val="0"/>
+                <w:i w:val="0"/>
+                <w:color w:val="222222"/>
+                <w:sz w:val="19"/>
+              </w:rPr>
+              <w:t>FR-ADM-05</w:t>
+            </w:r>
+          </w:p>
+        </w:tc>
+        <w:tc>
+          <w:tcPr>
+            <w:tcW w:type="dxa" w:w="3402"/>
+            <w:shd w:val="clear" w:color="auto" w:fill="FFFFFF"/>
+            <w:tcBorders>
+              <w:top w:val="single" w:sz="4" w:space="0" w:color="B9C4D4"/>
+              <w:left w:val="single" w:sz="4" w:space="0" w:color="B9C4D4"/>
+              <w:bottom w:val="single" w:sz="4" w:space="0" w:color="B9C4D4"/>
+              <w:right w:val="single" w:sz="4" w:space="0" w:color="B9C4D4"/>
+            </w:tcBorders>
+            <w:vAlign w:val="center"/>
+          </w:tcPr>
+          <w:p>
+            <w:r/>
+            <w:r>
+              <w:rPr>
+                <w:rFonts w:ascii="Calibri" w:hAnsi="Calibri"/>
+                <w:b w:val="0"/>
+                <w:i w:val="0"/>
+                <w:color w:val="222222"/>
+                <w:sz w:val="19"/>
+              </w:rPr>
+              <w:t>UC-16</w:t>
+            </w:r>
+          </w:p>
+        </w:tc>
+      </w:tr>
+      <w:tr>
+        <w:tc>
+          <w:tcPr>
+            <w:tcW w:type="dxa" w:w="1417"/>
+            <w:shd w:val="clear" w:color="auto" w:fill="EEF2F7"/>
+            <w:tcBorders>
+              <w:top w:val="single" w:sz="4" w:space="0" w:color="B9C4D4"/>
+              <w:left w:val="single" w:sz="4" w:space="0" w:color="B9C4D4"/>
+              <w:bottom w:val="single" w:sz="4" w:space="0" w:color="B9C4D4"/>
+              <w:right w:val="single" w:sz="4" w:space="0" w:color="B9C4D4"/>
+            </w:tcBorders>
+            <w:vAlign w:val="center"/>
+          </w:tcPr>
+          <w:p>
+            <w:r/>
+            <w:r>
+              <w:rPr>
+                <w:rFonts w:ascii="Calibri" w:hAnsi="Calibri"/>
+                <w:b w:val="0"/>
+                <w:i w:val="0"/>
+                <w:color w:val="222222"/>
+                <w:sz w:val="19"/>
+              </w:rPr>
+              <w:t>BR-14</w:t>
+            </w:r>
+          </w:p>
+        </w:tc>
+        <w:tc>
+          <w:tcPr>
+            <w:tcW w:type="dxa" w:w="3685"/>
+            <w:shd w:val="clear" w:color="auto" w:fill="EEF2F7"/>
+            <w:tcBorders>
+              <w:top w:val="single" w:sz="4" w:space="0" w:color="B9C4D4"/>
+              <w:left w:val="single" w:sz="4" w:space="0" w:color="B9C4D4"/>
+              <w:bottom w:val="single" w:sz="4" w:space="0" w:color="B9C4D4"/>
+              <w:right w:val="single" w:sz="4" w:space="0" w:color="B9C4D4"/>
+            </w:tcBorders>
+            <w:vAlign w:val="center"/>
+          </w:tcPr>
+          <w:p>
+            <w:r/>
+            <w:r>
+              <w:rPr>
+                <w:rFonts w:ascii="Calibri" w:hAnsi="Calibri"/>
+                <w:b w:val="0"/>
+                <w:i w:val="0"/>
+                <w:color w:val="222222"/>
+                <w:sz w:val="19"/>
+              </w:rPr>
+              <w:t>FR-BH-10</w:t>
+            </w:r>
+          </w:p>
+        </w:tc>
+        <w:tc>
+          <w:tcPr>
+            <w:tcW w:type="dxa" w:w="3402"/>
+            <w:shd w:val="clear" w:color="auto" w:fill="EEF2F7"/>
+            <w:tcBorders>
+              <w:top w:val="single" w:sz="4" w:space="0" w:color="B9C4D4"/>
+              <w:left w:val="single" w:sz="4" w:space="0" w:color="B9C4D4"/>
+              <w:bottom w:val="single" w:sz="4" w:space="0" w:color="B9C4D4"/>
+              <w:right w:val="single" w:sz="4" w:space="0" w:color="B9C4D4"/>
+            </w:tcBorders>
+            <w:vAlign w:val="center"/>
+          </w:tcPr>
+          <w:p>
+            <w:r/>
+            <w:r>
+              <w:rPr>
+                <w:rFonts w:ascii="Calibri" w:hAnsi="Calibri"/>
+                <w:b w:val="0"/>
+                <w:i w:val="0"/>
+                <w:color w:val="222222"/>
+                <w:sz w:val="19"/>
+              </w:rPr>
+              <w:t>UC-18</w:t>
+            </w:r>
+          </w:p>
+        </w:tc>
+      </w:tr>
+      <w:tr>
+        <w:tc>
+          <w:tcPr>
+            <w:tcW w:type="dxa" w:w="1417"/>
+            <w:shd w:val="clear" w:color="auto" w:fill="FFFFFF"/>
+            <w:tcBorders>
+              <w:top w:val="single" w:sz="4" w:space="0" w:color="B9C4D4"/>
+              <w:left w:val="single" w:sz="4" w:space="0" w:color="B9C4D4"/>
+              <w:bottom w:val="single" w:sz="4" w:space="0" w:color="B9C4D4"/>
+              <w:right w:val="single" w:sz="4" w:space="0" w:color="B9C4D4"/>
+            </w:tcBorders>
+            <w:vAlign w:val="center"/>
+          </w:tcPr>
+          <w:p>
+            <w:r/>
+            <w:r>
+              <w:rPr>
+                <w:rFonts w:ascii="Calibri" w:hAnsi="Calibri"/>
+                <w:b w:val="0"/>
+                <w:i w:val="0"/>
+                <w:color w:val="222222"/>
+                <w:sz w:val="19"/>
+              </w:rPr>
+              <w:t>BR-15</w:t>
+            </w:r>
+          </w:p>
+        </w:tc>
+        <w:tc>
+          <w:tcPr>
+            <w:tcW w:type="dxa" w:w="3685"/>
+            <w:shd w:val="clear" w:color="auto" w:fill="FFFFFF"/>
+            <w:tcBorders>
+              <w:top w:val="single" w:sz="4" w:space="0" w:color="B9C4D4"/>
+              <w:left w:val="single" w:sz="4" w:space="0" w:color="B9C4D4"/>
+              <w:bottom w:val="single" w:sz="4" w:space="0" w:color="B9C4D4"/>
+              <w:right w:val="single" w:sz="4" w:space="0" w:color="B9C4D4"/>
+            </w:tcBorders>
+            <w:vAlign w:val="center"/>
+          </w:tcPr>
+          <w:p>
+            <w:r/>
+            <w:r>
+              <w:rPr>
+                <w:rFonts w:ascii="Calibri" w:hAnsi="Calibri"/>
+                <w:b w:val="0"/>
+                <w:i w:val="0"/>
+                <w:color w:val="222222"/>
+                <w:sz w:val="19"/>
+              </w:rPr>
+              <w:t>FR-BH-11</w:t>
+            </w:r>
+          </w:p>
+        </w:tc>
+        <w:tc>
+          <w:tcPr>
+            <w:tcW w:type="dxa" w:w="3402"/>
+            <w:shd w:val="clear" w:color="auto" w:fill="FFFFFF"/>
+            <w:tcBorders>
+              <w:top w:val="single" w:sz="4" w:space="0" w:color="B9C4D4"/>
+              <w:left w:val="single" w:sz="4" w:space="0" w:color="B9C4D4"/>
+              <w:bottom w:val="single" w:sz="4" w:space="0" w:color="B9C4D4"/>
+              <w:right w:val="single" w:sz="4" w:space="0" w:color="B9C4D4"/>
+            </w:tcBorders>
+            <w:vAlign w:val="center"/>
+          </w:tcPr>
+          <w:p>
+            <w:r/>
+            <w:r>
+              <w:rPr>
+                <w:rFonts w:ascii="Calibri" w:hAnsi="Calibri"/>
+                <w:b w:val="0"/>
+                <w:i w:val="0"/>
+                <w:color w:val="222222"/>
+                <w:sz w:val="19"/>
+              </w:rPr>
+              <w:t>UC-19</w:t>
+            </w:r>
+          </w:p>
+        </w:tc>
+      </w:tr>
+      <w:tr>
+        <w:tc>
+          <w:tcPr>
+            <w:tcW w:type="dxa" w:w="1417"/>
+            <w:shd w:val="clear" w:color="auto" w:fill="EEF2F7"/>
+            <w:tcBorders>
+              <w:top w:val="single" w:sz="4" w:space="0" w:color="B9C4D4"/>
+              <w:left w:val="single" w:sz="4" w:space="0" w:color="B9C4D4"/>
+              <w:bottom w:val="single" w:sz="4" w:space="0" w:color="B9C4D4"/>
+              <w:right w:val="single" w:sz="4" w:space="0" w:color="B9C4D4"/>
+            </w:tcBorders>
+            <w:vAlign w:val="center"/>
+          </w:tcPr>
+          <w:p>
+            <w:r/>
+            <w:r>
+              <w:rPr>
+                <w:rFonts w:ascii="Calibri" w:hAnsi="Calibri"/>
+                <w:b w:val="0"/>
+                <w:i w:val="0"/>
+                <w:color w:val="222222"/>
+                <w:sz w:val="19"/>
+              </w:rPr>
+              <w:t>BR-16</w:t>
+            </w:r>
+          </w:p>
+        </w:tc>
+        <w:tc>
+          <w:tcPr>
+            <w:tcW w:type="dxa" w:w="3685"/>
+            <w:shd w:val="clear" w:color="auto" w:fill="EEF2F7"/>
+            <w:tcBorders>
+              <w:top w:val="single" w:sz="4" w:space="0" w:color="B9C4D4"/>
+              <w:left w:val="single" w:sz="4" w:space="0" w:color="B9C4D4"/>
+              <w:bottom w:val="single" w:sz="4" w:space="0" w:color="B9C4D4"/>
+              <w:right w:val="single" w:sz="4" w:space="0" w:color="B9C4D4"/>
+            </w:tcBorders>
+            <w:vAlign w:val="center"/>
+          </w:tcPr>
+          <w:p>
+            <w:r/>
+            <w:r>
+              <w:rPr>
+                <w:rFonts w:ascii="Calibri" w:hAnsi="Calibri"/>
+                <w:b w:val="0"/>
+                <w:i w:val="0"/>
+                <w:color w:val="222222"/>
+                <w:sz w:val="19"/>
+              </w:rPr>
+              <w:t>FR-TTGV-09</w:t>
+            </w:r>
+          </w:p>
+        </w:tc>
+        <w:tc>
+          <w:tcPr>
+            <w:tcW w:type="dxa" w:w="3402"/>
+            <w:shd w:val="clear" w:color="auto" w:fill="EEF2F7"/>
+            <w:tcBorders>
+              <w:top w:val="single" w:sz="4" w:space="0" w:color="B9C4D4"/>
+              <w:left w:val="single" w:sz="4" w:space="0" w:color="B9C4D4"/>
+              <w:bottom w:val="single" w:sz="4" w:space="0" w:color="B9C4D4"/>
+              <w:right w:val="single" w:sz="4" w:space="0" w:color="B9C4D4"/>
+            </w:tcBorders>
+            <w:vAlign w:val="center"/>
+          </w:tcPr>
+          <w:p>
+            <w:r/>
+            <w:r>
+              <w:rPr>
+                <w:rFonts w:ascii="Calibri" w:hAnsi="Calibri"/>
+                <w:b w:val="0"/>
+                <w:i w:val="0"/>
+                <w:color w:val="222222"/>
+                <w:sz w:val="19"/>
+              </w:rPr>
+              <w:t>UC-20</w:t>
             </w:r>
           </w:p>
         </w:tc>
@@ -26109,7 +32710,7 @@
           <w:color w:val="444444"/>
           <w:sz w:val="19"/>
         </w:rPr>
-        <w:t>Các FR sau chưa truy về BR trực tiếp mà truy về hạng mục phạm vi (SC-xx) vì là chức năng nền tảng (đăng nhập, xem sản phẩm, danh mục...) không được mã hoá riêng ở BRD: FR-BH-01, FR-BH-02, FR-BH-03, FR-BH-04, FR-KHO-02, FR-KHO-03.</w:t>
+        <w:t>Các FR sau chưa truy về BR trực tiếp mà truy về hạng mục phạm vi (SC-xx) vì là chức năng nền tảng (đăng nhập, xem sản phẩm, danh mục...) không được mã hoá riêng ở BRD: FR-BH-01, FR-BH-02, FR-BH-03, FR-BH-04, FR-BH-06, FR-BH-07, FR-BH-08, FR-BH-09, FR-KHO-02.</w:t>
       </w:r>
     </w:p>
     <w:p>
@@ -26347,7 +32948,7 @@
                 <w:color w:val="222222"/>
                 <w:sz w:val="19"/>
               </w:rPr>
-              <w:t>FR-BH-01..05 (Bán hàng)</w:t>
+              <w:t>FR-BH-01..07 (Bán hàng)</w:t>
             </w:r>
           </w:p>
         </w:tc>
@@ -26427,7 +33028,7 @@
                 <w:color w:val="222222"/>
                 <w:sz w:val="19"/>
               </w:rPr>
-              <w:t>FR-KHO-01..04 (Kho)</w:t>
+              <w:t>FR-KHO-01..02 (Kho)</w:t>
             </w:r>
           </w:p>
         </w:tc>
@@ -26479,7 +33080,7 @@
                 <w:color w:val="222222"/>
                 <w:sz w:val="19"/>
               </w:rPr>
-              <w:t>Trình diễn trực tiếp luồng kiểm đếm cho nhân viên kho trong UAT.</w:t>
+              <w:t>Trình diễn trực tiếp luồng kiểm đếm cho nhân viên kho/xử lý đơn hàng trong UAT.</w:t>
             </w:r>
           </w:p>
         </w:tc>
@@ -26507,7 +33108,7 @@
                 <w:color w:val="222222"/>
                 <w:sz w:val="19"/>
               </w:rPr>
-              <w:t>NFR-01, NFR-02 (Hiệu năng)</w:t>
+              <w:t>FR-ADM-01..05 (Quản trị hệ thống)</w:t>
             </w:r>
           </w:p>
         </w:tc>
@@ -26533,7 +33134,7 @@
                 <w:color w:val="222222"/>
                 <w:sz w:val="19"/>
               </w:rPr>
-              <w:t>Analysis</w:t>
+              <w:t>Test + Demo</w:t>
             </w:r>
           </w:p>
         </w:tc>
@@ -26559,7 +33160,7 @@
                 <w:color w:val="222222"/>
                 <w:sz w:val="19"/>
               </w:rPr>
-              <w:t>Dùng công cụ đo tải (ví dụ Lighthouse, k6) trên môi trường staging.</w:t>
+              <w:t>Kiểm thử tự động đăng nhập nội bộ/phân quyền, trình diễn trực tiếp quản lý tài khoản và báo cáo cho Admin.</w:t>
             </w:r>
           </w:p>
         </w:tc>
@@ -26587,7 +33188,7 @@
                 <w:color w:val="222222"/>
                 <w:sz w:val="19"/>
               </w:rPr>
-              <w:t>NFR-05..07 (Bảo mật)</w:t>
+              <w:t>NFR-01, NFR-02 (Hiệu năng)</w:t>
             </w:r>
           </w:p>
         </w:tc>
@@ -26613,7 +33214,7 @@
                 <w:color w:val="222222"/>
                 <w:sz w:val="19"/>
               </w:rPr>
-              <w:t>Inspection</w:t>
+              <w:t>Analysis</w:t>
             </w:r>
           </w:p>
         </w:tc>
@@ -26639,7 +33240,7 @@
                 <w:color w:val="222222"/>
                 <w:sz w:val="19"/>
               </w:rPr>
-              <w:t>Rà soát code và cấu hình theo checklist OWASP cơ bản.</w:t>
+              <w:t>Dùng công cụ đo tải (ví dụ Lighthouse, k6) trên môi trường staging.</w:t>
             </w:r>
           </w:p>
         </w:tc>
@@ -26667,7 +33268,7 @@
                 <w:color w:val="222222"/>
                 <w:sz w:val="19"/>
               </w:rPr>
-              <w:t>NFR-08 (Khả năng sử dụng)</w:t>
+              <w:t>NFR-05..07 (Bảo mật)</w:t>
             </w:r>
           </w:p>
         </w:tc>
@@ -26693,7 +33294,7 @@
                 <w:color w:val="222222"/>
                 <w:sz w:val="19"/>
               </w:rPr>
-              <w:t>Demo</w:t>
+              <w:t>Inspection</w:t>
             </w:r>
           </w:p>
         </w:tc>
@@ -26701,6 +33302,86 @@
           <w:tcPr>
             <w:tcW w:type="dxa" w:w="4252"/>
             <w:shd w:val="clear" w:color="auto" w:fill="EEF2F7"/>
+            <w:tcBorders>
+              <w:top w:val="single" w:sz="4" w:space="0" w:color="B9C4D4"/>
+              <w:left w:val="single" w:sz="4" w:space="0" w:color="B9C4D4"/>
+              <w:bottom w:val="single" w:sz="4" w:space="0" w:color="B9C4D4"/>
+              <w:right w:val="single" w:sz="4" w:space="0" w:color="B9C4D4"/>
+            </w:tcBorders>
+            <w:vAlign w:val="center"/>
+          </w:tcPr>
+          <w:p>
+            <w:r/>
+            <w:r>
+              <w:rPr>
+                <w:rFonts w:ascii="Calibri" w:hAnsi="Calibri"/>
+                <w:b w:val="0"/>
+                <w:i w:val="0"/>
+                <w:color w:val="222222"/>
+                <w:sz w:val="19"/>
+              </w:rPr>
+              <w:t>Rà soát code và cấu hình theo checklist OWASP cơ bản.</w:t>
+            </w:r>
+          </w:p>
+        </w:tc>
+      </w:tr>
+      <w:tr>
+        <w:tc>
+          <w:tcPr>
+            <w:tcW w:type="dxa" w:w="2551"/>
+            <w:shd w:val="clear" w:color="auto" w:fill="FFFFFF"/>
+            <w:tcBorders>
+              <w:top w:val="single" w:sz="4" w:space="0" w:color="B9C4D4"/>
+              <w:left w:val="single" w:sz="4" w:space="0" w:color="B9C4D4"/>
+              <w:bottom w:val="single" w:sz="4" w:space="0" w:color="B9C4D4"/>
+              <w:right w:val="single" w:sz="4" w:space="0" w:color="B9C4D4"/>
+            </w:tcBorders>
+            <w:vAlign w:val="center"/>
+          </w:tcPr>
+          <w:p>
+            <w:r/>
+            <w:r>
+              <w:rPr>
+                <w:rFonts w:ascii="Calibri" w:hAnsi="Calibri"/>
+                <w:b w:val="0"/>
+                <w:i w:val="0"/>
+                <w:color w:val="222222"/>
+                <w:sz w:val="19"/>
+              </w:rPr>
+              <w:t>NFR-08 (Khả năng sử dụng)</w:t>
+            </w:r>
+          </w:p>
+        </w:tc>
+        <w:tc>
+          <w:tcPr>
+            <w:tcW w:type="dxa" w:w="1701"/>
+            <w:shd w:val="clear" w:color="auto" w:fill="FFFFFF"/>
+            <w:tcBorders>
+              <w:top w:val="single" w:sz="4" w:space="0" w:color="B9C4D4"/>
+              <w:left w:val="single" w:sz="4" w:space="0" w:color="B9C4D4"/>
+              <w:bottom w:val="single" w:sz="4" w:space="0" w:color="B9C4D4"/>
+              <w:right w:val="single" w:sz="4" w:space="0" w:color="B9C4D4"/>
+            </w:tcBorders>
+            <w:vAlign w:val="center"/>
+          </w:tcPr>
+          <w:p>
+            <w:r/>
+            <w:r>
+              <w:rPr>
+                <w:rFonts w:ascii="Calibri" w:hAnsi="Calibri"/>
+                <w:b w:val="0"/>
+                <w:i w:val="0"/>
+                <w:color w:val="222222"/>
+                <w:sz w:val="19"/>
+              </w:rPr>
+              <w:t>Demo</w:t>
+            </w:r>
+          </w:p>
+        </w:tc>
+        <w:tc>
+          <w:tcPr>
+            <w:tcW w:type="dxa" w:w="4252"/>
+            <w:shd w:val="clear" w:color="auto" w:fill="FFFFFF"/>
             <w:tcBorders>
               <w:top w:val="single" w:sz="4" w:space="0" w:color="B9C4D4"/>
               <w:left w:val="single" w:sz="4" w:space="0" w:color="B9C4D4"/>
@@ -26898,6 +33579,45 @@
       </w:r>
     </w:p>
     <w:p>
+      <w:pPr>
+        <w:jc w:val="center"/>
+      </w:pPr>
+      <w:r>
+        <w:drawing>
+          <wp:inline xmlns:a="http://schemas.openxmlformats.org/drawingml/2006/main" xmlns:pic="http://schemas.openxmlformats.org/drawingml/2006/picture">
+            <wp:extent cx="3240000" cy="5467500"/>
+            <wp:docPr id="6" name="Picture 6"/>
+            <wp:cNvGraphicFramePr>
+              <a:graphicFrameLocks noChangeAspect="1"/>
+            </wp:cNvGraphicFramePr>
+            <a:graphic>
+              <a:graphicData uri="http://schemas.openxmlformats.org/drawingml/2006/picture">
+                <pic:pic>
+                  <pic:nvPicPr>
+                    <pic:cNvPr id="0" name="srs_appA_wireframe_hoso_vi.png"/>
+                    <pic:cNvPicPr/>
+                  </pic:nvPicPr>
+                  <pic:blipFill>
+                    <a:blip r:embed="rId14"/>
+                    <a:stretch>
+                      <a:fillRect/>
+                    </a:stretch>
+                  </pic:blipFill>
+                  <pic:spPr>
+                    <a:xfrm>
+                      <a:off x="0" y="0"/>
+                      <a:ext cx="3240000" cy="5467500"/>
+                    </a:xfrm>
+                    <a:prstGeom prst="rect"/>
+                  </pic:spPr>
+                </pic:pic>
+              </a:graphicData>
+            </a:graphic>
+          </wp:inline>
+        </w:drawing>
+      </w:r>
+    </w:p>
+    <w:p>
       <w:r>
         <w:rPr>
           <w:rFonts w:ascii="Calibri" w:hAnsi="Calibri"/>
@@ -26906,7 +33626,7 @@
           <w:color w:val="444444"/>
           <w:sz w:val="19"/>
         </w:rPr>
-        <w:t>Wireframe cho SCR-03, SCR-04, SCR-05 sẽ được hoàn thiện cùng bộ Wireframe POS/Admin ở Tài liệu thiết kế hệ thống (SDD).</w:t>
+        <w:t>Wireframe cho SCR-03, SCR-04, SCR-05, SCR-08, SCR-09, SCR-10 sẽ được hoàn thiện cùng bộ Wireframe xử lý đơn/Admin ở Tài liệu thiết kế hệ thống (SDD).</w:t>
       </w:r>
     </w:p>
     <w:p>
@@ -27105,7 +33825,7 @@
                 <w:color w:val="222222"/>
                 <w:sz w:val="19"/>
               </w:rPr>
-              <w:t>Ký hợp tác chính thức và xin cấp API key với MoMo (hiện chỉ giả định mức tích hợp API, chưa có hợp đồng thật).</w:t>
+              <w:t>Ký hợp tác chính thức và xin cấp API key với MoMo (hiện chỉ giả định mức tích hợp API, chưa có hợp đồng thật), bao gồm cả API chuyển tiền rút ví điện tử về ngân hàng.</w:t>
             </w:r>
           </w:p>
         </w:tc>
@@ -27211,7 +33931,7 @@
                 <w:color w:val="222222"/>
                 <w:sz w:val="19"/>
               </w:rPr>
-              <w:t>Ký hợp tác chính thức và xin cấp API key với Green SM, chốt bảng giá ship chính thức theo khu vực.</w:t>
+              <w:t>Ký hợp tác chính thức và xin cấp API key với Green SM, chốt bảng giá ship chính thức theo khoảng cách trong bán kính 20km.</w:t>
             </w:r>
           </w:p>
         </w:tc>
@@ -27245,6 +33965,112 @@
           <w:tcPr>
             <w:tcW w:type="dxa" w:w="1984"/>
             <w:shd w:val="clear" w:color="auto" w:fill="EEF2F7"/>
+            <w:tcBorders>
+              <w:top w:val="single" w:sz="4" w:space="0" w:color="B9C4D4"/>
+              <w:left w:val="single" w:sz="4" w:space="0" w:color="B9C4D4"/>
+              <w:bottom w:val="single" w:sz="4" w:space="0" w:color="B9C4D4"/>
+              <w:right w:val="single" w:sz="4" w:space="0" w:color="B9C4D4"/>
+            </w:tcBorders>
+            <w:vAlign w:val="center"/>
+          </w:tcPr>
+          <w:p>
+            <w:r/>
+            <w:r>
+              <w:rPr>
+                <w:rFonts w:ascii="Calibri" w:hAnsi="Calibri"/>
+                <w:b w:val="0"/>
+                <w:i w:val="0"/>
+                <w:color w:val="222222"/>
+                <w:sz w:val="19"/>
+              </w:rPr>
+              <w:t>Trước khi bắt đầu Giai đoạn 3 (SDD)</w:t>
+            </w:r>
+          </w:p>
+        </w:tc>
+      </w:tr>
+      <w:tr>
+        <w:tc>
+          <w:tcPr>
+            <w:tcW w:type="dxa" w:w="1020"/>
+            <w:shd w:val="clear" w:color="auto" w:fill="FFFFFF"/>
+            <w:tcBorders>
+              <w:top w:val="single" w:sz="4" w:space="0" w:color="B9C4D4"/>
+              <w:left w:val="single" w:sz="4" w:space="0" w:color="B9C4D4"/>
+              <w:bottom w:val="single" w:sz="4" w:space="0" w:color="B9C4D4"/>
+              <w:right w:val="single" w:sz="4" w:space="0" w:color="B9C4D4"/>
+            </w:tcBorders>
+            <w:vAlign w:val="center"/>
+          </w:tcPr>
+          <w:p>
+            <w:r/>
+            <w:r>
+              <w:rPr>
+                <w:rFonts w:ascii="Calibri" w:hAnsi="Calibri"/>
+                <w:b w:val="0"/>
+                <w:i w:val="0"/>
+                <w:color w:val="222222"/>
+                <w:sz w:val="19"/>
+              </w:rPr>
+              <w:t>TBD-03</w:t>
+            </w:r>
+          </w:p>
+        </w:tc>
+        <w:tc>
+          <w:tcPr>
+            <w:tcW w:type="dxa" w:w="4082"/>
+            <w:shd w:val="clear" w:color="auto" w:fill="FFFFFF"/>
+            <w:tcBorders>
+              <w:top w:val="single" w:sz="4" w:space="0" w:color="B9C4D4"/>
+              <w:left w:val="single" w:sz="4" w:space="0" w:color="B9C4D4"/>
+              <w:bottom w:val="single" w:sz="4" w:space="0" w:color="B9C4D4"/>
+              <w:right w:val="single" w:sz="4" w:space="0" w:color="B9C4D4"/>
+            </w:tcBorders>
+            <w:vAlign w:val="center"/>
+          </w:tcPr>
+          <w:p>
+            <w:r/>
+            <w:r>
+              <w:rPr>
+                <w:rFonts w:ascii="Calibri" w:hAnsi="Calibri"/>
+                <w:b w:val="0"/>
+                <w:i w:val="0"/>
+                <w:color w:val="222222"/>
+                <w:sz w:val="19"/>
+              </w:rPr>
+              <w:t>Ký hợp tác chính thức và xin cấp API key với Shopee Express, chốt bảng giá ship chính thức theo khoảng cách ngoài bán kính 20km.</w:t>
+            </w:r>
+          </w:p>
+        </w:tc>
+        <w:tc>
+          <w:tcPr>
+            <w:tcW w:type="dxa" w:w="1984"/>
+            <w:shd w:val="clear" w:color="auto" w:fill="FFFFFF"/>
+            <w:tcBorders>
+              <w:top w:val="single" w:sz="4" w:space="0" w:color="B9C4D4"/>
+              <w:left w:val="single" w:sz="4" w:space="0" w:color="B9C4D4"/>
+              <w:bottom w:val="single" w:sz="4" w:space="0" w:color="B9C4D4"/>
+              <w:right w:val="single" w:sz="4" w:space="0" w:color="B9C4D4"/>
+            </w:tcBorders>
+            <w:vAlign w:val="center"/>
+          </w:tcPr>
+          <w:p>
+            <w:r/>
+            <w:r>
+              <w:rPr>
+                <w:rFonts w:ascii="Calibri" w:hAnsi="Calibri"/>
+                <w:b w:val="0"/>
+                <w:i w:val="0"/>
+                <w:color w:val="222222"/>
+                <w:sz w:val="19"/>
+              </w:rPr>
+              <w:t>Chủ đầu tư / Tác giả</w:t>
+            </w:r>
+          </w:p>
+        </w:tc>
+        <w:tc>
+          <w:tcPr>
+            <w:tcW w:type="dxa" w:w="1984"/>
+            <w:shd w:val="clear" w:color="auto" w:fill="FFFFFF"/>
             <w:tcBorders>
               <w:top w:val="single" w:sz="4" w:space="0" w:color="B9C4D4"/>
               <w:left w:val="single" w:sz="4" w:space="0" w:color="B9C4D4"/>
